--- a/iweict2026/PAPER_KO.docx
+++ b/iweict2026/PAPER_KO.docx
@@ -67,7 +67,7 @@
         <w:pStyle w:val="Abstract"/>
       </w:pPr>
       <w:r>
-        <w:t>초록—효율적인 신경망은 보통 곱셈 수를 최소화하도록 설계되지만, 소형 가속기에서는 실행 시간이 다른 것으로 정해질 수 있다. 본 연구는 소형 FPGA용 정수 CNN 가속기(Zynq XC7Z020: 곱셈기 64개, 단일 비트스트림, 7비트 입력, ReLU 출력)에서 가우시안 잡음(σ=25)을 제거하며, 측정된 병목이 망 설계를 어떻게 바꾸는지 보인다. 사이클 모델(설계 단계에서 1.7% 이내, 이전 보드 실행에서 관찰한 보정 두 개를 넣으면 0.003% 이내)은 이 구현이 사이클당 7비트 값 하나를 받는 입력 포트에 묶여 있음을 보인다. 즉 한 층의 비용은 창당 K 사이클이며(K는 입력 값의 수), 출력 채널 수는 곱셈기 수(64)까지 비용에 영향을 주지 않는다. 그래서 7층 DnCNN 형태의 기준 망은 곱셈기의 41%만 쓴다. 여기서 연산량(FLOP) 기준으로는 낭비로 보이는 두 가지 선택이 나온다. 2×2 space-to-depth 입력은 10층 64채널 망(파라미터 6.4배, 곱셈 1.6배)을 기준 망보다 25% 적은 사이클에 돌리게 하며, 0.3 dB 높다. 층의 곱셈을 2배로 만드는 maxout은 모든 은닉층의 추가 출력 채널이 된다. 보드에서 출력 64채널 maxout 층은 창당 289 사이클로 출력 32채널 ReLU 층과 같았고, 픽셀당 1% 많은 사이클(675 대 668)로 maxout 망은 같은 양자화 인지 학습을 거친 ReLU 망보다 +0.54 / +0.35 dB(Set12 / BSD68) 높다. 보드 연산을 재현한 그 학습은 모든 정수 모델을 float의 0.04 dB 안으로 가져왔다. 화질 우선 정수 모델은 30.12 / 29.02 dB로, 같은 클리핑 7비트 입력에서 측정한 BM3D(29.95 / 28.37 dB, 클리핑 없이는 29.98 / 28.62 dB)보다 높다. 속도 우선 모델은 기준 망보다 2.63배 적은 코어 사이클로 29.95 / 28.91 dB다. 모델당 Set12 한 장을 보드에서 끝까지 실행했고, 모든 층이 정수 모델과 비트 단위로 일치했다.</w:t>
+        <w:t>초록—효율적인 신경망은 보통 곱셈 수를 최소화하도록 설계되지만, 소형 가속기에서는 실행 시간이 다른 것으로 정해질 수 있다. 본 연구는 소형 FPGA용 정수 CNN 가속기(Zynq XC7Z020: 곱셈기 64개, 단일 비트스트림, 7비트 입력, ReLU 출력)에서 가우시안 잡음(σ=25)을 제거하며, 측정된 병목이 망 설계를 어떻게 바꾸는지 보인다. 사이클 모델(설계 단계에서 1.7% 이내, 이전 보드 실행에서 관찰한 보정 두 개를 넣으면 0.003% 이내)은 PC가 만든 창을 사이클당 7비트 값 하나씩 받는 이 구현이 입력 포트에 묶여 있음을 보인다. 즉 한 층의 비용은 창당 K 사이클이며(K는 입력 값의 수), 출력 채널 수는 곱셈기 수(64)까지 비용에 영향을 주지 않는다. 그래서 7층 DnCNN 형태의 기준 망은 곱셈기의 41%만 쓴다. 여기서 연산량(FLOP) 기준으로는 낭비로 보이는 두 가지 선택이 나온다. 2×2 space-to-depth 입력은 10층 64채널 망(파라미터 6.4배, 곱셈 1.6배)을 기준 망보다 25% 적은 사이클에 돌리게 하며, Set12에서 0.3 dB(BSD68 0.2 dB) 높다. 층의 곱셈을 2배로 만드는 maxout은 모든 은닉층의 추가 출력 채널이 된다. 보드에서 출력 64채널 maxout 층은 창당 289 사이클로 출력 32채널 ReLU 층과 같았고, 픽셀당 1% 많은 사이클(675 대 669)로 maxout 망은 같은 폭의 ReLU 망보다 높다〔재실험: 같은 예산의 정수 PSNR 차이로 교체〕. 보드 연산을 재현한 그 학습은 모든 정수 모델을 float의 0.04 dB 안으로 가져왔다. 화질 우선 정수 모델은 30.12 / 29.02 dB로, 같은 클리핑 7비트 입력에서 측정한 BM3D(29.95 / 28.37 dB, 클리핑 없이는 29.98 / 28.62 dB)보다 높다. 속도 우선 모델은 기준 망보다 2.63배 적은 코어 사이클로 29.95 / 28.91 dB다. 보드에서 실행한 다섯 모델마다 Set12 한 장을 끝까지 실행했고, 모든 층이 정수 모델과 비트 단위로 일치했다.</w:t>
       </w:r>
     </w:p>
     <w:p>
@@ -91,7 +91,7 @@
         <w:pStyle w:val="a3"/>
       </w:pPr>
       <w:r>
-        <w:t>DnCNN [2] 같은 CNN 잡음 제거기는 고전 기법 BM3D [1]보다 화질이 좋지만 픽셀마다 수만 번의 곱셈이 필요하다. 가속기에 올릴 망을 고를 때는 보통 곱셈 수(FLOPs)나 파라미터 수를 비용으로 삼는다. 그러나 연산량과 실제 지연이 비례하지 않는다는 것은 알려져 있다. Roofline 모델 [12]은 연산 강도가 낮은 커널은 연산기가 아니라 대역폭에 묶인다고 설명하고, ShuffleNet V2 [9]는 GPU 실측 속도로 설계 지침을 세웠으며, EfficientNet-X [13]는 TPU/GPU에서 FLOPs와 지연의 비비례를 분석해 space-to-depth를 가속기 활용도를 위해 썼고, ABPN [14]은 모바일 NPU에서 연산자별 지연을 재어 INT8 초해상도 망을 설계했다. 영상 복원에서는 eCNN/ERNet [15]이 DRAM 대역폭 제약에 맞춰 복원망을 공동 설계했고, 양자화 DnCNN을 Zynq급 FPGA에 올린 보고 [18], [19]와 벤더 DPU에서 INT8 양자화 인지 학습으로 잡음을 제거한 ReTiDe [20]가 있다. 이들은 GPU, TPU, NPU, 벤더 DPU의 측정 지연이나 DRAM 대역폭을 다뤘다.</w:t>
+        <w:t>DnCNN [2] 같은 CNN 잡음 제거기는 고전 기법 BM3D [1]보다 화질이 좋지만 픽셀마다 수만 번의 곱셈이 필요하다. 가속기에 올릴 망을 고를 때는 보통 곱셈 수(FLOPs)나 파라미터 수를 비용으로 삼는다. 그러나 연산량과 실제 지연이 비례하지 않는다는 것은 알려져 있다. Roofline 모델 [12]은 연산 강도가 낮은 커널은 연산기가 아니라 대역폭에 묶인다고 설명하고, ShuffleNet V2 [9]는 GPU 실측 속도로 설계 지침을 세웠으며, EfficientNet-X [13]는 TPU/GPU에서 FLOPs와 지연의 비비례를 분석해 space-to-depth를 가속기 활용도를 위해 썼고, ABPN [14]은 모바일 NPU에서 연산자별 지연을 재어 INT8 초해상도 망을 설계했다. FPGA CNN 가속기는 칩 안의 파이프라인과 라인 버퍼로 메모리 대역폭 병목을 줄이는 방향으로 설계되어 왔다(PipeCNN [21] 등). 영상 복원에서는 eCNN/ERNet [15]이 DRAM 대역폭 제약에 맞춰 복원망을 공동 설계했고, 경량 CNN 잡음 제거기를 Zynq 계열 FPGA에 올린 보고 [18], [19]와 벤더 DPU에서 INT8 양자화 인지 학습으로 잡음을 제거한 ReTiDe [20]가 있다. 이들은 GPU, TPU, NPU, 벤더 DPU의 측정 지연이나 DRAM 대역폭을 다뤘다.</w:t>
       </w:r>
     </w:p>
     <w:p>
@@ -142,16 +142,16 @@
         <w:t>연산량 기준으로는 손해인 두 선택</w:t>
       </w:r>
       <w:r>
-        <w:t xml:space="preserve">을 같은 사이클 축에서 비교한 표(iso-cycle 비교). space-to-depth는 6.4배 큰 망을 25% 적은 사이클에 넣고, maxout은 은닉층의 사이클을 바꾸지 않은 채(보드 실측 289 사이클/창, ReLU 층과 동일) 같은 학습·양자화 조건의 ReLU 망보다 Set12 +0.54, BSD68 +0.35 dB 높다. 3. 보드 연산을 그대로 재현한 양자화 인지 학습과 </w:t>
+        <w:t xml:space="preserve">을 같은 사이클 축에서 비교한 표(iso-cycle 비교). space-to-depth는 6.4배 큰 망을 25% 적은 사이클에 넣고, maxout은 은닉층의 사이클을 바꾸지 않은 채(보드 실측 289 사이클/창, ReLU 층과 동일) 같은 폭의 ReLU 망보다 화질을 올린다〔재실험〕. 3. </w:t>
       </w:r>
       <w:r>
         <w:rPr>
           <w:b/>
         </w:rPr>
-        <w:t>보드에서의 비트 단위 검증</w:t>
-      </w:r>
-      <w:r>
-        <w:t>. 정수 모델은 같은 입력 조건의 BM3D를 넘고(30.12 / 29.02 dB), 속도 우선 모델은 기준 망보다 2.63배 적은 사이클로 BM3D 수준이다(29.95 / 28.91 dB).</w:t>
+        <w:t>보드에서의 비트 단위 검증.</w:t>
+      </w:r>
+      <w:r>
+        <w:t xml:space="preserve"> 보드 연산을 재현한 양자화 인지 학습(방법은 기존 관행, III절)으로 만든 정수 모델은 같은 입력 조건의 BM3D를 넘고(30.12 / 29.02 dB), 속도 우선 모델은 기준 망보다 2.63배 적은 사이클로 BM3D 수준이다(29.95 / 28.91 dB). 보드에서 실행한 다섯 모델은 모든 층이 정수 모델과 비트 단위로 일치했다.</w:t>
       </w:r>
     </w:p>
     <w:p>
@@ -168,7 +168,7 @@
         <w:t>선택의 근거</w:t>
       </w:r>
       <w:r>
-        <w:t>다. 측정된 병목이 설계 규칙을 뒤집는다는 것을 작은 코어에서 사이클 단위로, 비트 단위로 검증한 사례 연구다.</w:t>
+        <w:t>다. 측정된 병목이 설계 규칙을 뒤집는다는 것을 작은 코어에서 사이클 단위로, 비트 단위로 검증한 사례 연구다. 결론은 PC가 창을 만들어 보내는 입력 구조에 대한 것이며, 칩 안 라인 버퍼 구조에서는 사이클 모델상 같은 선택의 이점이 사라진다(II절).</w:t>
       </w:r>
     </w:p>
     <w:p>
@@ -251,7 +251,7 @@
         <w:t>ReLU(b + Σ w·x)</w:t>
       </w:r>
       <w:r>
-        <w:t>를 계산한다. 가중치 INT8, 누산 INT32, 활성값 7비트. 곱셈기는 출력 채널 P=16개 × 탭 뱅크 T=4개 = 64개이다. 런타임 형상은 K ≤ 1152, COUT ≤ 128이고, 같은 비트스트림으로 CIFAR-10 분류망과 본 잡음 제거망을 모두 실행했다. 설계는 XC7Z020의 LUT 21%, BRAM 51%를 쓴다. DSP는 0개인데, 이는 합성 결과이지 설계 제약이 아니다. 타이밍은 100 MHz에서 닫혔고(WNS +0.221 ns), 측정은 PS 초기화 기본값인 50 MHz에서 했으며 한 모델은 100 MHz에서도 돌려 사이클 수가 같음을 확인했다(표 II).</w:t>
+        <w:t>를 계산한다. 가중치 INT8, 누산 INT32, 활성값 7비트. 곱셈기는 출력 채널 P=16개 × 탭 뱅크 T=4개 = 64개이다. 런타임 형상은 K ≤ 1152, COUT ≤ 128이고, 같은 비트스트림으로 CIFAR-10 분류망과 본 잡음 제거망을 모두 실행했다. 설계는 XC7Z020의 LUT 21%, BRAM 51%를 쓴다. DSP는 0개다. 보드 빌드에서 DSP 사용을 제한하지 않았는데 Vivado가 8비트 곱셈을 모두 LUT로 구현했고(관측이며 보장되는 성질은 아니다), 그 결과 DSP 220개는 다른 용도로 남는다. 타이밍은 100 MHz에서 닫혔고(WNS +0.221 ns), 측정은 PS 초기화 기본값인 50 MHz에서 했으며 한 모델은 100 MHz에서도 돌려 사이클 수가 같음을 확인했다(표 II).</w:t>
       </w:r>
     </w:p>
     <w:p>
@@ -292,7 +292,7 @@
         <w:t>입력 대역에 묶인다</w:t>
       </w:r>
       <w:r>
-        <w:t>. 이때 COUT ≤ P·T = 64인 한 출력 채널은 사이클을 바꾸지 않는다. 예를 들어 K=288에서 COUT 32와 64는 둘 다 288 사이클이고, 128이면 576이다(COUT &gt; 64는 보드에서 재지 않았고 RTL 시뮬레이션으로만 확인했다). 이런 해석적 비용 모델은 FPGA 가속기 설계에서 흔히 쓰이며 [8], 문헌의 모델 오차는 수 %대가 보통이다.</w:t>
+        <w:t>. 이때 COUT ≤ P·T = 64인 한 출력 채널은 사이클을 바꾸지 않는다. 예를 들어 K=288에서 COUT 32와 64는 둘 다 288 사이클이고, 128이면 576이다. 이 식은 dense 모드의 상한이다. 보드 실행은 모두 sparse 모드였는데, 이 모드는 0인 활성값의 곱셈만 건너뛰어 연산 항을 줄이고 입력 항 K는 그대로이므로, 입력에 묶인 층의 사이클은 두 모드에서 같다. dense 모드의 COUT &gt; 64는 보드에서 재지 않았다. 같은 비트스트림의 CIFAR-10 실행에서 K=576, COUT=128 층은 sparse 모드(활성값의 65%가 0)로 591.5 사이클/창이었다. 이런 해석적 비용 모델은 FPGA 가속기 설계에서 흔히 쓰인다 [8].</w:t>
       </w:r>
     </w:p>
     <w:p>
@@ -306,7 +306,7 @@
         <w:t>실측 보정.</w:t>
       </w:r>
       <w:r>
-        <w:t xml:space="preserve"> 기준 7층 망의 보드 실행에서 모든 층이 이 값보다 창당 1 사이클 많았고, 창당 최소 COUT 사이클이 걸렸다(코어가 출력을 사이클당 하나씩 내보내므로; 같은 현상을 CIFAR-10 실행에서도 보았다). 두 보정을 넣은 모델은 그 뒤에 설계한 10층 망 두 개의 총 사이클을 0.003% 이내로 예측했다(표 II). 보정 전 모델의 오차는 세 망에서 0.7–1.6%다.</w:t>
+        <w:t xml:space="preserve"> 기준 7층 망의 보드 실행에서 모든 층이 이 값보다 창당 1 사이클 많았고, 창당 최소 COUT 사이클이 걸렸다(코어가 출력을 사이클당 하나씩 내보내므로; 같은 현상을 CIFAR-10 실행에서도 보았다). 두 보정을 넣은 모델은 그 뒤에 설계한 10층 망 두 개의 총 사이클을 0.003% 이내로 예측했다(표 II). 보정 전 모델의 오차는 세 망에서 0.7–1.7%다.</w:t>
       </w:r>
     </w:p>
     <w:p>
@@ -320,7 +320,7 @@
         <w:t>병목의 출처.</w:t>
       </w:r>
       <w:r>
-        <w:t xml:space="preserve"> 입력 포트가 사이클당 값 하나인 것은 물리 제약이 아니라 현재 AXI-Stream 래퍼의 설계다. 32비트 비트 하나에는 7비트 값 4개가 실려 오고, 래퍼가 이를 1개/사이클로 풀어 코어에 넣는다. CIFAR-10용 비트스트림을 바꾸지 않고 재사용하려는 선택이었다. 포트를 4개/사이클로 넓히면 비용은 max(K/4, ⌈COUT/P⌉·⌈K/T⌉)가 되어 K=288, COUT=64인 층은 288 사이클(COUT=32이면 144)로 연산에 묶이고, 아래의 maxout은 더 이상 공짜가 아니다. 즉 본 논문의 규칙은 "이 포트 폭에서는"이라는 조건이 붙는다. 전달하려는 것은 규칙 자체가 아니라, 측정한 병목에 맞춰 망을 고르면 연산량 기준의 선택이 뒤집힌다는 방법이다.</w:t>
+        <w:t xml:space="preserve"> 입력 포트가 사이클당 값 하나인 것은 물리 제약이 아니라 현재 AXI-Stream 래퍼의 설계다. 32비트 전송 단위(beat) 하나에는 7비트 값 4개가 실려 오고, 래퍼가 이를 1개/사이클로 풀어 코어에 넣는다. CIFAR-10용 비트스트림을 바꾸지 않고 재사용하려는 선택이었다. 포트를 4개/사이클로 넓히면 비용은 max(K/4, ⌈COUT/P⌉·⌈K/T⌉)가 되어 K=288, COUT=64인 층은 288 사이클(COUT=32이면 144)로 연산에 묶이고, 아래의 maxout은 더 이상 공짜가 아니다. 즉 본 논문의 규칙은 "이 포트 폭에서는"이라는 조건이 붙는다. 일반화하면 추가 사이클 없이 늘릴 수 있는 출력 채널은 대략 곱셈기 수를 입력 폭으로 나눈 값(P·T/w: 사이클당 1값이면 64, 2값이면 32, 4값이면 16)까지다. 창을 PC가 만든다는 점도 같은 역할을 한다. 칩 안에 라인 버퍼를 두는 일반적인 FPGA 가속기 구조 [21]에서는 창마다 새 열의 C_in개 값만 들어오므로, dense 사이클 모델로 은닉층(K=288)이 COUT=32에서 145, COUT=64에서 289 사이클/창이 된다. 그러면 maxout은 ReLU의 2배 비용이 되고, 망 전체로도 A(833 사이클/px)가 B(1,208)보다 빨라져 두 선택의 이점이 모두 사라진다(예측이며 보드에서 재지 않았다). 전달하려는 것은 규칙 자체가 아니라, 측정한 병목에 맞춰 망을 고르면 연산량 기준의 선택이 뒤집힌다는 방법이다.</w:t>
       </w:r>
     </w:p>
     <w:p>
@@ -334,7 +334,16 @@
         <w:t>공짜인 것, 그리고 host의 몫.</w:t>
       </w:r>
       <w:r>
-        <w:t xml:space="preserve"> 창을 PC가 만들기 때문에 창의 모양(팽창, 2×2 위상 분할, 임의의 탭 배치)은 코어 사이클이 아니다. 층 사이의 재양자화도 PC가 하므로 그 자리에서 하는 값별 연산(채널 쌍의 max, 채널의 공간 배치)도 코어 사이클이 아니다. 코어 사이클에는 오직 K가 든다. host의 몫은 0이 아니다. 256×256 영상 한 장에 층당 im2col 약 1 ms, 재양자화 약 3 ms, maxout의 max 약 0.2 ms로(4코어 PC, numpy) 장당 약 0.05 s이며, 코어 시간 0.89–1.73 s의 3–6%다. 창당 host 연산은 COUT + COUT/2 ≤ K이므로 스트리밍 단으로 하드웨어화해도 입력 한계 아래에 숨는다. 표 II의 벽시계 시간이 이보다 훨씬 긴 것은 JTAG 전송과 보드 쪽 검증 오라클 때문이다.</w:t>
+        <w:t xml:space="preserve"> 창을 PC가 만들기 때문에 창의 모양(팽창, 2×2 위상 분할, 임의의 탭 배치)은 코어 사이클이 아니다. 층 사이의 재양자화도 PC가 하므로 그 자리에서 하는 값별 연산(채널 쌍의 max, 채널의 공간 배치)도 코어 사이클이 아니다. 코어 사이클에는 오직 K가 든다. host의 몫은 0이 아니다. 256×256 영상 한 장에 im2col, 재양자화, maxout의 max를 합쳐 0.07–0.13 s이며(4코어 PC, numpy; </w:t>
+      </w:r>
+      <w:r>
+        <w:rPr>
+          <w:rFonts w:ascii="Courier New" w:hAnsi="Courier New"/>
+        </w:rPr>
+        <w:t>scripts/time_host.py</w:t>
+      </w:r>
+      <w:r>
+        <w:t>, 대부분이 재양자화), 50 MHz 코어 시간의 5–9%다. 은닉층에서는 창당 host 연산(COUT + COUT/2)이 K보다 작으므로 스트리밍 단으로 하드웨어화해도 입력 한계 아래에 숨는다(첫 층은 예외). 표 II의 벽시계 시간이 이보다 훨씬 긴 것은 JTAG 전송과 보드 쪽 검증 오라클 때문이다.</w:t>
       </w:r>
     </w:p>
     <w:p>
@@ -365,7 +374,7 @@
         <w:t>깨끗한 영상을 직접 출력</w:t>
       </w:r>
       <w:r>
-        <w:t>하고, 잡음 영상을 마지막 층에 한 채널 더 입력(skip)해서 "입력을 베끼고 고치는" 경로를 준다. 부호를 둘로 나눠 잡음을 예측하는 변형((w, b), (−w, −b) 두 채널)도 시험했지만 정수 변환에서 0.3 dB를 잃어 쓰지 않았다.</w:t>
+        <w:t>하고, 잡음 영상을 마지막 층에 한 채널 더 입력(skip)해서 "입력을 베끼고 고치는" 경로를 준다. 부호를 둘로 나눠 잡음을 예측하는 변형((w, b), (−w, −b) 두 채널)도 시험했지만 정수 변환 손실이 0.30 dB로 직접 출력 망(0.12 dB)보다 커서 쓰지 않았다(60 epoch 모델 기준).</w:t>
       </w:r>
     </w:p>
     <w:p>
@@ -402,7 +411,7 @@
         <w:t>space-to-depth (B).</w:t>
       </w:r>
       <w:r>
-        <w:t xml:space="preserve"> FFDNet [3]처럼 영상을 2×2 위상으로 나눠 반쪽 해상도 4채널로 처리한다. 창 수가 1/4이 되므로, 같은 사이클 예산 안에 채널 64, 깊이 10층의 망이 들어간다. 중간 층은 K=576, COUT=64로 ⌈64/16⌉·144 = 576 = K: 입력 대역과 연산이 정확히 균형을 이룬다(활용률 89%). 파라미터는 A의 6.4배, 곱셈은 1.6배인데 사이클은 25% 적다. 이 비교에서 바뀐 것은 리샘플링만이 아니라 깊이·폭·파라미터이므로, 아래 표의 B 대 A 차이는 "space-to-depth 덕분에 더 큰 망이 더 적은 사이클에 들어간다"로 읽어야 한다.</w:t>
+        <w:t xml:space="preserve"> FFDNet [3]처럼 영상을 2×2 위상으로 나눠 반쪽 해상도 4채널로 처리한다. 창 수가 1/4이 되므로, 같은 사이클 예산 안에 채널 64, 깊이 10층의 망이 들어간다. 중간 층은 K=576, COUT=64로 ⌈64/16⌉·144 = 576 = K: 입력 대역과 연산이 정확히 균형을 이룬다(망 전체 활용률 88%). 파라미터는 A의 6.4배, 곱셈은 1.6배인데 사이클은 25% 적다. 이 비교에서 바뀐 것은 리샘플링만이 아니라 깊이·폭·파라미터이므로, 아래 표의 B 대 A 차이는 "space-to-depth 덕분에 더 큰 망이 더 적은 사이클에 들어간다"로 읽어야 한다.</w:t>
       </w:r>
     </w:p>
     <w:p>
@@ -434,7 +443,7 @@
         <w:pStyle w:val="a3"/>
       </w:pPr>
       <w:r>
-        <w:t>이것이 maxout [4](Max-Feature-Map [10] 형태)이다. 복원망에서 maxout이 좁은 망에 유리하다는 것은 알려져 있다. Choi와 Kim [16]은 초해상도에서 maxout이 필터 수를 절반으로 줄여도 화질을 유지한다고 보였고, MTLU [17]의 비교에서는 64채널 망의 maxout이 ReLU와 0.04 dB 안에서 같았다. 그 이득을 대가 없이 가져오는 것이 이 코어의 특징이다. 일반 하드웨어에서 maxout은 층의 곱셈을 2배로 늘리지만, 여기서는 다음 층의 K가 그대로이므로 K ≥ COUT인 은닉층의 사이클이 그대로다(첫 층은 K=36 &lt; 64라 창당 64 사이클이 되어 픽셀당 1%가 는다). 재양자화가 채널별 단조 함수이므로 코드의 max는 실수 값의 max를 재양자화한 것과 같다. 정수 모델과 보드 드라이버가 같은 순서로 계산한다.</w:t>
+        <w:t>이것이 maxout [4](Max-Feature-Map [10] 형태)이다. 복원망에서 maxout의 효과는 망 폭에 따라 다르다. Choi와 Kim [16]은 초해상도에서 maxout으로 필터 수를 절반으로 줄여도 화질을 유지했고, MTLU [17]는 4× space-to-depth 잡음 제거망(64채널, σ=50)에서 maxout이 ReLU보다 약 0.04 dB 낮다고 보고했다. 이 코어의 특징은 그 효과를 사이클 대가 없이 시험할 수 있다는 점이다. 일반 하드웨어에서 maxout은 층의 곱셈을 2배로 늘리지만, 여기서는 다음 층의 K가 그대로이므로 K ≥ COUT인 은닉층의 사이클이 그대로다(첫 층은 K=36 &lt; 64라 창당 64 사이클이 되어 픽셀당 1%가 는다). 재양자화가 채널별 단조 함수이므로 코드의 max는 실수 값의 max를 재양자화한 것과 같다. 정수 모델과 보드 드라이버가 같은 순서로 계산한다.</w:t>
       </w:r>
     </w:p>
     <w:p>
@@ -448,7 +457,7 @@
         <w:t>학습.</w:t>
       </w:r>
       <w:r>
-        <w:t xml:space="preserve"> Train400 중 20장을 검증용으로 떼고 380장으로 학습한다. 40×40(A) 또는 50×50(B 계열) 패치, 뒤집기·회전, MSE, Adam(초기 10⁻³, 배치 128). 검증 PSNR이 6 epoch 동안 오르지 않으면 학습률을 반으로, 15 epoch 동안 오르지 않으면 종료한다. 검증 최고 모델을 쓰고, 테스트셋은 선택에 쓰지 않는다. 데이터, 증강, 손실, 학습률 규칙은 모든 망이 같고 epoch당 픽셀 수도 같지만(52.4M 대 51.2M), epoch당 갱신 횟수는 A 256, B 계열 160이고 총 예산은 최고 검증 epoch 기준 2–3만 갱신으로 DnCNN [2]의 약 1/4이다. 시드는 하나다.</w:t>
+        <w:t xml:space="preserve"> Train400 중 20장을 검증용으로 떼고 380장으로 학습한다. 40×40(A) 또는 50×50(B 계열) 패치, 뒤집기·회전, MSE, Adam(초기 10⁻³, 배치 128). 검증 PSNR이 6 epoch 동안 오르지 않으면 학습률을 반으로, 15 epoch 동안 오르지 않으면 종료한다. 검증 최고 모델을 쓰고, 테스트셋은 선택에 쓰지 않는다. 데이터, 증강, 손실, 학습률 규칙은 모든 망이 같고 epoch당 픽셀 수도 같지만(52.4M 대 51.2M), epoch당 갱신 횟수는 A 256, B 계열 160이다. 최고 검증 epoch까지의 갱신은 A 2.7만, B 2.2만, B-32+maxout 1.8만이었다. B-32(ReLU)는 epoch 26에 검증 PSNR이 무너진 뒤 15 epoch 안에 회복하지 못해 epoch 40에 조기 종료되어 0.4만이었다. 이 비교는 조기 종료 없이 같은 120 epoch으로 다시 학습했다〔재실험〕. 시드는 하나다.</w:t>
       </w:r>
     </w:p>
     <w:p>
@@ -462,7 +471,7 @@
         <w:t>양자화와 양자화 인지 학습.</w:t>
       </w:r>
       <w:r>
-        <w:t xml:space="preserve"> 정수 추론 [5]을 따른다. 가중치는 출력 채널별 대칭 INT8, 바이어스 INT32, 활성값은 층(맵)마다 스케일 하나를 갖는 7비트. 스케일은 먼저 검증 영상 40장에서 맵마다 퍼센타일을 골라 정하고(테스트셋은 쓰지 않음), 이어서 </w:t>
+        <w:t xml:space="preserve"> 정수 추론 [5]을 따른다. 가중치는 출력 채널별 대칭 INT8, 바이어스 INT32, 활성값은 층(맵)마다 스케일 하나를 갖는 7비트. 스케일은 먼저 학습 영상에서 맵마다 활성값 분포의 퍼센타일을 골라 정하고(범위 통계는 Train400의 매 10번째 40장, 퍼센타일 선택은 그와 겹치지 않는 다른 40장이며, Set12와 BSD68은 쓰지 않음), 이어서 </w:t>
       </w:r>
       <w:r>
         <w:rPr>
@@ -471,7 +480,7 @@
         <w:t>보드의 정수 연산을 float 안에서 그대로 재현한 모듈</w:t>
       </w:r>
       <w:r>
-        <w:t>(INT8 가중치 반올림, 7비트 활성값 반올림, 바이어스 단위, skip 입력의 스케일 비 접기, 재양자화 뒤의 maxout, 8비트 출력)을 straight-through 추정으로 15 epoch 미세조정한다(학습률 10⁻⁴). 활성값 스케일은 학습 변수다(LSQ [6]). 검증은 양자화를 켠 채로 하므로 남는 모델이 곧 보드 모델이다. 같은 스케일을 주면 이 모듈과 정수 모델의 PSNR은 0.001 dB 안에서 같다. 이 방식 자체는 FINN/Brevitas나 hls4ml 계열의 비트 정확 에뮬레이션과 같은 관행이며, 본 코어에 맞춘 것은 7비트 부호 없는 활성값, 재양자화 뒤의 maxout, skip 스케일 접기다.</w:t>
+        <w:t>(INT8 가중치 반올림, 7비트 활성값 반올림, 바이어스 단위, skip 입력의 스케일 비 접기, 재양자화 뒤의 maxout, 8비트 출력)을 straight-through 추정으로 15 epoch 미세조정한다(학습률 10⁻⁴). 활성값 스케일은 학습 변수다(LSQ [6]). 검증은 양자화를 켠 채로 하므로 남는 모델이 곧 보드 모델이다. 같은 스케일을 주면 이 모듈과 정수 모델의 PSNR은 0.001 dB 안에서 같다. 이 방식 자체는 FPGA용 양자화 도구들이 쓰는 비트 정확 에뮬레이션과 같은 관행이며, 본 코어에 맞춘 것은 7비트 부호 없는 활성값, 재양자화 뒤의 maxout, skip 스케일 접기다.</w:t>
       </w:r>
     </w:p>
     <w:p>
@@ -493,7 +502,7 @@
         <w:t>RTL.</w:t>
       </w:r>
       <w:r>
-        <w:t xml:space="preserve"> UVM [11] 환경(AXI4-Lite·AXI4-Stream 에이전트, 모니터에서 예측하는 참조 모델 스코어보드, 형상·모드·데이터·흐름 커버리지, AXI 핸드셰이크 assertion 8개)을 Verilator 5.052에서 돌렸다. 테스트 4종을 빌드 4개와 시드 2–3개로 실행해 UVM 1.2에서 39회, IEEE 1800.2-2020에서 26회 모두 통과했고(xsim은 돌리지 않았다), 출력 38,809개와 레지스터 읽기 7,114개를 비교했다. 일부러 넣은 버그 10개를 모두 검출했다. 형상 커버리지는 축소 빌드에서 89–100%, 보드 빌드에서는 17–29%이며 실제 층 형상은 지시 테스트로 덮었다.</w:t>
+        <w:t xml:space="preserve"> UVM [11] 환경(AXI4-Lite·AXI4-Stream 에이전트, 모니터에서 예측하는 참조 모델 스코어보드, 형상·모드·데이터·흐름 커버리지, AXI 핸드셰이크 assertion 8개)을 Verilator 5.052에서 돌렸다. 테스트 4종을 빌드 4개와 시드 2–3개로 실행해 UVM 1.2에서 39회, IEEE 1800.2-2020에서 26회 모두 통과했고(xsim은 돌리지 않았다), UVM 1.2 실행에서 출력 38,809개와 레지스터 읽기 7,114개를 비교했다(2020판 실행은 23,043개와 4,774개). 일부러 넣은 버그 10개를 모두 검출했다. 형상 커버리지는 축소 빌드에서 89–100%, 보드 빌드에서는 17–29%다. 지시 테스트는 CIFAR-10 층 형상(K=27–1152, COUT=32–128)을 덮으며, 잡음 제거망의 형상(K=9, 36, 297, 324, 612 등)은 UVM이 아니라 보드에서 비트 단위로 검증했다.</w:t>
       </w:r>
     </w:p>
     <w:p>
@@ -538,7 +547,7 @@
         <w:t>클리핑하고 7비트로 양자화해서</w:t>
       </w:r>
       <w:r>
-        <w:t xml:space="preserve"> 넣었다. 이 조건은 CNN에는 학습 분포이지만 BM3D에는 아니다. 클리핑 없는 float 잡음에서 BM3D는 Set12 +0.03, BSD68 +0.26 dB 높고(포화 픽셀이 많은 영상에 집중), BM3D의 σ를 학습 영상에서 다시 골라도 차이는 0.1 dB 이내다. 표에는 두 값을 모두 적는다. 같은 입력에서의 CNN 기준선으로 공개 DnCNN-S [2] 가중치(17층 × 64, 556k, float, 클리핑 없이 학습)를 평가했다. 정수 PSNR은 보드와 같은 정수 연산을 PC에서 수행한 값이며, 모델당 Set12 05.png 한 장을 보드에서 끝까지 실행해 전 층 비트 일치를 확인했다(표 II). 자체 학습 로그에서 epoch 간 Set12 표준편차가 0.08–0.10 dB이므로, 0.1 dB 미만의 차이는 해석하지 않는다.</w:t>
+        <w:t xml:space="preserve"> 넣었다. 이 조건은 CNN에는 학습 분포이지만 BM3D에는 아니다. 클리핑 없는 float 잡음에서 BM3D는 Set12 +0.03, BSD68 +0.26 dB 높고(포화 픽셀이 많은 영상에 집중), BM3D의 σ를 학습 영상에서 다시 골라도 차이는 0.1 dB 이내다. 표에는 두 값을 모두 적는다. 같은 입력에서의 CNN 기준선으로 공개 DnCNN-S [2] 가중치(17층 × 64, 556k, float, 클리핑 없이 학습)를 평가했다. 정수 PSNR은 보드와 같은 정수 연산을 PC에서 수행한 값이며, 보드에서 실행한 다섯 모델(A, B, B+QAT, B-32+maxout, 같은 망+QAT)마다 Set12 05.png 한 장을 끝까지 실행해 전 층 비트 일치를 확인했다(표 II). 시드가 하나이므로 0.1 dB 미만의 차이는 해석하지 않는다.</w:t>
       </w:r>
     </w:p>
     <w:p>
@@ -1156,7 +1165,7 @@
               <w:jc w:val="center"/>
             </w:pPr>
             <w:r>
-              <w:t>89%</w:t>
+              <w:t>88%</w:t>
             </w:r>
           </w:p>
         </w:tc>
@@ -1268,7 +1277,7 @@
               <w:jc w:val="center"/>
             </w:pPr>
             <w:r>
-              <w:t>89%</w:t>
+              <w:t>88%</w:t>
             </w:r>
           </w:p>
         </w:tc>
@@ -1374,22 +1383,22 @@
               <w:jc w:val="center"/>
             </w:pPr>
             <w:r>
-              <w:t>668</w:t>
-            </w:r>
-          </w:p>
-        </w:tc>
-        <w:tc>
-          <w:tcPr>
-            <w:tcW w:type="dxa" w:w="1221"/>
-          </w:tcPr>
-          <w:p>
-            <w:pPr>
-              <w:pStyle w:val="tablecopy"/>
-              <w:spacing w:before="20" w:after="20"/>
-              <w:jc w:val="center"/>
-            </w:pPr>
-            <w:r>
-              <w:t>44%</w:t>
+              <w:t>669</w:t>
+            </w:r>
+          </w:p>
+        </w:tc>
+        <w:tc>
+          <w:tcPr>
+            <w:tcW w:type="dxa" w:w="1221"/>
+          </w:tcPr>
+          <w:p>
+            <w:pPr>
+              <w:pStyle w:val="tablecopy"/>
+              <w:spacing w:before="20" w:after="20"/>
+              <w:jc w:val="center"/>
+            </w:pPr>
+            <w:r>
+              <w:t>45%</w:t>
             </w:r>
           </w:p>
         </w:tc>
@@ -1480,22 +1489,22 @@
               <w:jc w:val="center"/>
             </w:pPr>
             <w:r>
-              <w:t>668</w:t>
-            </w:r>
-          </w:p>
-        </w:tc>
-        <w:tc>
-          <w:tcPr>
-            <w:tcW w:type="dxa" w:w="1221"/>
-          </w:tcPr>
-          <w:p>
-            <w:pPr>
-              <w:pStyle w:val="tablecopy"/>
-              <w:spacing w:before="20" w:after="20"/>
-              <w:jc w:val="center"/>
-            </w:pPr>
-            <w:r>
-              <w:t>44%</w:t>
+              <w:t>669</w:t>
+            </w:r>
+          </w:p>
+        </w:tc>
+        <w:tc>
+          <w:tcPr>
+            <w:tcW w:type="dxa" w:w="1221"/>
+          </w:tcPr>
+          <w:p>
+            <w:pPr>
+              <w:pStyle w:val="tablecopy"/>
+              <w:spacing w:before="20" w:after="20"/>
+              <w:jc w:val="center"/>
+            </w:pPr>
+            <w:r>
+              <w:t>45%</w:t>
             </w:r>
           </w:p>
         </w:tc>
@@ -1824,7 +1833,7 @@
         <w:t>화질 모델(B+QAT):</w:t>
       </w:r>
       <w:r>
-        <w:t xml:space="preserve"> 클리핑 BM3D보다 Set12 +0.17, BSD68 +0.65 dB(10/12, 68/68장). 클리핑 없는 BM3D보다도 +0.14 / +0.40 dB(10/12, 68/68). 기준 망 A보다 1.34배 적은 사이클로 +0.29 / +0.22 dB(12/12, 68/68).</w:t>
+        <w:t xml:space="preserve"> 클리핑 BM3D보다 Set12 +0.17, BSD68 +0.66 dB(10/12, 68/68장). 클리핑 없는 BM3D보다도 +0.14 / +0.40 dB(10/12, 68/68). 기준 망 A보다 1.34배 적은 사이클로 +0.29 / +0.22 dB(12/12, 68/68).</w:t>
       </w:r>
     </w:p>
     <w:p>
@@ -1851,7 +1860,7 @@
         <w:t>2.63배</w:t>
       </w:r>
       <w:r>
-        <w:t xml:space="preserve"> 적은 사이클로 Set12는 BM3D 수준(클리핑 기준 8/12장, 차이 0.01 dB 미만), BSD68은 클리핑 BM3D보다 +0.54, 클리핑 없는 BM3D보다 +0.29 dB(67/68). A와는 +0.12 / +0.11 dB로 동급이다.</w:t>
+        <w:t xml:space="preserve"> 적은 사이클로 Set12는 BM3D 수준(클리핑 기준 8/12장, 차이 0.01 dB 미만), BSD68은 클리핑 BM3D보다 +0.55, 클리핑 없는 BM3D보다 +0.29 dB(67/68). A와는 +0.13 / +0.11 dB로 동급이다.</w:t>
       </w:r>
     </w:p>
     <w:p>
@@ -1866,28 +1875,10 @@
         <w:rPr>
           <w:b/>
         </w:rPr>
-        <w:t>maxout의 효과:</w:t>
-      </w:r>
-      <w:r>
-        <w:t xml:space="preserve"> 같은 학습·QAT 조건의 ReLU 망(B-32+QAT)보다 Set12 </w:t>
-      </w:r>
-      <w:r>
-        <w:rPr>
-          <w:b/>
-        </w:rPr>
-        <w:t>+0.54</w:t>
-      </w:r>
-      <w:r>
-        <w:t xml:space="preserve">, BSD68 </w:t>
-      </w:r>
-      <w:r>
-        <w:rPr>
-          <w:b/>
-        </w:rPr>
-        <w:t>+0.35</w:t>
-      </w:r>
-      <w:r>
-        <w:t xml:space="preserve"> dB, 80장 모두에서 높다. 사이클은 1% 많고(첫 층), 곱셈기 활용률은 44% → 87%. QAT 전 float끼리는 +0.79 / +0.64 dB였는데, QAT 15 epoch이 ReLU 망의 float 점수도 0.25 dB 올렸다(29.18 → 29.43). 즉 처음 격차의 일부는 활성함수가 아니라 학습 예산이었다. 또 이 비교는 파라미터가 2배(76k 대 152k)인 비교이기도 하다. 같은 64 출력을 max 대신 합으로 결합하는 대조군은 아직 돌리지 않았으므로, 이득이 max 비선형의 것인지 용량의 것인지는 가리지 못한다. 어느 쪽이든 "공짜 출력 채널을 화질로 바꿨다"는 결론은 같다. 7층 32채널 망에서의 15 epoch 비교에서는 마지막 5 epoch 평균 +0.02 dB로 차이가 없었다(최고 epoch 기준 +0.12, 스크린 변동 약 0.4 dB 안). 64채널 망에서는 출력 128이 K를 넘겨 공짜가 아니다.</w:t>
+        <w:t>maxout의 효과〔재실험으로 교체〕:</w:t>
+      </w:r>
+      <w:r>
+        <w:t xml:space="preserve"> 표의 B-32+QAT 대비 Set12 +0.54, BSD68 +0.35 dB(80장 모두)는 학습 예산이 다른 비교다. 표의 ReLU 망은 갱신 0.4만에서 조기 종료됐고 maxout 망은 1.8만이었다. 같은 120 epoch으로 다시 학습한 ReLU 망은 float Set12가 29.18에서 29.55 dB로 올랐으므로, 같은 예산에서의 격차는 표의 값보다 작다. 또 maxout 망은 파라미터가 2배(76k 대 152k)이므로, 같은 64 출력을 재양자화 뒤 평균으로 합치는 대조군(파라미터와 코어 비용이 같고 max 비선형만 없음)을 같은 예산으로 함께 학습했다. 사이클은 1% 많고(첫 층), 곱셈기 활용률은 45% → 87%다. 7층 32채널 망에서의 15 epoch 비교에서는 마지막 5 epoch 평균 +0.02 dB로 차이가 없었다(최고 epoch 기준 +0.12, 스크린 변동 약 0.4 dB 안). 64채널 망에서는 출력 128이 K를 넘겨 공짜가 아니다.</w:t>
       </w:r>
     </w:p>
     <w:p>
@@ -1905,7 +1896,7 @@
         <w:t>QAT의 효과:</w:t>
       </w:r>
       <w:r>
-        <w:t xml:space="preserve"> 정수 손실이 maxout 망 0.22 → 0.02, ReLU 망 0.08 → 0.02, B 0.04 → 0.01 dB로 모두 0.04 dB 이내가 됐다. 손실이 컸던 maxout 망에서 이득이 가장 크다(+0.20 / +0.24 dB, 77/80장).</w:t>
+        <w:t xml:space="preserve"> Set12 정수 손실이 maxout 망 0.22 → 0.02, ReLU 망 0.08 → 0.02, B 0.04 → 0.01 dB가 됐고, QAT 뒤에는 두 테스트셋 모두 0.04 dB 이내다. 정수 PSNR 이득은 ReLU 망(+0.31 / +0.24 dB, 80/80장)과 maxout 망(+0.20 / +0.24 dB, 77/80장)이 비슷하고 B는 +0.02 dB다. ReLU 망의 이득에는 float 점수 상승(+0.25 dB)이 섞여 있어, 덜 학습된 망을 더 학습시킨 효과도 들어 있다.</w:t>
       </w:r>
     </w:p>
     <w:p>
@@ -2500,7 +2491,7 @@
               <w:jc w:val="center"/>
             </w:pPr>
             <w:r>
-              <w:t>399 s</w:t>
+              <w:t>371 s</w:t>
             </w:r>
           </w:p>
         </w:tc>
@@ -2871,7 +2862,7 @@
         <w:ind w:firstLine="0" w:left="198"/>
       </w:pPr>
       <w:r>
-        <w:t>• 보정 모델과 실측의 차이는 세 망 모두 0.003% 이내이며, 그 차이는 실행당 고정 비용(약 1,000 사이클)이다. 100 MHz에서 사이클 수는 50 MHz와 같다.</w:t>
+        <w:t>• 보정 모델과 실측의 차이는 세 망 모두 0.003% 이내이며, 그 차이는 층 실행마다 붙는 수십~수백 사이클의 오버헤드다(망 전체로 343~1,485 사이클). 100 MHz에서 사이클 수는 50 MHz와 같다.</w:t>
       </w:r>
     </w:p>
     <w:p>
@@ -2880,7 +2871,7 @@
         <w:ind w:firstLine="0" w:left="198"/>
       </w:pPr>
       <w:r>
-        <w:t>• 절대 처리량은 낮다. 50 MHz, 곱셈기 64개로 약 5.7 GOPS이며 256×256 한 장에 코어만 0.9–1.7 s다. 이 논문은 처리량이 아니라 주어진 코어에서 망을 고르는 근거를 다룬다. GOPS/W 비교는 범위 밖이다.</w:t>
+        <w:t>• 절대 처리량은 낮다. 50 MHz, 곱셈기 64개로 최대 6.4 GOPS(B 망의 실효 5.7 GOPS)이며 256×256 한 장에 코어만 0.9–2.3 s다. 같은 망을 PC CPU(Xeon 4코어, float32 PyTorch)는 30–38 ms에 처리한다. 같은 칩의 ARM 프로세서와는 비교하지 않았다. 이 논문은 처리량이 아니라 주어진 코어에서 망을 고르는 근거를 다룬다. GOPS/W 비교는 범위 밖이다.</w:t>
       </w:r>
     </w:p>
     <w:p>
@@ -2894,7 +2885,7 @@
         <w:t>같은 사이클의 다른 설계: 2단계 U-Net.</w:t>
       </w:r>
       <w:r>
-        <w:t xml:space="preserve"> 리샘플링이 공짜라는 성질로 깊이를 1/16 해상도 층에 두는 2단계 U-Net(1,294 사이클/px, 669k 파라미터)도 구현해 30 epoch 스크린했다. 검증 PSNR 27.89 dB로 같은 epoch의 B(28.14)에 0.25 dB 뒤졌으나, 갱신 횟수가 100 대 160으로 달랐고 두 곡선 모두 상승 중이어서 결론은 아니며 보류했다. 공짜 집합 안의 선택도 결국 표에서 가려야 한다.</w:t>
+        <w:t xml:space="preserve"> 리샘플링이 공짜라는 성질로 깊이를 1/16 해상도 층에 두는 2단계 U-Net(보정 모델 1,303 사이클/px, 667k 파라미터)도 구현해 30 epoch 스크린했다. 검증 PSNR 27.89 dB로 같은 epoch의 B(28.14)에 0.25 dB 뒤졌으나, 갱신 횟수(100 대 160)와 배치·패치 크기가 달랐고 두 곡선 모두 상승 중이어서 결론은 아니며 보류했다. 공짜 집합 안의 선택도 결국 표에서 가려야 한다.</w:t>
       </w:r>
     </w:p>
     <w:p>
@@ -2986,7 +2977,7 @@
         <w:pStyle w:val="a3"/>
       </w:pPr>
       <w:r>
-        <w:t>곱셈기 64개의 소형 정수 가속기에서, 실측과 맞는 사이클 모델이 병목이 곱셈기가 아니라 입력 포트임을 보였다. 그 포트 폭에서는 연산량으로 손해인 두 설계가 이득이 됐다. space-to-depth는 6.4배 큰 망을 25% 적은 사이클에 넣었고, maxout은 은닉층의 사이클을 바꾸지 않고 같은 조건의 ReLU 망보다 Set12 0.54 dB를 올렸다. 양자화 인지 학습까지 더해, 같은 입력의 BM3D를 두 테스트셋에서 넘는 정수 모델(30.12 / 29.02 dB)과 기준보다 2.63배 적은 사이클로 BM3D 수준인 모델(29.95 / 28.91 dB)을 얻었고, 두 모델 모두 보드에서 한 장을 끝까지 실행해 전 층 비트 일치를 확인했다. 코드, 정수 모델, 사진별 PSNR, 보드 기록은 저장소에 있다.</w:t>
+        <w:t>곱셈기 64개의 소형 정수 가속기에서, 실측과 맞는 사이클 모델이 병목이 곱셈기가 아니라 입력 포트임을 보였다. 그 포트 폭에서는 연산량으로 손해인 두 설계가 이득이 됐다. space-to-depth는 6.4배 큰 망을 25% 적은 사이클에 넣었고, maxout은 은닉층의 사이클을 바꾸지 않고 같은 폭의 ReLU 망보다 화질을 올렸다〔재실험〕. 양자화 인지 학습까지 더해, 같은 입력의 BM3D를 두 테스트셋에서 넘는 정수 모델(30.12 / 29.02 dB)과 기준보다 2.63배 적은 사이클로 BM3D 수준인 모델(29.95 / 28.91 dB)을 얻었고, 두 모델 모두 보드에서 한 장을 끝까지 실행해 전 층 비트 일치를 확인했다. 이 결론은 PC가 창을 만들어 보내는 입력 구조에서의 것이며, 라인 버퍼 구조에서는 사이클 모델상 뒤집힌다. 그것을 보드에서 재는 것이 다음 작업이다. 코드, 정수 모델, 사진별 PSNR, 보드 기록은 저장소에 있다.</w:t>
       </w:r>
     </w:p>
     <w:p>
@@ -3000,7 +2991,7 @@
         <w:t>한계.</w:t>
       </w:r>
       <w:r>
-        <w:t xml:space="preserve"> 사이클은 공짜지만 에너지는 아니다. maxout은 곱셈을 2배로 하므로 동적 전력이 늘 수 있고, 측정하지 않았다. 처리 시간은 코어 사이클만 세었고 end-to-end 시간은 JTAG 하네스 기준이다. 잡음은 σ=25 하나, 시드는 하나다. 규칙은 현재 포트 폭에 조건부이며 COUT &gt; 64 영역과 다른 포트 폭은 보드에서 재지 않았다. 모든 PSNR은 클리핑한 7비트 입력 조건이다.</w:t>
+        <w:t xml:space="preserve"> 사이클은 공짜지만 에너지는 아니다. maxout은 곱셈을 2배로 하므로 동적 전력이 늘 수 있고, 측정하지 않았다. 처리 시간은 코어 사이클만 세었고 end-to-end 시간은 JTAG 하네스 기준이다. 잡음은 σ=25 하나, 시드는 하나이고, 흑백 영상의 PSNR만 보고했다(SSIM 없음). 규칙은 현재 입력 구조(포트 폭, host im2col)에 조건부이며, 다른 입력 구조와 dense 모드의 COUT &gt; 64는 보드에서 재지 않았다. 모든 PSNR은 클리핑한 7비트 입력 조건이다.</w:t>
       </w:r>
     </w:p>
     <w:p>
@@ -3362,6 +3353,23 @@
       </w:r>
       <w:r>
         <w:t>, 2025.</w:t>
+      </w:r>
+    </w:p>
+    <w:p>
+      <w:pPr>
+        <w:pStyle w:val="references"/>
+      </w:pPr>
+      <w:r>
+        <w:t xml:space="preserve">D. Wang, K. Xu, and D. Jiang, "PipeCNN: An OpenCL-based open-source FPGA accelerator for convolution neural networks," in </w:t>
+      </w:r>
+      <w:r>
+        <w:rPr>
+          <w:i/>
+        </w:rPr>
+        <w:t>Proc. Int. Conf. Field-Programmable Technology (FPT)</w:t>
+      </w:r>
+      <w:r>
+        <w:t>, 2017.</w:t>
       </w:r>
     </w:p>
     <w:p>

--- a/iweict2026/PAPER_KO.docx
+++ b/iweict2026/PAPER_KO.docx
@@ -168,7 +168,7 @@
         <w:t>선택의 근거</w:t>
       </w:r>
       <w:r>
-        <w:t>다. 측정된 병목이 설계 규칙을 뒤집는다는 것을 작은 코어에서 사이클 단위로, 비트 단위로 검증한 사례 연구다. 결론은 PC가 창을 만들어 보내는 입력 구조에 대한 것이며, 칩 안 라인 버퍼 구조에서는 사이클 모델상 같은 선택의 이점이 사라진다(II절).</w:t>
+        <w:t>다. 측정된 병목이 설계 규칙을 뒤집는다는 것을 작은 코어에서 사이클 단위로, 비트 단위로 검증한 사례 연구다. 결론은 PC가 창을 만들어 보내는 입력 구조에 대한 것이며, 칩 안 라인 버퍼 구조에서는 사이클 모델상 maxout이 더는 공짜가 아니고 망 B는 기준 망보다 느려진다(II절).</w:t>
       </w:r>
     </w:p>
     <w:p>
@@ -306,7 +306,7 @@
         <w:t>실측 보정.</w:t>
       </w:r>
       <w:r>
-        <w:t xml:space="preserve"> 기준 7층 망의 보드 실행에서 모든 층이 이 값보다 창당 1 사이클 많았고, 창당 최소 COUT 사이클이 걸렸다(코어가 출력을 사이클당 하나씩 내보내므로; 같은 현상을 CIFAR-10 실행에서도 보았다). 두 보정을 넣은 모델은 그 뒤에 설계한 10층 망 두 개의 총 사이클을 0.003% 이내로 예측했다(표 II). 보정 전 모델의 오차는 세 망에서 0.7–1.7%다.</w:t>
+        <w:t xml:space="preserve"> 기준 7층 망의 보드 실행에서 모든 층이 이 값보다 창당 1 사이클 많았고, 창당 최소 COUT 사이클이 걸렸다(코어가 출력을 사이클당 하나씩 내보내므로; 같은 현상을 CIFAR-10 실행에서도 보았다). 두 보정을 넣은 모델은 그 뒤에 설계한 10층 망 두 개의 총 사이클을 0.003% 이내로 예측했다(표 II). 보정 전 모델의 오차는 세 망에서 0.7–1.6%다.</w:t>
       </w:r>
     </w:p>
     <w:p>
@@ -320,7 +320,7 @@
         <w:t>병목의 출처.</w:t>
       </w:r>
       <w:r>
-        <w:t xml:space="preserve"> 입력 포트가 사이클당 값 하나인 것은 물리 제약이 아니라 현재 AXI-Stream 래퍼의 설계다. 32비트 전송 단위(beat) 하나에는 7비트 값 4개가 실려 오고, 래퍼가 이를 1개/사이클로 풀어 코어에 넣는다. CIFAR-10용 비트스트림을 바꾸지 않고 재사용하려는 선택이었다. 포트를 4개/사이클로 넓히면 비용은 max(K/4, ⌈COUT/P⌉·⌈K/T⌉)가 되어 K=288, COUT=64인 층은 288 사이클(COUT=32이면 144)로 연산에 묶이고, 아래의 maxout은 더 이상 공짜가 아니다. 즉 본 논문의 규칙은 "이 포트 폭에서는"이라는 조건이 붙는다. 일반화하면 추가 사이클 없이 늘릴 수 있는 출력 채널은 대략 곱셈기 수를 입력 폭으로 나눈 값(P·T/w: 사이클당 1값이면 64, 2값이면 32, 4값이면 16)까지다. 창을 PC가 만든다는 점도 같은 역할을 한다. 칩 안에 라인 버퍼를 두는 일반적인 FPGA 가속기 구조 [21]에서는 창마다 새 열의 C_in개 값만 들어오므로, dense 사이클 모델로 은닉층(K=288)이 COUT=32에서 145, COUT=64에서 289 사이클/창이 된다. 그러면 maxout은 ReLU의 2배 비용이 되고, 망 전체로도 A(833 사이클/px)가 B(1,208)보다 빨라져 두 선택의 이점이 모두 사라진다(예측이며 보드에서 재지 않았다). 전달하려는 것은 규칙 자체가 아니라, 측정한 병목에 맞춰 망을 고르면 연산량 기준의 선택이 뒤집힌다는 방법이다.</w:t>
+        <w:t xml:space="preserve"> 입력 포트가 사이클당 값 하나인 것은 물리 제약이 아니라 현재 AXI-Stream 래퍼의 설계다. 32비트 전송 단위(beat) 하나에는 7비트 값 4개가 실려 오고, 래퍼가 이를 1개/사이클로 풀어 코어에 넣는다. CIFAR-10용 비트스트림을 바꾸지 않고 재사용하려는 선택이었다. 포트를 4개/사이클로 넓히면 비용은 max(K/4, ⌈COUT/P⌉·⌈K/T⌉)가 되어 K=288, COUT=64인 층은 288 사이클(COUT=32이면 144)로 연산에 묶이고, 아래의 maxout은 더 이상 공짜가 아니다. 즉 본 논문의 규칙은 "이 포트 폭에서는"이라는 조건이 붙는다. 일반화하면 추가 사이클 없이 늘릴 수 있는 출력 채널은 대략 곱셈기 수를 입력 폭으로 나눈 값(P·T/w: 사이클당 1값이면 64, 2값이면 32, 4값이면 16)까지다. 창을 PC가 만든다는 점도 같은 역할을 한다. 칩 안에 라인 버퍼를 두는 일반적인 FPGA 가속기 구조 [21]에서는 창마다 새 열의 C_in개 값만 들어오므로, dense 사이클 모델로 은닉층(K=288)이 COUT=32에서 145, COUT=64에서 289 사이클/창이 된다. 그러면 maxout은 ReLU의 약 2배 비용(B-32 maxout 614 대 ReLU 318 사이클/px)이 되어 더는 공짜가 아니고, 망 전체로도 A(833 사이클/px)가 B(1,208)보다 빨라진다(예측이며 보드에서 재지 않았다). 전달하려는 것은 규칙 자체가 아니라, 측정한 병목에 맞춰 망을 고르면 연산량 기준의 선택이 뒤집힌다는 방법이다.</w:t>
       </w:r>
     </w:p>
     <w:p>
@@ -457,7 +457,7 @@
         <w:t>학습.</w:t>
       </w:r>
       <w:r>
-        <w:t xml:space="preserve"> Train400 중 20장을 검증용으로 떼고 380장으로 학습한다. 40×40(A) 또는 50×50(B 계열) 패치, 뒤집기·회전, MSE, Adam(초기 10⁻³, 배치 128). 검증 PSNR이 6 epoch 동안 오르지 않으면 학습률을 반으로, 15 epoch 동안 오르지 않으면 종료한다. 검증 최고 모델을 쓰고, 테스트셋은 선택에 쓰지 않는다. 데이터, 증강, 손실, 학습률 규칙은 모든 망이 같고 epoch당 픽셀 수도 같지만(52.4M 대 51.2M), epoch당 갱신 횟수는 A 256, B 계열 160이다. 최고 검증 epoch까지의 갱신은 A 2.7만, B 2.2만, B-32+maxout 1.8만이었다. B-32(ReLU)는 epoch 26에 검증 PSNR이 무너진 뒤 15 epoch 안에 회복하지 못해 epoch 40에 조기 종료되어 0.4만이었다. 이 비교는 조기 종료 없이 같은 120 epoch으로 다시 학습했다〔재실험〕. 시드는 하나다.</w:t>
+        <w:t xml:space="preserve"> Train400 중 20장을 검증용으로 떼고 380장으로 학습한다. 40×40(A) 또는 50×50(B 계열) 패치, 뒤집기·회전, MSE, Adam(초기 10⁻³, 배치 128). 검증 PSNR이 6 epoch 동안 오르지 않으면 학습률을 반으로, 15 epoch 동안 오르지 않으면 종료한다. 검증 최고 모델을 쓴다. 체크포인트, 학습률 조정, 양자화 범위는 어느 것도 테스트셋(Set12, BSD68)으로 고르지 않았다. 데이터, 증강, 손실, 학습률 규칙은 모든 망이 같고 epoch당 픽셀 수도 같지만(52.4M 대 51.2M), epoch당 갱신 횟수는 A 256, B 계열 160이다. 최고 검증 epoch까지의 갱신은 A 2.7만, B 2.2만, B-32+maxout 1.8만이었다. B-32(ReLU)는 epoch 26에 검증 PSNR이 무너진 뒤 15 epoch 안에 회복하지 못해 epoch 40에 조기 종료되어 0.4만이었다. 이 비교는 조기 종료 없이 같은 120 epoch으로 다시 학습했다〔재실험〕. 시드는 하나다.</w:t>
       </w:r>
     </w:p>
     <w:p>
@@ -586,18 +586,18 @@
         <w:tblLook w:firstColumn="1" w:firstRow="1" w:lastColumn="0" w:lastRow="0" w:noHBand="0" w:noVBand="1" w:val="04A0"/>
       </w:tblPr>
       <w:tblGrid>
-        <w:gridCol w:w="1492"/>
-        <w:gridCol w:w="1492"/>
-        <w:gridCol w:w="1492"/>
-        <w:gridCol w:w="1492"/>
-        <w:gridCol w:w="1492"/>
-        <w:gridCol w:w="1492"/>
-        <w:gridCol w:w="1492"/>
+        <w:gridCol w:w="2891"/>
+        <w:gridCol w:w="1124"/>
+        <w:gridCol w:w="1124"/>
+        <w:gridCol w:w="1124"/>
+        <w:gridCol w:w="1124"/>
+        <w:gridCol w:w="1124"/>
+        <w:gridCol w:w="1124"/>
       </w:tblGrid>
       <w:tr>
         <w:tc>
           <w:tcPr>
-            <w:tcW w:type="dxa" w:w="2313"/>
+            <w:tcW w:type="dxa" w:w="2891"/>
           </w:tcPr>
           <w:p>
             <w:pPr>
@@ -611,7 +611,7 @@
         </w:tc>
         <w:tc>
           <w:tcPr>
-            <w:tcW w:type="dxa" w:w="1221"/>
+            <w:tcW w:type="dxa" w:w="1124"/>
           </w:tcPr>
           <w:p>
             <w:pPr>
@@ -626,7 +626,7 @@
         </w:tc>
         <w:tc>
           <w:tcPr>
-            <w:tcW w:type="dxa" w:w="1221"/>
+            <w:tcW w:type="dxa" w:w="1124"/>
           </w:tcPr>
           <w:p>
             <w:pPr>
@@ -641,7 +641,7 @@
         </w:tc>
         <w:tc>
           <w:tcPr>
-            <w:tcW w:type="dxa" w:w="1221"/>
+            <w:tcW w:type="dxa" w:w="1124"/>
           </w:tcPr>
           <w:p>
             <w:pPr>
@@ -656,7 +656,7 @@
         </w:tc>
         <w:tc>
           <w:tcPr>
-            <w:tcW w:type="dxa" w:w="1221"/>
+            <w:tcW w:type="dxa" w:w="1124"/>
           </w:tcPr>
           <w:p>
             <w:pPr>
@@ -671,7 +671,7 @@
         </w:tc>
         <w:tc>
           <w:tcPr>
-            <w:tcW w:type="dxa" w:w="1221"/>
+            <w:tcW w:type="dxa" w:w="1124"/>
           </w:tcPr>
           <w:p>
             <w:pPr>
@@ -686,7 +686,7 @@
         </w:tc>
         <w:tc>
           <w:tcPr>
-            <w:tcW w:type="dxa" w:w="1221"/>
+            <w:tcW w:type="dxa" w:w="1124"/>
           </w:tcPr>
           <w:p>
             <w:pPr>
@@ -703,7 +703,7 @@
       <w:tr>
         <w:tc>
           <w:tcPr>
-            <w:tcW w:type="dxa" w:w="2313"/>
+            <w:tcW w:type="dxa" w:w="2891"/>
           </w:tcPr>
           <w:p>
             <w:pPr>
@@ -717,7 +717,7 @@
         </w:tc>
         <w:tc>
           <w:tcPr>
-            <w:tcW w:type="dxa" w:w="1221"/>
+            <w:tcW w:type="dxa" w:w="1124"/>
           </w:tcPr>
           <w:p>
             <w:pPr>
@@ -732,7 +732,7 @@
         </w:tc>
         <w:tc>
           <w:tcPr>
-            <w:tcW w:type="dxa" w:w="1221"/>
+            <w:tcW w:type="dxa" w:w="1124"/>
           </w:tcPr>
           <w:p>
             <w:pPr>
@@ -747,7 +747,7 @@
         </w:tc>
         <w:tc>
           <w:tcPr>
-            <w:tcW w:type="dxa" w:w="1221"/>
+            <w:tcW w:type="dxa" w:w="1124"/>
           </w:tcPr>
           <w:p>
             <w:pPr>
@@ -762,7 +762,7 @@
         </w:tc>
         <w:tc>
           <w:tcPr>
-            <w:tcW w:type="dxa" w:w="1221"/>
+            <w:tcW w:type="dxa" w:w="1124"/>
           </w:tcPr>
           <w:p>
             <w:pPr>
@@ -777,7 +777,7 @@
         </w:tc>
         <w:tc>
           <w:tcPr>
-            <w:tcW w:type="dxa" w:w="1221"/>
+            <w:tcW w:type="dxa" w:w="1124"/>
           </w:tcPr>
           <w:p>
             <w:pPr>
@@ -792,7 +792,7 @@
         </w:tc>
         <w:tc>
           <w:tcPr>
-            <w:tcW w:type="dxa" w:w="1221"/>
+            <w:tcW w:type="dxa" w:w="1124"/>
           </w:tcPr>
           <w:p>
             <w:pPr>
@@ -809,7 +809,7 @@
       <w:tr>
         <w:tc>
           <w:tcPr>
-            <w:tcW w:type="dxa" w:w="2313"/>
+            <w:tcW w:type="dxa" w:w="2891"/>
           </w:tcPr>
           <w:p>
             <w:pPr>
@@ -823,7 +823,7 @@
         </w:tc>
         <w:tc>
           <w:tcPr>
-            <w:tcW w:type="dxa" w:w="1221"/>
+            <w:tcW w:type="dxa" w:w="1124"/>
           </w:tcPr>
           <w:p>
             <w:pPr>
@@ -838,7 +838,7 @@
         </w:tc>
         <w:tc>
           <w:tcPr>
-            <w:tcW w:type="dxa" w:w="1221"/>
+            <w:tcW w:type="dxa" w:w="1124"/>
           </w:tcPr>
           <w:p>
             <w:pPr>
@@ -853,7 +853,7 @@
         </w:tc>
         <w:tc>
           <w:tcPr>
-            <w:tcW w:type="dxa" w:w="1221"/>
+            <w:tcW w:type="dxa" w:w="1124"/>
           </w:tcPr>
           <w:p>
             <w:pPr>
@@ -868,7 +868,7 @@
         </w:tc>
         <w:tc>
           <w:tcPr>
-            <w:tcW w:type="dxa" w:w="1221"/>
+            <w:tcW w:type="dxa" w:w="1124"/>
           </w:tcPr>
           <w:p>
             <w:pPr>
@@ -883,7 +883,7 @@
         </w:tc>
         <w:tc>
           <w:tcPr>
-            <w:tcW w:type="dxa" w:w="1221"/>
+            <w:tcW w:type="dxa" w:w="1124"/>
           </w:tcPr>
           <w:p>
             <w:pPr>
@@ -898,7 +898,7 @@
         </w:tc>
         <w:tc>
           <w:tcPr>
-            <w:tcW w:type="dxa" w:w="1221"/>
+            <w:tcW w:type="dxa" w:w="1124"/>
           </w:tcPr>
           <w:p>
             <w:pPr>
@@ -915,7 +915,7 @@
       <w:tr>
         <w:tc>
           <w:tcPr>
-            <w:tcW w:type="dxa" w:w="2313"/>
+            <w:tcW w:type="dxa" w:w="2891"/>
           </w:tcPr>
           <w:p>
             <w:pPr>
@@ -929,7 +929,7 @@
         </w:tc>
         <w:tc>
           <w:tcPr>
-            <w:tcW w:type="dxa" w:w="1221"/>
+            <w:tcW w:type="dxa" w:w="1124"/>
           </w:tcPr>
           <w:p>
             <w:pPr>
@@ -944,7 +944,7 @@
         </w:tc>
         <w:tc>
           <w:tcPr>
-            <w:tcW w:type="dxa" w:w="1221"/>
+            <w:tcW w:type="dxa" w:w="1124"/>
           </w:tcPr>
           <w:p>
             <w:pPr>
@@ -959,7 +959,7 @@
         </w:tc>
         <w:tc>
           <w:tcPr>
-            <w:tcW w:type="dxa" w:w="1221"/>
+            <w:tcW w:type="dxa" w:w="1124"/>
           </w:tcPr>
           <w:p>
             <w:pPr>
@@ -974,7 +974,7 @@
         </w:tc>
         <w:tc>
           <w:tcPr>
-            <w:tcW w:type="dxa" w:w="1221"/>
+            <w:tcW w:type="dxa" w:w="1124"/>
           </w:tcPr>
           <w:p>
             <w:pPr>
@@ -989,7 +989,7 @@
         </w:tc>
         <w:tc>
           <w:tcPr>
-            <w:tcW w:type="dxa" w:w="1221"/>
+            <w:tcW w:type="dxa" w:w="1124"/>
           </w:tcPr>
           <w:p>
             <w:pPr>
@@ -1004,7 +1004,7 @@
         </w:tc>
         <w:tc>
           <w:tcPr>
-            <w:tcW w:type="dxa" w:w="1221"/>
+            <w:tcW w:type="dxa" w:w="1124"/>
           </w:tcPr>
           <w:p>
             <w:pPr>
@@ -1021,7 +1021,7 @@
       <w:tr>
         <w:tc>
           <w:tcPr>
-            <w:tcW w:type="dxa" w:w="2313"/>
+            <w:tcW w:type="dxa" w:w="2891"/>
           </w:tcPr>
           <w:p>
             <w:pPr>
@@ -1035,7 +1035,7 @@
         </w:tc>
         <w:tc>
           <w:tcPr>
-            <w:tcW w:type="dxa" w:w="1221"/>
+            <w:tcW w:type="dxa" w:w="1124"/>
           </w:tcPr>
           <w:p>
             <w:pPr>
@@ -1050,7 +1050,7 @@
         </w:tc>
         <w:tc>
           <w:tcPr>
-            <w:tcW w:type="dxa" w:w="1221"/>
+            <w:tcW w:type="dxa" w:w="1124"/>
           </w:tcPr>
           <w:p>
             <w:pPr>
@@ -1065,7 +1065,7 @@
         </w:tc>
         <w:tc>
           <w:tcPr>
-            <w:tcW w:type="dxa" w:w="1221"/>
+            <w:tcW w:type="dxa" w:w="1124"/>
           </w:tcPr>
           <w:p>
             <w:pPr>
@@ -1080,7 +1080,7 @@
         </w:tc>
         <w:tc>
           <w:tcPr>
-            <w:tcW w:type="dxa" w:w="1221"/>
+            <w:tcW w:type="dxa" w:w="1124"/>
           </w:tcPr>
           <w:p>
             <w:pPr>
@@ -1095,7 +1095,7 @@
         </w:tc>
         <w:tc>
           <w:tcPr>
-            <w:tcW w:type="dxa" w:w="1221"/>
+            <w:tcW w:type="dxa" w:w="1124"/>
           </w:tcPr>
           <w:p>
             <w:pPr>
@@ -1110,7 +1110,7 @@
         </w:tc>
         <w:tc>
           <w:tcPr>
-            <w:tcW w:type="dxa" w:w="1221"/>
+            <w:tcW w:type="dxa" w:w="1124"/>
           </w:tcPr>
           <w:p>
             <w:pPr>
@@ -1127,7 +1127,7 @@
       <w:tr>
         <w:tc>
           <w:tcPr>
-            <w:tcW w:type="dxa" w:w="2313"/>
+            <w:tcW w:type="dxa" w:w="2891"/>
           </w:tcPr>
           <w:p>
             <w:pPr>
@@ -1141,7 +1141,7 @@
         </w:tc>
         <w:tc>
           <w:tcPr>
-            <w:tcW w:type="dxa" w:w="1221"/>
+            <w:tcW w:type="dxa" w:w="1124"/>
           </w:tcPr>
           <w:p>
             <w:pPr>
@@ -1156,7 +1156,7 @@
         </w:tc>
         <w:tc>
           <w:tcPr>
-            <w:tcW w:type="dxa" w:w="1221"/>
+            <w:tcW w:type="dxa" w:w="1124"/>
           </w:tcPr>
           <w:p>
             <w:pPr>
@@ -1171,7 +1171,7 @@
         </w:tc>
         <w:tc>
           <w:tcPr>
-            <w:tcW w:type="dxa" w:w="1221"/>
+            <w:tcW w:type="dxa" w:w="1124"/>
           </w:tcPr>
           <w:p>
             <w:pPr>
@@ -1186,7 +1186,7 @@
         </w:tc>
         <w:tc>
           <w:tcPr>
-            <w:tcW w:type="dxa" w:w="1221"/>
+            <w:tcW w:type="dxa" w:w="1124"/>
           </w:tcPr>
           <w:p>
             <w:pPr>
@@ -1201,7 +1201,7 @@
         </w:tc>
         <w:tc>
           <w:tcPr>
-            <w:tcW w:type="dxa" w:w="1221"/>
+            <w:tcW w:type="dxa" w:w="1124"/>
           </w:tcPr>
           <w:p>
             <w:pPr>
@@ -1216,7 +1216,7 @@
         </w:tc>
         <w:tc>
           <w:tcPr>
-            <w:tcW w:type="dxa" w:w="1221"/>
+            <w:tcW w:type="dxa" w:w="1124"/>
           </w:tcPr>
           <w:p>
             <w:pPr>
@@ -1233,7 +1233,7 @@
       <w:tr>
         <w:tc>
           <w:tcPr>
-            <w:tcW w:type="dxa" w:w="2313"/>
+            <w:tcW w:type="dxa" w:w="2891"/>
           </w:tcPr>
           <w:p>
             <w:pPr>
@@ -1253,7 +1253,7 @@
         </w:tc>
         <w:tc>
           <w:tcPr>
-            <w:tcW w:type="dxa" w:w="1221"/>
+            <w:tcW w:type="dxa" w:w="1124"/>
           </w:tcPr>
           <w:p>
             <w:pPr>
@@ -1268,7 +1268,7 @@
         </w:tc>
         <w:tc>
           <w:tcPr>
-            <w:tcW w:type="dxa" w:w="1221"/>
+            <w:tcW w:type="dxa" w:w="1124"/>
           </w:tcPr>
           <w:p>
             <w:pPr>
@@ -1283,7 +1283,7 @@
         </w:tc>
         <w:tc>
           <w:tcPr>
-            <w:tcW w:type="dxa" w:w="1221"/>
+            <w:tcW w:type="dxa" w:w="1124"/>
           </w:tcPr>
           <w:p>
             <w:pPr>
@@ -1298,7 +1298,7 @@
         </w:tc>
         <w:tc>
           <w:tcPr>
-            <w:tcW w:type="dxa" w:w="1221"/>
+            <w:tcW w:type="dxa" w:w="1124"/>
           </w:tcPr>
           <w:p>
             <w:pPr>
@@ -1319,7 +1319,7 @@
         </w:tc>
         <w:tc>
           <w:tcPr>
-            <w:tcW w:type="dxa" w:w="1221"/>
+            <w:tcW w:type="dxa" w:w="1124"/>
           </w:tcPr>
           <w:p>
             <w:pPr>
@@ -1340,7 +1340,7 @@
         </w:tc>
         <w:tc>
           <w:tcPr>
-            <w:tcW w:type="dxa" w:w="1221"/>
+            <w:tcW w:type="dxa" w:w="1124"/>
           </w:tcPr>
           <w:p>
             <w:pPr>
@@ -1360,7 +1360,7 @@
       <w:tr>
         <w:tc>
           <w:tcPr>
-            <w:tcW w:type="dxa" w:w="2313"/>
+            <w:tcW w:type="dxa" w:w="2891"/>
           </w:tcPr>
           <w:p>
             <w:pPr>
@@ -1374,7 +1374,7 @@
         </w:tc>
         <w:tc>
           <w:tcPr>
-            <w:tcW w:type="dxa" w:w="1221"/>
+            <w:tcW w:type="dxa" w:w="1124"/>
           </w:tcPr>
           <w:p>
             <w:pPr>
@@ -1389,7 +1389,7 @@
         </w:tc>
         <w:tc>
           <w:tcPr>
-            <w:tcW w:type="dxa" w:w="1221"/>
+            <w:tcW w:type="dxa" w:w="1124"/>
           </w:tcPr>
           <w:p>
             <w:pPr>
@@ -1404,7 +1404,7 @@
         </w:tc>
         <w:tc>
           <w:tcPr>
-            <w:tcW w:type="dxa" w:w="1221"/>
+            <w:tcW w:type="dxa" w:w="1124"/>
           </w:tcPr>
           <w:p>
             <w:pPr>
@@ -1419,7 +1419,7 @@
         </w:tc>
         <w:tc>
           <w:tcPr>
-            <w:tcW w:type="dxa" w:w="1221"/>
+            <w:tcW w:type="dxa" w:w="1124"/>
           </w:tcPr>
           <w:p>
             <w:pPr>
@@ -1434,7 +1434,7 @@
         </w:tc>
         <w:tc>
           <w:tcPr>
-            <w:tcW w:type="dxa" w:w="1221"/>
+            <w:tcW w:type="dxa" w:w="1124"/>
           </w:tcPr>
           <w:p>
             <w:pPr>
@@ -1449,7 +1449,7 @@
         </w:tc>
         <w:tc>
           <w:tcPr>
-            <w:tcW w:type="dxa" w:w="1221"/>
+            <w:tcW w:type="dxa" w:w="1124"/>
           </w:tcPr>
           <w:p>
             <w:pPr>
@@ -1466,7 +1466,7 @@
       <w:tr>
         <w:tc>
           <w:tcPr>
-            <w:tcW w:type="dxa" w:w="2313"/>
+            <w:tcW w:type="dxa" w:w="2891"/>
           </w:tcPr>
           <w:p>
             <w:pPr>
@@ -1480,7 +1480,7 @@
         </w:tc>
         <w:tc>
           <w:tcPr>
-            <w:tcW w:type="dxa" w:w="1221"/>
+            <w:tcW w:type="dxa" w:w="1124"/>
           </w:tcPr>
           <w:p>
             <w:pPr>
@@ -1495,7 +1495,7 @@
         </w:tc>
         <w:tc>
           <w:tcPr>
-            <w:tcW w:type="dxa" w:w="1221"/>
+            <w:tcW w:type="dxa" w:w="1124"/>
           </w:tcPr>
           <w:p>
             <w:pPr>
@@ -1510,7 +1510,7 @@
         </w:tc>
         <w:tc>
           <w:tcPr>
-            <w:tcW w:type="dxa" w:w="1221"/>
+            <w:tcW w:type="dxa" w:w="1124"/>
           </w:tcPr>
           <w:p>
             <w:pPr>
@@ -1525,7 +1525,7 @@
         </w:tc>
         <w:tc>
           <w:tcPr>
-            <w:tcW w:type="dxa" w:w="1221"/>
+            <w:tcW w:type="dxa" w:w="1124"/>
           </w:tcPr>
           <w:p>
             <w:pPr>
@@ -1540,7 +1540,7 @@
         </w:tc>
         <w:tc>
           <w:tcPr>
-            <w:tcW w:type="dxa" w:w="1221"/>
+            <w:tcW w:type="dxa" w:w="1124"/>
           </w:tcPr>
           <w:p>
             <w:pPr>
@@ -1555,7 +1555,7 @@
         </w:tc>
         <w:tc>
           <w:tcPr>
-            <w:tcW w:type="dxa" w:w="1221"/>
+            <w:tcW w:type="dxa" w:w="1124"/>
           </w:tcPr>
           <w:p>
             <w:pPr>
@@ -1572,7 +1572,7 @@
       <w:tr>
         <w:tc>
           <w:tcPr>
-            <w:tcW w:type="dxa" w:w="2313"/>
+            <w:tcW w:type="dxa" w:w="2891"/>
           </w:tcPr>
           <w:p>
             <w:pPr>
@@ -1586,7 +1586,7 @@
         </w:tc>
         <w:tc>
           <w:tcPr>
-            <w:tcW w:type="dxa" w:w="1221"/>
+            <w:tcW w:type="dxa" w:w="1124"/>
           </w:tcPr>
           <w:p>
             <w:pPr>
@@ -1601,7 +1601,7 @@
         </w:tc>
         <w:tc>
           <w:tcPr>
-            <w:tcW w:type="dxa" w:w="1221"/>
+            <w:tcW w:type="dxa" w:w="1124"/>
           </w:tcPr>
           <w:p>
             <w:pPr>
@@ -1616,7 +1616,7 @@
         </w:tc>
         <w:tc>
           <w:tcPr>
-            <w:tcW w:type="dxa" w:w="1221"/>
+            <w:tcW w:type="dxa" w:w="1124"/>
           </w:tcPr>
           <w:p>
             <w:pPr>
@@ -1631,7 +1631,7 @@
         </w:tc>
         <w:tc>
           <w:tcPr>
-            <w:tcW w:type="dxa" w:w="1221"/>
+            <w:tcW w:type="dxa" w:w="1124"/>
           </w:tcPr>
           <w:p>
             <w:pPr>
@@ -1646,7 +1646,7 @@
         </w:tc>
         <w:tc>
           <w:tcPr>
-            <w:tcW w:type="dxa" w:w="1221"/>
+            <w:tcW w:type="dxa" w:w="1124"/>
           </w:tcPr>
           <w:p>
             <w:pPr>
@@ -1661,7 +1661,7 @@
         </w:tc>
         <w:tc>
           <w:tcPr>
-            <w:tcW w:type="dxa" w:w="1221"/>
+            <w:tcW w:type="dxa" w:w="1124"/>
           </w:tcPr>
           <w:p>
             <w:pPr>
@@ -1678,7 +1678,7 @@
       <w:tr>
         <w:tc>
           <w:tcPr>
-            <w:tcW w:type="dxa" w:w="2313"/>
+            <w:tcW w:type="dxa" w:w="2891"/>
           </w:tcPr>
           <w:p>
             <w:pPr>
@@ -1698,7 +1698,7 @@
         </w:tc>
         <w:tc>
           <w:tcPr>
-            <w:tcW w:type="dxa" w:w="1221"/>
+            <w:tcW w:type="dxa" w:w="1124"/>
           </w:tcPr>
           <w:p>
             <w:pPr>
@@ -1713,7 +1713,7 @@
         </w:tc>
         <w:tc>
           <w:tcPr>
-            <w:tcW w:type="dxa" w:w="1221"/>
+            <w:tcW w:type="dxa" w:w="1124"/>
           </w:tcPr>
           <w:p>
             <w:pPr>
@@ -1728,7 +1728,7 @@
         </w:tc>
         <w:tc>
           <w:tcPr>
-            <w:tcW w:type="dxa" w:w="1221"/>
+            <w:tcW w:type="dxa" w:w="1124"/>
           </w:tcPr>
           <w:p>
             <w:pPr>
@@ -1743,7 +1743,7 @@
         </w:tc>
         <w:tc>
           <w:tcPr>
-            <w:tcW w:type="dxa" w:w="1221"/>
+            <w:tcW w:type="dxa" w:w="1124"/>
           </w:tcPr>
           <w:p>
             <w:pPr>
@@ -1764,7 +1764,7 @@
         </w:tc>
         <w:tc>
           <w:tcPr>
-            <w:tcW w:type="dxa" w:w="1221"/>
+            <w:tcW w:type="dxa" w:w="1124"/>
           </w:tcPr>
           <w:p>
             <w:pPr>
@@ -1785,7 +1785,7 @@
         </w:tc>
         <w:tc>
           <w:tcPr>
-            <w:tcW w:type="dxa" w:w="1221"/>
+            <w:tcW w:type="dxa" w:w="1124"/>
           </w:tcPr>
           <w:p>
             <w:pPr>
@@ -1937,7 +1937,7 @@
       <w:r>
         <w:drawing>
           <wp:inline xmlns:a="http://schemas.openxmlformats.org/drawingml/2006/main" xmlns:pic="http://schemas.openxmlformats.org/drawingml/2006/picture">
-            <wp:extent cx="6120000" cy="2217391"/>
+            <wp:extent cx="5400000" cy="1956522"/>
             <wp:docPr id="2" name="Picture 2"/>
             <wp:cNvGraphicFramePr>
               <a:graphicFrameLocks noChangeAspect="1"/>
@@ -1958,7 +1958,7 @@
                   <pic:spPr>
                     <a:xfrm>
                       <a:off x="0" y="0"/>
-                      <a:ext cx="6120000" cy="2217391"/>
+                      <a:ext cx="5400000" cy="1956522"/>
                     </a:xfrm>
                     <a:prstGeom prst="rect"/>
                   </pic:spPr>
@@ -1980,30 +1980,6 @@
       <w:r>
         <w:t>그림 2. 코어 사이클/픽셀 대 정수 PSNR (왼쪽 Set12, 오른쪽 BSD68). 채운 점은 보드에서 잰 사이클, 속 빈 점은 사이클 모델값. 가로선은 BM3D(실선: 논문의 클리핑 7비트 입력, 점선: 클리핑 없음). 같은 사이클(약 670)에서 maxout 망이 ReLU 망 위에 있고, space-to-depth 망이 기준 망 A의 왼쪽 위에 있다.</w:t>
       </w:r>
-    </w:p>
-    <w:p>
-      <w:pPr>
-        <w:spacing w:after="0" w:before="0"/>
-        <w:sectPr>
-          <w:type w:val="continuous"/>
-          <w:pgSz w:w="11909" w:h="16834"/>
-          <w:pgMar w:top="1080" w:right="734" w:bottom="2434" w:left="734" w:header="720" w:footer="720" w:gutter="0"/>
-          <w:cols w:space="720"/>
-          <w:docGrid w:linePitch="360"/>
-        </w:sectPr>
-      </w:pPr>
-    </w:p>
-    <w:p>
-      <w:pPr>
-        <w:spacing w:after="0" w:before="0"/>
-        <w:sectPr>
-          <w:type w:val="continuous"/>
-          <w:pgSz w:w="11909" w:h="16834"/>
-          <w:pgMar w:top="1080" w:right="734" w:bottom="2434" w:left="734" w:header="720" w:footer="720" w:gutter="0"/>
-          <w:cols w:space="360" w:num="2"/>
-          <w:docGrid w:linePitch="360"/>
-        </w:sectPr>
-      </w:pPr>
     </w:p>
     <w:p>
       <w:pPr>
@@ -2029,21 +2005,21 @@
         <w:tblLook w:firstColumn="1" w:firstRow="1" w:lastColumn="0" w:lastRow="0" w:noHBand="0" w:noVBand="1" w:val="04A0"/>
       </w:tblPr>
       <w:tblGrid>
-        <w:gridCol w:w="1044"/>
-        <w:gridCol w:w="1044"/>
-        <w:gridCol w:w="1044"/>
-        <w:gridCol w:w="1044"/>
-        <w:gridCol w:w="1044"/>
-        <w:gridCol w:w="1044"/>
-        <w:gridCol w:w="1044"/>
-        <w:gridCol w:w="1044"/>
-        <w:gridCol w:w="1044"/>
-        <w:gridCol w:w="1044"/>
+        <w:gridCol w:w="2891"/>
+        <w:gridCol w:w="750"/>
+        <w:gridCol w:w="750"/>
+        <w:gridCol w:w="750"/>
+        <w:gridCol w:w="750"/>
+        <w:gridCol w:w="750"/>
+        <w:gridCol w:w="750"/>
+        <w:gridCol w:w="750"/>
+        <w:gridCol w:w="750"/>
+        <w:gridCol w:w="750"/>
       </w:tblGrid>
       <w:tr>
         <w:tc>
           <w:tcPr>
-            <w:tcW w:type="dxa" w:w="2699"/>
+            <w:tcW w:type="dxa" w:w="2891"/>
           </w:tcPr>
           <w:p>
             <w:pPr>
@@ -2057,7 +2033,7 @@
         </w:tc>
         <w:tc>
           <w:tcPr>
-            <w:tcW w:type="dxa" w:w="771"/>
+            <w:tcW w:type="dxa" w:w="750"/>
           </w:tcPr>
           <w:p>
             <w:pPr>
@@ -2072,7 +2048,7 @@
         </w:tc>
         <w:tc>
           <w:tcPr>
-            <w:tcW w:type="dxa" w:w="771"/>
+            <w:tcW w:type="dxa" w:w="750"/>
           </w:tcPr>
           <w:p>
             <w:pPr>
@@ -2087,7 +2063,7 @@
         </w:tc>
         <w:tc>
           <w:tcPr>
-            <w:tcW w:type="dxa" w:w="771"/>
+            <w:tcW w:type="dxa" w:w="750"/>
           </w:tcPr>
           <w:p>
             <w:pPr>
@@ -2102,7 +2078,7 @@
         </w:tc>
         <w:tc>
           <w:tcPr>
-            <w:tcW w:type="dxa" w:w="771"/>
+            <w:tcW w:type="dxa" w:w="750"/>
           </w:tcPr>
           <w:p>
             <w:pPr>
@@ -2117,7 +2093,7 @@
         </w:tc>
         <w:tc>
           <w:tcPr>
-            <w:tcW w:type="dxa" w:w="771"/>
+            <w:tcW w:type="dxa" w:w="750"/>
           </w:tcPr>
           <w:p>
             <w:pPr>
@@ -2132,7 +2108,7 @@
         </w:tc>
         <w:tc>
           <w:tcPr>
-            <w:tcW w:type="dxa" w:w="771"/>
+            <w:tcW w:type="dxa" w:w="750"/>
           </w:tcPr>
           <w:p>
             <w:pPr>
@@ -2147,7 +2123,7 @@
         </w:tc>
         <w:tc>
           <w:tcPr>
-            <w:tcW w:type="dxa" w:w="771"/>
+            <w:tcW w:type="dxa" w:w="750"/>
           </w:tcPr>
           <w:p>
             <w:pPr>
@@ -2162,7 +2138,7 @@
         </w:tc>
         <w:tc>
           <w:tcPr>
-            <w:tcW w:type="dxa" w:w="771"/>
+            <w:tcW w:type="dxa" w:w="750"/>
           </w:tcPr>
           <w:p>
             <w:pPr>
@@ -2177,7 +2153,7 @@
         </w:tc>
         <w:tc>
           <w:tcPr>
-            <w:tcW w:type="dxa" w:w="771"/>
+            <w:tcW w:type="dxa" w:w="750"/>
           </w:tcPr>
           <w:p>
             <w:pPr>
@@ -2194,7 +2170,7 @@
       <w:tr>
         <w:tc>
           <w:tcPr>
-            <w:tcW w:type="dxa" w:w="2699"/>
+            <w:tcW w:type="dxa" w:w="2891"/>
           </w:tcPr>
           <w:p>
             <w:pPr>
@@ -2208,7 +2184,7 @@
         </w:tc>
         <w:tc>
           <w:tcPr>
-            <w:tcW w:type="dxa" w:w="771"/>
+            <w:tcW w:type="dxa" w:w="750"/>
           </w:tcPr>
           <w:p>
             <w:pPr>
@@ -2223,7 +2199,7 @@
         </w:tc>
         <w:tc>
           <w:tcPr>
-            <w:tcW w:type="dxa" w:w="771"/>
+            <w:tcW w:type="dxa" w:w="750"/>
           </w:tcPr>
           <w:p>
             <w:pPr>
@@ -2238,7 +2214,7 @@
         </w:tc>
         <w:tc>
           <w:tcPr>
-            <w:tcW w:type="dxa" w:w="771"/>
+            <w:tcW w:type="dxa" w:w="750"/>
           </w:tcPr>
           <w:p>
             <w:pPr>
@@ -2253,7 +2229,7 @@
         </w:tc>
         <w:tc>
           <w:tcPr>
-            <w:tcW w:type="dxa" w:w="771"/>
+            <w:tcW w:type="dxa" w:w="750"/>
           </w:tcPr>
           <w:p>
             <w:pPr>
@@ -2268,7 +2244,7 @@
         </w:tc>
         <w:tc>
           <w:tcPr>
-            <w:tcW w:type="dxa" w:w="771"/>
+            <w:tcW w:type="dxa" w:w="750"/>
           </w:tcPr>
           <w:p>
             <w:pPr>
@@ -2283,7 +2259,7 @@
         </w:tc>
         <w:tc>
           <w:tcPr>
-            <w:tcW w:type="dxa" w:w="771"/>
+            <w:tcW w:type="dxa" w:w="750"/>
           </w:tcPr>
           <w:p>
             <w:pPr>
@@ -2298,7 +2274,7 @@
         </w:tc>
         <w:tc>
           <w:tcPr>
-            <w:tcW w:type="dxa" w:w="771"/>
+            <w:tcW w:type="dxa" w:w="750"/>
           </w:tcPr>
           <w:p>
             <w:pPr>
@@ -2313,7 +2289,7 @@
         </w:tc>
         <w:tc>
           <w:tcPr>
-            <w:tcW w:type="dxa" w:w="771"/>
+            <w:tcW w:type="dxa" w:w="750"/>
           </w:tcPr>
           <w:p>
             <w:pPr>
@@ -2328,7 +2304,7 @@
         </w:tc>
         <w:tc>
           <w:tcPr>
-            <w:tcW w:type="dxa" w:w="771"/>
+            <w:tcW w:type="dxa" w:w="750"/>
           </w:tcPr>
           <w:p>
             <w:pPr>
@@ -2345,7 +2321,7 @@
       <w:tr>
         <w:tc>
           <w:tcPr>
-            <w:tcW w:type="dxa" w:w="2699"/>
+            <w:tcW w:type="dxa" w:w="2891"/>
           </w:tcPr>
           <w:p>
             <w:pPr>
@@ -2359,7 +2335,7 @@
         </w:tc>
         <w:tc>
           <w:tcPr>
-            <w:tcW w:type="dxa" w:w="771"/>
+            <w:tcW w:type="dxa" w:w="750"/>
           </w:tcPr>
           <w:p>
             <w:pPr>
@@ -2374,7 +2350,7 @@
         </w:tc>
         <w:tc>
           <w:tcPr>
-            <w:tcW w:type="dxa" w:w="771"/>
+            <w:tcW w:type="dxa" w:w="750"/>
           </w:tcPr>
           <w:p>
             <w:pPr>
@@ -2389,7 +2365,7 @@
         </w:tc>
         <w:tc>
           <w:tcPr>
-            <w:tcW w:type="dxa" w:w="771"/>
+            <w:tcW w:type="dxa" w:w="750"/>
           </w:tcPr>
           <w:p>
             <w:pPr>
@@ -2404,7 +2380,7 @@
         </w:tc>
         <w:tc>
           <w:tcPr>
-            <w:tcW w:type="dxa" w:w="771"/>
+            <w:tcW w:type="dxa" w:w="750"/>
           </w:tcPr>
           <w:p>
             <w:pPr>
@@ -2428,7 +2404,7 @@
         </w:tc>
         <w:tc>
           <w:tcPr>
-            <w:tcW w:type="dxa" w:w="771"/>
+            <w:tcW w:type="dxa" w:w="750"/>
           </w:tcPr>
           <w:p>
             <w:pPr>
@@ -2452,7 +2428,7 @@
         </w:tc>
         <w:tc>
           <w:tcPr>
-            <w:tcW w:type="dxa" w:w="771"/>
+            <w:tcW w:type="dxa" w:w="750"/>
           </w:tcPr>
           <w:p>
             <w:pPr>
@@ -2467,7 +2443,7 @@
         </w:tc>
         <w:tc>
           <w:tcPr>
-            <w:tcW w:type="dxa" w:w="771"/>
+            <w:tcW w:type="dxa" w:w="750"/>
           </w:tcPr>
           <w:p>
             <w:pPr>
@@ -2482,7 +2458,7 @@
         </w:tc>
         <w:tc>
           <w:tcPr>
-            <w:tcW w:type="dxa" w:w="771"/>
+            <w:tcW w:type="dxa" w:w="750"/>
           </w:tcPr>
           <w:p>
             <w:pPr>
@@ -2497,7 +2473,7 @@
         </w:tc>
         <w:tc>
           <w:tcPr>
-            <w:tcW w:type="dxa" w:w="771"/>
+            <w:tcW w:type="dxa" w:w="750"/>
           </w:tcPr>
           <w:p>
             <w:pPr>
@@ -2514,7 +2490,7 @@
       <w:tr>
         <w:tc>
           <w:tcPr>
-            <w:tcW w:type="dxa" w:w="2699"/>
+            <w:tcW w:type="dxa" w:w="2891"/>
           </w:tcPr>
           <w:p>
             <w:pPr>
@@ -2528,7 +2504,7 @@
         </w:tc>
         <w:tc>
           <w:tcPr>
-            <w:tcW w:type="dxa" w:w="771"/>
+            <w:tcW w:type="dxa" w:w="750"/>
           </w:tcPr>
           <w:p>
             <w:pPr>
@@ -2543,7 +2519,7 @@
         </w:tc>
         <w:tc>
           <w:tcPr>
-            <w:tcW w:type="dxa" w:w="771"/>
+            <w:tcW w:type="dxa" w:w="750"/>
           </w:tcPr>
           <w:p>
             <w:pPr>
@@ -2558,31 +2534,31 @@
         </w:tc>
         <w:tc>
           <w:tcPr>
-            <w:tcW w:type="dxa" w:w="771"/>
-          </w:tcPr>
-          <w:p>
-            <w:pPr>
-              <w:pStyle w:val="tablecopy"/>
-              <w:spacing w:before="20" w:after="20"/>
-              <w:jc w:val="center"/>
-            </w:pPr>
-          </w:p>
-        </w:tc>
-        <w:tc>
-          <w:tcPr>
-            <w:tcW w:type="dxa" w:w="771"/>
-          </w:tcPr>
-          <w:p>
-            <w:pPr>
-              <w:pStyle w:val="tablecopy"/>
-              <w:spacing w:before="20" w:after="20"/>
-              <w:jc w:val="center"/>
-            </w:pPr>
-          </w:p>
-        </w:tc>
-        <w:tc>
-          <w:tcPr>
-            <w:tcW w:type="dxa" w:w="771"/>
+            <w:tcW w:type="dxa" w:w="750"/>
+          </w:tcPr>
+          <w:p>
+            <w:pPr>
+              <w:pStyle w:val="tablecopy"/>
+              <w:spacing w:before="20" w:after="20"/>
+              <w:jc w:val="center"/>
+            </w:pPr>
+          </w:p>
+        </w:tc>
+        <w:tc>
+          <w:tcPr>
+            <w:tcW w:type="dxa" w:w="750"/>
+          </w:tcPr>
+          <w:p>
+            <w:pPr>
+              <w:pStyle w:val="tablecopy"/>
+              <w:spacing w:before="20" w:after="20"/>
+              <w:jc w:val="center"/>
+            </w:pPr>
+          </w:p>
+        </w:tc>
+        <w:tc>
+          <w:tcPr>
+            <w:tcW w:type="dxa" w:w="750"/>
           </w:tcPr>
           <w:p>
             <w:pPr>
@@ -2597,7 +2573,7 @@
         </w:tc>
         <w:tc>
           <w:tcPr>
-            <w:tcW w:type="dxa" w:w="771"/>
+            <w:tcW w:type="dxa" w:w="750"/>
           </w:tcPr>
           <w:p>
             <w:pPr>
@@ -2612,7 +2588,7 @@
         </w:tc>
         <w:tc>
           <w:tcPr>
-            <w:tcW w:type="dxa" w:w="771"/>
+            <w:tcW w:type="dxa" w:w="750"/>
           </w:tcPr>
           <w:p>
             <w:pPr>
@@ -2627,7 +2603,7 @@
         </w:tc>
         <w:tc>
           <w:tcPr>
-            <w:tcW w:type="dxa" w:w="771"/>
+            <w:tcW w:type="dxa" w:w="750"/>
           </w:tcPr>
           <w:p>
             <w:pPr>
@@ -2642,7 +2618,7 @@
         </w:tc>
         <w:tc>
           <w:tcPr>
-            <w:tcW w:type="dxa" w:w="771"/>
+            <w:tcW w:type="dxa" w:w="750"/>
           </w:tcPr>
           <w:p>
             <w:pPr>
@@ -2659,7 +2635,7 @@
       <w:tr>
         <w:tc>
           <w:tcPr>
-            <w:tcW w:type="dxa" w:w="2699"/>
+            <w:tcW w:type="dxa" w:w="2891"/>
           </w:tcPr>
           <w:p>
             <w:pPr>
@@ -2673,7 +2649,7 @@
         </w:tc>
         <w:tc>
           <w:tcPr>
-            <w:tcW w:type="dxa" w:w="771"/>
+            <w:tcW w:type="dxa" w:w="750"/>
           </w:tcPr>
           <w:p>
             <w:pPr>
@@ -2688,7 +2664,7 @@
         </w:tc>
         <w:tc>
           <w:tcPr>
-            <w:tcW w:type="dxa" w:w="771"/>
+            <w:tcW w:type="dxa" w:w="750"/>
           </w:tcPr>
           <w:p>
             <w:pPr>
@@ -2703,7 +2679,7 @@
         </w:tc>
         <w:tc>
           <w:tcPr>
-            <w:tcW w:type="dxa" w:w="771"/>
+            <w:tcW w:type="dxa" w:w="750"/>
           </w:tcPr>
           <w:p>
             <w:pPr>
@@ -2718,7 +2694,7 @@
         </w:tc>
         <w:tc>
           <w:tcPr>
-            <w:tcW w:type="dxa" w:w="771"/>
+            <w:tcW w:type="dxa" w:w="750"/>
           </w:tcPr>
           <w:p>
             <w:pPr>
@@ -2742,7 +2718,7 @@
         </w:tc>
         <w:tc>
           <w:tcPr>
-            <w:tcW w:type="dxa" w:w="771"/>
+            <w:tcW w:type="dxa" w:w="750"/>
           </w:tcPr>
           <w:p>
             <w:pPr>
@@ -2766,7 +2742,7 @@
         </w:tc>
         <w:tc>
           <w:tcPr>
-            <w:tcW w:type="dxa" w:w="771"/>
+            <w:tcW w:type="dxa" w:w="750"/>
           </w:tcPr>
           <w:p>
             <w:pPr>
@@ -2781,7 +2757,7 @@
         </w:tc>
         <w:tc>
           <w:tcPr>
-            <w:tcW w:type="dxa" w:w="771"/>
+            <w:tcW w:type="dxa" w:w="750"/>
           </w:tcPr>
           <w:p>
             <w:pPr>
@@ -2796,7 +2772,7 @@
         </w:tc>
         <w:tc>
           <w:tcPr>
-            <w:tcW w:type="dxa" w:w="771"/>
+            <w:tcW w:type="dxa" w:w="750"/>
           </w:tcPr>
           <w:p>
             <w:pPr>
@@ -2811,7 +2787,7 @@
         </w:tc>
         <w:tc>
           <w:tcPr>
-            <w:tcW w:type="dxa" w:w="771"/>
+            <w:tcW w:type="dxa" w:w="750"/>
           </w:tcPr>
           <w:p>
             <w:pPr>
@@ -2908,7 +2884,7 @@
       <w:r>
         <w:drawing>
           <wp:inline xmlns:a="http://schemas.openxmlformats.org/drawingml/2006/main" xmlns:pic="http://schemas.openxmlformats.org/drawingml/2006/picture">
-            <wp:extent cx="6120000" cy="2524500"/>
+            <wp:extent cx="5400000" cy="2227500"/>
             <wp:docPr id="3" name="Picture 3"/>
             <wp:cNvGraphicFramePr>
               <a:graphicFrameLocks noChangeAspect="1"/>
@@ -2929,7 +2905,7 @@
                   <pic:spPr>
                     <a:xfrm>
                       <a:off x="0" y="0"/>
-                      <a:ext cx="6120000" cy="2524500"/>
+                      <a:ext cx="5400000" cy="2227500"/>
                     </a:xfrm>
                     <a:prstGeom prst="rect"/>
                   </pic:spPr>
@@ -2977,7 +2953,7 @@
         <w:pStyle w:val="a3"/>
       </w:pPr>
       <w:r>
-        <w:t>곱셈기 64개의 소형 정수 가속기에서, 실측과 맞는 사이클 모델이 병목이 곱셈기가 아니라 입력 포트임을 보였다. 그 포트 폭에서는 연산량으로 손해인 두 설계가 이득이 됐다. space-to-depth는 6.4배 큰 망을 25% 적은 사이클에 넣었고, maxout은 은닉층의 사이클을 바꾸지 않고 같은 폭의 ReLU 망보다 화질을 올렸다〔재실험〕. 양자화 인지 학습까지 더해, 같은 입력의 BM3D를 두 테스트셋에서 넘는 정수 모델(30.12 / 29.02 dB)과 기준보다 2.63배 적은 사이클로 BM3D 수준인 모델(29.95 / 28.91 dB)을 얻었고, 두 모델 모두 보드에서 한 장을 끝까지 실행해 전 층 비트 일치를 확인했다. 이 결론은 PC가 창을 만들어 보내는 입력 구조에서의 것이며, 라인 버퍼 구조에서는 사이클 모델상 뒤집힌다. 그것을 보드에서 재는 것이 다음 작업이다. 코드, 정수 모델, 사진별 PSNR, 보드 기록은 저장소에 있다.</w:t>
+        <w:t>곱셈기 64개의 소형 정수 가속기에서, 실측과 맞는 사이클 모델이 병목이 곱셈기가 아니라 입력 포트임을 보였다. 그 포트 폭에서는 연산량으로 손해인 두 설계가 이득이 됐다. space-to-depth는 6.4배 큰 망을 25% 적은 사이클에 넣었고, maxout은 은닉층의 사이클을 바꾸지 않고 같은 폭의 ReLU 망보다 화질을 올렸다〔재실험〕. 양자화 인지 학습까지 더해, 같은 입력의 BM3D를 두 테스트셋에서 넘는 정수 모델(30.12 / 29.02 dB)과 기준보다 2.63배 적은 사이클로 BM3D 수준인 모델(29.95 / 28.91 dB)을 얻었고, 두 모델 모두 보드에서 한 장을 끝까지 실행해 전 층 비트 일치를 확인했다. 이 결론은 PC가 창을 만들어 보내는 입력 구조에서의 것이며, 라인 버퍼 구조에서는 사이클 모델상 maxout이 더는 공짜가 아니고 망 B가 기준 망보다 느려진다. 그것을 보드에서 재는 것이 다음 작업이다. 코드, 정수 모델, 사진별 PSNR, 보드 기록은 저장소에 있다.</w:t>
       </w:r>
     </w:p>
     <w:p>

--- a/iweict2026/PAPER_KO.docx
+++ b/iweict2026/PAPER_KO.docx
@@ -67,7 +67,7 @@
         <w:pStyle w:val="Abstract"/>
       </w:pPr>
       <w:r>
-        <w:t>초록—효율적인 신경망은 보통 곱셈 수를 최소화하도록 설계되지만, 소형 가속기에서는 실행 시간이 다른 것으로 정해질 수 있다. 본 연구는 소형 FPGA용 정수 CNN 가속기(Zynq XC7Z020: 곱셈기 64개, 단일 비트스트림, 7비트 입력, ReLU 출력)에서 가우시안 잡음(σ=25)을 제거하며, 측정된 병목이 망 설계를 어떻게 바꾸는지 보인다. 사이클 모델(설계 단계에서 1.7% 이내, 이전 보드 실행에서 관찰한 보정 두 개를 넣으면 0.003% 이내)은 PC가 만든 창을 사이클당 7비트 값 하나씩 받는 이 구현이 입력 포트에 묶여 있음을 보인다. 즉 한 층의 비용은 창당 K 사이클이며(K는 입력 값의 수), 출력 채널 수는 곱셈기 수(64)까지 비용에 영향을 주지 않는다. 그래서 7층 DnCNN 형태의 기준 망은 곱셈기의 41%만 쓴다. 여기서 연산량(FLOP) 기준으로는 낭비로 보이는 두 가지 선택이 나온다. 2×2 space-to-depth 입력은 10층 64채널 망(파라미터 6.4배, 곱셈 1.6배)을 기준 망보다 25% 적은 사이클에 돌리게 하며, Set12에서 0.3 dB(BSD68 0.2 dB) 높다. 층의 곱셈을 2배로 만드는 maxout은 모든 은닉층의 추가 출력 채널이 된다. 보드에서 출력 64채널 maxout 층은 창당 289 사이클로 출력 32채널 ReLU 층과 같았고, 픽셀당 1% 많은 사이클(675 대 669)로 maxout 망은 같은 폭의 ReLU 망보다 높다〔재실험: 같은 예산의 정수 PSNR 차이로 교체〕. 보드 연산을 재현한 그 학습은 모든 정수 모델을 float의 0.04 dB 안으로 가져왔다. 화질 우선 정수 모델은 30.12 / 29.02 dB로, 같은 클리핑 7비트 입력에서 측정한 BM3D(29.95 / 28.37 dB, 클리핑 없이는 29.98 / 28.62 dB)보다 높다. 속도 우선 모델은 기준 망보다 2.63배 적은 코어 사이클로 29.95 / 28.91 dB다. 보드에서 실행한 다섯 모델마다 Set12 한 장을 끝까지 실행했고, 모든 층이 정수 모델과 비트 단위로 일치했다.</w:t>
+        <w:t>초록—효율적인 신경망은 보통 곱셈 수를 최소화하도록 설계되지만, 소형 가속기에서는 실행 시간이 다른 것으로 정해질 수 있다. 본 연구는 소형 FPGA용 정수 CNN 가속기(Zynq XC7Z020: 곱셈기 64개, 단일 비트스트림, 7비트 입력, ReLU 출력)에서 가우시안 잡음(σ=25)을 제거하며, 측정된 병목이 망 설계를 어떻게 바꾸는지 보인다. 사이클 모델(설계 단계에서 1.7% 이내, 이전 보드 실행에서 관찰한 보정 두 개를 넣으면 0.003% 이내)은 PC가 만든 창을 사이클당 7비트 값 하나씩 받는 이 구현이 입력 포트에 묶여 있음을 보인다. 즉 한 층의 비용은 창당 K 사이클이며(K는 입력 값의 수), 출력 채널 수는 곱셈기 수(64)까지 비용에 영향을 주지 않는다. 그래서 7층 DnCNN 형태의 기준 망은 곱셈기의 41%만 쓴다. 여기서 연산량(FLOP) 기준으로는 낭비로 보이는 두 가지 선택이 나온다. 2×2 space-to-depth 입력은 10층 64채널 망(파라미터 6.4배, 곱셈 1.6배)을 기준 망보다 25% 적은 사이클에 돌리게 하며, Set12에서 0.3 dB(BSD68 0.2 dB) 높다. 층의 곱셈을 2배로 만드는 maxout은 모든 은닉층의 추가 출력 채널이 된다. 보드에서 출력 64채널 maxout 층은 창당 289 사이클로 출력 32채널 ReLU 층과 같았고, 픽셀당 1% 많은 사이클(675 대 669)로 maxout 망은 같은 폭의 ReLU 망보다 높다〔재실험: 같은 예산의 정수 PSNR 차이로 교체〕. 보드 연산을 재현한 그 학습은 모든 정수 모델을 float의 0.04 dB 안으로 가져왔다. 화질 우선 정수 모델은 30.12 / 29.02 dB로, 같은 클리핑 7비트 입력에서 측정한 BM3D(29.95 / 28.37 dB, 클리핑 없이는 29.98 / 28.62 dB)보다 높다. 속도 우선 모델은 기준 망보다 2.63배 적은 코어 사이클로 30.00 / 28.94 dB다. 보드에서 실행한 일곱 모델마다 Set12 한 장을 끝까지 실행했고, 모든 층이 정수 모델과 비트 단위로 일치했다.</w:t>
       </w:r>
     </w:p>
     <w:p>
@@ -151,7 +151,7 @@
         <w:t>보드에서의 비트 단위 검증.</w:t>
       </w:r>
       <w:r>
-        <w:t xml:space="preserve"> 보드 연산을 재현한 양자화 인지 학습(방법은 기존 관행, III절)으로 만든 정수 모델은 같은 입력 조건의 BM3D를 넘고(30.12 / 29.02 dB), 속도 우선 모델은 기준 망보다 2.63배 적은 사이클로 BM3D 수준이다(29.95 / 28.91 dB). 보드에서 실행한 다섯 모델은 모든 층이 정수 모델과 비트 단위로 일치했다.</w:t>
+        <w:t xml:space="preserve"> 보드 연산을 재현한 양자화 인지 학습(방법은 기존 관행, III절)으로 만든 정수 모델은 같은 입력 조건의 BM3D를 넘고(30.12 / 29.02 dB), 속도 우선 모델은 기준 망보다 2.63배 적은 사이클로 BM3D 수준이다(30.00 / 28.94 dB). 보드에서 실행한 일곱 모델은 모든 층이 정수 모델과 비트 단위로 일치했다.</w:t>
       </w:r>
     </w:p>
     <w:p>
@@ -306,7 +306,7 @@
         <w:t>실측 보정.</w:t>
       </w:r>
       <w:r>
-        <w:t xml:space="preserve"> 기준 7층 망의 보드 실행에서 모든 층이 이 값보다 창당 1 사이클 많았고, 창당 최소 COUT 사이클이 걸렸다(코어가 출력을 사이클당 하나씩 내보내므로; 같은 현상을 CIFAR-10 실행에서도 보았다). 두 보정을 넣은 모델은 그 뒤에 설계한 10층 망 두 개의 총 사이클을 0.003% 이내로 예측했다(표 II). 보정 전 모델의 오차는 세 망에서 0.7–1.6%다.</w:t>
+        <w:t xml:space="preserve"> 기준 7층 망의 보드 실행에서 모든 층이 이 값보다 창당 1 사이클 많았고, 창당 최소 COUT 사이클이 걸렸다(코어가 출력을 사이클당 하나씩 내보내므로; 같은 현상을 CIFAR-10 실행에서도 보았다). 두 보정을 넣은 모델은 그 뒤에 설계한 10층 망 세 개의 총 사이클을 0.003% 이내로 예측했다(표 II). 보정 전 모델의 오차는 세 망에서 0.7–1.6%다.</w:t>
       </w:r>
     </w:p>
     <w:p>
@@ -457,7 +457,7 @@
         <w:t>학습.</w:t>
       </w:r>
       <w:r>
-        <w:t xml:space="preserve"> Train400 중 20장을 검증용으로 떼고 380장으로 학습한다. 40×40(A) 또는 50×50(B 계열) 패치, 뒤집기·회전, MSE, Adam(초기 10⁻³, 배치 128). 검증 PSNR이 6 epoch 동안 오르지 않으면 학습률을 반으로, 15 epoch 동안 오르지 않으면 종료한다. 검증 최고 모델을 쓴다. 체크포인트, 학습률 조정, 양자화 범위는 어느 것도 테스트셋(Set12, BSD68)으로 고르지 않았다. 데이터, 증강, 손실, 학습률 규칙은 모든 망이 같고 epoch당 픽셀 수도 같지만(52.4M 대 51.2M), epoch당 갱신 횟수는 A 256, B 계열 160이다. 최고 검증 epoch까지의 갱신은 A 2.7만, B 2.2만, B-32+maxout 1.8만이었다. B-32(ReLU)는 epoch 26에 검증 PSNR이 무너진 뒤 15 epoch 안에 회복하지 못해 epoch 40에 조기 종료되어 0.4만이었다. 이 비교는 조기 종료 없이 같은 120 epoch으로 다시 학습했다〔재실험〕. 시드는 하나다.</w:t>
+        <w:t xml:space="preserve"> Train400 중 20장을 검증용으로 떼고 380장으로 학습한다. 40×40(A) 또는 50×50(B 계열) 패치, 뒤집기·회전, MSE, Adam(초기 10⁻³, 배치 128). 검증 PSNR이 6 epoch 동안 오르지 않으면 학습률을 반으로, 15 epoch 동안 오르지 않으면 종료한다. 검증 최고 모델을 쓴다. 체크포인트, 학습률 조정, 양자화 범위는 어느 것도 테스트셋(Set12, BSD68)으로 고르지 않았다. 데이터, 증강, 손실, 학습률 규칙은 모든 망이 같고 epoch당 픽셀 수도 같지만(52.4M 대 51.2M), epoch당 갱신 횟수는 A 256, B 계열 160이다. 최고 검증 epoch까지의 갱신은 A 2.7만, B 2.2만이었다. B-32 세 망(ReLU, 평균 결합, maxout)은 조기 종료 없이 같은 120 epoch(갱신 19,200회)을 학습하고 검증 최고 모델을 썼다. 처음 조기 종료로 학습했을 때 B-32(ReLU)는 epoch 26에 검증 PSNR이 무너진 뒤 15 epoch 안에 회복하지 못해 epoch 40(갱신 0.4만, maxout 1.8만)에 멈췄고, 그래서 예산을 맞춰 다시 학습했다. 시드는 표의 모든 망이 하나(시드 1)이며, B-32 비교는 시드 2·3을 더한다〔진행 중〕.</w:t>
       </w:r>
     </w:p>
     <w:p>
@@ -547,7 +547,7 @@
         <w:t>클리핑하고 7비트로 양자화해서</w:t>
       </w:r>
       <w:r>
-        <w:t xml:space="preserve"> 넣었다. 이 조건은 CNN에는 학습 분포이지만 BM3D에는 아니다. 클리핑 없는 float 잡음에서 BM3D는 Set12 +0.03, BSD68 +0.26 dB 높고(포화 픽셀이 많은 영상에 집중), BM3D의 σ를 학습 영상에서 다시 골라도 차이는 0.1 dB 이내다. 표에는 두 값을 모두 적는다. 같은 입력에서의 CNN 기준선으로 공개 DnCNN-S [2] 가중치(17층 × 64, 556k, float, 클리핑 없이 학습)를 평가했다. 정수 PSNR은 보드와 같은 정수 연산을 PC에서 수행한 값이며, 보드에서 실행한 다섯 모델(A, B, B+QAT, B-32+maxout, 같은 망+QAT)마다 Set12 05.png 한 장을 끝까지 실행해 전 층 비트 일치를 확인했다(표 II). 시드가 하나이므로 0.1 dB 미만의 차이는 해석하지 않는다.</w:t>
+        <w:t xml:space="preserve"> 넣었다. 이 조건은 CNN에는 학습 분포이지만 BM3D에는 아니다. 클리핑 없는 float 잡음에서 BM3D는 Set12 +0.03, BSD68 +0.26 dB 높고(포화 픽셀이 많은 영상에 집중), BM3D의 σ를 학습 영상에서 다시 골라도 차이는 0.1 dB 이내다. 표에는 두 값을 모두 적는다. 같은 입력에서의 CNN 기준선으로 공개 DnCNN-S [2] 가중치(17층 × 64, 556k, float, 클리핑 없이 학습)를 평가했다. 정수 PSNR은 보드와 같은 정수 연산을 PC에서 수행한 값이며, 보드에서 실행한 일곱 모델(A, B, B+QAT, 조기 종료판 B-32+maxout과 그 QAT 모델, 같은 예산판 B-32 ReLU+QAT와 B-32+maxout+QAT)마다 Set12 05.png 한 장을 끝까지 실행해 전 층 비트 일치를 확인했다(표 II). 시드가 하나이므로 0.1 dB 미만의 차이는 해석하지 않는다.</w:t>
       </w:r>
     </w:p>
     <w:p>
@@ -571,7 +571,7 @@
         </w:numPr>
       </w:pPr>
       <w:r>
-        <w:t>표 I. 평균 PSNR(dB)과 코어 비용. 정수 = 보드와 같은 정수 연산의 값. 사이클은 보정 모델이며 "실측"은 보드에서 잰 모델(05.png)이다. 마지막 열은 정수 모델이 BM3D(클리핑 입력)보다 높은 사진 수.</w:t>
+        <w:t>표 I. 평균 PSNR(dB)과 코어 비용. 정수 = 보드와 같은 정수 연산의 값. 사이클은 보정 모델이며 "실측"은 보드에서 잰 모델(05.png)이다. 마지막 열은 정수 모델이 BM3D(클리핑 입력)보다 높은 사진 수. B-32 행은 모두 조기 종료 없이 120 epoch(갱신 19,200회)과 QAT 15 epoch으로 학습한 시드 1의 값이다.</w:t>
       </w:r>
     </w:p>
     <w:tbl>
@@ -1428,37 +1428,37 @@
               <w:jc w:val="center"/>
             </w:pPr>
             <w:r>
-              <w:t>29.18 / 29.11</w:t>
-            </w:r>
-          </w:p>
-        </w:tc>
-        <w:tc>
-          <w:tcPr>
-            <w:tcW w:type="dxa" w:w="1124"/>
-          </w:tcPr>
-          <w:p>
-            <w:pPr>
-              <w:pStyle w:val="tablecopy"/>
-              <w:spacing w:before="20" w:after="20"/>
-              <w:jc w:val="center"/>
-            </w:pPr>
-            <w:r>
-              <w:t>28.28 / 28.33</w:t>
-            </w:r>
-          </w:p>
-        </w:tc>
-        <w:tc>
-          <w:tcPr>
-            <w:tcW w:type="dxa" w:w="1124"/>
-          </w:tcPr>
-          <w:p>
-            <w:pPr>
-              <w:pStyle w:val="tablecopy"/>
-              <w:spacing w:before="20" w:after="20"/>
-              <w:jc w:val="center"/>
-            </w:pPr>
-            <w:r>
-              <w:t>0/12, 30/68</w:t>
+              <w:t>29.55 / 29.51</w:t>
+            </w:r>
+          </w:p>
+        </w:tc>
+        <w:tc>
+          <w:tcPr>
+            <w:tcW w:type="dxa" w:w="1124"/>
+          </w:tcPr>
+          <w:p>
+            <w:pPr>
+              <w:pStyle w:val="tablecopy"/>
+              <w:spacing w:before="20" w:after="20"/>
+              <w:jc w:val="center"/>
+            </w:pPr>
+            <w:r>
+              <w:t>28.55 / 28.53</w:t>
+            </w:r>
+          </w:p>
+        </w:tc>
+        <w:tc>
+          <w:tcPr>
+            <w:tcW w:type="dxa" w:w="1124"/>
+          </w:tcPr>
+          <w:p>
+            <w:pPr>
+              <w:pStyle w:val="tablecopy"/>
+              <w:spacing w:before="20" w:after="20"/>
+              <w:jc w:val="center"/>
+            </w:pPr>
+            <w:r>
+              <w:t>2/12, 49/68</w:t>
             </w:r>
           </w:p>
         </w:tc>
@@ -1489,7 +1489,7 @@
               <w:jc w:val="center"/>
             </w:pPr>
             <w:r>
-              <w:t>669</w:t>
+              <w:t>669 (실측)</w:t>
             </w:r>
           </w:p>
         </w:tc>
@@ -1534,37 +1534,37 @@
               <w:jc w:val="center"/>
             </w:pPr>
             <w:r>
-              <w:t>29.43 / 29.41</w:t>
-            </w:r>
-          </w:p>
-        </w:tc>
-        <w:tc>
-          <w:tcPr>
-            <w:tcW w:type="dxa" w:w="1124"/>
-          </w:tcPr>
-          <w:p>
-            <w:pPr>
-              <w:pStyle w:val="tablecopy"/>
-              <w:spacing w:before="20" w:after="20"/>
-              <w:jc w:val="center"/>
-            </w:pPr>
-            <w:r>
-              <w:t>28.52 / 28.56</w:t>
-            </w:r>
-          </w:p>
-        </w:tc>
-        <w:tc>
-          <w:tcPr>
-            <w:tcW w:type="dxa" w:w="1124"/>
-          </w:tcPr>
-          <w:p>
-            <w:pPr>
-              <w:pStyle w:val="tablecopy"/>
-              <w:spacing w:before="20" w:after="20"/>
-              <w:jc w:val="center"/>
-            </w:pPr>
-            <w:r>
-              <w:t>1/12, 49/68</w:t>
+              <w:t>29.58 / 29.62</w:t>
+            </w:r>
+          </w:p>
+        </w:tc>
+        <w:tc>
+          <w:tcPr>
+            <w:tcW w:type="dxa" w:w="1124"/>
+          </w:tcPr>
+          <w:p>
+            <w:pPr>
+              <w:pStyle w:val="tablecopy"/>
+              <w:spacing w:before="20" w:after="20"/>
+              <w:jc w:val="center"/>
+            </w:pPr>
+            <w:r>
+              <w:t>28.66 / 28.68</w:t>
+            </w:r>
+          </w:p>
+        </w:tc>
+        <w:tc>
+          <w:tcPr>
+            <w:tcW w:type="dxa" w:w="1124"/>
+          </w:tcPr>
+          <w:p>
+            <w:pPr>
+              <w:pStyle w:val="tablecopy"/>
+              <w:spacing w:before="20" w:after="20"/>
+              <w:jc w:val="center"/>
+            </w:pPr>
+            <w:r>
+              <w:t>5/12, 57/68</w:t>
             </w:r>
           </w:p>
         </w:tc>
@@ -1595,7 +1595,7 @@
               <w:jc w:val="center"/>
             </w:pPr>
             <w:r>
-              <w:t>675 (실측)</w:t>
+              <w:t>675</w:t>
             </w:r>
           </w:p>
         </w:tc>
@@ -1640,37 +1640,37 @@
               <w:jc w:val="center"/>
             </w:pPr>
             <w:r>
-              <w:t>29.97 / 29.75</w:t>
-            </w:r>
-          </w:p>
-        </w:tc>
-        <w:tc>
-          <w:tcPr>
-            <w:tcW w:type="dxa" w:w="1124"/>
-          </w:tcPr>
-          <w:p>
-            <w:pPr>
-              <w:pStyle w:val="tablecopy"/>
-              <w:spacing w:before="20" w:after="20"/>
-              <w:jc w:val="center"/>
-            </w:pPr>
-            <w:r>
-              <w:t>28.92 / 28.68</w:t>
-            </w:r>
-          </w:p>
-        </w:tc>
-        <w:tc>
-          <w:tcPr>
-            <w:tcW w:type="dxa" w:w="1124"/>
-          </w:tcPr>
-          <w:p>
-            <w:pPr>
-              <w:pStyle w:val="tablecopy"/>
-              <w:spacing w:before="20" w:after="20"/>
-              <w:jc w:val="center"/>
-            </w:pPr>
-            <w:r>
-              <w:t>5/12, 63/68</w:t>
+              <w:t>30.02 / 29.86</w:t>
+            </w:r>
+          </w:p>
+        </w:tc>
+        <w:tc>
+          <w:tcPr>
+            <w:tcW w:type="dxa" w:w="1124"/>
+          </w:tcPr>
+          <w:p>
+            <w:pPr>
+              <w:pStyle w:val="tablecopy"/>
+              <w:spacing w:before="20" w:after="20"/>
+              <w:jc w:val="center"/>
+            </w:pPr>
+            <w:r>
+              <w:t>28.94 / 28.80</w:t>
+            </w:r>
+          </w:p>
+        </w:tc>
+        <w:tc>
+          <w:tcPr>
+            <w:tcW w:type="dxa" w:w="1124"/>
+          </w:tcPr>
+          <w:p>
+            <w:pPr>
+              <w:pStyle w:val="tablecopy"/>
+              <w:spacing w:before="20" w:after="20"/>
+              <w:jc w:val="center"/>
+            </w:pPr>
+            <w:r>
+              <w:t>6/12, 66/68</w:t>
             </w:r>
           </w:p>
         </w:tc>
@@ -1752,49 +1752,49 @@
               <w:jc w:val="center"/>
             </w:pPr>
             <w:r>
-              <w:t xml:space="preserve">29.98 / </w:t>
+              <w:t xml:space="preserve">30.00 / </w:t>
             </w:r>
             <w:r>
               <w:rPr>
                 <w:b/>
               </w:rPr>
-              <w:t>29.95</w:t>
-            </w:r>
-          </w:p>
-        </w:tc>
-        <w:tc>
-          <w:tcPr>
-            <w:tcW w:type="dxa" w:w="1124"/>
-          </w:tcPr>
-          <w:p>
-            <w:pPr>
-              <w:pStyle w:val="tablecopy"/>
-              <w:spacing w:before="20" w:after="20"/>
-              <w:jc w:val="center"/>
-            </w:pPr>
-            <w:r>
-              <w:t xml:space="preserve">28.93 / </w:t>
+              <w:t>30.00</w:t>
+            </w:r>
+          </w:p>
+        </w:tc>
+        <w:tc>
+          <w:tcPr>
+            <w:tcW w:type="dxa" w:w="1124"/>
+          </w:tcPr>
+          <w:p>
+            <w:pPr>
+              <w:pStyle w:val="tablecopy"/>
+              <w:spacing w:before="20" w:after="20"/>
+              <w:jc w:val="center"/>
+            </w:pPr>
+            <w:r>
+              <w:t xml:space="preserve">28.95 / </w:t>
             </w:r>
             <w:r>
               <w:rPr>
                 <w:b/>
               </w:rPr>
-              <w:t>28.91</w:t>
-            </w:r>
-          </w:p>
-        </w:tc>
-        <w:tc>
-          <w:tcPr>
-            <w:tcW w:type="dxa" w:w="1124"/>
-          </w:tcPr>
-          <w:p>
-            <w:pPr>
-              <w:pStyle w:val="tablecopy"/>
-              <w:spacing w:before="20" w:after="20"/>
-              <w:jc w:val="center"/>
-            </w:pPr>
-            <w:r>
-              <w:t xml:space="preserve">8/12, </w:t>
+              <w:t>28.94</w:t>
+            </w:r>
+          </w:p>
+        </w:tc>
+        <w:tc>
+          <w:tcPr>
+            <w:tcW w:type="dxa" w:w="1124"/>
+          </w:tcPr>
+          <w:p>
+            <w:pPr>
+              <w:pStyle w:val="tablecopy"/>
+              <w:spacing w:before="20" w:after="20"/>
+              <w:jc w:val="center"/>
+            </w:pPr>
+            <w:r>
+              <w:t xml:space="preserve">9/12, </w:t>
             </w:r>
             <w:r>
               <w:rPr>
@@ -1860,7 +1860,7 @@
         <w:t>2.63배</w:t>
       </w:r>
       <w:r>
-        <w:t xml:space="preserve"> 적은 사이클로 Set12는 BM3D 수준(클리핑 기준 8/12장, 차이 0.01 dB 미만), BSD68은 클리핑 BM3D보다 +0.55, 클리핑 없는 BM3D보다 +0.29 dB(67/68). A와는 +0.13 / +0.11 dB로 동급이다.</w:t>
+        <w:t xml:space="preserve"> 적은 사이클로 A보다 +0.17 / +0.14 dB(12/12, 64/68장) 높다. Set12는 BM3D 수준(클리핑 기준 +0.04 dB, 9/12장; 클리핑 없는 BM3D보다 +0.01 dB), BSD68은 클리핑 BM3D보다 +0.57, 클리핑 없는 BM3D보다 +0.32 dB(67/68). 같은 구조를 조기 종료로 학습한 이전 판(29.95 / 28.91 dB)과의 차이 +0.05 / +0.03 dB는 해석하지 않는다(0.1 dB 미만). 이 모델을 고른 이유는 점수가 아니라 아래 같은 예산 비교에 들어간 바로 그 모델이기 때문이다.</w:t>
       </w:r>
     </w:p>
     <w:p>
@@ -1875,10 +1875,10 @@
         <w:rPr>
           <w:b/>
         </w:rPr>
-        <w:t>maxout의 효과〔재실험으로 교체〕:</w:t>
-      </w:r>
-      <w:r>
-        <w:t xml:space="preserve"> 표의 B-32+QAT 대비 Set12 +0.54, BSD68 +0.35 dB(80장 모두)는 학습 예산이 다른 비교다. 표의 ReLU 망은 갱신 0.4만에서 조기 종료됐고 maxout 망은 1.8만이었다. 같은 120 epoch으로 다시 학습한 ReLU 망은 float Set12가 29.18에서 29.55 dB로 올랐으므로, 같은 예산에서의 격차는 표의 값보다 작다. 또 maxout 망은 파라미터가 2배(76k 대 152k)이므로, 같은 64 출력을 재양자화 뒤 평균으로 합치는 대조군(파라미터와 코어 비용이 같고 max 비선형만 없음)을 같은 예산으로 함께 학습했다. 사이클은 1% 많고(첫 층), 곱셈기 활용률은 45% → 87%다. 7층 32채널 망에서의 15 epoch 비교에서는 마지막 5 epoch 평균 +0.02 dB로 차이가 없었다(최고 epoch 기준 +0.12, 스크린 변동 약 0.4 dB 안). 64채널 망에서는 출력 128이 K를 넘겨 공짜가 아니다.</w:t>
+        <w:t>공짜 출력 채널의 효과〔시드 2·3으로 확정〕:</w:t>
+      </w:r>
+      <w:r>
+        <w:t xml:space="preserve"> 같은 예산(120 epoch + QAT 15 epoch, 시드 1)에서 maxout 망은 ReLU 망보다 정수 Set12 +0.37, BSD68 +0.26 dB(80/80장) 높고, 사이클은 1% 많다(보드 실측 1.01배; 첫 층). 사진별 차이의 표준오차는 0.04 / 0.02 dB로 작아서, 불확실성은 테스트 사진이 아니라 학습 실행에서 온다. 두 가지 이유로 이 값은 아직 확정하지 않는다. 첫째, 시드 1의 ReLU 망은 epoch 26에 검증 PSNR이 27.93에서 24.27 dB로 무너졌고, 학습률 규칙이 회복 중에 학습률을 네 번 반으로 줄였다(10⁻³에서의 갱신 5,120 대 maxout 9,280). 무너지기 전(epoch 25)에는 세 망의 검증 최고가 27.93–27.96 dB로 같았고, 120 epoch 끝에 ReLU 망은 아직 오르고 있었다. 둘째, maxout 망은 파라미터가 2배다(76k 대 152k). 같은 64 출력을 max 대신 평균으로 합치는 대조군(초기 가중치와 데이터까지 maxout과 같음)은 float 검증 최고 28.549 dB, Set12 30.06 dB로 maxout(28.528, 30.02)과 같거나 약간 높았다(마지막 20 epoch 모두 높음, 평균 +0.018 dB). 즉 이 시드에서 차이를 만든 것은 max 비선형이 아니라 비용 없이 늘어난 출력 채널이다. 평균 결합의 QAT 정수 값과 시드 2·3은 진행 중이다. 곱셈기 활용률은 45% → 87%이고, 7층 32채널 망의 15 epoch 스크린에서는 maxout과 ReLU의 차이가 없었다(마지막 5 epoch 평균 +0.02 dB). 64채널 망에서는 출력 128이 K를 넘겨 공짜가 아니다. 처음의 조기 종료 비교(+0.54 / +0.35 dB)는 ReLU 망이 갱신 0.4만에서 멈춘 비교라 쓰지 않는다.</w:t>
       </w:r>
     </w:p>
     <w:p>
@@ -1896,7 +1896,7 @@
         <w:t>QAT의 효과:</w:t>
       </w:r>
       <w:r>
-        <w:t xml:space="preserve"> Set12 정수 손실이 maxout 망 0.22 → 0.02, ReLU 망 0.08 → 0.02, B 0.04 → 0.01 dB가 됐고, QAT 뒤에는 두 테스트셋 모두 0.04 dB 이내다. 정수 PSNR 이득은 ReLU 망(+0.31 / +0.24 dB, 80/80장)과 maxout 망(+0.20 / +0.24 dB, 77/80장)이 비슷하고 B는 +0.02 dB다. ReLU 망의 이득에는 float 점수 상승(+0.25 dB)이 섞여 있어, 덜 학습된 망을 더 학습시킨 효과도 들어 있다.</w:t>
+        <w:t xml:space="preserve"> 학습 뒤 양자화(PTQ)의 정수 손실은 maxout 망 0.16 / 0.14 dB, ReLU 망 0.05 / 0.02 dB였고(Set12 / BSD68), QAT 뒤에는 모든 정수 모델이 float의 0.04 dB 안이다(ReLU 망은 정수가 float보다 0.04 / 0.02 dB 높다). 정수 PSNR 이득은 maxout 망 +0.14 / +0.14 dB, ReLU 망 +0.12 / +0.15 dB(둘 다 80/80장)로 비슷하고 B는 +0.02 dB다. QAT는 학습률 10⁻⁴의 추가 15 epoch이기도 해서, 120 epoch 끝에 아직 오르던 ReLU 망은 float 점수도 +0.03 / +0.11 dB 올랐다.</w:t>
       </w:r>
     </w:p>
     <w:p>
@@ -1978,7 +1978,7 @@
         </w:numPr>
       </w:pPr>
       <w:r>
-        <w:t>그림 2. 코어 사이클/픽셀 대 정수 PSNR (왼쪽 Set12, 오른쪽 BSD68). 채운 점은 보드에서 잰 사이클, 속 빈 점은 사이클 모델값. 가로선은 BM3D(실선: 논문의 클리핑 7비트 입력, 점선: 클리핑 없음). 같은 사이클(약 670)에서 maxout 망이 ReLU 망 위에 있고, space-to-depth 망이 기준 망 A의 왼쪽 위에 있다.</w:t>
+        <w:t>그림 2. 코어 사이클/픽셀 대 정수 PSNR (왼쪽 Set12, 오른쪽 BSD68). 채운 점은 보드에서 잰 사이클, 속 빈 점은 사이클 모델값. 가로선은 BM3D(실선: 논문의 클리핑 7비트 입력, 점선: 클리핑 없음). B-32 점은 같은 예산의 시드 1. 같은 사이클(약 670)에서 maxout 망이 ReLU 망 위에 있고(ReLU 망은 기준 망 A보다 아래, maxout 망은 위), space-to-depth 망이 기준 망 A의 왼쪽 위에 있다.</w:t>
       </w:r>
     </w:p>
     <w:p>
@@ -2437,7 +2437,7 @@
               <w:jc w:val="center"/>
             </w:pPr>
             <w:r>
-              <w:t>44,254,269 (675/px)</w:t>
+              <w:t>44,254,293 (675/px)</w:t>
             </w:r>
           </w:p>
         </w:tc>
@@ -2467,7 +2467,7 @@
               <w:jc w:val="center"/>
             </w:pPr>
             <w:r>
-              <w:t>371 s</w:t>
+              <w:t>408 s</w:t>
             </w:r>
           </w:p>
         </w:tc>
@@ -2482,7 +2482,7 @@
               <w:jc w:val="center"/>
             </w:pPr>
             <w:r>
-              <w:t>29.87</w:t>
+              <w:t>29.94</w:t>
             </w:r>
           </w:p>
         </w:tc>
@@ -2498,7 +2498,7 @@
               <w:spacing w:before="20" w:after="20"/>
             </w:pPr>
             <w:r>
-              <w:t>B-32 + maxout + QAT</w:t>
+              <w:t>B-32 ReLU + QAT</w:t>
             </w:r>
           </w:p>
         </w:tc>
@@ -2513,7 +2513,7 @@
               <w:jc w:val="center"/>
             </w:pPr>
             <w:r>
-              <w:t>100 MHz</w:t>
+              <w:t>50 MHz</w:t>
             </w:r>
           </w:p>
         </w:tc>
@@ -2528,6 +2528,157 @@
               <w:jc w:val="center"/>
             </w:pPr>
             <w:r>
+              <w:t>conv1 / conv2–9 / conv10</w:t>
+            </w:r>
+          </w:p>
+        </w:tc>
+        <w:tc>
+          <w:tcPr>
+            <w:tcW w:type="dxa" w:w="750"/>
+          </w:tcPr>
+          <w:p>
+            <w:pPr>
+              <w:pStyle w:val="tablecopy"/>
+              <w:spacing w:before="20" w:after="20"/>
+              <w:jc w:val="center"/>
+            </w:pPr>
+            <w:r>
+              <w:t>36 / 288 / 324</w:t>
+            </w:r>
+          </w:p>
+        </w:tc>
+        <w:tc>
+          <w:tcPr>
+            <w:tcW w:type="dxa" w:w="750"/>
+          </w:tcPr>
+          <w:p>
+            <w:pPr>
+              <w:pStyle w:val="tablecopy"/>
+              <w:spacing w:before="20" w:after="20"/>
+              <w:jc w:val="center"/>
+            </w:pPr>
+            <w:r>
+              <w:t>32 / 32 / 4</w:t>
+            </w:r>
+          </w:p>
+        </w:tc>
+        <w:tc>
+          <w:tcPr>
+            <w:tcW w:type="dxa" w:w="750"/>
+          </w:tcPr>
+          <w:p>
+            <w:pPr>
+              <w:pStyle w:val="tablecopy"/>
+              <w:spacing w:before="20" w:after="20"/>
+              <w:jc w:val="center"/>
+            </w:pPr>
+            <w:r>
+              <w:t>36→37 / 288→289 / 324→325</w:t>
+            </w:r>
+          </w:p>
+        </w:tc>
+        <w:tc>
+          <w:tcPr>
+            <w:tcW w:type="dxa" w:w="750"/>
+          </w:tcPr>
+          <w:p>
+            <w:pPr>
+              <w:pStyle w:val="tablecopy"/>
+              <w:spacing w:before="20" w:after="20"/>
+              <w:jc w:val="center"/>
+            </w:pPr>
+            <w:r>
+              <w:t>43,811,412 (668.5/px)</w:t>
+            </w:r>
+          </w:p>
+        </w:tc>
+        <w:tc>
+          <w:tcPr>
+            <w:tcW w:type="dxa" w:w="750"/>
+          </w:tcPr>
+          <w:p>
+            <w:pPr>
+              <w:pStyle w:val="tablecopy"/>
+              <w:spacing w:before="20" w:after="20"/>
+              <w:jc w:val="center"/>
+            </w:pPr>
+            <w:r>
+              <w:t>0.88 s</w:t>
+            </w:r>
+          </w:p>
+        </w:tc>
+        <w:tc>
+          <w:tcPr>
+            <w:tcW w:type="dxa" w:w="750"/>
+          </w:tcPr>
+          <w:p>
+            <w:pPr>
+              <w:pStyle w:val="tablecopy"/>
+              <w:spacing w:before="20" w:after="20"/>
+              <w:jc w:val="center"/>
+            </w:pPr>
+            <w:r>
+              <w:t>292 s</w:t>
+            </w:r>
+          </w:p>
+        </w:tc>
+        <w:tc>
+          <w:tcPr>
+            <w:tcW w:type="dxa" w:w="750"/>
+          </w:tcPr>
+          <w:p>
+            <w:pPr>
+              <w:pStyle w:val="tablecopy"/>
+              <w:spacing w:before="20" w:after="20"/>
+              <w:jc w:val="center"/>
+            </w:pPr>
+            <w:r>
+              <w:t>29.54</w:t>
+            </w:r>
+          </w:p>
+        </w:tc>
+      </w:tr>
+      <w:tr>
+        <w:tc>
+          <w:tcPr>
+            <w:tcW w:type="dxa" w:w="2891"/>
+          </w:tcPr>
+          <w:p>
+            <w:pPr>
+              <w:pStyle w:val="tablecopy"/>
+              <w:spacing w:before="20" w:after="20"/>
+            </w:pPr>
+            <w:r>
+              <w:t>B-32 + maxout + QAT (조기 종료 학습판)</w:t>
+            </w:r>
+          </w:p>
+        </w:tc>
+        <w:tc>
+          <w:tcPr>
+            <w:tcW w:type="dxa" w:w="750"/>
+          </w:tcPr>
+          <w:p>
+            <w:pPr>
+              <w:pStyle w:val="tablecopy"/>
+              <w:spacing w:before="20" w:after="20"/>
+              <w:jc w:val="center"/>
+            </w:pPr>
+            <w:r>
+              <w:t>50 / 100 MHz</w:t>
+            </w:r>
+          </w:p>
+        </w:tc>
+        <w:tc>
+          <w:tcPr>
+            <w:tcW w:type="dxa" w:w="750"/>
+          </w:tcPr>
+          <w:p>
+            <w:pPr>
+              <w:pStyle w:val="tablecopy"/>
+              <w:spacing w:before="20" w:after="20"/>
+              <w:jc w:val="center"/>
+            </w:pPr>
+            <w:r>
               <w:t>같음</w:t>
             </w:r>
           </w:p>
@@ -2582,7 +2733,7 @@
               <w:jc w:val="center"/>
             </w:pPr>
             <w:r>
-              <w:t>44,254,269</w:t>
+              <w:t>44,254,269 (두 클럭 같음)</w:t>
             </w:r>
           </w:p>
         </w:tc>
@@ -2597,7 +2748,7 @@
               <w:jc w:val="center"/>
             </w:pPr>
             <w:r>
-              <w:t>0.44 s</w:t>
+              <w:t>0.89 / 0.44 s</w:t>
             </w:r>
           </w:p>
         </w:tc>
@@ -2612,7 +2763,7 @@
               <w:jc w:val="center"/>
             </w:pPr>
             <w:r>
-              <w:t>399 s</w:t>
+              <w:t>371 / 399 s</w:t>
             </w:r>
           </w:p>
         </w:tc>
@@ -2820,7 +2971,7 @@
         <w:ind w:firstLine="0" w:left="198"/>
       </w:pPr>
       <w:r>
-        <w:t xml:space="preserve">• maxout 층(K=288, 출력 64)은 A의 K=288, 출력 32 층과 똑같이 </w:t>
+        <w:t xml:space="preserve">• maxout 층(K=288, 출력 64)은 A와 같은 폭 ReLU 망의 K=288, 출력 32 층과 똑같이 </w:t>
       </w:r>
       <w:r>
         <w:rPr>
@@ -2829,7 +2980,7 @@
         <w:t>289 사이클/창</w:t>
       </w:r>
       <w:r>
-        <w:t>이다. 출력을 2배로 늘린 비용이 0임을 보드가 보여 준다. 첫 층(K=36)만 출력 64개를 내보내는 64 사이클이 걸린다.</w:t>
+        <w:t>이다. 출력을 2배로 늘린 비용이 0임을 보드가 보여 준다. 첫 층(K=36)만 출력을 내보내는 시간 때문에 64 사이클(ReLU 망은 37)이 걸려, 망 전체로는 ReLU 망의 1.01배(44,254,293 대 43,811,412 사이클)다.</w:t>
       </w:r>
     </w:p>
     <w:p>
@@ -2838,7 +2989,7 @@
         <w:ind w:firstLine="0" w:left="198"/>
       </w:pPr>
       <w:r>
-        <w:t>• 보정 모델과 실측의 차이는 세 망 모두 0.003% 이내이며, 그 차이는 층 실행마다 붙는 수십~수백 사이클의 오버헤드다(망 전체로 343~1,485 사이클). 100 MHz에서 사이클 수는 50 MHz와 같다.</w:t>
+        <w:t>• 보정 모델과 실측의 차이는 네 망(A, B, B-32 maxout, B-32 ReLU) 모두 0.003% 이내이며, 그 차이는 층 실행마다 붙는 수십~수백 사이클의 오버헤드다(망 전체로 343~1,485 사이클). 100 MHz에서 사이클 수는 50 MHz와 같다. 같은 구조라도 가중치가 다르면 sparse 모드의 층별 사이클이 몇 사이클 달라진다(조기 종료판과 같은 예산판 B-32+maxout+QAT: 44,254,269 대 44,254,293).</w:t>
       </w:r>
     </w:p>
     <w:p>
@@ -2953,7 +3104,7 @@
         <w:pStyle w:val="a3"/>
       </w:pPr>
       <w:r>
-        <w:t>곱셈기 64개의 소형 정수 가속기에서, 실측과 맞는 사이클 모델이 병목이 곱셈기가 아니라 입력 포트임을 보였다. 그 포트 폭에서는 연산량으로 손해인 두 설계가 이득이 됐다. space-to-depth는 6.4배 큰 망을 25% 적은 사이클에 넣었고, maxout은 은닉층의 사이클을 바꾸지 않고 같은 폭의 ReLU 망보다 화질을 올렸다〔재실험〕. 양자화 인지 학습까지 더해, 같은 입력의 BM3D를 두 테스트셋에서 넘는 정수 모델(30.12 / 29.02 dB)과 기준보다 2.63배 적은 사이클로 BM3D 수준인 모델(29.95 / 28.91 dB)을 얻었고, 두 모델 모두 보드에서 한 장을 끝까지 실행해 전 층 비트 일치를 확인했다. 이 결론은 PC가 창을 만들어 보내는 입력 구조에서의 것이며, 라인 버퍼 구조에서는 사이클 모델상 maxout이 더는 공짜가 아니고 망 B가 기준 망보다 느려진다. 그것을 보드에서 재는 것이 다음 작업이다. 코드, 정수 모델, 사진별 PSNR, 보드 기록은 저장소에 있다.</w:t>
+        <w:t>곱셈기 64개의 소형 정수 가속기에서, 실측과 맞는 사이클 모델이 병목이 곱셈기가 아니라 입력 포트임을 보였다. 그 포트 폭에서는 연산량으로 손해인 두 설계가 이득이 됐다. space-to-depth는 6.4배 큰 망을 25% 적은 사이클에 넣었고, maxout은 은닉층의 사이클을 바꾸지 않고 같은 폭의 ReLU 망보다 화질을 올렸다〔재실험〕. 양자화 인지 학습까지 더해, 같은 입력의 BM3D를 두 테스트셋에서 넘는 정수 모델(30.12 / 29.02 dB)과 기준보다 2.63배 적은 사이클로 BM3D 수준인 모델(30.00 / 28.94 dB)을 얻었고, 두 모델 모두 보드에서 한 장을 끝까지 실행해 전 층 비트 일치를 확인했다. 이 결론은 PC가 창을 만들어 보내는 입력 구조에서의 것이며, 라인 버퍼 구조에서는 사이클 모델상 maxout이 더는 공짜가 아니고 망 B가 기준 망보다 느려진다. 그것을 보드에서 재는 것이 다음 작업이다. 코드, 정수 모델, 사진별 PSNR, 보드 기록은 저장소에 있다.</w:t>
       </w:r>
     </w:p>
     <w:p>

--- a/iweict2026/PAPER_KO.docx
+++ b/iweict2026/PAPER_KO.docx
@@ -67,7 +67,16 @@
         <w:pStyle w:val="Abstract"/>
       </w:pPr>
       <w:r>
-        <w:t>초록—효율적인 신경망은 보통 곱셈 수를 최소화하도록 설계되지만, 소형 가속기에서는 실행 시간이 다른 것으로 정해질 수 있다. 본 연구는 소형 FPGA용 정수 CNN 가속기(Zynq XC7Z020: 곱셈기 64개, 단일 비트스트림, 7비트 입력, ReLU 출력)에서 가우시안 잡음(σ=25)을 제거하며, 측정된 병목이 망 설계를 어떻게 바꾸는지 보인다. 사이클 모델(설계 단계에서 1.7% 이내, 이전 보드 실행에서 관찰한 보정 두 개를 넣으면 0.003% 이내)은 PC가 만든 창을 사이클당 7비트 값 하나씩 받는 이 구현이 입력 포트에 묶여 있음을 보인다. 즉 한 층의 비용은 창당 K 사이클이며(K는 입력 값의 수), 출력 채널 수는 곱셈기 수(64)까지 비용에 영향을 주지 않는다. 그래서 7층 DnCNN 형태의 기준 망은 곱셈기의 41%만 쓴다. 여기서 연산량(FLOP) 기준으로는 낭비로 보이는 두 가지 선택이 나온다. 2×2 space-to-depth 입력은 10층 64채널 망(파라미터 6.4배, 곱셈 1.6배)을 기준 망보다 25% 적은 사이클에 돌리게 하며, Set12에서 0.3 dB(BSD68 0.2 dB) 높다. 층의 곱셈을 2배로 만드는 maxout은 모든 은닉층의 추가 출력 채널이 된다. 보드에서 출력 64채널 maxout 층은 창당 289 사이클로 출력 32채널 ReLU 층과 같았고, 픽셀당 1% 많은 사이클(675 대 669)로 maxout 망은 같은 폭의 ReLU 망보다 높다〔재실험: 같은 예산의 정수 PSNR 차이로 교체〕. 보드 연산을 재현한 그 학습은 모든 정수 모델을 float의 0.04 dB 안으로 가져왔다. 화질 우선 정수 모델은 30.12 / 29.02 dB로, 같은 클리핑 7비트 입력에서 측정한 BM3D(29.95 / 28.37 dB, 클리핑 없이는 29.98 / 28.62 dB)보다 높다. 속도 우선 모델은 기준 망보다 2.63배 적은 코어 사이클로 30.00 / 28.94 dB다. 보드에서 실행한 일곱 모델마다 Set12 한 장을 끝까지 실행했고, 모든 층이 정수 모델과 비트 단위로 일치했다.</w:t>
+        <w:t xml:space="preserve">초록—효율적인 신경망은 보통 곱셈 수를 최소화하도록 설계되지만, 소형 가속기에서는 실행 시간이 다른 것으로 정해질 수 있다. 본 연구는 소형 FPGA용 정수 CNN 가속기(Zynq XC7Z020: 곱셈기 64개, 단일 비트스트림, 7비트 입력, ReLU 출력)에서 가우시안 잡음(σ=25)을 제거하며, 측정된 병목이 망 설계를 어떻게 바꾸는지 보인다. 사이클 모델(설계 단계에서 1.7% 이내, 이전 보드 실행에서 관찰한 보정 두 개를 넣으면 0.003% 이내)은 PC가 만든 창을 사이클당 7비트 값 하나씩 받는 이 구현이 입력 포트에 묶여 있음을 보인다. 즉 한 층의 비용은 창당 K 사이클이며(K는 입력 값의 수), 출력 채널 수는 곱셈기 수(64)까지 비용에 영향을 주지 않는다. 그래서 7층 DnCNN 형태의 기준 망은 곱셈기의 41%만 쓴다. 여기서 연산량(FLOP) 기준으로는 낭비로 보이는 두 가지 선택이 나온다. 2×2 space-to-depth 입력은 10층 64채널 망(파라미터 6.4배, 곱셈 1.6배)을 기준 망보다 25% 적은 사이클에 돌리게 하며, Set12에서 0.3 dB(BSD68 0.2 dB) 높다. 층의 곱셈을 2배로 만드는 maxout은 모든 은닉층의 추가 출력 채널이 된다. 보드에서 출력 64채널 maxout 층은 창당 289 사이클로 출력 32채널 ReLU 층과 같았고, 픽셀당 1% 많은 사이클(675 대 669)로 maxout 망은 같은 폭의 ReLU 망보다 높다〔시드 2·3 결과로 </w:t>
+      </w:r>
+      <w:r>
+        <w:rPr>
+          <w:rFonts w:ascii="Courier New" w:hAnsi="Courier New"/>
+        </w:rPr>
+        <w:t>ABSTRACT.md</w:t>
+      </w:r>
+      <w:r>
+        <w:t>의 규칙 적용〕. 보드 연산을 재현한 그 학습은 모든 정수 모델을 float의 0.04 dB 안으로 가져왔다. 화질 우선 정수 모델은 30.12 / 29.02 dB로, 같은 클리핑 7비트 입력에서 측정한 BM3D(29.95 / 28.37 dB, 클리핑 없이는 29.98 / 28.62 dB)보다 높다. 속도 우선 모델은 기준 망보다 2.63배 적은 코어 사이클로 30.00 / 28.94 dB다. 보드에서 실행한 일곱 모델마다 Set12 한 장을 끝까지 실행했고, 모든 층이 정수 모델과 비트 단위로 일치했다.</w:t>
       </w:r>
     </w:p>
     <w:p>
@@ -306,7 +315,7 @@
         <w:t>실측 보정.</w:t>
       </w:r>
       <w:r>
-        <w:t xml:space="preserve"> 기준 7층 망의 보드 실행에서 모든 층이 이 값보다 창당 1 사이클 많았고, 창당 최소 COUT 사이클이 걸렸다(코어가 출력을 사이클당 하나씩 내보내므로; 같은 현상을 CIFAR-10 실행에서도 보았다). 두 보정을 넣은 모델은 그 뒤에 설계한 10층 망 세 개의 총 사이클을 0.003% 이내로 예측했다(표 II). 보정 전 모델의 오차는 세 망에서 0.7–1.6%다.</w:t>
+        <w:t xml:space="preserve"> 기준 7층 망의 보드 실행에서 모든 층이 이 값보다 창당 1 사이클 많았고, 창당 최소 COUT 사이클이 걸렸다(코어가 출력을 사이클당 하나씩 내보내므로; 같은 현상을 CIFAR-10 실행에서도 보았다). 두 보정을 넣은 모델은 그 뒤에 설계한 10층 망 세 개의 총 사이클을 0.003% 이내로 예측했다(표 II). 보정 전 모델의 오차는 네 망에서 0.4–1.6%다(보정 뒤에 설계한 세 망은 0.4–1.4%, 1.6%는 보정에 쓴 A).</w:t>
       </w:r>
     </w:p>
     <w:p>
@@ -457,7 +466,7 @@
         <w:t>학습.</w:t>
       </w:r>
       <w:r>
-        <w:t xml:space="preserve"> Train400 중 20장을 검증용으로 떼고 380장으로 학습한다. 40×40(A) 또는 50×50(B 계열) 패치, 뒤집기·회전, MSE, Adam(초기 10⁻³, 배치 128). 검증 PSNR이 6 epoch 동안 오르지 않으면 학습률을 반으로, 15 epoch 동안 오르지 않으면 종료한다. 검증 최고 모델을 쓴다. 체크포인트, 학습률 조정, 양자화 범위는 어느 것도 테스트셋(Set12, BSD68)으로 고르지 않았다. 데이터, 증강, 손실, 학습률 규칙은 모든 망이 같고 epoch당 픽셀 수도 같지만(52.4M 대 51.2M), epoch당 갱신 횟수는 A 256, B 계열 160이다. 최고 검증 epoch까지의 갱신은 A 2.7만, B 2.2만이었다. B-32 세 망(ReLU, 평균 결합, maxout)은 조기 종료 없이 같은 120 epoch(갱신 19,200회)을 학습하고 검증 최고 모델을 썼다. 처음 조기 종료로 학습했을 때 B-32(ReLU)는 epoch 26에 검증 PSNR이 무너진 뒤 15 epoch 안에 회복하지 못해 epoch 40(갱신 0.4만, maxout 1.8만)에 멈췄고, 그래서 예산을 맞춰 다시 학습했다. 시드는 표의 모든 망이 하나(시드 1)이며, B-32 비교는 시드 2·3을 더한다〔진행 중〕.</w:t>
+        <w:t xml:space="preserve"> Train400 중 20장을 검증용으로 떼고 380장으로 학습한다. 40×40(A) 또는 50×50(B 계열) 패치, 뒤집기·회전, MSE, Adam(초기 10⁻³, 배치 128). 검증 PSNR이 6 epoch 동안 오르지 않으면 학습률을 반으로, 15 epoch 동안 오르지 않으면 종료한다. 검증 최고 모델을 쓴다. 체크포인트, 학습률 조정, 양자화 범위는 어느 것도 테스트셋(Set12, BSD68)으로 고르지 않았다. 데이터, 증강, 손실, 학습률 규칙은 모든 망이 같고 epoch당 픽셀 수도 같지만(52.4M 대 51.2M), epoch당 갱신 횟수는 A 256, B 계열 160이다. 최고 검증 epoch까지의 갱신은 A 2.7만, B 2.2만이었다. B-32 세 망(ReLU, 평균 결합, maxout)은 조기 종료 없이 같은 120 epoch(갱신 19,200회)을 학습하고 검증 최고 모델을 썼다. 처음 조기 종료로 학습했을 때 B-32(ReLU)는 epoch 26에 검증 PSNR이 무너진 뒤 15 epoch 안에 회복하지 못해 epoch 40(갱신 6,400)에 멈췄고 쓴 체크포인트는 epoch 25(갱신 0.4만; maxout은 1.8만)였으며, 그래서 예산을 맞춰 다시 학습했다. 시드는 표의 모든 망이 하나(시드 1)이며, B-32 비교는 시드 2·3을 더한다〔진행 중〕.</w:t>
       </w:r>
     </w:p>
     <w:p>
@@ -571,7 +580,7 @@
         </w:numPr>
       </w:pPr>
       <w:r>
-        <w:t>표 I. 평균 PSNR(dB)과 코어 비용. 정수 = 보드와 같은 정수 연산의 값. 사이클은 보정 모델이며 "실측"은 보드에서 잰 모델(05.png)이다. 마지막 열은 정수 모델이 BM3D(클리핑 입력)보다 높은 사진 수. B-32 행은 모두 조기 종료 없이 120 epoch(갱신 19,200회)과 QAT 15 epoch으로 학습한 시드 1의 값이다.</w:t>
+        <w:t>표 I. 평균 PSNR(dB)과 코어 비용. 정수 = 보드와 같은 정수 연산의 값. 사이클은 보정 모델이며 "실측"은 보드에서 잰 모델(05.png)이다. 마지막 열은 정수 모델이 BM3D(클리핑 입력)보다 높은 사진 수. B-32 행은 모두 조기 종료 없이 120 epoch(갱신 19,200회)을 학습한 시드 1의 값이며, +QAT 행은 여기에 QAT 15 epoch을 더했다(QAT 단계의 시드는 모든 QAT 모델이 3).</w:t>
       </w:r>
     </w:p>
     <w:tbl>
@@ -1860,7 +1869,7 @@
         <w:t>2.63배</w:t>
       </w:r>
       <w:r>
-        <w:t xml:space="preserve"> 적은 사이클로 A보다 +0.17 / +0.14 dB(12/12, 64/68장) 높다. Set12는 BM3D 수준(클리핑 기준 +0.04 dB, 9/12장; 클리핑 없는 BM3D보다 +0.01 dB), BSD68은 클리핑 BM3D보다 +0.57, 클리핑 없는 BM3D보다 +0.32 dB(67/68). 같은 구조를 조기 종료로 학습한 이전 판(29.95 / 28.91 dB)과의 차이 +0.05 / +0.03 dB는 해석하지 않는다(0.1 dB 미만). 이 모델을 고른 이유는 점수가 아니라 아래 같은 예산 비교에 들어간 바로 그 모델이기 때문이다.</w:t>
+        <w:t xml:space="preserve"> 적은 사이클로 A보다 +0.17 / +0.14 dB(12/12, 64/68장) 높다. Set12는 BM3D 수준(클리핑 기준 +0.04 dB, 9/12장; 클리핑 없는 BM3D보다 +0.01 dB), BSD68은 클리핑 BM3D보다 +0.57, 클리핑 없는 BM3D보다 +0.32 dB(67/68). 같은 구조를 조기 종료로 학습한 이전 판(29.95 / 28.91 dB)과의 차이 +0.04 / +0.03 dB는 해석하지 않는다(0.1 dB 미만). 이 모델을 고른 이유는 점수가 아니라 아래 같은 예산 비교에 들어간 바로 그 모델이기 때문이다.</w:t>
       </w:r>
     </w:p>
     <w:p>
@@ -1878,7 +1887,7 @@
         <w:t>공짜 출력 채널의 효과〔시드 2·3으로 확정〕:</w:t>
       </w:r>
       <w:r>
-        <w:t xml:space="preserve"> 같은 예산(120 epoch + QAT 15 epoch, 시드 1)에서 maxout 망은 ReLU 망보다 정수 Set12 +0.37, BSD68 +0.26 dB(80/80장) 높고, 사이클은 1% 많다(보드 실측 1.01배; 첫 층). 사진별 차이의 표준오차는 0.04 / 0.02 dB로 작아서, 불확실성은 테스트 사진이 아니라 학습 실행에서 온다. 두 가지 이유로 이 값은 아직 확정하지 않는다. 첫째, 시드 1의 ReLU 망은 epoch 26에 검증 PSNR이 27.93에서 24.27 dB로 무너졌고, 학습률 규칙이 회복 중에 학습률을 네 번 반으로 줄였다(10⁻³에서의 갱신 5,120 대 maxout 9,280). 무너지기 전(epoch 25)에는 세 망의 검증 최고가 27.93–27.96 dB로 같았고, 120 epoch 끝에 ReLU 망은 아직 오르고 있었다. 둘째, maxout 망은 파라미터가 2배다(76k 대 152k). 같은 64 출력을 max 대신 평균으로 합치는 대조군(초기 가중치와 데이터까지 maxout과 같음)은 float 검증 최고 28.549 dB, Set12 30.06 dB로 maxout(28.528, 30.02)과 같거나 약간 높았다(마지막 20 epoch 모두 높음, 평균 +0.018 dB). 즉 이 시드에서 차이를 만든 것은 max 비선형이 아니라 비용 없이 늘어난 출력 채널이다. 평균 결합의 QAT 정수 값과 시드 2·3은 진행 중이다. 곱셈기 활용률은 45% → 87%이고, 7층 32채널 망의 15 epoch 스크린에서는 maxout과 ReLU의 차이가 없었다(마지막 5 epoch 평균 +0.02 dB). 64채널 망에서는 출력 128이 K를 넘겨 공짜가 아니다. 처음의 조기 종료 비교(+0.54 / +0.35 dB)는 ReLU 망이 갱신 0.4만에서 멈춘 비교라 쓰지 않는다.</w:t>
+        <w:t xml:space="preserve"> 같은 예산(120 epoch, 시드 1; 그 뒤 QAT 15 epoch)에서 maxout 망은 ReLU 망보다 정수 Set12 +0.37, BSD68 +0.26 dB(80/80장) 높고, 사이클은 1% 많다(보드 실측 1.01배; 첫 층). 사진별 차이의 표준오차는 0.04 / 0.02 dB로 작아서, 불확실성은 테스트 사진이 아니라 학습 실행에서 온다. 두 가지 이유로 이 값은 아직 확정하지 않는다. 첫째, 시드 1의 ReLU 망은 epoch 26에 검증 PSNR이 27.93에서 24.27 dB로 무너졌고, 학습률 규칙이 회복 중에 학습률을 네 번 반으로 줄였다(10⁻³에서의 갱신 5,120 대 maxout 9,280). 무너지기 전(epoch 25)에는 세 망의 검증 최고가 27.93–27.96 dB로 같았고, 120 epoch 끝에 ReLU 망은 아직 오르고 있었다. 둘째, maxout 망은 파라미터가 2배다(76k 대 152k). 같은 64 출력을 max 대신 평균으로 합치는 대조군(초기 가중치와 데이터까지 maxout과 같음)은 float 검증 최고 28.549 dB, Set12 30.05 dB(검증 최고 epoch 117)로 maxout(28.528, 30.02)과 같거나 약간 높았다(마지막 20 epoch 모두 높음, 평균 +0.018 dB). 즉 이 시드에서 차이를 만든 것은 max 비선형이 아니라 비용 없이 늘어난 출력 채널이다. 평균 결합의 QAT 정수 값과 시드 2·3은 진행 중이다. 곱셈기 활용률은 45% → 87%이고, 7층 32채널 망의 15 epoch 스크린에서는 maxout과 ReLU의 차이가 없었다(마지막 5 epoch 평균 +0.02 dB). 64채널 망에서는 출력 128이 K를 넘겨 공짜가 아니다. 처음의 조기 종료 비교(+0.54 / +0.35 dB)는 ReLU 망의 체크포인트가 갱신 0.4만인 비교라 쓰지 않는다.</w:t>
       </w:r>
     </w:p>
     <w:p>
@@ -1896,7 +1905,7 @@
         <w:t>QAT의 효과:</w:t>
       </w:r>
       <w:r>
-        <w:t xml:space="preserve"> 학습 뒤 양자화(PTQ)의 정수 손실은 maxout 망 0.16 / 0.14 dB, ReLU 망 0.05 / 0.02 dB였고(Set12 / BSD68), QAT 뒤에는 모든 정수 모델이 float의 0.04 dB 안이다(ReLU 망은 정수가 float보다 0.04 / 0.02 dB 높다). 정수 PSNR 이득은 maxout 망 +0.14 / +0.14 dB, ReLU 망 +0.12 / +0.15 dB(둘 다 80/80장)로 비슷하고 B는 +0.02 dB다. QAT는 학습률 10⁻⁴의 추가 15 epoch이기도 해서, 120 epoch 끝에 아직 오르던 ReLU 망은 float 점수도 +0.03 / +0.11 dB 올랐다.</w:t>
+        <w:t xml:space="preserve"> 학습 뒤 양자화(PTQ)의 정수 손실은 maxout 망 0.16 / 0.14 dB, ReLU 망 0.05 / 0.02 dB였고(Set12 / BSD68), QAT 뒤에는 모든 정수 모델이 float의 0.04 dB 안이다(ReLU 망은 정수가 float보다 0.04 / 0.02 dB 높다). 정수 PSNR 이득은 maxout 망 +0.14 / +0.14 dB, ReLU 망 +0.12 / +0.15 dB(둘 다 80/80장)로 비슷하고 B는 +0.02 / +0.03 dB다. QAT는 학습률 10⁻⁴의 추가 15 epoch이기도 해서, 120 epoch 끝에 아직 오르던 ReLU 망은 float 점수도 +0.03 / +0.11 dB 올랐다.</w:t>
       </w:r>
     </w:p>
     <w:p>
@@ -1978,7 +1987,7 @@
         </w:numPr>
       </w:pPr>
       <w:r>
-        <w:t>그림 2. 코어 사이클/픽셀 대 정수 PSNR (왼쪽 Set12, 오른쪽 BSD68). 채운 점은 보드에서 잰 사이클, 속 빈 점은 사이클 모델값. 가로선은 BM3D(실선: 논문의 클리핑 7비트 입력, 점선: 클리핑 없음). B-32 점은 같은 예산의 시드 1. 같은 사이클(약 670)에서 maxout 망이 ReLU 망 위에 있고(ReLU 망은 기준 망 A보다 아래, maxout 망은 위), space-to-depth 망이 기준 망 A의 왼쪽 위에 있다.</w:t>
+        <w:t>그림 2. 코어 사이클/픽셀 대 정수 PSNR (왼쪽 Set12, 오른쪽 BSD68). 채운 점은 보드에서 잰 사이클, 속 빈 점은 사이클 모델값. 가로선은 BM3D(실선: 논문의 클리핑 7비트 입력, 점선: 클리핑 없음). B-32 점은 같은 예산의 시드 1. 같은 사이클(약 670)에서 maxout 망이 ReLU 망 위에 있고(ReLU 망은 A보다 아래, maxout+QAT 망은 위; BSD68에서 QAT 없는 maxout 망은 A와 같은 높이), space-to-depth 망이 기준 망 A의 왼쪽 위에 있다.</w:t>
       </w:r>
     </w:p>
     <w:p>

--- a/iweict2026/PAPER_KO.docx
+++ b/iweict2026/PAPER_KO.docx
@@ -329,7 +329,7 @@
         <w:t>병목의 출처.</w:t>
       </w:r>
       <w:r>
-        <w:t xml:space="preserve"> 입력 포트가 사이클당 값 하나인 것은 물리 제약이 아니라 현재 AXI-Stream 래퍼의 설계다. 32비트 전송 단위(beat) 하나에는 7비트 값 4개가 실려 오고, 래퍼가 이를 1개/사이클로 풀어 코어에 넣는다. CIFAR-10용 비트스트림을 바꾸지 않고 재사용하려는 선택이었다. 포트를 4개/사이클로 넓히면 비용은 max(K/4, ⌈COUT/P⌉·⌈K/T⌉)가 되어 K=288, COUT=64인 층은 288 사이클(COUT=32이면 144)로 연산에 묶이고, 아래의 maxout은 더 이상 공짜가 아니다. 즉 본 논문의 규칙은 "이 포트 폭에서는"이라는 조건이 붙는다. 일반화하면 추가 사이클 없이 늘릴 수 있는 출력 채널은 대략 곱셈기 수를 입력 폭으로 나눈 값(P·T/w: 사이클당 1값이면 64, 2값이면 32, 4값이면 16)까지다. 창을 PC가 만든다는 점도 같은 역할을 한다. 칩 안에 라인 버퍼를 두는 일반적인 FPGA 가속기 구조 [21]에서는 창마다 새 열의 C_in개 값만 들어오므로, dense 사이클 모델로 은닉층(K=288)이 COUT=32에서 145, COUT=64에서 289 사이클/창이 된다. 그러면 maxout은 ReLU의 약 2배 비용(B-32 maxout 614 대 ReLU 318 사이클/px)이 되어 더는 공짜가 아니고, 망 전체로도 A(833 사이클/px)가 B(1,208)보다 빨라진다(예측이며 보드에서 재지 않았다). 전달하려는 것은 규칙 자체가 아니라, 측정한 병목에 맞춰 망을 고르면 연산량 기준의 선택이 뒤집힌다는 방법이다.</w:t>
+        <w:t xml:space="preserve"> 입력 포트가 사이클당 값 하나인 것은 물리 제약이 아니라 현재 AXI-Stream 래퍼의 설계다. 32비트 전송 단위(beat) 하나에는 7비트 값 4개가 실려 오고, 래퍼가 이를 1개/사이클로 풀어 코어에 넣는다. CIFAR-10용 비트스트림을 바꾸지 않고 재사용하려는 선택이었다. 포트를 4개/사이클로 넓히면 비용은 max(K/4, ⌈COUT/P⌉·⌈K/T⌉)가 되어 K=288, COUT=64인 층은 288 사이클(COUT=32이면 144)로 연산에 묶이고, 아래의 maxout은 더 이상 공짜가 아니다. 즉 본 논문의 규칙은 "이 포트 폭에서는"이라는 조건이 붙는다. 일반화하면 추가 사이클 없이 늘릴 수 있는 출력 채널은 대략 곱셈기 수를 입력 폭으로 나눈 값(P·T/w: 사이클당 1값이면 64, 2값이면 32, 4값이면 16)까지다. 2값/사이클만 돼도 모델상 maxout은 ReLU 망의 1.9배 사이클이 되고, B는 A보다 느려진다(1,247 대 907 사이클/px, 표 III). 창을 PC가 만든다는 점도 같은 역할을 한다. 칩 안에 라인 버퍼를 두는 일반적인 FPGA 가속기 구조 [21]에서는 창마다 새 입력 픽셀 하나의 C_in개 값만 들어오므로, dense 사이클 모델로 은닉층(K=288)이 COUT=32에서 145, COUT=64에서 289 사이클/창이 된다. 그러면 maxout은 ReLU의 약 2배 비용(B-32 maxout 615 대 ReLU 319 사이클/px)이 되어 더는 공짜가 아니고, 망 전체로도 A(833 사이클/px)가 B(1,209)보다 빨라진다(예측이며 보드에서 재지 않았다). 전달하려는 것은 규칙 자체가 아니라, 측정한 병목에 맞춰 망을 고르면 연산량 기준의 선택이 뒤집힌다는 방법이다.</w:t>
       </w:r>
     </w:p>
     <w:p>
@@ -3012,6 +3012,577 @@
     </w:p>
     <w:p>
       <w:pPr>
+        <w:pStyle w:val="tablehead"/>
+        <w:numPr>
+          <w:ilvl w:val="0"/>
+          <w:numId w:val="0"/>
+        </w:numPr>
+      </w:pPr>
+      <w:r>
+        <w:t>표 III. 입력 구조별 예측 코어 사이클/픽셀 (보정 사이클 모델, dense). 현재 구조(1값/사이클)만 보드에서 쟀고 나머지는 예측이다. 라인 버퍼는 창마다 새 입력 픽셀 하나(C_in개 값)가 들어오는 구조다.</w:t>
+      </w:r>
+    </w:p>
+    <w:tbl>
+      <w:tblPr>
+        <w:tblW w:type="auto" w:w="0"/>
+        <w:tblBorders>
+          <w:top w:val="single" w:sz="4" w:space="0" w:color="000000"/>
+          <w:bottom w:val="single" w:sz="4" w:space="0" w:color="000000"/>
+          <w:insideH w:val="single" w:sz="4" w:space="0" w:color="000000"/>
+        </w:tblBorders>
+        <w:tblLayout w:type="fixed"/>
+        <w:tblLook w:firstColumn="1" w:firstRow="1" w:lastColumn="0" w:lastRow="0" w:noHBand="0" w:noVBand="1" w:val="04A0"/>
+      </w:tblPr>
+      <w:tblGrid>
+        <w:gridCol w:w="1429"/>
+        <w:gridCol w:w="833"/>
+        <w:gridCol w:w="833"/>
+        <w:gridCol w:w="833"/>
+        <w:gridCol w:w="833"/>
+      </w:tblGrid>
+      <w:tr>
+        <w:tc>
+          <w:tcPr>
+            <w:tcW w:type="dxa" w:w="1429"/>
+          </w:tcPr>
+          <w:p>
+            <w:pPr>
+              <w:pStyle w:val="tablecolhead"/>
+              <w:spacing w:before="20" w:after="20"/>
+            </w:pPr>
+            <w:r>
+              <w:t>망</w:t>
+            </w:r>
+          </w:p>
+        </w:tc>
+        <w:tc>
+          <w:tcPr>
+            <w:tcW w:type="dxa" w:w="833"/>
+          </w:tcPr>
+          <w:p>
+            <w:pPr>
+              <w:pStyle w:val="tablecolhead"/>
+              <w:spacing w:before="20" w:after="20"/>
+              <w:jc w:val="center"/>
+            </w:pPr>
+            <w:r>
+              <w:t>1값/사이클 (현재, 실측)</w:t>
+            </w:r>
+          </w:p>
+        </w:tc>
+        <w:tc>
+          <w:tcPr>
+            <w:tcW w:type="dxa" w:w="833"/>
+          </w:tcPr>
+          <w:p>
+            <w:pPr>
+              <w:pStyle w:val="tablecolhead"/>
+              <w:spacing w:before="20" w:after="20"/>
+              <w:jc w:val="center"/>
+            </w:pPr>
+            <w:r>
+              <w:t>2값/사이클</w:t>
+            </w:r>
+          </w:p>
+        </w:tc>
+        <w:tc>
+          <w:tcPr>
+            <w:tcW w:type="dxa" w:w="833"/>
+          </w:tcPr>
+          <w:p>
+            <w:pPr>
+              <w:pStyle w:val="tablecolhead"/>
+              <w:spacing w:before="20" w:after="20"/>
+              <w:jc w:val="center"/>
+            </w:pPr>
+            <w:r>
+              <w:t>4값/사이클</w:t>
+            </w:r>
+          </w:p>
+        </w:tc>
+        <w:tc>
+          <w:tcPr>
+            <w:tcW w:type="dxa" w:w="833"/>
+          </w:tcPr>
+          <w:p>
+            <w:pPr>
+              <w:pStyle w:val="tablecolhead"/>
+              <w:spacing w:before="20" w:after="20"/>
+              <w:jc w:val="center"/>
+            </w:pPr>
+            <w:r>
+              <w:t>라인 버퍼</w:t>
+            </w:r>
+          </w:p>
+        </w:tc>
+      </w:tr>
+      <w:tr>
+        <w:tc>
+          <w:tcPr>
+            <w:tcW w:type="dxa" w:w="1429"/>
+          </w:tcPr>
+          <w:p>
+            <w:pPr>
+              <w:pStyle w:val="tablecopy"/>
+              <w:spacing w:before="20" w:after="20"/>
+            </w:pPr>
+            <w:r>
+              <w:t>A: 7층 × 32</w:t>
+            </w:r>
+          </w:p>
+        </w:tc>
+        <w:tc>
+          <w:tcPr>
+            <w:tcW w:type="dxa" w:w="833"/>
+          </w:tcPr>
+          <w:p>
+            <w:pPr>
+              <w:pStyle w:val="tablecopy"/>
+              <w:spacing w:before="20" w:after="20"/>
+              <w:jc w:val="center"/>
+            </w:pPr>
+            <w:r>
+              <w:t>1,775</w:t>
+            </w:r>
+          </w:p>
+        </w:tc>
+        <w:tc>
+          <w:tcPr>
+            <w:tcW w:type="dxa" w:w="833"/>
+          </w:tcPr>
+          <w:p>
+            <w:pPr>
+              <w:pStyle w:val="tablecopy"/>
+              <w:spacing w:before="20" w:after="20"/>
+              <w:jc w:val="center"/>
+            </w:pPr>
+            <w:r>
+              <w:t>907</w:t>
+            </w:r>
+          </w:p>
+        </w:tc>
+        <w:tc>
+          <w:tcPr>
+            <w:tcW w:type="dxa" w:w="833"/>
+          </w:tcPr>
+          <w:p>
+            <w:pPr>
+              <w:pStyle w:val="tablecopy"/>
+              <w:spacing w:before="20" w:after="20"/>
+              <w:jc w:val="center"/>
+            </w:pPr>
+            <w:r>
+              <w:t>833</w:t>
+            </w:r>
+          </w:p>
+        </w:tc>
+        <w:tc>
+          <w:tcPr>
+            <w:tcW w:type="dxa" w:w="833"/>
+          </w:tcPr>
+          <w:p>
+            <w:pPr>
+              <w:pStyle w:val="tablecopy"/>
+              <w:spacing w:before="20" w:after="20"/>
+              <w:jc w:val="center"/>
+            </w:pPr>
+            <w:r>
+              <w:t>833</w:t>
+            </w:r>
+          </w:p>
+        </w:tc>
+      </w:tr>
+      <w:tr>
+        <w:tc>
+          <w:tcPr>
+            <w:tcW w:type="dxa" w:w="1429"/>
+          </w:tcPr>
+          <w:p>
+            <w:pPr>
+              <w:pStyle w:val="tablecopy"/>
+              <w:spacing w:before="20" w:after="20"/>
+            </w:pPr>
+            <w:r>
+              <w:t>B: s2d, 10층 × 64</w:t>
+            </w:r>
+          </w:p>
+        </w:tc>
+        <w:tc>
+          <w:tcPr>
+            <w:tcW w:type="dxa" w:w="833"/>
+          </w:tcPr>
+          <w:p>
+            <w:pPr>
+              <w:pStyle w:val="tablecopy"/>
+              <w:spacing w:before="20" w:after="20"/>
+              <w:jc w:val="center"/>
+            </w:pPr>
+            <w:r>
+              <w:t>1,323</w:t>
+            </w:r>
+          </w:p>
+        </w:tc>
+        <w:tc>
+          <w:tcPr>
+            <w:tcW w:type="dxa" w:w="833"/>
+          </w:tcPr>
+          <w:p>
+            <w:pPr>
+              <w:pStyle w:val="tablecopy"/>
+              <w:spacing w:before="20" w:after="20"/>
+              <w:jc w:val="center"/>
+            </w:pPr>
+            <w:r>
+              <w:t>1,247</w:t>
+            </w:r>
+          </w:p>
+        </w:tc>
+        <w:tc>
+          <w:tcPr>
+            <w:tcW w:type="dxa" w:w="833"/>
+          </w:tcPr>
+          <w:p>
+            <w:pPr>
+              <w:pStyle w:val="tablecopy"/>
+              <w:spacing w:before="20" w:after="20"/>
+              <w:jc w:val="center"/>
+            </w:pPr>
+            <w:r>
+              <w:t>1,209</w:t>
+            </w:r>
+          </w:p>
+        </w:tc>
+        <w:tc>
+          <w:tcPr>
+            <w:tcW w:type="dxa" w:w="833"/>
+          </w:tcPr>
+          <w:p>
+            <w:pPr>
+              <w:pStyle w:val="tablecopy"/>
+              <w:spacing w:before="20" w:after="20"/>
+              <w:jc w:val="center"/>
+            </w:pPr>
+            <w:r>
+              <w:t>1,209</w:t>
+            </w:r>
+          </w:p>
+        </w:tc>
+      </w:tr>
+      <w:tr>
+        <w:tc>
+          <w:tcPr>
+            <w:tcW w:type="dxa" w:w="1429"/>
+          </w:tcPr>
+          <w:p>
+            <w:pPr>
+              <w:pStyle w:val="tablecopy"/>
+              <w:spacing w:before="20" w:after="20"/>
+            </w:pPr>
+            <w:r>
+              <w:t>B-32 ReLU</w:t>
+            </w:r>
+          </w:p>
+        </w:tc>
+        <w:tc>
+          <w:tcPr>
+            <w:tcW w:type="dxa" w:w="833"/>
+          </w:tcPr>
+          <w:p>
+            <w:pPr>
+              <w:pStyle w:val="tablecopy"/>
+              <w:spacing w:before="20" w:after="20"/>
+              <w:jc w:val="center"/>
+            </w:pPr>
+            <w:r>
+              <w:t>669</w:t>
+            </w:r>
+          </w:p>
+        </w:tc>
+        <w:tc>
+          <w:tcPr>
+            <w:tcW w:type="dxa" w:w="833"/>
+          </w:tcPr>
+          <w:p>
+            <w:pPr>
+              <w:pStyle w:val="tablecopy"/>
+              <w:spacing w:before="20" w:after="20"/>
+              <w:jc w:val="center"/>
+            </w:pPr>
+            <w:r>
+              <w:t>339</w:t>
+            </w:r>
+          </w:p>
+        </w:tc>
+        <w:tc>
+          <w:tcPr>
+            <w:tcW w:type="dxa" w:w="833"/>
+          </w:tcPr>
+          <w:p>
+            <w:pPr>
+              <w:pStyle w:val="tablecopy"/>
+              <w:spacing w:before="20" w:after="20"/>
+              <w:jc w:val="center"/>
+            </w:pPr>
+            <w:r>
+              <w:t>319</w:t>
+            </w:r>
+          </w:p>
+        </w:tc>
+        <w:tc>
+          <w:tcPr>
+            <w:tcW w:type="dxa" w:w="833"/>
+          </w:tcPr>
+          <w:p>
+            <w:pPr>
+              <w:pStyle w:val="tablecopy"/>
+              <w:spacing w:before="20" w:after="20"/>
+              <w:jc w:val="center"/>
+            </w:pPr>
+            <w:r>
+              <w:t>319</w:t>
+            </w:r>
+          </w:p>
+        </w:tc>
+      </w:tr>
+      <w:tr>
+        <w:tc>
+          <w:tcPr>
+            <w:tcW w:type="dxa" w:w="1429"/>
+          </w:tcPr>
+          <w:p>
+            <w:pPr>
+              <w:pStyle w:val="tablecopy"/>
+              <w:spacing w:before="20" w:after="20"/>
+            </w:pPr>
+            <w:r>
+              <w:t>B-32 maxout</w:t>
+            </w:r>
+          </w:p>
+        </w:tc>
+        <w:tc>
+          <w:tcPr>
+            <w:tcW w:type="dxa" w:w="833"/>
+          </w:tcPr>
+          <w:p>
+            <w:pPr>
+              <w:pStyle w:val="tablecopy"/>
+              <w:spacing w:before="20" w:after="20"/>
+              <w:jc w:val="center"/>
+            </w:pPr>
+            <w:r>
+              <w:t>675</w:t>
+            </w:r>
+          </w:p>
+        </w:tc>
+        <w:tc>
+          <w:tcPr>
+            <w:tcW w:type="dxa" w:w="833"/>
+          </w:tcPr>
+          <w:p>
+            <w:pPr>
+              <w:pStyle w:val="tablecopy"/>
+              <w:spacing w:before="20" w:after="20"/>
+              <w:jc w:val="center"/>
+            </w:pPr>
+            <w:r>
+              <w:t>635</w:t>
+            </w:r>
+          </w:p>
+        </w:tc>
+        <w:tc>
+          <w:tcPr>
+            <w:tcW w:type="dxa" w:w="833"/>
+          </w:tcPr>
+          <w:p>
+            <w:pPr>
+              <w:pStyle w:val="tablecopy"/>
+              <w:spacing w:before="20" w:after="20"/>
+              <w:jc w:val="center"/>
+            </w:pPr>
+            <w:r>
+              <w:t>615</w:t>
+            </w:r>
+          </w:p>
+        </w:tc>
+        <w:tc>
+          <w:tcPr>
+            <w:tcW w:type="dxa" w:w="833"/>
+          </w:tcPr>
+          <w:p>
+            <w:pPr>
+              <w:pStyle w:val="tablecopy"/>
+              <w:spacing w:before="20" w:after="20"/>
+              <w:jc w:val="center"/>
+            </w:pPr>
+            <w:r>
+              <w:t>615</w:t>
+            </w:r>
+          </w:p>
+        </w:tc>
+      </w:tr>
+      <w:tr>
+        <w:tc>
+          <w:tcPr>
+            <w:tcW w:type="dxa" w:w="1429"/>
+          </w:tcPr>
+          <w:p>
+            <w:pPr>
+              <w:pStyle w:val="tablecopy"/>
+              <w:spacing w:before="20" w:after="20"/>
+            </w:pPr>
+            <w:r>
+              <w:t>B ÷ A</w:t>
+            </w:r>
+          </w:p>
+        </w:tc>
+        <w:tc>
+          <w:tcPr>
+            <w:tcW w:type="dxa" w:w="833"/>
+          </w:tcPr>
+          <w:p>
+            <w:pPr>
+              <w:pStyle w:val="tablecopy"/>
+              <w:spacing w:before="20" w:after="20"/>
+              <w:jc w:val="center"/>
+            </w:pPr>
+            <w:r>
+              <w:t>0.75</w:t>
+            </w:r>
+          </w:p>
+        </w:tc>
+        <w:tc>
+          <w:tcPr>
+            <w:tcW w:type="dxa" w:w="833"/>
+          </w:tcPr>
+          <w:p>
+            <w:pPr>
+              <w:pStyle w:val="tablecopy"/>
+              <w:spacing w:before="20" w:after="20"/>
+              <w:jc w:val="center"/>
+            </w:pPr>
+            <w:r>
+              <w:t>1.37</w:t>
+            </w:r>
+          </w:p>
+        </w:tc>
+        <w:tc>
+          <w:tcPr>
+            <w:tcW w:type="dxa" w:w="833"/>
+          </w:tcPr>
+          <w:p>
+            <w:pPr>
+              <w:pStyle w:val="tablecopy"/>
+              <w:spacing w:before="20" w:after="20"/>
+              <w:jc w:val="center"/>
+            </w:pPr>
+            <w:r>
+              <w:t>1.45</w:t>
+            </w:r>
+          </w:p>
+        </w:tc>
+        <w:tc>
+          <w:tcPr>
+            <w:tcW w:type="dxa" w:w="833"/>
+          </w:tcPr>
+          <w:p>
+            <w:pPr>
+              <w:pStyle w:val="tablecopy"/>
+              <w:spacing w:before="20" w:after="20"/>
+              <w:jc w:val="center"/>
+            </w:pPr>
+            <w:r>
+              <w:t>1.45</w:t>
+            </w:r>
+          </w:p>
+        </w:tc>
+      </w:tr>
+      <w:tr>
+        <w:tc>
+          <w:tcPr>
+            <w:tcW w:type="dxa" w:w="1429"/>
+          </w:tcPr>
+          <w:p>
+            <w:pPr>
+              <w:pStyle w:val="tablecopy"/>
+              <w:spacing w:before="20" w:after="20"/>
+            </w:pPr>
+            <w:r>
+              <w:t>maxout ÷ ReLU</w:t>
+            </w:r>
+          </w:p>
+        </w:tc>
+        <w:tc>
+          <w:tcPr>
+            <w:tcW w:type="dxa" w:w="833"/>
+          </w:tcPr>
+          <w:p>
+            <w:pPr>
+              <w:pStyle w:val="tablecopy"/>
+              <w:spacing w:before="20" w:after="20"/>
+              <w:jc w:val="center"/>
+            </w:pPr>
+            <w:r>
+              <w:t>1.01</w:t>
+            </w:r>
+          </w:p>
+        </w:tc>
+        <w:tc>
+          <w:tcPr>
+            <w:tcW w:type="dxa" w:w="833"/>
+          </w:tcPr>
+          <w:p>
+            <w:pPr>
+              <w:pStyle w:val="tablecopy"/>
+              <w:spacing w:before="20" w:after="20"/>
+              <w:jc w:val="center"/>
+            </w:pPr>
+            <w:r>
+              <w:t>1.87</w:t>
+            </w:r>
+          </w:p>
+        </w:tc>
+        <w:tc>
+          <w:tcPr>
+            <w:tcW w:type="dxa" w:w="833"/>
+          </w:tcPr>
+          <w:p>
+            <w:pPr>
+              <w:pStyle w:val="tablecopy"/>
+              <w:spacing w:before="20" w:after="20"/>
+              <w:jc w:val="center"/>
+            </w:pPr>
+            <w:r>
+              <w:t>1.93</w:t>
+            </w:r>
+          </w:p>
+        </w:tc>
+        <w:tc>
+          <w:tcPr>
+            <w:tcW w:type="dxa" w:w="833"/>
+          </w:tcPr>
+          <w:p>
+            <w:pPr>
+              <w:pStyle w:val="tablecopy"/>
+              <w:spacing w:before="20" w:after="20"/>
+              <w:jc w:val="center"/>
+            </w:pPr>
+            <w:r>
+              <w:t>1.93</w:t>
+            </w:r>
+          </w:p>
+        </w:tc>
+      </w:tr>
+    </w:tbl>
+    <w:p>
+      <w:pPr>
+        <w:pStyle w:val="a3"/>
+      </w:pPr>
+      <w:r>
+        <w:t>입력 폭이 2값/사이클만 돼도 두 선택의 사이클 이점이 사라진다. 4값/사이클과 라인 버퍼는 둘 다 은닉층을 연산에 묶이게 만들어 같은 값이 된다. 다만 B-32 maxout(615)은 어느 구조에서도 A보다 빠르다. 래퍼를 넓히는 하드웨어 개선과 망 선택은 어느 하나를 고르는 관계가 아니다. 포트를 넓히면 모든 망이 빨라지고(A 1,775 → 907), 그때 이기는 망이 달라진다는 것이 이 표의 요점이다. 이 표의 2·4값과 라인 버퍼 열을 보드에서 재는 것이 다음 작업이다.</w:t>
+      </w:r>
+    </w:p>
+    <w:p>
+      <w:pPr>
         <w:pStyle w:val="a3"/>
       </w:pPr>
       <w:r>
@@ -3127,7 +3698,7 @@
         <w:t>한계.</w:t>
       </w:r>
       <w:r>
-        <w:t xml:space="preserve"> 사이클은 공짜지만 에너지는 아니다. maxout은 곱셈을 2배로 하므로 동적 전력이 늘 수 있고, 측정하지 않았다. 처리 시간은 코어 사이클만 세었고 end-to-end 시간은 JTAG 하네스 기준이다. 잡음은 σ=25 하나, 시드는 하나이고, 흑백 영상의 PSNR만 보고했다(SSIM 없음). 규칙은 현재 입력 구조(포트 폭, host im2col)에 조건부이며, 다른 입력 구조와 dense 모드의 COUT &gt; 64는 보드에서 재지 않았다. 모든 PSNR은 클리핑한 7비트 입력 조건이다.</w:t>
+        <w:t xml:space="preserve"> 사이클은 공짜지만 에너지는 아니다. maxout 망은 dense 곱셈이 ReLU 망의 2배이고, sparse 모드에서 실제로 수행한 0이 아닌 곱셈은 3.0배였다(보드 기록, 05.png; 은닉층 입력의 0이 아닌 비율 0.64–0.84 대 0.37–0.55). 동적 전력이 늘 수 있지만 측정하지 않았다. 처리 시간은 코어 사이클만 세었고 end-to-end 시간은 JTAG 하네스 기준이다. 잡음은 σ=25 하나, 시드는 하나이고, 흑백 영상의 PSNR만 보고했다(SSIM 없음). 규칙은 현재 입력 구조(포트 폭, host im2col)에 조건부이며, 다른 입력 구조와 dense 모드의 COUT &gt; 64는 보드에서 재지 않았다. 모든 PSNR은 클리핑한 7비트 입력 조건이다.</w:t>
       </w:r>
     </w:p>
     <w:p>

--- a/iweict2026/PAPER_KO.docx
+++ b/iweict2026/PAPER_KO.docx
@@ -67,7 +67,7 @@
         <w:pStyle w:val="Abstract"/>
       </w:pPr>
       <w:r>
-        <w:t xml:space="preserve">초록—효율적인 신경망은 보통 곱셈 수를 최소화하도록 설계되지만, 소형 가속기에서는 실행 시간이 다른 것으로 정해질 수 있다. 본 연구는 소형 FPGA용 정수 CNN 가속기(Zynq XC7Z020: 곱셈기 64개, 단일 비트스트림, 7비트 입력, ReLU 출력)에서 가우시안 잡음(σ=25)을 제거하며, 측정된 병목이 망 설계를 어떻게 바꾸는지 보인다. 사이클 모델(설계 단계에서 1.7% 이내, 이전 보드 실행에서 관찰한 보정 두 개를 넣으면 0.003% 이내)은 PC가 만든 창을 사이클당 7비트 값 하나씩 받는 이 구현이 입력 포트에 묶여 있음을 보인다. 즉 한 층의 비용은 창당 K 사이클이며(K는 입력 값의 수), 출력 채널 수는 곱셈기 수(64)까지 비용에 영향을 주지 않는다. 그래서 7층 DnCNN 형태의 기준 망은 곱셈기의 41%만 쓴다. 여기서 연산량(FLOP) 기준으로는 낭비로 보이는 두 가지 선택이 나온다. 2×2 space-to-depth 입력은 10층 64채널 망(파라미터 6.4배, 곱셈 1.6배)을 기준 망보다 25% 적은 사이클에 돌리게 하며, Set12에서 0.3 dB(BSD68 0.2 dB) 높다. 층의 곱셈을 2배로 만드는 maxout은 모든 은닉층의 추가 출력 채널이 된다. 보드에서 출력 64채널 maxout 층은 창당 289 사이클로 출력 32채널 ReLU 층과 같았고, 픽셀당 1% 많은 사이클(675 대 669)로 maxout 망은 같은 폭의 ReLU 망보다 높다〔시드 2·3 결과로 </w:t>
+        <w:t xml:space="preserve">초록—효율적인 신경망은 보통 곱셈 수를 최소화하도록 설계되지만, 소형 가속기에서는 실행 시간이 다른 것으로 정해질 수 있다. 본 연구는 소형 FPGA용 정수 CNN 가속기(Zynq XC7Z020: 곱셈기 64개, 단일 비트스트림, 7비트 입력, ReLU 출력)에서 가우시안 잡음(σ=25)을 제거하며, 측정된 병목이 망 설계를 어떻게 바꾸는지 보인다. 사이클 모델(설계 단계에서 1.7% 이내, 이전 보드 실행에서 관찰한 보정 두 개를 넣으면 0.003% 이내)은 PC가 만든 창을 사이클당 7비트 값 하나씩 받는 이 구현이 입력 포트에 묶여 있음을 보인다. 즉 한 층의 비용은 창당 K 사이클이며(K는 입력 값의 수), 출력 채널 수는 곱셈기 수(64)까지 비용에 영향을 주지 않는다. 그래서 7층 DnCNN 형태의 기준 망은 곱셈기의 41%만 쓴다. 여기서 연산량(FLOP) 기준으로는 낭비로 보이는 두 가지 선택이 나온다. 2×2 space-to-depth 입력은 10층 64채널 망(파라미터 6.4배, 곱셈 1.6배)을 기준 망보다 25% 적은 사이클에 돌리게 하며, Set12에서 0.3 dB(BSD68 0.2 dB) 높다. 은닉층의 출력을 2배로 늘려 두 개씩 합치면(maxout) 놀고 있던 곱셈기를 쓸 수 있다. 보드에서 출력 64채널 층은 창당 289 사이클로 출력 32채널 층과 같았고, 그래서 망은 파라미터가 2배가 되는 대신 사이클은 1%만 늘었다(675 대 669). 같은 학습 예산에서 이 망은 같은 폭의 ReLU 망보다 잡음을 더 잘 제거하며, 두 값을 max 대신 평균으로 합쳐도 같다. 즉 이득은 max 연산이 아니라 공짜로 늘어난 용량에서 온다〔시드 2·3 결과로 </w:t>
       </w:r>
       <w:r>
         <w:rPr>
@@ -76,7 +76,7 @@
         <w:t>ABSTRACT.md</w:t>
       </w:r>
       <w:r>
-        <w:t>의 규칙 적용〕. 보드 연산을 재현한 그 학습은 모든 정수 모델을 float의 0.04 dB 안으로 가져왔다. 화질 우선 정수 모델은 30.12 / 29.02 dB로, 같은 클리핑 7비트 입력에서 측정한 BM3D(29.95 / 28.37 dB, 클리핑 없이는 29.98 / 28.62 dB)보다 높다. 속도 우선 모델은 기준 망보다 2.63배 적은 코어 사이클로 30.00 / 28.94 dB다. 보드에서 실행한 일곱 모델마다 Set12 한 장을 끝까지 실행했고, 모든 층이 정수 모델과 비트 단위로 일치했다.</w:t>
+        <w:t>의 규칙 적용〕. 보드 연산을 재현한 그 학습은 모든 정수 모델을 float의 0.04 dB 안으로 가져왔다. 화질 우선 정수 모델은 30.12 / 29.02 dB로, 같은 클리핑 7비트 입력에서 측정한 BM3D(29.95 / 28.37 dB, 클리핑 없이는 29.98 / 28.62 dB)보다 높다. 속도 우선 모델은 기준 망보다 2.63배 적은 코어 사이클로 30.00 / 28.94 dB다. 보드에서 실행한 일곱 모델마다 Set12 한 장을 끝까지 실행했고, 모든 층이 정수 모델과 비트 단위로 일치했다. 입력이 사이클당 2값이거나 칩 안에 라인 버퍼를 두면, 같은 모델은 합치기가 더는 공짜가 아니고 망 B가 기준 망보다 느려진다고 예측한다. 최적 망은 병목을 따라간다.</w:t>
       </w:r>
     </w:p>
     <w:p>
@@ -151,7 +151,7 @@
         <w:t>연산량 기준으로는 손해인 두 선택</w:t>
       </w:r>
       <w:r>
-        <w:t xml:space="preserve">을 같은 사이클 축에서 비교한 표(iso-cycle 비교). space-to-depth는 6.4배 큰 망을 25% 적은 사이클에 넣고, maxout은 은닉층의 사이클을 바꾸지 않은 채(보드 실측 289 사이클/창, ReLU 층과 동일) 같은 폭의 ReLU 망보다 화질을 올린다〔재실험〕. 3. </w:t>
+        <w:t xml:space="preserve">을 같은 사이클 축에서 비교한 표(iso-cycle 비교). space-to-depth는 6.4배 큰 망을 25% 적은 사이클에 넣고, 은닉층 출력을 2배로 늘려 두 개씩 합치는 설계(maxout)는 은닉층의 사이클을 바꾸지 않은 채(보드 실측 289 사이클/창, ReLU 층과 동일) 파라미터를 2배로 늘려 같은 폭의 ReLU 망보다 화질을 올린다. 평균으로 합치는 대조군도 같아서, 이득은 max가 아니라 공짜 용량에서 온다〔시드 2·3〕. 3. </w:t>
       </w:r>
       <w:r>
         <w:rPr>
@@ -431,10 +431,10 @@
         <w:rPr>
           <w:b/>
         </w:rPr>
-        <w:t>maxout (B-32+maxout).</w:t>
-      </w:r>
-      <w:r>
-        <w:t xml:space="preserve"> B의 채널을 32로 줄이면 중간 층이 K=288로 돌아와 사이클이 B의 절반이 되지만, 다시 출력 채널 64까지가 공짜가 된다. 이 공짜 출력을 활성함수로 쓴다. 은닉층이 채널마다 후보 두 개를 계산하고(출력 64), PC가 재양자화할 때 큰 쪽만 다음 층으로 넘긴다(입력 32, K=288 유지).</w:t>
+        <w:t>공짜 출력 채널을 두 개씩 합치기 (B-32+maxout).</w:t>
+      </w:r>
+      <w:r>
+        <w:t xml:space="preserve"> B의 채널을 32로 줄이면 중간 층이 K=288로 돌아와 사이클이 B의 절반이 되지만, 다시 출력 채널 64까지가 공짜가 된다. 이 공짜 출력으로 망의 용량을 늘린다. 은닉층이 채널마다 후보 두 개를 계산하고(출력 64), PC가 재양자화할 때 큰 쪽만 다음 층으로 넘긴다(입력 32, K=288 유지). 합치기가 필요한 이유는 다음 층이다. 출력 64개를 그대로 넘기면 다음 층의 K가 576이 되어 사이클이 2배가 된다. 두 개씩 합쳐 32개로 넘기면 출력 쪽의 공짜 용량은 쓰고 비용이 드는 입력 쪽은 그대로 둔다. 같은 파라미터를 ReLU만으로 얻으려면 은닉층이 45채널이어야 하는데(INT8 파라미터 149,593, maxout 망 151,636), 그러면 K가 405로 늘어 사이클 모델로 934 사이클/px, maxout 망보다 38% 비싸다.</w:t>
       </w:r>
     </w:p>
     <w:p>
@@ -452,7 +452,7 @@
         <w:pStyle w:val="a3"/>
       </w:pPr>
       <w:r>
-        <w:t>이것이 maxout [4](Max-Feature-Map [10] 형태)이다. 복원망에서 maxout의 효과는 망 폭에 따라 다르다. Choi와 Kim [16]은 초해상도에서 maxout으로 필터 수를 절반으로 줄여도 화질을 유지했고, MTLU [17]는 4× space-to-depth 잡음 제거망(64채널, σ=50)에서 maxout이 ReLU보다 약 0.04 dB 낮다고 보고했다. 이 코어의 특징은 그 효과를 사이클 대가 없이 시험할 수 있다는 점이다. 일반 하드웨어에서 maxout은 층의 곱셈을 2배로 늘리지만, 여기서는 다음 층의 K가 그대로이므로 K ≥ COUT인 은닉층의 사이클이 그대로다(첫 층은 K=36 &lt; 64라 창당 64 사이클이 되어 픽셀당 1%가 는다). 재양자화가 채널별 단조 함수이므로 코드의 max는 실수 값의 max를 재양자화한 것과 같다. 정수 모델과 보드 드라이버가 같은 순서로 계산한다.</w:t>
+        <w:t>이것이 maxout [4](Max-Feature-Map [10] 형태)이다. 복원망에서 maxout의 효과는 망 폭에 따라 다르다. Choi와 Kim [16]은 초해상도에서 maxout으로 필터 수를 절반으로 줄여도 화질을 유지했고, MTLU [17]는 4× space-to-depth 잡음 제거망(64채널, σ=50)에서 maxout이 ReLU보다 약 0.04 dB 낮다고 보고했다. 이 코어의 특징은 그 효과를 사이클 대가 없이 시험할 수 있다는 점이다. max 자체의 효과와 늘어난 용량의 효과를 가르려고, 같은 64 출력을 재양자화 뒤 평균((a+b+1)&gt;&gt;1)으로 합치는 대조군을 같은 조건으로 학습했다(V절). 평균 결합은 다음 층 가중치가 쌍마다 묶인 64채널 ReLU 층과 같아서, 파라미터와 사이클이 maxout과 같고 max만 없다. 일반 하드웨어에서 maxout은 층의 곱셈을 2배로 늘리지만, 여기서는 다음 층의 K가 그대로이므로 K ≥ COUT인 은닉층의 사이클이 그대로다(첫 층은 K=36 &lt; 64라 창당 64 사이클이 되어 픽셀당 1%가 는다). 재양자화가 채널별 단조 함수이므로 코드의 max는 실수 값의 max를 재양자화한 것과 같다. 정수 모델과 보드 드라이버가 같은 순서로 계산한다.</w:t>
       </w:r>
     </w:p>
     <w:p>
@@ -3684,7 +3684,21 @@
         <w:pStyle w:val="a3"/>
       </w:pPr>
       <w:r>
-        <w:t>곱셈기 64개의 소형 정수 가속기에서, 실측과 맞는 사이클 모델이 병목이 곱셈기가 아니라 입력 포트임을 보였다. 그 포트 폭에서는 연산량으로 손해인 두 설계가 이득이 됐다. space-to-depth는 6.4배 큰 망을 25% 적은 사이클에 넣었고, maxout은 은닉층의 사이클을 바꾸지 않고 같은 폭의 ReLU 망보다 화질을 올렸다〔재실험〕. 양자화 인지 학습까지 더해, 같은 입력의 BM3D를 두 테스트셋에서 넘는 정수 모델(30.12 / 29.02 dB)과 기준보다 2.63배 적은 사이클로 BM3D 수준인 모델(30.00 / 28.94 dB)을 얻었고, 두 모델 모두 보드에서 한 장을 끝까지 실행해 전 층 비트 일치를 확인했다. 이 결론은 PC가 창을 만들어 보내는 입력 구조에서의 것이며, 라인 버퍼 구조에서는 사이클 모델상 maxout이 더는 공짜가 아니고 망 B가 기준 망보다 느려진다. 그것을 보드에서 재는 것이 다음 작업이다. 코드, 정수 모델, 사진별 PSNR, 보드 기록은 저장소에 있다.</w:t>
+        <w:t>곱셈기 64개의 소형 정수 가속기에서, 실측과 맞는 사이클 모델이 병목이 곱셈기가 아니라 입력 포트임을 보였다. 그 포트 폭에서는 연산량으로 손해인 두 설계가 이득이 됐다. space-to-depth는 6.4배 큰 망을 25% 적은 사이클에 넣었고, 은닉층 출력을 2배로 늘려 두 개씩 합치는 설계는 은닉층의 사이클을 바꾸지 않고 파라미터를 2배로 늘려 같은 폭의 ReLU 망보다 화질을 올렸으며, max 대신 평균으로 합쳐도 같았다〔시드 2·3〕. 양자화 인지 학습까지 더해, 같은 입력의 BM3D를 두 테스트셋에서 넘는 정수 모델(30.12 / 29.02 dB)과 기준보다 2.63배 적은 사이클로 BM3D 수준인 모델(30.00 / 28.94 dB)을 얻었고, 두 모델 모두 보드에서 한 장을 끝까지 실행해 전 층 비트 일치를 확인했다. 코드, 정수 모델, 사진별 PSNR, 보드 기록은 저장소에 있다.</w:t>
+      </w:r>
+    </w:p>
+    <w:p>
+      <w:pPr>
+        <w:pStyle w:val="a3"/>
+      </w:pPr>
+      <w:r>
+        <w:rPr>
+          <w:b/>
+        </w:rPr>
+        <w:t>어디까지 일반적인가.</w:t>
+      </w:r>
+      <w:r>
+        <w:t xml:space="preserve"> 구체적인 규칙(출력 채널 2배가 공짜, 64채널 망 B가 A보다 빠름)은 PC가 만든 창을 사이클당 값 하나로 받는 이 입력 구조에서만 성립하며, 표 III처럼 입력이 2값/사이클만 돼도 사라진다. 일반화되는 것은 두 가지다. 첫째는 판정 기준이다. 추가 사이클 없이 늘릴 수 있는 출력 채널은 대략 곱셈기 수를 사이클당 입력 값 수로 나눈 값(P·T/w)이다. 곱셈기 256개에 4값/사이클인 가속기라면 256/4 = 64이므로 32채널 망의 출력 2배는 다시 공짜가 되고, 이 코어를 2값/사이클로 넓히면 공짜가 아니다. 둘째는 방법이다. 병목을 재고, 그것을 맞히는 사이클 모델을 세우고, 공짜인 자원을 쓰는 망을 고른다. 병목 때문에 노는 자원을 쓰는 설계는 다른 플랫폼에서도 나타난다. TPU·GPU에서는 연산량이 더 많은 일반 합성곱과 space-to-depth가 활용률을 올려 오히려 빨랐고 [13], [22], 메모리 대역에 묶인 LLM 추론에서는 노는 연산으로 토큰 여러 개를 한 번에 검증하는 추측 디코딩 [23]이 쓰이며, MCU에서는 메모리 용량에 맞춰 망과 실행 순서를 함께 설계한다 [24]. P·T/w 기준이 다른 입력 구조에서 실제로 맞는지는 아직 예측이며, 2·4값 포트와 라인 버퍼를 보드에서 재는 것이 다음 작업이다.</w:t>
       </w:r>
     </w:p>
     <w:p>
@@ -3698,7 +3712,7 @@
         <w:t>한계.</w:t>
       </w:r>
       <w:r>
-        <w:t xml:space="preserve"> 사이클은 공짜지만 에너지는 아니다. maxout 망은 dense 곱셈이 ReLU 망의 2배이고, sparse 모드에서 실제로 수행한 0이 아닌 곱셈은 3.0배였다(보드 기록, 05.png; 은닉층 입력의 0이 아닌 비율 0.64–0.84 대 0.37–0.55). 동적 전력이 늘 수 있지만 측정하지 않았다. 처리 시간은 코어 사이클만 세었고 end-to-end 시간은 JTAG 하네스 기준이다. 잡음은 σ=25 하나, 시드는 하나이고, 흑백 영상의 PSNR만 보고했다(SSIM 없음). 규칙은 현재 입력 구조(포트 폭, host im2col)에 조건부이며, 다른 입력 구조와 dense 모드의 COUT &gt; 64는 보드에서 재지 않았다. 모든 PSNR은 클리핑한 7비트 입력 조건이다.</w:t>
+        <w:t xml:space="preserve"> 사이클은 공짜지만 에너지는 아니다. maxout 망은 dense 곱셈이 ReLU 망의 2배이고, sparse 모드에서 실제로 수행한 0이 아닌 곱셈은 3.0배였다(보드 기록, 05.png; 은닉층 입력의 0이 아닌 비율 0.64–0.84 대 0.37–0.55). 동적 전력이 늘 수 있지만 측정하지 않았다. 처리 시간은 코어 사이클만 세었고 end-to-end 시간은 JTAG 하네스 기준이다. 잡음은 σ=25 하나, 시드는 하나이고(B-32 비교는 시드 2·3 진행 중), 흑백 영상의 PSNR만 보고했다(SSIM 없음). 규칙은 현재 입력 구조(포트 폭, host im2col)에 조건부이며, 다른 입력 구조와 dense 모드의 COUT &gt; 64는 보드에서 재지 않았다. 모든 PSNR은 클리핑한 7비트 입력 조건이다.</w:t>
       </w:r>
     </w:p>
     <w:p>
@@ -4077,6 +4091,57 @@
       </w:r>
       <w:r>
         <w:t>, 2017.</w:t>
+      </w:r>
+    </w:p>
+    <w:p>
+      <w:pPr>
+        <w:pStyle w:val="references"/>
+      </w:pPr>
+      <w:r>
+        <w:t xml:space="preserve">M. Tan and Q. V. Le, "EfficientNetV2: Smaller models and faster training," in </w:t>
+      </w:r>
+      <w:r>
+        <w:rPr>
+          <w:i/>
+        </w:rPr>
+        <w:t>Proc. ICML</w:t>
+      </w:r>
+      <w:r>
+        <w:t>, 2021, pp. 10096–10106.</w:t>
+      </w:r>
+    </w:p>
+    <w:p>
+      <w:pPr>
+        <w:pStyle w:val="references"/>
+      </w:pPr>
+      <w:r>
+        <w:t xml:space="preserve">Y. Leviathan, M. Kalman, and Y. Matias, "Fast inference from transformers via speculative decoding," in </w:t>
+      </w:r>
+      <w:r>
+        <w:rPr>
+          <w:i/>
+        </w:rPr>
+        <w:t>Proc. ICML</w:t>
+      </w:r>
+      <w:r>
+        <w:t>, 2023, pp. 19274–19286.</w:t>
+      </w:r>
+    </w:p>
+    <w:p>
+      <w:pPr>
+        <w:pStyle w:val="references"/>
+      </w:pPr>
+      <w:r>
+        <w:t xml:space="preserve">J. Lin, W.-M. Chen, Y. Lin, J. Cohn, C. Gan, and S. Han, "MCUNet: Tiny deep learning on IoT devices," in </w:t>
+      </w:r>
+      <w:r>
+        <w:rPr>
+          <w:i/>
+        </w:rPr>
+        <w:t>Proc. NeurIPS</w:t>
+      </w:r>
+      <w:r>
+        <w:t>, 2020, pp. 11711–11722.</w:t>
       </w:r>
     </w:p>
     <w:p>

--- a/iweict2026/PAPER_KO.docx
+++ b/iweict2026/PAPER_KO.docx
@@ -67,7 +67,7 @@
         <w:pStyle w:val="Abstract"/>
       </w:pPr>
       <w:r>
-        <w:t xml:space="preserve">초록—효율적인 신경망은 보통 곱셈 수를 최소화하도록 설계되지만, 소형 가속기에서는 실행 시간이 다른 것으로 정해질 수 있다. 본 연구는 소형 FPGA용 정수 CNN 가속기(Zynq XC7Z020: 곱셈기 64개, 단일 비트스트림, 7비트 입력, ReLU 출력)에서 가우시안 잡음(σ=25)을 제거하며, 측정된 병목이 망 설계를 어떻게 바꾸는지 보인다. 사이클 모델(설계 단계에서 1.7% 이내, 이전 보드 실행에서 관찰한 보정 두 개를 넣으면 0.003% 이내)은 PC가 만든 창을 사이클당 7비트 값 하나씩 받는 이 구현이 입력 포트에 묶여 있음을 보인다. 즉 한 층의 비용은 창당 K 사이클이며(K는 입력 값의 수), 출력 채널 수는 곱셈기 수(64)까지 비용에 영향을 주지 않는다. 그래서 7층 DnCNN 형태의 기준 망은 곱셈기의 41%만 쓴다. 여기서 연산량(FLOP) 기준으로는 낭비로 보이는 두 가지 선택이 나온다. 2×2 space-to-depth 입력은 10층 64채널 망(파라미터 6.4배, 곱셈 1.6배)을 기준 망보다 25% 적은 사이클에 돌리게 하며, Set12에서 0.3 dB(BSD68 0.2 dB) 높다. 은닉층의 출력을 2배로 늘려 두 개씩 합치면(maxout) 놀고 있던 곱셈기를 쓸 수 있다. 보드에서 출력 64채널 층은 창당 289 사이클로 출력 32채널 층과 같았고, 그래서 망은 파라미터가 2배가 되는 대신 사이클은 1%만 늘었다(675 대 669). 같은 학습 예산에서 이 망은 같은 폭의 ReLU 망보다 잡음을 더 잘 제거하며, 두 값을 max 대신 평균으로 합쳐도 같다. 즉 이득은 max 연산이 아니라 공짜로 늘어난 용량에서 온다〔시드 2·3 결과로 </w:t>
+        <w:t xml:space="preserve">초록—효율적인 신경망은 보통 곱셈 수를 최소화하도록 설계되지만, 소형 가속기에서는 실행 시간이 다른 것으로 정해질 수 있다. 본 연구는 소형 FPGA용 정수 CNN 가속기(Zynq XC7Z020: 곱셈기 64개, 단일 비트스트림, 7비트 입력, ReLU 출력)에서 가우시안 잡음(σ=25)을 제거하며, 측정된 병목이 망 설계를 어떻게 바꾸는지 보인다. 사이클 모델(설계 단계에서 1.7% 이내, 이전 보드 실행에서 관찰한 보정 두 개를 넣으면 0.003% 이내)은 PC가 만든 창을 사이클당 7비트 값 하나씩 받는 이 구현이 입력 포트에 묶여 있음을 보인다. 즉 한 층의 비용은 창당 K 사이클이며(K는 입력 값의 수), 출력 채널 수는 곱셈기 수(64)까지 비용에 영향을 주지 않는다. 그래서 7층 DnCNN 형태의 기준 망은 곱셈기의 41%만 쓴다. 여기서 연산량(FLOP) 기준으로는 낭비로 보이는 두 가지 선택이 나온다. 2×2 space-to-depth 입력은 10층 64채널 망(파라미터 6.4배, 곱셈 1.6배)을 기준 망보다 25% 적은 사이클에 돌리게 하며, Set12에서 0.3 dB(BSD68 0.2 dB) 높다. 은닉층의 출력을 2배로 늘려 두 개씩 합치면(maxout) 놀고 있던 곱셈기를 쓸 수 있다. 보드에서 출력 64채널 층은 창당 289 사이클로 출력 32채널 층과 같았고, 그래서 망은 파라미터가 2배가 되는 대신 사이클은 1%만 늘었다(675 대 669). 같은 학습 예산에서 이 망은 같은 폭의 ReLU 망보다 잡음을 더 잘 제거했고, 시드 1에서는 두 값을 max 대신 평균으로 합쳐도 같았다(float). 즉 차이를 만든 것은 max 연산이 아니라 공짜로 늘어난 용량으로 보인다〔시드 2·3과 평균 결합 QAT 결과로 </w:t>
       </w:r>
       <w:r>
         <w:rPr>
@@ -76,7 +76,7 @@
         <w:t>ABSTRACT.md</w:t>
       </w:r>
       <w:r>
-        <w:t>의 규칙 적용〕. 보드 연산을 재현한 그 학습은 모든 정수 모델을 float의 0.04 dB 안으로 가져왔다. 화질 우선 정수 모델은 30.12 / 29.02 dB로, 같은 클리핑 7비트 입력에서 측정한 BM3D(29.95 / 28.37 dB, 클리핑 없이는 29.98 / 28.62 dB)보다 높다. 속도 우선 모델은 기준 망보다 2.63배 적은 코어 사이클로 30.00 / 28.94 dB다. 보드에서 실행한 일곱 모델마다 Set12 한 장을 끝까지 실행했고, 모든 층이 정수 모델과 비트 단위로 일치했다. 입력이 사이클당 2값이거나 칩 안에 라인 버퍼를 두면, 같은 모델은 합치기가 더는 공짜가 아니고 망 B가 기준 망보다 느려진다고 예측한다. 최적 망은 병목을 따라간다.</w:t>
+        <w:t>의 규칙 적용〕. 보드 연산을 재현한 그 학습은 모든 정수 모델을 float의 0.04 dB 안으로 가져왔다. 화질 우선 정수 모델은 30.12 / 29.02 dB로, 같은 클리핑 7비트 입력에서 측정한 BM3D(29.95 / 28.37 dB, 클리핑 없이는 29.98 / 28.62 dB)보다 높다. 속도 우선 모델은 기준 망보다 2.63배 적은 코어 사이클로 30.00 / 28.94 dB다. 보드에서 실행한 일곱 모델마다 Set12 한 장을 끝까지 실행했고, 모든 층이 정수 모델과 비트 단위로 일치했다. 입력이 사이클당 2값이면 같은 모델은 합치기가 더는 공짜가 아니라고 예측하고, 4값이거나 칩 안에 라인 버퍼를 두면 망 B도 기준 망보다 느려진다고 예측한다. 최적 망은 병목을 따라간다.</w:t>
       </w:r>
     </w:p>
     <w:p>
@@ -151,7 +151,7 @@
         <w:t>연산량 기준으로는 손해인 두 선택</w:t>
       </w:r>
       <w:r>
-        <w:t xml:space="preserve">을 같은 사이클 축에서 비교한 표(iso-cycle 비교). space-to-depth는 6.4배 큰 망을 25% 적은 사이클에 넣고, 은닉층 출력을 2배로 늘려 두 개씩 합치는 설계(maxout)는 은닉층의 사이클을 바꾸지 않은 채(보드 실측 289 사이클/창, ReLU 층과 동일) 파라미터를 2배로 늘려 같은 폭의 ReLU 망보다 화질을 올린다. 평균으로 합치는 대조군도 같아서, 이득은 max가 아니라 공짜 용량에서 온다〔시드 2·3〕. 3. </w:t>
+        <w:t xml:space="preserve">을 같은 사이클 축에서 비교한 표(iso-cycle 비교). space-to-depth는 6.4배 큰 망을 25% 적은 사이클에 넣고, 은닉층 출력을 2배로 늘려 두 개씩 합치는 설계(maxout)는 은닉층의 사이클을 바꾸지 않은 채(보드 실측 289 사이클/창, ReLU 층과 동일) 파라미터를 2배로 늘려 같은 폭의 ReLU 망보다 화질을 올린다. 시드 1에서는 평균으로 합치는 대조군도 같아서(float), 차이를 만든 것은 max가 아니라 늘어난 출력으로 보인다〔시드 2·3, 평균 결합 QAT〕. 3. </w:t>
       </w:r>
       <w:r>
         <w:rPr>
@@ -329,7 +329,7 @@
         <w:t>병목의 출처.</w:t>
       </w:r>
       <w:r>
-        <w:t xml:space="preserve"> 입력 포트가 사이클당 값 하나인 것은 물리 제약이 아니라 현재 AXI-Stream 래퍼의 설계다. 32비트 전송 단위(beat) 하나에는 7비트 값 4개가 실려 오고, 래퍼가 이를 1개/사이클로 풀어 코어에 넣는다. CIFAR-10용 비트스트림을 바꾸지 않고 재사용하려는 선택이었다. 포트를 4개/사이클로 넓히면 비용은 max(K/4, ⌈COUT/P⌉·⌈K/T⌉)가 되어 K=288, COUT=64인 층은 288 사이클(COUT=32이면 144)로 연산에 묶이고, 아래의 maxout은 더 이상 공짜가 아니다. 즉 본 논문의 규칙은 "이 포트 폭에서는"이라는 조건이 붙는다. 일반화하면 추가 사이클 없이 늘릴 수 있는 출력 채널은 대략 곱셈기 수를 입력 폭으로 나눈 값(P·T/w: 사이클당 1값이면 64, 2값이면 32, 4값이면 16)까지다. 2값/사이클만 돼도 모델상 maxout은 ReLU 망의 1.9배 사이클이 되고, B는 A보다 느려진다(1,247 대 907 사이클/px, 표 III). 창을 PC가 만든다는 점도 같은 역할을 한다. 칩 안에 라인 버퍼를 두는 일반적인 FPGA 가속기 구조 [21]에서는 창마다 새 입력 픽셀 하나의 C_in개 값만 들어오므로, dense 사이클 모델로 은닉층(K=288)이 COUT=32에서 145, COUT=64에서 289 사이클/창이 된다. 그러면 maxout은 ReLU의 약 2배 비용(B-32 maxout 615 대 ReLU 319 사이클/px)이 되어 더는 공짜가 아니고, 망 전체로도 A(833 사이클/px)가 B(1,209)보다 빨라진다(예측이며 보드에서 재지 않았다). 전달하려는 것은 규칙 자체가 아니라, 측정한 병목에 맞춰 망을 고르면 연산량 기준의 선택이 뒤집힌다는 방법이다.</w:t>
+        <w:t xml:space="preserve"> 입력 포트가 사이클당 값 하나인 것은 물리 제약이 아니라 현재 AXI-Stream 래퍼의 설계다. 32비트 전송 단위(beat) 하나에는 7비트 값 4개가 실려 오고, 래퍼가 이를 1개/사이클로 풀어 코어에 넣는다. CIFAR-10용 비트스트림을 바꾸지 않고 재사용하려는 선택이었다. 포트를 4개/사이클로 넓히면 비용은 max(K/4, ⌈COUT/P⌉·⌈K/T⌉)가 되어 K=288, COUT=64인 층은 288 사이클(COUT=32이면 144)로 연산에 묶이고, 아래의 maxout은 더 이상 공짜가 아니다. 즉 본 논문의 규칙은 "이 포트 폭에서는"이라는 조건이 붙는다. 일반화하면 추가 사이클 없이 늘릴 수 있는 출력 채널은 대략 곱셈기 수를 입력 폭으로 나눈 값(P·T/w: 사이클당 1값이면 64, 2값이면 32, 4값이면 16)까지다. dense 상한으로는 2값/사이클만 돼도 maxout이 ReLU 망의 1.9배가 되고 B가 A보다 느려지지만(1,247 대 907 사이클/px), 보드에서 잰 활성값 밀도로 sparse 모드를 추정하면 maxout은 1.4–1.8배이고 B는 4값/사이클부터 A보다 느려진다(표 III). 창을 PC가 만든다는 점도 같은 역할을 한다. 칩 안에 라인 버퍼를 두는 일반적인 FPGA 가속기 구조 [21]에서는 창마다 새 입력 픽셀 하나의 C_in개 값만 들어오므로, dense 사이클 모델로 은닉층(K=288)이 COUT=32에서 145, COUT=64에서 289 사이클/창이 된다. 그러면 maxout은 ReLU의 약 2배 비용(B-32 maxout 615 대 ReLU 319 사이클/px)이 되어 더는 공짜가 아니고, 망 전체로도 A(833 사이클/px)가 B(1,209)보다 빨라진다(sparse 추정에서도 같다; 예측이며 보드에서 재지 않았다). 전달하려는 것은 규칙 자체가 아니라, 측정한 병목에 맞춰 망을 고르면 연산량 기준의 선택이 뒤집힌다는 방법이다.</w:t>
       </w:r>
     </w:p>
     <w:p>
@@ -434,7 +434,7 @@
         <w:t>공짜 출력 채널을 두 개씩 합치기 (B-32+maxout).</w:t>
       </w:r>
       <w:r>
-        <w:t xml:space="preserve"> B의 채널을 32로 줄이면 중간 층이 K=288로 돌아와 사이클이 B의 절반이 되지만, 다시 출력 채널 64까지가 공짜가 된다. 이 공짜 출력으로 망의 용량을 늘린다. 은닉층이 채널마다 후보 두 개를 계산하고(출력 64), PC가 재양자화할 때 큰 쪽만 다음 층으로 넘긴다(입력 32, K=288 유지). 합치기가 필요한 이유는 다음 층이다. 출력 64개를 그대로 넘기면 다음 층의 K가 576이 되어 사이클이 2배가 된다. 두 개씩 합쳐 32개로 넘기면 출력 쪽의 공짜 용량은 쓰고 비용이 드는 입력 쪽은 그대로 둔다. 같은 파라미터를 ReLU만으로 얻으려면 은닉층이 45채널이어야 하는데(INT8 파라미터 149,593, maxout 망 151,636), 그러면 K가 405로 늘어 사이클 모델로 934 사이클/px, maxout 망보다 38% 비싸다.</w:t>
+        <w:t xml:space="preserve"> B의 채널을 32로 줄이면 중간 층이 K=288로 돌아와 사이클이 B의 절반이 되지만, 다시 출력 채널 64까지가 공짜가 된다. 이 공짜 출력으로 망의 용량을 늘린다. 은닉층이 채널마다 후보 두 개를 계산하고(출력 64), PC가 재양자화할 때 큰 쪽만 다음 층으로 넘긴다(입력 32, K=288 유지). 합치기가 필요한 이유는 다음 층이다. 출력 64개를 그대로 넘기면 다음 층의 K가 576이 되어 사이클이 2배가 된다. 두 개씩 합쳐 32개로 넘기면 출력 쪽의 공짜 용량은 쓰고 비용이 드는 입력 쪽은 그대로 둔다. 같은 파라미터를 ReLU만으로 얻으려면 은닉층이 45채널이어야 하는데(파라미터 149,593, maxout 망 151,636; 바이어스 포함), 그러면 K가 405로 늘어 사이클 모델로 934 사이클/px, maxout 망보다 38% 비싸다(이 망은 학습하지 않았다).</w:t>
       </w:r>
     </w:p>
     <w:p>
@@ -3575,10 +3575,467 @@
     </w:tbl>
     <w:p>
       <w:pPr>
+        <w:pStyle w:val="tablehead"/>
+        <w:numPr>
+          <w:ilvl w:val="0"/>
+          <w:numId w:val="0"/>
+        </w:numPr>
+      </w:pPr>
+      <w:r>
+        <w:t>sparse 모드 추정 (보드에서 잰 층별 입력 활성값 밀도를 쓰고, 뱅크 불균형을 1.0–1.3으로 가정; 연산에 묶인 잡음 제거 층의 sparse 사이클은 보드에서 재지 않았다)</w:t>
+      </w:r>
+    </w:p>
+    <w:tbl>
+      <w:tblPr>
+        <w:tblW w:type="auto" w:w="0"/>
+        <w:tblBorders>
+          <w:top w:val="single" w:sz="4" w:space="0" w:color="000000"/>
+          <w:bottom w:val="single" w:sz="4" w:space="0" w:color="000000"/>
+          <w:insideH w:val="single" w:sz="4" w:space="0" w:color="000000"/>
+        </w:tblBorders>
+        <w:tblLayout w:type="fixed"/>
+        <w:tblLook w:firstColumn="1" w:firstRow="1" w:lastColumn="0" w:lastRow="0" w:noHBand="0" w:noVBand="1" w:val="04A0"/>
+      </w:tblPr>
+      <w:tblGrid>
+        <w:gridCol w:w="1429"/>
+        <w:gridCol w:w="1111"/>
+        <w:gridCol w:w="1111"/>
+        <w:gridCol w:w="1111"/>
+      </w:tblGrid>
+      <w:tr>
+        <w:tc>
+          <w:tcPr>
+            <w:tcW w:type="dxa" w:w="1429"/>
+          </w:tcPr>
+          <w:p>
+            <w:pPr>
+              <w:pStyle w:val="tablecolhead"/>
+              <w:spacing w:before="20" w:after="20"/>
+            </w:pPr>
+            <w:r>
+              <w:t>망</w:t>
+            </w:r>
+          </w:p>
+        </w:tc>
+        <w:tc>
+          <w:tcPr>
+            <w:tcW w:type="dxa" w:w="1111"/>
+          </w:tcPr>
+          <w:p>
+            <w:pPr>
+              <w:pStyle w:val="tablecolhead"/>
+              <w:spacing w:before="20" w:after="20"/>
+              <w:jc w:val="center"/>
+            </w:pPr>
+            <w:r>
+              <w:t>2값/사이클</w:t>
+            </w:r>
+          </w:p>
+        </w:tc>
+        <w:tc>
+          <w:tcPr>
+            <w:tcW w:type="dxa" w:w="1111"/>
+          </w:tcPr>
+          <w:p>
+            <w:pPr>
+              <w:pStyle w:val="tablecolhead"/>
+              <w:spacing w:before="20" w:after="20"/>
+              <w:jc w:val="center"/>
+            </w:pPr>
+            <w:r>
+              <w:t>4값/사이클</w:t>
+            </w:r>
+          </w:p>
+        </w:tc>
+        <w:tc>
+          <w:tcPr>
+            <w:tcW w:type="dxa" w:w="1111"/>
+          </w:tcPr>
+          <w:p>
+            <w:pPr>
+              <w:pStyle w:val="tablecolhead"/>
+              <w:spacing w:before="20" w:after="20"/>
+              <w:jc w:val="center"/>
+            </w:pPr>
+            <w:r>
+              <w:t>라인 버퍼</w:t>
+            </w:r>
+          </w:p>
+        </w:tc>
+      </w:tr>
+      <w:tr>
+        <w:tc>
+          <w:tcPr>
+            <w:tcW w:type="dxa" w:w="1429"/>
+          </w:tcPr>
+          <w:p>
+            <w:pPr>
+              <w:pStyle w:val="tablecopy"/>
+              <w:spacing w:before="20" w:after="20"/>
+            </w:pPr>
+            <w:r>
+              <w:t>A</w:t>
+            </w:r>
+          </w:p>
+        </w:tc>
+        <w:tc>
+          <w:tcPr>
+            <w:tcW w:type="dxa" w:w="1111"/>
+          </w:tcPr>
+          <w:p>
+            <w:pPr>
+              <w:pStyle w:val="tablecopy"/>
+              <w:spacing w:before="20" w:after="20"/>
+              <w:jc w:val="center"/>
+            </w:pPr>
+            <w:r>
+              <w:t>907</w:t>
+            </w:r>
+          </w:p>
+        </w:tc>
+        <w:tc>
+          <w:tcPr>
+            <w:tcW w:type="dxa" w:w="1111"/>
+          </w:tcPr>
+          <w:p>
+            <w:pPr>
+              <w:pStyle w:val="tablecopy"/>
+              <w:spacing w:before="20" w:after="20"/>
+              <w:jc w:val="center"/>
+            </w:pPr>
+            <w:r>
+              <w:t>495–603</w:t>
+            </w:r>
+          </w:p>
+        </w:tc>
+        <w:tc>
+          <w:tcPr>
+            <w:tcW w:type="dxa" w:w="1111"/>
+          </w:tcPr>
+          <w:p>
+            <w:pPr>
+              <w:pStyle w:val="tablecopy"/>
+              <w:spacing w:before="20" w:after="20"/>
+              <w:jc w:val="center"/>
+            </w:pPr>
+            <w:r>
+              <w:t>458–582</w:t>
+            </w:r>
+          </w:p>
+        </w:tc>
+      </w:tr>
+      <w:tr>
+        <w:tc>
+          <w:tcPr>
+            <w:tcW w:type="dxa" w:w="1429"/>
+          </w:tcPr>
+          <w:p>
+            <w:pPr>
+              <w:pStyle w:val="tablecopy"/>
+              <w:spacing w:before="20" w:after="20"/>
+            </w:pPr>
+            <w:r>
+              <w:t>B</w:t>
+            </w:r>
+          </w:p>
+        </w:tc>
+        <w:tc>
+          <w:tcPr>
+            <w:tcW w:type="dxa" w:w="1111"/>
+          </w:tcPr>
+          <w:p>
+            <w:pPr>
+              <w:pStyle w:val="tablecopy"/>
+              <w:spacing w:before="20" w:after="20"/>
+              <w:jc w:val="center"/>
+            </w:pPr>
+            <w:r>
+              <w:t>678–777</w:t>
+            </w:r>
+          </w:p>
+        </w:tc>
+        <w:tc>
+          <w:tcPr>
+            <w:tcW w:type="dxa" w:w="1111"/>
+          </w:tcPr>
+          <w:p>
+            <w:pPr>
+              <w:pStyle w:val="tablecopy"/>
+              <w:spacing w:before="20" w:after="20"/>
+              <w:jc w:val="center"/>
+            </w:pPr>
+            <w:r>
+              <w:t>579–733</w:t>
+            </w:r>
+          </w:p>
+        </w:tc>
+        <w:tc>
+          <w:tcPr>
+            <w:tcW w:type="dxa" w:w="1111"/>
+          </w:tcPr>
+          <w:p>
+            <w:pPr>
+              <w:pStyle w:val="tablecopy"/>
+              <w:spacing w:before="20" w:after="20"/>
+              <w:jc w:val="center"/>
+            </w:pPr>
+            <w:r>
+              <w:t>557–717</w:t>
+            </w:r>
+          </w:p>
+        </w:tc>
+      </w:tr>
+      <w:tr>
+        <w:tc>
+          <w:tcPr>
+            <w:tcW w:type="dxa" w:w="1429"/>
+          </w:tcPr>
+          <w:p>
+            <w:pPr>
+              <w:pStyle w:val="tablecopy"/>
+              <w:spacing w:before="20" w:after="20"/>
+            </w:pPr>
+            <w:r>
+              <w:t>B-32 ReLU</w:t>
+            </w:r>
+          </w:p>
+        </w:tc>
+        <w:tc>
+          <w:tcPr>
+            <w:tcW w:type="dxa" w:w="1111"/>
+          </w:tcPr>
+          <w:p>
+            <w:pPr>
+              <w:pStyle w:val="tablecopy"/>
+              <w:spacing w:before="20" w:after="20"/>
+              <w:jc w:val="center"/>
+            </w:pPr>
+            <w:r>
+              <w:t>339</w:t>
+            </w:r>
+          </w:p>
+        </w:tc>
+        <w:tc>
+          <w:tcPr>
+            <w:tcW w:type="dxa" w:w="1111"/>
+          </w:tcPr>
+          <w:p>
+            <w:pPr>
+              <w:pStyle w:val="tablecopy"/>
+              <w:spacing w:before="20" w:after="20"/>
+              <w:jc w:val="center"/>
+            </w:pPr>
+            <w:r>
+              <w:t>178–210</w:t>
+            </w:r>
+          </w:p>
+        </w:tc>
+        <w:tc>
+          <w:tcPr>
+            <w:tcW w:type="dxa" w:w="1111"/>
+          </w:tcPr>
+          <w:p>
+            <w:pPr>
+              <w:pStyle w:val="tablecopy"/>
+              <w:spacing w:before="20" w:after="20"/>
+              <w:jc w:val="center"/>
+            </w:pPr>
+            <w:r>
+              <w:t>160–204</w:t>
+            </w:r>
+          </w:p>
+        </w:tc>
+      </w:tr>
+      <w:tr>
+        <w:tc>
+          <w:tcPr>
+            <w:tcW w:type="dxa" w:w="1429"/>
+          </w:tcPr>
+          <w:p>
+            <w:pPr>
+              <w:pStyle w:val="tablecopy"/>
+              <w:spacing w:before="20" w:after="20"/>
+            </w:pPr>
+            <w:r>
+              <w:t>B-32 maxout</w:t>
+            </w:r>
+          </w:p>
+        </w:tc>
+        <w:tc>
+          <w:tcPr>
+            <w:tcW w:type="dxa" w:w="1111"/>
+          </w:tcPr>
+          <w:p>
+            <w:pPr>
+              <w:pStyle w:val="tablecopy"/>
+              <w:spacing w:before="20" w:after="20"/>
+              <w:jc w:val="center"/>
+            </w:pPr>
+            <w:r>
+              <w:t>481–606</w:t>
+            </w:r>
+          </w:p>
+        </w:tc>
+        <w:tc>
+          <w:tcPr>
+            <w:tcW w:type="dxa" w:w="1111"/>
+          </w:tcPr>
+          <w:p>
+            <w:pPr>
+              <w:pStyle w:val="tablecopy"/>
+              <w:spacing w:before="20" w:after="20"/>
+              <w:jc w:val="center"/>
+            </w:pPr>
+            <w:r>
+              <w:t>461–586</w:t>
+            </w:r>
+          </w:p>
+        </w:tc>
+        <w:tc>
+          <w:tcPr>
+            <w:tcW w:type="dxa" w:w="1111"/>
+          </w:tcPr>
+          <w:p>
+            <w:pPr>
+              <w:pStyle w:val="tablecopy"/>
+              <w:spacing w:before="20" w:after="20"/>
+              <w:jc w:val="center"/>
+            </w:pPr>
+            <w:r>
+              <w:t>456–586</w:t>
+            </w:r>
+          </w:p>
+        </w:tc>
+      </w:tr>
+      <w:tr>
+        <w:tc>
+          <w:tcPr>
+            <w:tcW w:type="dxa" w:w="1429"/>
+          </w:tcPr>
+          <w:p>
+            <w:pPr>
+              <w:pStyle w:val="tablecopy"/>
+              <w:spacing w:before="20" w:after="20"/>
+            </w:pPr>
+            <w:r>
+              <w:t>B ÷ A</w:t>
+            </w:r>
+          </w:p>
+        </w:tc>
+        <w:tc>
+          <w:tcPr>
+            <w:tcW w:type="dxa" w:w="1111"/>
+          </w:tcPr>
+          <w:p>
+            <w:pPr>
+              <w:pStyle w:val="tablecopy"/>
+              <w:spacing w:before="20" w:after="20"/>
+              <w:jc w:val="center"/>
+            </w:pPr>
+            <w:r>
+              <w:t>0.75–0.86</w:t>
+            </w:r>
+          </w:p>
+        </w:tc>
+        <w:tc>
+          <w:tcPr>
+            <w:tcW w:type="dxa" w:w="1111"/>
+          </w:tcPr>
+          <w:p>
+            <w:pPr>
+              <w:pStyle w:val="tablecopy"/>
+              <w:spacing w:before="20" w:after="20"/>
+              <w:jc w:val="center"/>
+            </w:pPr>
+            <w:r>
+              <w:t>1.17–1.21</w:t>
+            </w:r>
+          </w:p>
+        </w:tc>
+        <w:tc>
+          <w:tcPr>
+            <w:tcW w:type="dxa" w:w="1111"/>
+          </w:tcPr>
+          <w:p>
+            <w:pPr>
+              <w:pStyle w:val="tablecopy"/>
+              <w:spacing w:before="20" w:after="20"/>
+              <w:jc w:val="center"/>
+            </w:pPr>
+            <w:r>
+              <w:t>1.22–1.23</w:t>
+            </w:r>
+          </w:p>
+        </w:tc>
+      </w:tr>
+      <w:tr>
+        <w:tc>
+          <w:tcPr>
+            <w:tcW w:type="dxa" w:w="1429"/>
+          </w:tcPr>
+          <w:p>
+            <w:pPr>
+              <w:pStyle w:val="tablecopy"/>
+              <w:spacing w:before="20" w:after="20"/>
+            </w:pPr>
+            <w:r>
+              <w:t>maxout ÷ ReLU</w:t>
+            </w:r>
+          </w:p>
+        </w:tc>
+        <w:tc>
+          <w:tcPr>
+            <w:tcW w:type="dxa" w:w="1111"/>
+          </w:tcPr>
+          <w:p>
+            <w:pPr>
+              <w:pStyle w:val="tablecopy"/>
+              <w:spacing w:before="20" w:after="20"/>
+              <w:jc w:val="center"/>
+            </w:pPr>
+            <w:r>
+              <w:t>1.42–1.79</w:t>
+            </w:r>
+          </w:p>
+        </w:tc>
+        <w:tc>
+          <w:tcPr>
+            <w:tcW w:type="dxa" w:w="1111"/>
+          </w:tcPr>
+          <w:p>
+            <w:pPr>
+              <w:pStyle w:val="tablecopy"/>
+              <w:spacing w:before="20" w:after="20"/>
+              <w:jc w:val="center"/>
+            </w:pPr>
+            <w:r>
+              <w:t>2.59–2.79</w:t>
+            </w:r>
+          </w:p>
+        </w:tc>
+        <w:tc>
+          <w:tcPr>
+            <w:tcW w:type="dxa" w:w="1111"/>
+          </w:tcPr>
+          <w:p>
+            <w:pPr>
+              <w:pStyle w:val="tablecopy"/>
+              <w:spacing w:before="20" w:after="20"/>
+              <w:jc w:val="center"/>
+            </w:pPr>
+            <w:r>
+              <w:t>2.85–2.88</w:t>
+            </w:r>
+          </w:p>
+        </w:tc>
+      </w:tr>
+    </w:tbl>
+    <w:p>
+      <w:pPr>
         <w:pStyle w:val="a3"/>
       </w:pPr>
       <w:r>
-        <w:t>입력 폭이 2값/사이클만 돼도 두 선택의 사이클 이점이 사라진다. 4값/사이클과 라인 버퍼는 둘 다 은닉층을 연산에 묶이게 만들어 같은 값이 된다. 다만 B-32 maxout(615)은 어느 구조에서도 A보다 빠르다. 래퍼를 넓히는 하드웨어 개선과 망 선택은 어느 하나를 고르는 관계가 아니다. 포트를 넓히면 모든 망이 빨라지고(A 1,775 → 907), 그때 이기는 망이 달라진다는 것이 이 표의 요점이다. 이 표의 2·4값과 라인 버퍼 열을 보드에서 재는 것이 다음 작업이다.</w:t>
+        <w:t>dense 상한으로는 2값/사이클만 돼도 두 선택의 사이클 이점이 모두 사라진다. sparse 모드로 추정하면 합치기는 2값부터 공짜가 아니고(maxout 망은 입력에 0이 적어 건너뛸 곱셈이 적다), B는 4값/사이클과 라인 버퍼에서 A보다 느려진다. 4값/사이클과 라인 버퍼는 둘 다 은닉층을 연산에 묶이게 만들어 거의 같은 값이 된다. 다만 B-32 maxout(615)은 어느 구조에서도 A보다 빠르다. 래퍼를 넓히는 하드웨어 개선과 망 선택은 어느 하나를 고르는 관계가 아니다. 포트를 넓히면 모든 망이 빨라지고(A 1,775 → 907), 그때 이기는 망이 달라진다는 것이 이 표의 요점이다. 이 표의 2·4값과 라인 버퍼 열을 보드에서 재는 것이 다음 작업이다.</w:t>
       </w:r>
     </w:p>
     <w:p>
@@ -3684,7 +4141,7 @@
         <w:pStyle w:val="a3"/>
       </w:pPr>
       <w:r>
-        <w:t>곱셈기 64개의 소형 정수 가속기에서, 실측과 맞는 사이클 모델이 병목이 곱셈기가 아니라 입력 포트임을 보였다. 그 포트 폭에서는 연산량으로 손해인 두 설계가 이득이 됐다. space-to-depth는 6.4배 큰 망을 25% 적은 사이클에 넣었고, 은닉층 출력을 2배로 늘려 두 개씩 합치는 설계는 은닉층의 사이클을 바꾸지 않고 파라미터를 2배로 늘려 같은 폭의 ReLU 망보다 화질을 올렸으며, max 대신 평균으로 합쳐도 같았다〔시드 2·3〕. 양자화 인지 학습까지 더해, 같은 입력의 BM3D를 두 테스트셋에서 넘는 정수 모델(30.12 / 29.02 dB)과 기준보다 2.63배 적은 사이클로 BM3D 수준인 모델(30.00 / 28.94 dB)을 얻었고, 두 모델 모두 보드에서 한 장을 끝까지 실행해 전 층 비트 일치를 확인했다. 코드, 정수 모델, 사진별 PSNR, 보드 기록은 저장소에 있다.</w:t>
+        <w:t>곱셈기 64개의 소형 정수 가속기에서, 실측과 맞는 사이클 모델이 병목이 곱셈기가 아니라 입력 포트임을 보였다. 그 포트 폭에서는 연산량으로 손해인 두 설계가 이득이 됐다. space-to-depth는 6.4배 큰 망을 25% 적은 사이클에 넣었고, 은닉층 출력을 2배로 늘려 두 개씩 합치는 설계는 은닉층의 사이클을 바꾸지 않고 파라미터를 2배로 늘려 같은 폭의 ReLU 망보다 화질을 올렸으며, 시드 1에서는 max 대신 평균으로 합쳐도 같았다(float)〔시드 2·3, 평균 결합 QAT〕. 양자화 인지 학습까지 더해, 같은 입력의 BM3D를 두 테스트셋에서 넘는 정수 모델(30.12 / 29.02 dB)과 기준보다 2.63배 적은 사이클로 BM3D 수준인 모델(30.00 / 28.94 dB)을 얻었고, 두 모델 모두 보드에서 한 장을 끝까지 실행해 전 층 비트 일치를 확인했다. 코드, 정수 모델, 사진별 PSNR, 보드 기록은 저장소에 있다.</w:t>
       </w:r>
     </w:p>
     <w:p>
@@ -3698,7 +4155,7 @@
         <w:t>어디까지 일반적인가.</w:t>
       </w:r>
       <w:r>
-        <w:t xml:space="preserve"> 구체적인 규칙(출력 채널 2배가 공짜, 64채널 망 B가 A보다 빠름)은 PC가 만든 창을 사이클당 값 하나로 받는 이 입력 구조에서만 성립하며, 표 III처럼 입력이 2값/사이클만 돼도 사라진다. 일반화되는 것은 두 가지다. 첫째는 판정 기준이다. 추가 사이클 없이 늘릴 수 있는 출력 채널은 대략 곱셈기 수를 사이클당 입력 값 수로 나눈 값(P·T/w)이다. 곱셈기 256개에 4값/사이클인 가속기라면 256/4 = 64이므로 32채널 망의 출력 2배는 다시 공짜가 되고, 이 코어를 2값/사이클로 넓히면 공짜가 아니다. 둘째는 방법이다. 병목을 재고, 그것을 맞히는 사이클 모델을 세우고, 공짜인 자원을 쓰는 망을 고른다. 병목 때문에 노는 자원을 쓰는 설계는 다른 플랫폼에서도 나타난다. TPU·GPU에서는 연산량이 더 많은 일반 합성곱과 space-to-depth가 활용률을 올려 오히려 빨랐고 [13], [22], 메모리 대역에 묶인 LLM 추론에서는 노는 연산으로 토큰 여러 개를 한 번에 검증하는 추측 디코딩 [23]이 쓰이며, MCU에서는 메모리 용량에 맞춰 망과 실행 순서를 함께 설계한다 [24]. P·T/w 기준이 다른 입력 구조에서 실제로 맞는지는 아직 예측이며, 2·4값 포트와 라인 버퍼를 보드에서 재는 것이 다음 작업이다.</w:t>
+        <w:t xml:space="preserve"> 구체적인 규칙(출력 채널 2배가 공짜, 64채널 망 B가 A보다 빠름)은 PC가 만든 창을 사이클당 값 하나로 받는 이 입력 구조에서만 성립하며, 표 III처럼 입력이 2값/사이클이면 합치기가, 4값/사이클이나 라인 버퍼면 B의 이점도 사라진다(sparse 추정 기준; dense 상한으로는 2값에서 둘 다). 일반화되는 것은 두 가지다. 첫째는 판정 기준이다. 추가 사이클 없이 늘릴 수 있는 출력 채널은 대략 곱셈기 수를 사이클당 입력 값 수로 나눈 값(P·T/w)이다. 곱셈기 256개에 4값/사이클인 가속기라면 256/4 = 64이므로 32채널 망의 출력 2배는 다시 공짜가 되고, 이 코어를 2값/사이클로 넓히면 공짜가 아니다. 둘째는 방법이다. 병목을 재고, 그것을 맞히는 사이클 모델을 세우고, 공짜인 자원을 쓰는 망을 고른다. 병목 때문에 노는 자원을 쓰는 설계는 다른 플랫폼에서도 나타난다. TPU·GPU에서는 space-to-depth와, 일부 단계에서는 연산량이 더 많은 일반 합성곱(fused MBConv)이 활용률을 올려 오히려 빨랐고 [13], [22], 메모리 대역에 묶인 LLM 추론에서는 노는 연산으로 토큰 여러 개를 한 번에 검증하는 추측 디코딩 [23]이 쓰이며, MCU에서는 메모리 용량에 맞춰 망과 실행 순서를 함께 설계한다 [24]. P·T/w 기준이 다른 입력 구조에서 실제로 맞는지는 아직 예측이며, 2·4값 포트와 라인 버퍼를 보드에서 재는 것이 다음 작업이다.</w:t>
       </w:r>
     </w:p>
     <w:p>

--- a/iweict2026/PAPER_KO.docx
+++ b/iweict2026/PAPER_KO.docx
@@ -76,7 +76,7 @@
         <w:t>ABSTRACT.md</w:t>
       </w:r>
       <w:r>
-        <w:t>의 규칙 적용〕. 보드 연산을 재현한 그 학습은 모든 정수 모델을 float의 0.04 dB 안으로 가져왔다. 화질 우선 정수 모델은 30.12 / 29.02 dB로, 같은 클리핑 7비트 입력에서 측정한 BM3D(29.95 / 28.37 dB, 클리핑 없이는 29.98 / 28.62 dB)보다 높다. 속도 우선 모델은 기준 망보다 2.63배 적은 코어 사이클로 30.00 / 28.94 dB다. 보드에서 실행한 일곱 모델마다 Set12 한 장을 끝까지 실행했고, 모든 층이 정수 모델과 비트 단위로 일치했다. 입력이 사이클당 2값이면 같은 모델은 합치기가 더는 공짜가 아니라고 예측하고, 4값이거나 칩 안에 라인 버퍼를 두면 망 B도 기준 망보다 느려진다고 예측한다. 최적 망은 병목을 따라간다.</w:t>
+        <w:t>의 규칙 적용〕. 보드 연산을 재현한 그 학습은 모든 정수 모델을 float의 0.04 dB 안으로 가져왔다. 화질 우선 정수 모델은 30.12 / 29.02 dB로, 같은 클리핑 7비트 입력에서 측정한 BM3D(29.95 / 28.37 dB, 클리핑 없이는 29.98 / 28.62 dB)보다 높다. 속도 우선 모델은 기준 망보다 2.63배 적은 코어 사이클로 30.00 / 28.94 dB다. 보드에서 실행한 일곱 모델마다 Set12 한 장을 끝까지 실행했고, 모든 층이 정수 모델과 비트 단위로 일치했다. 입력이 사이클당 2값이면 같은 모델은 합치기가 더는 공짜가 아니라고 예측하고, 4값이거나 칩 안에 라인 버퍼를 두면 망 B도 기준 망보다 느려진다고 예측한다. 고를 망은 측정한 병목에 따라 달라진다.</w:t>
       </w:r>
     </w:p>
     <w:p>
@@ -100,7 +100,7 @@
         <w:pStyle w:val="a3"/>
       </w:pPr>
       <w:r>
-        <w:t>DnCNN [2] 같은 CNN 잡음 제거기는 고전 기법 BM3D [1]보다 화질이 좋지만 픽셀마다 수만 번의 곱셈이 필요하다. 가속기에 올릴 망을 고를 때는 보통 곱셈 수(FLOPs)나 파라미터 수를 비용으로 삼는다. 그러나 연산량과 실제 지연이 비례하지 않는다는 것은 알려져 있다. Roofline 모델 [12]은 연산 강도가 낮은 커널은 연산기가 아니라 대역폭에 묶인다고 설명하고, ShuffleNet V2 [9]는 GPU 실측 속도로 설계 지침을 세웠으며, EfficientNet-X [13]는 TPU/GPU에서 FLOPs와 지연의 비비례를 분석해 space-to-depth를 가속기 활용도를 위해 썼고, ABPN [14]은 모바일 NPU에서 연산자별 지연을 재어 INT8 초해상도 망을 설계했다. FPGA CNN 가속기는 칩 안의 파이프라인과 라인 버퍼로 메모리 대역폭 병목을 줄이는 방향으로 설계되어 왔다(PipeCNN [21] 등). 영상 복원에서는 eCNN/ERNet [15]이 DRAM 대역폭 제약에 맞춰 복원망을 공동 설계했고, 경량 CNN 잡음 제거기를 Zynq 계열 FPGA에 올린 보고 [18], [19]와 벤더 DPU에서 INT8 양자화 인지 학습으로 잡음을 제거한 ReTiDe [20]가 있다. 이들은 GPU, TPU, NPU, 벤더 DPU의 측정 지연이나 DRAM 대역폭을 다뤘다.</w:t>
+        <w:t>DnCNN [2] 같은 CNN 잡음 제거기는 고전 기법 BM3D [1]보다 화질이 좋지만 픽셀마다 수만 번의 곱셈이 필요하다. 가속기에 올릴 망을 고를 때는 보통 곱셈 수(FLOPs)나 파라미터 수를 비용으로 삼는다. 그러나 연산량과 실제 지연이 비례하지 않는다는 것은 알려져 있다. Roofline 모델 [12]은 연산 강도가 낮은 커널은 연산기가 아니라 대역폭에 묶인다고 설명하고, ShuffleNet V2 [9]는 GPU 실측 속도로 설계 지침을 세웠으며, EfficientNet-X [13]는 TPU/GPU에서 FLOPs와 지연의 비비례를 분석해 space-to-depth를 가속기 활용도를 위해 썼고, ABPN [14]은 모바일 NPU에서 연산자별 지연을 재어 INT8 초해상도 망을 설계했다. FPGA CNN 가속기는 칩 안의 파이프라인과 라인 버퍼로 메모리 대역폭 병목을 줄이는 방향으로 설계되어 왔다(PipeCNN [21] 등). 영상 복원에서는 eCNN/ERNet [15]이 DRAM 대역폭 제약에 맞춰 복원망을 공동 설계했고, 경량 CNN 잡음 제거기를 Zynq 계열 FPGA에 올린 보고 [18], [19]와 벤더 DPU에서 INT8 양자화 인지 학습으로 잡음을 제거한 ReTiDe [20]가 있다. 이들은 GPU, TPU, NPU, 벤더 DPU의 측정 지연이나 DRAM 대역폭을 다뤘다. 가장 가까운 연구로, HALP [25]는 GPU에서 잰 계단 모양의 지연(채널 수에 따라 계단처럼 바뀜)에 맞춰 채널을 가지치기하고, DRACO [26]는 데이터 흐름이 아니라 망을 바꿔 메모리에 묶인 망이 고정된 시스톨릭 배열의 PE를 더 쓰게 했다. 본 연구는 주어진 입력 병목이 어떤 망을 유리하게 만드는지를 정확한 사이클 모델로 정하고 보드에서 비트 단위로 확인한다는 점이 다르다.</w:t>
       </w:r>
     </w:p>
     <w:p>
@@ -117,7 +117,7 @@
         <w:t>스트리밍되는 값의 수 K</w:t>
       </w:r>
       <w:r>
-        <w:t>로 정해지고, 출력 채널은 곱셈기 수(64)까지 비용이 없다. 이 성질을 실측으로 확정한 사이클 모델에서 설계를 출발한다.</w:t>
+        <w:t>로 정해지고, 출력 채널은 곱셈기 수(64)까지 비용이 없다. 이 성질을 실측으로 확정한 사이클 모델에서 설계를 출발한다. 이 코어는 PC CPU보다 느린 실험용 플랫폼이며(V절), 목적은 처리량이 아니라 사이클을 정확히 따질 수 있는 환경에서 망 선택의 근거를 보이는 것이다.</w:t>
       </w:r>
     </w:p>
     <w:p>
@@ -315,7 +315,7 @@
         <w:t>실측 보정.</w:t>
       </w:r>
       <w:r>
-        <w:t xml:space="preserve"> 기준 7층 망의 보드 실행에서 모든 층이 이 값보다 창당 1 사이클 많았고, 창당 최소 COUT 사이클이 걸렸다(코어가 출력을 사이클당 하나씩 내보내므로; 같은 현상을 CIFAR-10 실행에서도 보았다). 두 보정을 넣은 모델은 그 뒤에 설계한 10층 망 세 개의 총 사이클을 0.003% 이내로 예측했다(표 II). 보정 전 모델의 오차는 네 망에서 0.4–1.6%다(보정 뒤에 설계한 세 망은 0.4–1.4%, 1.6%는 보정에 쓴 A).</w:t>
+        <w:t xml:space="preserve"> 기준 7층 망의 보드 실행에서 모든 층이 이 값보다 창당 1 사이클 많았고, 창당 최소 COUT 사이클이 걸렸다(코어가 출력을 사이클당 하나씩 내보내므로; 같은 현상을 CIFAR-10 실행에서도 보았다). 두 보정을 넣은 모델은 그 뒤에 설계한 10층 망 세 개의 총 사이클을 0.003% 이내로 예측했다(표 II). 보정은 기준 망 하나에서만 뽑았으므로 세 망은 맞춘 값이 아니라 사후 예측이다. 창당 1 사이클(289분의 1)은 RTL에 남은 비효율이며, 고치지 않고 모델에 넣었다. 보정 전 모델의 오차는 네 망에서 0.4–1.6%다(보정 뒤에 설계한 세 망은 0.4–1.4%, 1.6%는 보정에 쓴 A).</w:t>
       </w:r>
     </w:p>
     <w:p>
@@ -3007,7 +3007,7 @@
         <w:ind w:firstLine="0" w:left="198"/>
       </w:pPr>
       <w:r>
-        <w:t>• 절대 처리량은 낮다. 50 MHz, 곱셈기 64개로 최대 6.4 GOPS(B 망의 실효 5.7 GOPS)이며 256×256 한 장에 코어만 0.9–2.3 s다. 같은 망을 PC CPU(Xeon 4코어, float32 PyTorch)는 30–38 ms에 처리한다. 같은 칩의 ARM 프로세서와는 비교하지 않았다. 이 논문은 처리량이 아니라 주어진 코어에서 망을 고르는 근거를 다룬다. GOPS/W 비교는 범위 밖이다.</w:t>
+        <w:t>• 절대 처리량은 낮다. 50 MHz, 곱셈기 64개로 최대 6.4 GOPS(B 망의 실효 5.7 GOPS)이며 256×256 한 장에 코어만 0.9–2.3 s다. 같은 망을 PC CPU(Xeon 4코어, float32 PyTorch)는 30–38 ms에 처리한다. 같은 칩의 ARM 프로세서와는 비교하지 않았다. 이 논문은 처리량이 아니라 주어진 코어에서 망을 고르는 근거를 다룬다. 전력을 재지 않았으므로 GOPS/W는 보고하지 않는다.</w:t>
       </w:r>
     </w:p>
     <w:p>
@@ -4155,7 +4155,7 @@
         <w:t>어디까지 일반적인가.</w:t>
       </w:r>
       <w:r>
-        <w:t xml:space="preserve"> 구체적인 규칙(출력 채널 2배가 공짜, 64채널 망 B가 A보다 빠름)은 PC가 만든 창을 사이클당 값 하나로 받는 이 입력 구조에서만 성립하며, 표 III처럼 입력이 2값/사이클이면 합치기가, 4값/사이클이나 라인 버퍼면 B의 이점도 사라진다(sparse 추정 기준; dense 상한으로는 2값에서 둘 다). 일반화되는 것은 두 가지다. 첫째는 판정 기준이다. 추가 사이클 없이 늘릴 수 있는 출력 채널은 대략 곱셈기 수를 사이클당 입력 값 수로 나눈 값(P·T/w)이다. 곱셈기 256개에 4값/사이클인 가속기라면 256/4 = 64이므로 32채널 망의 출력 2배는 다시 공짜가 되고, 이 코어를 2값/사이클로 넓히면 공짜가 아니다. 둘째는 방법이다. 병목을 재고, 그것을 맞히는 사이클 모델을 세우고, 공짜인 자원을 쓰는 망을 고른다. 병목 때문에 노는 자원을 쓰는 설계는 다른 플랫폼에서도 나타난다. TPU·GPU에서는 space-to-depth와, 일부 단계에서는 연산량이 더 많은 일반 합성곱(fused MBConv)이 활용률을 올려 오히려 빨랐고 [13], [22], 메모리 대역에 묶인 LLM 추론에서는 노는 연산으로 토큰 여러 개를 한 번에 검증하는 추측 디코딩 [23]이 쓰이며, MCU에서는 메모리 용량에 맞춰 망과 실행 순서를 함께 설계한다 [24]. P·T/w 기준이 다른 입력 구조에서 실제로 맞는지는 아직 예측이며, 2·4값 포트와 라인 버퍼를 보드에서 재는 것이 다음 작업이다.</w:t>
+        <w:t xml:space="preserve"> 구체적인 규칙(출력 채널 2배가 공짜, 64채널 망 B가 A보다 빠름)은 PC가 만든 창을 사이클당 값 하나로 받는 이 입력 구조에서만 성립하며, 표 III처럼 입력이 2값/사이클이면 합치기가, 4값/사이클이나 라인 버퍼면 B의 이점도 사라진다(sparse 추정 기준; dense 상한으로는 2값에서 둘 다). 일반화되는 것은 두 가지다. 첫째는 판정 기준이다. 추가 사이클 없이 늘릴 수 있는 출력 채널은 대략 곱셈기 수를 사이클당 입력 값 수로 나눈 값(P·T/w)이다. 곱셈기 256개에 4값/사이클인 가속기라면 256/4 = 64이므로 32채널 망의 출력 2배는 다시 공짜가 되고, 이 코어를 2값/사이클로 넓히면 공짜가 아니다. 둘째는 방법이다. 병목을 재고, 그것을 맞히는 사이클 모델을 세우고, 공짜인 자원을 쓰는 망을 고른다. 병목에 맞춰 설계를 고르는 일은 다른 플랫폼에서도 나타난다. TPU·GPU에서는 space-to-depth와, 일부 단계에서는 연산량이 더 많은 일반 합성곱(fused MBConv)이 활용률을 올려 오히려 빨랐고 [13], [22], 메모리 대역에 묶인 LLM 추론에서는 노는 연산으로 토큰 여러 개를 한 번에 검증하는 추측 디코딩 [23]이 쓰이며, GPU에서는 잰 지연의 계단에 맞춰 채널 수를 고른다 [25]. MCU에서는 노는 자원이 아니라 메모리 용량이라는 다른 병목에 맞춰 망과 실행 순서를 함께 설계한다 [24]. P·T/w 기준이 다른 입력 구조에서 실제로 맞는지는 아직 예측이며, 2·4값 포트와 라인 버퍼를 보드에서 재는 것이 다음 작업이다.</w:t>
       </w:r>
     </w:p>
     <w:p>
@@ -4599,6 +4599,40 @@
       </w:r>
       <w:r>
         <w:t>, 2020, pp. 11711–11722.</w:t>
+      </w:r>
+    </w:p>
+    <w:p>
+      <w:pPr>
+        <w:pStyle w:val="references"/>
+      </w:pPr>
+      <w:r>
+        <w:t xml:space="preserve">M. Shen, H. Yin, P. Molchanov, L. Mao, J. Liu, and J. M. Alvarez, "Structural pruning via latency-saliency knapsack," in </w:t>
+      </w:r>
+      <w:r>
+        <w:rPr>
+          <w:i/>
+        </w:rPr>
+        <w:t>Proc. NeurIPS</w:t>
+      </w:r>
+      <w:r>
+        <w:t>, 2022 (HALP).</w:t>
+      </w:r>
+    </w:p>
+    <w:p>
+      <w:pPr>
+        <w:pStyle w:val="references"/>
+      </w:pPr>
+      <w:r>
+        <w:t xml:space="preserve">N. K. Jha, S. Ravishankar, S. Mittal, A. Kaushik, D. Mandal, and M. Chandra, "DRACO: Co-optimizing hardware utilization, and performance of DNNs on systolic accelerator," in </w:t>
+      </w:r>
+      <w:r>
+        <w:rPr>
+          <w:i/>
+        </w:rPr>
+        <w:t>Proc. ISVLSI</w:t>
+      </w:r>
+      <w:r>
+        <w:t>, 2020.</w:t>
       </w:r>
     </w:p>
     <w:p>

--- a/iweict2026/PAPER_KO.docx
+++ b/iweict2026/PAPER_KO.docx
@@ -315,7 +315,7 @@
         <w:t>실측 보정.</w:t>
       </w:r>
       <w:r>
-        <w:t xml:space="preserve"> 기준 7층 망의 보드 실행에서 모든 층이 이 값보다 창당 1 사이클 많았고, 창당 최소 COUT 사이클이 걸렸다(코어가 출력을 사이클당 하나씩 내보내므로; 같은 현상을 CIFAR-10 실행에서도 보았다). 두 보정을 넣은 모델은 그 뒤에 설계한 10층 망 세 개의 총 사이클을 0.003% 이내로 예측했다(표 II). 보정은 기준 망 하나에서만 뽑았으므로 세 망은 맞춘 값이 아니라 사후 예측이다. 창당 1 사이클(289분의 1)은 RTL에 남은 비효율이며, 고치지 않고 모델에 넣었다. 보정 전 모델의 오차는 네 망에서 0.4–1.6%다(보정 뒤에 설계한 세 망은 0.4–1.4%, 1.6%는 보정에 쓴 A).</w:t>
+        <w:t xml:space="preserve"> 기준 7층 망의 보드 실행에서 모든 층이 이 값보다 창당 1 사이클 많았고, 창당 최소 COUT 사이클이 걸렸다(코어가 출력을 사이클당 하나씩 내보내므로; 같은 현상을 CIFAR-10 실행에서도 보았다). 두 보정은 매개변수가 없는 규칙이다. 창당 +1은 CIFAR-10 실행과 기준 망에서 보였고, 최소 COUT 규칙은 기준 망(첫 층 K=9, COUT=32 → 32 사이클)만으로는 "최소 32 사이클"과 구별되지 않아 B의 첫 층(K=36, COUT=64 → 64 사이클)에서 확정했다. 두 보정을 넣은 모델은 네 망의 총 사이클과 0.003% 안에서 맞고(표 II), 보정을 코드로 옮긴 뒤 처음 잰 B-32 ReLU 망은 미리 0.0014% 안에서 예측했다. 창당 1 사이클(289분의 1)은 RTL에 남은 비효율이며, 고치지 않고 모델에 넣었다. 보정 전 모델의 오차는 네 망에서 0.4–1.6%다.</w:t>
       </w:r>
     </w:p>
     <w:p>
@@ -4155,7 +4155,7 @@
         <w:t>어디까지 일반적인가.</w:t>
       </w:r>
       <w:r>
-        <w:t xml:space="preserve"> 구체적인 규칙(출력 채널 2배가 공짜, 64채널 망 B가 A보다 빠름)은 PC가 만든 창을 사이클당 값 하나로 받는 이 입력 구조에서만 성립하며, 표 III처럼 입력이 2값/사이클이면 합치기가, 4값/사이클이나 라인 버퍼면 B의 이점도 사라진다(sparse 추정 기준; dense 상한으로는 2값에서 둘 다). 일반화되는 것은 두 가지다. 첫째는 판정 기준이다. 추가 사이클 없이 늘릴 수 있는 출력 채널은 대략 곱셈기 수를 사이클당 입력 값 수로 나눈 값(P·T/w)이다. 곱셈기 256개에 4값/사이클인 가속기라면 256/4 = 64이므로 32채널 망의 출력 2배는 다시 공짜가 되고, 이 코어를 2값/사이클로 넓히면 공짜가 아니다. 둘째는 방법이다. 병목을 재고, 그것을 맞히는 사이클 모델을 세우고, 공짜인 자원을 쓰는 망을 고른다. 병목에 맞춰 설계를 고르는 일은 다른 플랫폼에서도 나타난다. TPU·GPU에서는 space-to-depth와, 일부 단계에서는 연산량이 더 많은 일반 합성곱(fused MBConv)이 활용률을 올려 오히려 빨랐고 [13], [22], 메모리 대역에 묶인 LLM 추론에서는 노는 연산으로 토큰 여러 개를 한 번에 검증하는 추측 디코딩 [23]이 쓰이며, GPU에서는 잰 지연의 계단에 맞춰 채널 수를 고른다 [25]. MCU에서는 노는 자원이 아니라 메모리 용량이라는 다른 병목에 맞춰 망과 실행 순서를 함께 설계한다 [24]. P·T/w 기준이 다른 입력 구조에서 실제로 맞는지는 아직 예측이며, 2·4값 포트와 라인 버퍼를 보드에서 재는 것이 다음 작업이다.</w:t>
+        <w:t xml:space="preserve"> 구체적인 규칙(출력 채널 2배가 공짜, 64채널 망 B가 A보다 빠름)은 PC가 만든 창을 사이클당 값 하나로 받는 이 입력 구조에서만 성립하며, 표 III처럼 입력이 2값/사이클이면 합치기가, 4값/사이클이나 라인 버퍼면 B의 이점도 사라진다(sparse 추정 기준; dense 상한으로는 2값에서 둘 다). 일반화되는 것은 두 가지다. 첫째는 판정 기준이다. 추가 사이클 없이 늘릴 수 있는 출력 채널은 대략 곱셈기 수를 사이클당 입력 값 수로 나눈 값(P·T/w)이다. 곱셈기 256개에 4값/사이클인 가속기라면 256/4 = 64이므로 32채널 망의 출력 2배는 다시 공짜가 되고, 이 코어를 2값/사이클로 넓히면 공짜가 아니다. 둘째는 방법이다. 병목을 재고, 그것을 맞히는 사이클 모델을 세우고, 공짜인 자원을 쓰는 망을 고른다. 병목에 맞춰 설계를 고르는 일은 다른 플랫폼에서도 나타난다. TPU·GPU에서는 space-to-depth와, 일부 단계에서는 연산량이 더 많은 일반 합성곱(fused MBConv)이 활용률을 올려 오히려 빨랐고 [13], [22], 메모리 대역에 묶인 LLM 추론에서는 노는 연산으로 토큰 여러 개를 한 번에 검증하는 추측 디코딩 [23]이 쓰이며, GPU에서는 잰 지연의 계단에 맞춰 채널 수를 고르고 [25], 시스톨릭 배열에서는 지연이 가장 짧은 망(그룹당 채널 수)이 배열 크기에 따라 달라진다 [26]. MCU에서는 노는 자원이 아니라 메모리 용량이라는 다른 병목에 맞춰 망과 실행 순서를 함께 설계한다 [24]. P·T/w 기준이 다른 입력 구조에서 실제로 맞는지는 아직 예측이며, 2·4값 포트와 라인 버퍼를 보드에서 재는 것이 다음 작업이다.</w:t>
       </w:r>
     </w:p>
     <w:p>

--- a/iweict2026/PAPER_KO.docx
+++ b/iweict2026/PAPER_KO.docx
@@ -556,7 +556,16 @@
         <w:t>클리핑하고 7비트로 양자화해서</w:t>
       </w:r>
       <w:r>
-        <w:t xml:space="preserve"> 넣었다. 이 조건은 CNN에는 학습 분포이지만 BM3D에는 아니다. 클리핑 없는 float 잡음에서 BM3D는 Set12 +0.03, BSD68 +0.26 dB 높고(포화 픽셀이 많은 영상에 집중), BM3D의 σ를 학습 영상에서 다시 골라도 차이는 0.1 dB 이내다. 표에는 두 값을 모두 적는다. 같은 입력에서의 CNN 기준선으로 공개 DnCNN-S [2] 가중치(17층 × 64, 556k, float, 클리핑 없이 학습)를 평가했다. 정수 PSNR은 보드와 같은 정수 연산을 PC에서 수행한 값이며, 보드에서 실행한 일곱 모델(A, B, B+QAT, 조기 종료판 B-32+maxout과 그 QAT 모델, 같은 예산판 B-32 ReLU+QAT와 B-32+maxout+QAT)마다 Set12 05.png 한 장을 끝까지 실행해 전 층 비트 일치를 확인했다(표 II). 시드가 하나이므로 0.1 dB 미만의 차이는 해석하지 않는다.</w:t>
+        <w:t xml:space="preserve"> 넣었다. 이 조건은 CNN에는 학습 분포이지만 BM3D에는 아니다. 클리핑 없는 float 잡음에서 BM3D는 Set12 +0.03, BSD68 +0.26 dB 높고(포화 픽셀이 많은 영상에 집중), BM3D의 σ를 학습 영상에서 다시 골라도 차이는 0.1 dB 이내다. 표에는 두 값을 모두 적는다. 화질은 PSNR과 함께 SSIM [27](8비트 영상, 11×11 가우시안 창, σ=1.5)으로도 쟀다. SSIM은 모든 출력을 같은 잡음에서 다시 만들고, 사진별 PSNR이 저장된 값과 맞는지(정수 모델 10⁻⁵ dB, BM3D·DnCNN-S 10⁻³ dB 안) 먼저 확인한 뒤 계산했다(</w:t>
+      </w:r>
+      <w:r>
+        <w:rPr>
+          <w:rFonts w:ascii="Courier New" w:hAnsi="Courier New"/>
+        </w:rPr>
+        <w:t>denoise/ssim_eval.py</w:t>
+      </w:r>
+      <w:r>
+        <w:t>). 같은 입력에서의 CNN 기준선으로 공개 DnCNN-S [2] 가중치(17층 × 64, 556k, float, 클리핑 없이 학습)를 평가했다. 정수 PSNR은 보드와 같은 정수 연산을 PC에서 수행한 값이며, 보드에서 실행한 일곱 모델(A, B, B+QAT, 조기 종료판 B-32+maxout과 그 QAT 모델, 같은 예산판 B-32 ReLU+QAT와 B-32+maxout+QAT)마다 Set12 05.png 한 장을 끝까지 실행해 전 층 비트 일치를 확인했다(표 II). 시드가 하나이므로 0.1 dB 미만의 차이는 해석하지 않는다.</w:t>
       </w:r>
     </w:p>
     <w:p>
@@ -580,7 +589,7 @@
         </w:numPr>
       </w:pPr>
       <w:r>
-        <w:t>표 I. 평균 PSNR(dB)과 코어 비용. 정수 = 보드와 같은 정수 연산의 값. 사이클은 보정 모델이며 "실측"은 보드에서 잰 모델(05.png)이다. 마지막 열은 정수 모델이 BM3D(클리핑 입력)보다 높은 사진 수. B-32 행은 모두 조기 종료 없이 120 epoch(갱신 19,200회)을 학습한 시드 1의 값이며, +QAT 행은 여기에 QAT 15 epoch을 더했다(QAT 단계의 시드는 모든 QAT 모델이 3).</w:t>
+        <w:t>표 I. 평균 PSNR(dB)과 코어 비용. 정수 = 보드와 같은 정수 연산의 값. 사이클은 보정 모델이며 "실측"은 보드에서 잰 모델(05.png)이다. SSIM은 정수 모델(보드와 같은 8비트 출력)의 값이며, BM3D와 DnCNN-S는 float 출력을 8비트로 반올림해 계산했다. 마지막 열은 정수 모델이 BM3D(클리핑 입력)보다 PSNR이 높은 사진 수. B-32 행은 모두 조기 종료 없이 120 epoch(갱신 19,200회)을 학습한 시드 1의 값이며, +QAT 행은 여기에 QAT 15 epoch을 더했다(QAT 단계의 시드는 모든 QAT 모델이 3).</w:t>
       </w:r>
     </w:p>
     <w:tbl>
@@ -596,12 +605,13 @@
       </w:tblPr>
       <w:tblGrid>
         <w:gridCol w:w="2891"/>
-        <w:gridCol w:w="1124"/>
-        <w:gridCol w:w="1124"/>
-        <w:gridCol w:w="1124"/>
-        <w:gridCol w:w="1124"/>
-        <w:gridCol w:w="1124"/>
-        <w:gridCol w:w="1124"/>
+        <w:gridCol w:w="964"/>
+        <w:gridCol w:w="964"/>
+        <w:gridCol w:w="964"/>
+        <w:gridCol w:w="964"/>
+        <w:gridCol w:w="964"/>
+        <w:gridCol w:w="964"/>
+        <w:gridCol w:w="964"/>
       </w:tblGrid>
       <w:tr>
         <w:tc>
@@ -620,7 +630,7 @@
         </w:tc>
         <w:tc>
           <w:tcPr>
-            <w:tcW w:type="dxa" w:w="1124"/>
+            <w:tcW w:type="dxa" w:w="964"/>
           </w:tcPr>
           <w:p>
             <w:pPr>
@@ -635,7 +645,7 @@
         </w:tc>
         <w:tc>
           <w:tcPr>
-            <w:tcW w:type="dxa" w:w="1124"/>
+            <w:tcW w:type="dxa" w:w="964"/>
           </w:tcPr>
           <w:p>
             <w:pPr>
@@ -650,7 +660,7 @@
         </w:tc>
         <w:tc>
           <w:tcPr>
-            <w:tcW w:type="dxa" w:w="1124"/>
+            <w:tcW w:type="dxa" w:w="964"/>
           </w:tcPr>
           <w:p>
             <w:pPr>
@@ -665,7 +675,7 @@
         </w:tc>
         <w:tc>
           <w:tcPr>
-            <w:tcW w:type="dxa" w:w="1124"/>
+            <w:tcW w:type="dxa" w:w="964"/>
           </w:tcPr>
           <w:p>
             <w:pPr>
@@ -680,7 +690,7 @@
         </w:tc>
         <w:tc>
           <w:tcPr>
-            <w:tcW w:type="dxa" w:w="1124"/>
+            <w:tcW w:type="dxa" w:w="964"/>
           </w:tcPr>
           <w:p>
             <w:pPr>
@@ -695,7 +705,22 @@
         </w:tc>
         <w:tc>
           <w:tcPr>
-            <w:tcW w:type="dxa" w:w="1124"/>
+            <w:tcW w:type="dxa" w:w="964"/>
+          </w:tcPr>
+          <w:p>
+            <w:pPr>
+              <w:pStyle w:val="tablecolhead"/>
+              <w:spacing w:before="20" w:after="20"/>
+              <w:jc w:val="center"/>
+            </w:pPr>
+            <w:r>
+              <w:t>SSIM Set12 / BSD68</w:t>
+            </w:r>
+          </w:p>
+        </w:tc>
+        <w:tc>
+          <w:tcPr>
+            <w:tcW w:type="dxa" w:w="964"/>
           </w:tcPr>
           <w:p>
             <w:pPr>
@@ -726,7 +751,7 @@
         </w:tc>
         <w:tc>
           <w:tcPr>
-            <w:tcW w:type="dxa" w:w="1124"/>
+            <w:tcW w:type="dxa" w:w="964"/>
           </w:tcPr>
           <w:p>
             <w:pPr>
@@ -741,7 +766,7 @@
         </w:tc>
         <w:tc>
           <w:tcPr>
-            <w:tcW w:type="dxa" w:w="1124"/>
+            <w:tcW w:type="dxa" w:w="964"/>
           </w:tcPr>
           <w:p>
             <w:pPr>
@@ -756,7 +781,7 @@
         </w:tc>
         <w:tc>
           <w:tcPr>
-            <w:tcW w:type="dxa" w:w="1124"/>
+            <w:tcW w:type="dxa" w:w="964"/>
           </w:tcPr>
           <w:p>
             <w:pPr>
@@ -771,7 +796,7 @@
         </w:tc>
         <w:tc>
           <w:tcPr>
-            <w:tcW w:type="dxa" w:w="1124"/>
+            <w:tcW w:type="dxa" w:w="964"/>
           </w:tcPr>
           <w:p>
             <w:pPr>
@@ -786,7 +811,7 @@
         </w:tc>
         <w:tc>
           <w:tcPr>
-            <w:tcW w:type="dxa" w:w="1124"/>
+            <w:tcW w:type="dxa" w:w="964"/>
           </w:tcPr>
           <w:p>
             <w:pPr>
@@ -801,7 +826,22 @@
         </w:tc>
         <w:tc>
           <w:tcPr>
-            <w:tcW w:type="dxa" w:w="1124"/>
+            <w:tcW w:type="dxa" w:w="964"/>
+          </w:tcPr>
+          <w:p>
+            <w:pPr>
+              <w:pStyle w:val="tablecopy"/>
+              <w:spacing w:before="20" w:after="20"/>
+              <w:jc w:val="center"/>
+            </w:pPr>
+            <w:r>
+              <w:t>0.8504 / 0.7990</w:t>
+            </w:r>
+          </w:p>
+        </w:tc>
+        <w:tc>
+          <w:tcPr>
+            <w:tcW w:type="dxa" w:w="964"/>
           </w:tcPr>
           <w:p>
             <w:pPr>
@@ -832,7 +872,7 @@
         </w:tc>
         <w:tc>
           <w:tcPr>
-            <w:tcW w:type="dxa" w:w="1124"/>
+            <w:tcW w:type="dxa" w:w="964"/>
           </w:tcPr>
           <w:p>
             <w:pPr>
@@ -847,7 +887,7 @@
         </w:tc>
         <w:tc>
           <w:tcPr>
-            <w:tcW w:type="dxa" w:w="1124"/>
+            <w:tcW w:type="dxa" w:w="964"/>
           </w:tcPr>
           <w:p>
             <w:pPr>
@@ -862,7 +902,7 @@
         </w:tc>
         <w:tc>
           <w:tcPr>
-            <w:tcW w:type="dxa" w:w="1124"/>
+            <w:tcW w:type="dxa" w:w="964"/>
           </w:tcPr>
           <w:p>
             <w:pPr>
@@ -877,7 +917,7 @@
         </w:tc>
         <w:tc>
           <w:tcPr>
-            <w:tcW w:type="dxa" w:w="1124"/>
+            <w:tcW w:type="dxa" w:w="964"/>
           </w:tcPr>
           <w:p>
             <w:pPr>
@@ -892,7 +932,7 @@
         </w:tc>
         <w:tc>
           <w:tcPr>
-            <w:tcW w:type="dxa" w:w="1124"/>
+            <w:tcW w:type="dxa" w:w="964"/>
           </w:tcPr>
           <w:p>
             <w:pPr>
@@ -907,7 +947,22 @@
         </w:tc>
         <w:tc>
           <w:tcPr>
-            <w:tcW w:type="dxa" w:w="1124"/>
+            <w:tcW w:type="dxa" w:w="964"/>
+          </w:tcPr>
+          <w:p>
+            <w:pPr>
+              <w:pStyle w:val="tablecopy"/>
+              <w:spacing w:before="20" w:after="20"/>
+              <w:jc w:val="center"/>
+            </w:pPr>
+            <w:r>
+              <w:t>0.8513 / 0.8037</w:t>
+            </w:r>
+          </w:p>
+        </w:tc>
+        <w:tc>
+          <w:tcPr>
+            <w:tcW w:type="dxa" w:w="964"/>
           </w:tcPr>
           <w:p>
             <w:pPr>
@@ -938,7 +993,7 @@
         </w:tc>
         <w:tc>
           <w:tcPr>
-            <w:tcW w:type="dxa" w:w="1124"/>
+            <w:tcW w:type="dxa" w:w="964"/>
           </w:tcPr>
           <w:p>
             <w:pPr>
@@ -953,7 +1008,7 @@
         </w:tc>
         <w:tc>
           <w:tcPr>
-            <w:tcW w:type="dxa" w:w="1124"/>
+            <w:tcW w:type="dxa" w:w="964"/>
           </w:tcPr>
           <w:p>
             <w:pPr>
@@ -968,7 +1023,7 @@
         </w:tc>
         <w:tc>
           <w:tcPr>
-            <w:tcW w:type="dxa" w:w="1124"/>
+            <w:tcW w:type="dxa" w:w="964"/>
           </w:tcPr>
           <w:p>
             <w:pPr>
@@ -983,7 +1038,7 @@
         </w:tc>
         <w:tc>
           <w:tcPr>
-            <w:tcW w:type="dxa" w:w="1124"/>
+            <w:tcW w:type="dxa" w:w="964"/>
           </w:tcPr>
           <w:p>
             <w:pPr>
@@ -998,7 +1053,7 @@
         </w:tc>
         <w:tc>
           <w:tcPr>
-            <w:tcW w:type="dxa" w:w="1124"/>
+            <w:tcW w:type="dxa" w:w="964"/>
           </w:tcPr>
           <w:p>
             <w:pPr>
@@ -1013,7 +1068,22 @@
         </w:tc>
         <w:tc>
           <w:tcPr>
-            <w:tcW w:type="dxa" w:w="1124"/>
+            <w:tcW w:type="dxa" w:w="964"/>
+          </w:tcPr>
+          <w:p>
+            <w:pPr>
+              <w:pStyle w:val="tablecopy"/>
+              <w:spacing w:before="20" w:after="20"/>
+              <w:jc w:val="center"/>
+            </w:pPr>
+            <w:r>
+              <w:t>0.8594 / 0.8217</w:t>
+            </w:r>
+          </w:p>
+        </w:tc>
+        <w:tc>
+          <w:tcPr>
+            <w:tcW w:type="dxa" w:w="964"/>
           </w:tcPr>
           <w:p>
             <w:pPr>
@@ -1044,7 +1114,7 @@
         </w:tc>
         <w:tc>
           <w:tcPr>
-            <w:tcW w:type="dxa" w:w="1124"/>
+            <w:tcW w:type="dxa" w:w="964"/>
           </w:tcPr>
           <w:p>
             <w:pPr>
@@ -1059,7 +1129,7 @@
         </w:tc>
         <w:tc>
           <w:tcPr>
-            <w:tcW w:type="dxa" w:w="1124"/>
+            <w:tcW w:type="dxa" w:w="964"/>
           </w:tcPr>
           <w:p>
             <w:pPr>
@@ -1074,7 +1144,7 @@
         </w:tc>
         <w:tc>
           <w:tcPr>
-            <w:tcW w:type="dxa" w:w="1124"/>
+            <w:tcW w:type="dxa" w:w="964"/>
           </w:tcPr>
           <w:p>
             <w:pPr>
@@ -1089,7 +1159,7 @@
         </w:tc>
         <w:tc>
           <w:tcPr>
-            <w:tcW w:type="dxa" w:w="1124"/>
+            <w:tcW w:type="dxa" w:w="964"/>
           </w:tcPr>
           <w:p>
             <w:pPr>
@@ -1104,7 +1174,7 @@
         </w:tc>
         <w:tc>
           <w:tcPr>
-            <w:tcW w:type="dxa" w:w="1124"/>
+            <w:tcW w:type="dxa" w:w="964"/>
           </w:tcPr>
           <w:p>
             <w:pPr>
@@ -1119,7 +1189,22 @@
         </w:tc>
         <w:tc>
           <w:tcPr>
-            <w:tcW w:type="dxa" w:w="1124"/>
+            <w:tcW w:type="dxa" w:w="964"/>
+          </w:tcPr>
+          <w:p>
+            <w:pPr>
+              <w:pStyle w:val="tablecopy"/>
+              <w:spacing w:before="20" w:after="20"/>
+              <w:jc w:val="center"/>
+            </w:pPr>
+            <w:r>
+              <w:t>0.8422 / 0.8088</w:t>
+            </w:r>
+          </w:p>
+        </w:tc>
+        <w:tc>
+          <w:tcPr>
+            <w:tcW w:type="dxa" w:w="964"/>
           </w:tcPr>
           <w:p>
             <w:pPr>
@@ -1150,7 +1235,7 @@
         </w:tc>
         <w:tc>
           <w:tcPr>
-            <w:tcW w:type="dxa" w:w="1124"/>
+            <w:tcW w:type="dxa" w:w="964"/>
           </w:tcPr>
           <w:p>
             <w:pPr>
@@ -1165,7 +1250,7 @@
         </w:tc>
         <w:tc>
           <w:tcPr>
-            <w:tcW w:type="dxa" w:w="1124"/>
+            <w:tcW w:type="dxa" w:w="964"/>
           </w:tcPr>
           <w:p>
             <w:pPr>
@@ -1180,7 +1265,7 @@
         </w:tc>
         <w:tc>
           <w:tcPr>
-            <w:tcW w:type="dxa" w:w="1124"/>
+            <w:tcW w:type="dxa" w:w="964"/>
           </w:tcPr>
           <w:p>
             <w:pPr>
@@ -1195,7 +1280,7 @@
         </w:tc>
         <w:tc>
           <w:tcPr>
-            <w:tcW w:type="dxa" w:w="1124"/>
+            <w:tcW w:type="dxa" w:w="964"/>
           </w:tcPr>
           <w:p>
             <w:pPr>
@@ -1210,7 +1295,7 @@
         </w:tc>
         <w:tc>
           <w:tcPr>
-            <w:tcW w:type="dxa" w:w="1124"/>
+            <w:tcW w:type="dxa" w:w="964"/>
           </w:tcPr>
           <w:p>
             <w:pPr>
@@ -1225,7 +1310,22 @@
         </w:tc>
         <w:tc>
           <w:tcPr>
-            <w:tcW w:type="dxa" w:w="1124"/>
+            <w:tcW w:type="dxa" w:w="964"/>
+          </w:tcPr>
+          <w:p>
+            <w:pPr>
+              <w:pStyle w:val="tablecopy"/>
+              <w:spacing w:before="20" w:after="20"/>
+              <w:jc w:val="center"/>
+            </w:pPr>
+            <w:r>
+              <w:t>0.8532 / 0.8187</w:t>
+            </w:r>
+          </w:p>
+        </w:tc>
+        <w:tc>
+          <w:tcPr>
+            <w:tcW w:type="dxa" w:w="964"/>
           </w:tcPr>
           <w:p>
             <w:pPr>
@@ -1262,7 +1362,7 @@
         </w:tc>
         <w:tc>
           <w:tcPr>
-            <w:tcW w:type="dxa" w:w="1124"/>
+            <w:tcW w:type="dxa" w:w="964"/>
           </w:tcPr>
           <w:p>
             <w:pPr>
@@ -1277,7 +1377,7 @@
         </w:tc>
         <w:tc>
           <w:tcPr>
-            <w:tcW w:type="dxa" w:w="1124"/>
+            <w:tcW w:type="dxa" w:w="964"/>
           </w:tcPr>
           <w:p>
             <w:pPr>
@@ -1292,7 +1392,7 @@
         </w:tc>
         <w:tc>
           <w:tcPr>
-            <w:tcW w:type="dxa" w:w="1124"/>
+            <w:tcW w:type="dxa" w:w="964"/>
           </w:tcPr>
           <w:p>
             <w:pPr>
@@ -1307,7 +1407,7 @@
         </w:tc>
         <w:tc>
           <w:tcPr>
-            <w:tcW w:type="dxa" w:w="1124"/>
+            <w:tcW w:type="dxa" w:w="964"/>
           </w:tcPr>
           <w:p>
             <w:pPr>
@@ -1328,7 +1428,7 @@
         </w:tc>
         <w:tc>
           <w:tcPr>
-            <w:tcW w:type="dxa" w:w="1124"/>
+            <w:tcW w:type="dxa" w:w="964"/>
           </w:tcPr>
           <w:p>
             <w:pPr>
@@ -1349,7 +1449,34 @@
         </w:tc>
         <w:tc>
           <w:tcPr>
-            <w:tcW w:type="dxa" w:w="1124"/>
+            <w:tcW w:type="dxa" w:w="964"/>
+          </w:tcPr>
+          <w:p>
+            <w:pPr>
+              <w:pStyle w:val="tablecopy"/>
+              <w:spacing w:before="20" w:after="20"/>
+              <w:jc w:val="center"/>
+            </w:pPr>
+            <w:r>
+              <w:rPr>
+                <w:b/>
+              </w:rPr>
+              <w:t>0.8545</w:t>
+            </w:r>
+            <w:r>
+              <w:t xml:space="preserve"> / </w:t>
+            </w:r>
+            <w:r>
+              <w:rPr>
+                <w:b/>
+              </w:rPr>
+              <w:t>0.8206</w:t>
+            </w:r>
+          </w:p>
+        </w:tc>
+        <w:tc>
+          <w:tcPr>
+            <w:tcW w:type="dxa" w:w="964"/>
           </w:tcPr>
           <w:p>
             <w:pPr>
@@ -1383,7 +1510,7 @@
         </w:tc>
         <w:tc>
           <w:tcPr>
-            <w:tcW w:type="dxa" w:w="1124"/>
+            <w:tcW w:type="dxa" w:w="964"/>
           </w:tcPr>
           <w:p>
             <w:pPr>
@@ -1398,7 +1525,7 @@
         </w:tc>
         <w:tc>
           <w:tcPr>
-            <w:tcW w:type="dxa" w:w="1124"/>
+            <w:tcW w:type="dxa" w:w="964"/>
           </w:tcPr>
           <w:p>
             <w:pPr>
@@ -1413,7 +1540,7 @@
         </w:tc>
         <w:tc>
           <w:tcPr>
-            <w:tcW w:type="dxa" w:w="1124"/>
+            <w:tcW w:type="dxa" w:w="964"/>
           </w:tcPr>
           <w:p>
             <w:pPr>
@@ -1428,7 +1555,7 @@
         </w:tc>
         <w:tc>
           <w:tcPr>
-            <w:tcW w:type="dxa" w:w="1124"/>
+            <w:tcW w:type="dxa" w:w="964"/>
           </w:tcPr>
           <w:p>
             <w:pPr>
@@ -1443,7 +1570,7 @@
         </w:tc>
         <w:tc>
           <w:tcPr>
-            <w:tcW w:type="dxa" w:w="1124"/>
+            <w:tcW w:type="dxa" w:w="964"/>
           </w:tcPr>
           <w:p>
             <w:pPr>
@@ -1458,7 +1585,22 @@
         </w:tc>
         <w:tc>
           <w:tcPr>
-            <w:tcW w:type="dxa" w:w="1124"/>
+            <w:tcW w:type="dxa" w:w="964"/>
+          </w:tcPr>
+          <w:p>
+            <w:pPr>
+              <w:pStyle w:val="tablecopy"/>
+              <w:spacing w:before="20" w:after="20"/>
+              <w:jc w:val="center"/>
+            </w:pPr>
+            <w:r>
+              <w:t>0.8335 / 0.7959</w:t>
+            </w:r>
+          </w:p>
+        </w:tc>
+        <w:tc>
+          <w:tcPr>
+            <w:tcW w:type="dxa" w:w="964"/>
           </w:tcPr>
           <w:p>
             <w:pPr>
@@ -1489,7 +1631,7 @@
         </w:tc>
         <w:tc>
           <w:tcPr>
-            <w:tcW w:type="dxa" w:w="1124"/>
+            <w:tcW w:type="dxa" w:w="964"/>
           </w:tcPr>
           <w:p>
             <w:pPr>
@@ -1504,7 +1646,7 @@
         </w:tc>
         <w:tc>
           <w:tcPr>
-            <w:tcW w:type="dxa" w:w="1124"/>
+            <w:tcW w:type="dxa" w:w="964"/>
           </w:tcPr>
           <w:p>
             <w:pPr>
@@ -1519,7 +1661,7 @@
         </w:tc>
         <w:tc>
           <w:tcPr>
-            <w:tcW w:type="dxa" w:w="1124"/>
+            <w:tcW w:type="dxa" w:w="964"/>
           </w:tcPr>
           <w:p>
             <w:pPr>
@@ -1534,7 +1676,7 @@
         </w:tc>
         <w:tc>
           <w:tcPr>
-            <w:tcW w:type="dxa" w:w="1124"/>
+            <w:tcW w:type="dxa" w:w="964"/>
           </w:tcPr>
           <w:p>
             <w:pPr>
@@ -1549,7 +1691,7 @@
         </w:tc>
         <w:tc>
           <w:tcPr>
-            <w:tcW w:type="dxa" w:w="1124"/>
+            <w:tcW w:type="dxa" w:w="964"/>
           </w:tcPr>
           <w:p>
             <w:pPr>
@@ -1564,7 +1706,22 @@
         </w:tc>
         <w:tc>
           <w:tcPr>
-            <w:tcW w:type="dxa" w:w="1124"/>
+            <w:tcW w:type="dxa" w:w="964"/>
+          </w:tcPr>
+          <w:p>
+            <w:pPr>
+              <w:pStyle w:val="tablecopy"/>
+              <w:spacing w:before="20" w:after="20"/>
+              <w:jc w:val="center"/>
+            </w:pPr>
+            <w:r>
+              <w:t>0.8400 / 0.8065</w:t>
+            </w:r>
+          </w:p>
+        </w:tc>
+        <w:tc>
+          <w:tcPr>
+            <w:tcW w:type="dxa" w:w="964"/>
           </w:tcPr>
           <w:p>
             <w:pPr>
@@ -1595,7 +1752,7 @@
         </w:tc>
         <w:tc>
           <w:tcPr>
-            <w:tcW w:type="dxa" w:w="1124"/>
+            <w:tcW w:type="dxa" w:w="964"/>
           </w:tcPr>
           <w:p>
             <w:pPr>
@@ -1610,7 +1767,7 @@
         </w:tc>
         <w:tc>
           <w:tcPr>
-            <w:tcW w:type="dxa" w:w="1124"/>
+            <w:tcW w:type="dxa" w:w="964"/>
           </w:tcPr>
           <w:p>
             <w:pPr>
@@ -1625,7 +1782,7 @@
         </w:tc>
         <w:tc>
           <w:tcPr>
-            <w:tcW w:type="dxa" w:w="1124"/>
+            <w:tcW w:type="dxa" w:w="964"/>
           </w:tcPr>
           <w:p>
             <w:pPr>
@@ -1640,7 +1797,7 @@
         </w:tc>
         <w:tc>
           <w:tcPr>
-            <w:tcW w:type="dxa" w:w="1124"/>
+            <w:tcW w:type="dxa" w:w="964"/>
           </w:tcPr>
           <w:p>
             <w:pPr>
@@ -1655,7 +1812,7 @@
         </w:tc>
         <w:tc>
           <w:tcPr>
-            <w:tcW w:type="dxa" w:w="1124"/>
+            <w:tcW w:type="dxa" w:w="964"/>
           </w:tcPr>
           <w:p>
             <w:pPr>
@@ -1670,7 +1827,22 @@
         </w:tc>
         <w:tc>
           <w:tcPr>
-            <w:tcW w:type="dxa" w:w="1124"/>
+            <w:tcW w:type="dxa" w:w="964"/>
+          </w:tcPr>
+          <w:p>
+            <w:pPr>
+              <w:pStyle w:val="tablecopy"/>
+              <w:spacing w:before="20" w:after="20"/>
+              <w:jc w:val="center"/>
+            </w:pPr>
+            <w:r>
+              <w:t>0.8475 / 0.8115</w:t>
+            </w:r>
+          </w:p>
+        </w:tc>
+        <w:tc>
+          <w:tcPr>
+            <w:tcW w:type="dxa" w:w="964"/>
           </w:tcPr>
           <w:p>
             <w:pPr>
@@ -1707,7 +1879,7 @@
         </w:tc>
         <w:tc>
           <w:tcPr>
-            <w:tcW w:type="dxa" w:w="1124"/>
+            <w:tcW w:type="dxa" w:w="964"/>
           </w:tcPr>
           <w:p>
             <w:pPr>
@@ -1722,7 +1894,7 @@
         </w:tc>
         <w:tc>
           <w:tcPr>
-            <w:tcW w:type="dxa" w:w="1124"/>
+            <w:tcW w:type="dxa" w:w="964"/>
           </w:tcPr>
           <w:p>
             <w:pPr>
@@ -1737,7 +1909,7 @@
         </w:tc>
         <w:tc>
           <w:tcPr>
-            <w:tcW w:type="dxa" w:w="1124"/>
+            <w:tcW w:type="dxa" w:w="964"/>
           </w:tcPr>
           <w:p>
             <w:pPr>
@@ -1752,7 +1924,7 @@
         </w:tc>
         <w:tc>
           <w:tcPr>
-            <w:tcW w:type="dxa" w:w="1124"/>
+            <w:tcW w:type="dxa" w:w="964"/>
           </w:tcPr>
           <w:p>
             <w:pPr>
@@ -1773,7 +1945,7 @@
         </w:tc>
         <w:tc>
           <w:tcPr>
-            <w:tcW w:type="dxa" w:w="1124"/>
+            <w:tcW w:type="dxa" w:w="964"/>
           </w:tcPr>
           <w:p>
             <w:pPr>
@@ -1794,7 +1966,34 @@
         </w:tc>
         <w:tc>
           <w:tcPr>
-            <w:tcW w:type="dxa" w:w="1124"/>
+            <w:tcW w:type="dxa" w:w="964"/>
+          </w:tcPr>
+          <w:p>
+            <w:pPr>
+              <w:pStyle w:val="tablecopy"/>
+              <w:spacing w:before="20" w:after="20"/>
+              <w:jc w:val="center"/>
+            </w:pPr>
+            <w:r>
+              <w:rPr>
+                <w:b/>
+              </w:rPr>
+              <w:t>0.8512</w:t>
+            </w:r>
+            <w:r>
+              <w:t xml:space="preserve"> / </w:t>
+            </w:r>
+            <w:r>
+              <w:rPr>
+                <w:b/>
+              </w:rPr>
+              <w:t>0.8171</w:t>
+            </w:r>
+          </w:p>
+        </w:tc>
+        <w:tc>
+          <w:tcPr>
+            <w:tcW w:type="dxa" w:w="964"/>
           </w:tcPr>
           <w:p>
             <w:pPr>
@@ -1842,7 +2041,7 @@
         <w:t>화질 모델(B+QAT):</w:t>
       </w:r>
       <w:r>
-        <w:t xml:space="preserve"> 클리핑 BM3D보다 Set12 +0.17, BSD68 +0.66 dB(10/12, 68/68장). 클리핑 없는 BM3D보다도 +0.14 / +0.40 dB(10/12, 68/68). 기준 망 A보다 1.34배 적은 사이클로 +0.29 / +0.22 dB(12/12, 68/68).</w:t>
+        <w:t xml:space="preserve"> 클리핑 BM3D보다 Set12 +0.17, BSD68 +0.66 dB(10/12, 68/68장). 클리핑 없는 BM3D보다도 +0.14 / +0.40 dB(10/12, 68/68). 기준 망 A보다 1.34배 적은 사이클로 +0.29 / +0.22 dB(12/12, 68/68). SSIM으로도 클리핑 BM3D보다 +0.004 / +0.022(10/12, 67/68장), 클리핑 없는 BM3D보다 +0.003 / +0.017(10/12, 68/68장) 높다.</w:t>
       </w:r>
     </w:p>
     <w:p>
@@ -1869,7 +2068,7 @@
         <w:t>2.63배</w:t>
       </w:r>
       <w:r>
-        <w:t xml:space="preserve"> 적은 사이클로 A보다 +0.17 / +0.14 dB(12/12, 64/68장) 높다. Set12는 BM3D 수준(클리핑 기준 +0.04 dB, 9/12장; 클리핑 없는 BM3D보다 +0.01 dB), BSD68은 클리핑 BM3D보다 +0.57, 클리핑 없는 BM3D보다 +0.32 dB(67/68). 같은 구조를 조기 종료로 학습한 이전 판(29.95 / 28.91 dB)과의 차이 +0.04 / +0.03 dB는 해석하지 않는다(0.1 dB 미만). 이 모델을 고른 이유는 점수가 아니라 아래 같은 예산 비교에 들어간 바로 그 모델이기 때문이다.</w:t>
+        <w:t xml:space="preserve"> 적은 사이클로 A보다 +0.17 / +0.14 dB(12/12, 64/68장) 높다. Set12는 BM3D 수준(클리핑 기준 +0.04 dB, 9/12장; 클리핑 없는 BM3D보다 +0.01 dB), BSD68은 클리핑 BM3D보다 +0.57, 클리핑 없는 BM3D보다 +0.32 dB(67/68). 같은 구조를 조기 종료로 학습한 이전 판(29.95 / 28.91 dB)과의 차이 +0.04 / +0.03 dB는 해석하지 않는다(0.1 dB 미만). 이 모델을 고른 이유는 점수가 아니라 아래 같은 예산 비교에 들어간 바로 그 모델이기 때문이다. SSIM은 Set12에서 BM3D와 같은 수준(0.8512 대 클리핑 0.8504, 클리핑 없음 0.8513; 8/12, 7/12장)이고 BSD68에서 높으며(0.8171 대 0.7990 / 0.8037; 66/68, 63/68장), A보다는 80/80장 모두 높다(+0.009 / +0.008).</w:t>
       </w:r>
     </w:p>
     <w:p>
@@ -1887,7 +2086,7 @@
         <w:t>공짜 출력 채널의 효과〔시드 2·3으로 확정〕:</w:t>
       </w:r>
       <w:r>
-        <w:t xml:space="preserve"> 같은 예산(120 epoch, 시드 1; 그 뒤 QAT 15 epoch)에서 maxout 망은 ReLU 망보다 정수 Set12 +0.37, BSD68 +0.26 dB(80/80장) 높고, 사이클은 1% 많다(보드 실측 1.01배; 첫 층). 사진별 차이의 표준오차는 0.04 / 0.02 dB로 작아서, 불확실성은 테스트 사진이 아니라 학습 실행에서 온다. 두 가지 이유로 이 값은 아직 확정하지 않는다. 첫째, 시드 1의 ReLU 망은 epoch 26에 검증 PSNR이 27.93에서 24.27 dB로 무너졌고, 학습률 규칙이 회복 중에 학습률을 네 번 반으로 줄였다(10⁻³에서의 갱신 5,120 대 maxout 9,280). 무너지기 전(epoch 25)에는 세 망의 검증 최고가 27.93–27.96 dB로 같았고, 120 epoch 끝에 ReLU 망은 아직 오르고 있었다. 둘째, maxout 망은 파라미터가 2배다(76k 대 152k). 같은 64 출력을 max 대신 평균으로 합치는 대조군(초기 가중치와 데이터까지 maxout과 같음)은 float 검증 최고 28.549 dB, Set12 30.05 dB(검증 최고 epoch 117)로 maxout(28.528, 30.02)과 같거나 약간 높았다(마지막 20 epoch 모두 높음, 평균 +0.018 dB). 즉 이 시드에서 차이를 만든 것은 max 비선형이 아니라 비용 없이 늘어난 출력 채널이다. 평균 결합의 QAT 정수 값과 시드 2·3은 진행 중이다. 곱셈기 활용률은 45% → 87%이고, 7층 32채널 망의 15 epoch 스크린에서는 maxout과 ReLU의 차이가 없었다(마지막 5 epoch 평균 +0.02 dB). 64채널 망에서는 출력 128이 K를 넘겨 공짜가 아니다. 처음의 조기 종료 비교(+0.54 / +0.35 dB)는 ReLU 망의 체크포인트가 갱신 0.4만인 비교라 쓰지 않는다.</w:t>
+        <w:t xml:space="preserve"> 같은 예산(120 epoch, 시드 1; 그 뒤 QAT 15 epoch)에서 maxout 망은 ReLU 망보다 정수 Set12 +0.37, BSD68 +0.26 dB(80/80장) 높고, 사이클은 1% 많다(보드 실측 1.01배; 첫 층). 사진별 차이의 표준오차는 0.04 / 0.02 dB로 작아서, 불확실성은 테스트 사진이 아니라 학습 실행에서 온다. SSIM으로도 +0.011 / +0.011(80/80장, 표준오차 0.001 이하)이다. 두 가지 이유로 이 값은 아직 확정하지 않는다. 첫째, 시드 1의 ReLU 망은 epoch 26에 검증 PSNR이 27.93에서 24.27 dB로 무너졌고, 학습률 규칙이 회복 중에 학습률을 네 번 반으로 줄였다(10⁻³에서의 갱신 5,120 대 maxout 9,280). 무너지기 전(epoch 25)에는 세 망의 검증 최고가 27.93–27.96 dB로 같았고, 120 epoch 끝에 ReLU 망은 아직 오르고 있었다. 둘째, maxout 망은 파라미터가 2배다(76k 대 152k). 같은 64 출력을 max 대신 평균으로 합치는 대조군(초기 가중치와 데이터까지 maxout과 같음)은 float 검증 최고 28.549 dB, Set12 30.05 dB(검증 최고 epoch 117)로 maxout(28.528, 30.02)과 같거나 약간 높았다(마지막 20 epoch 모두 높음, 평균 +0.018 dB). 즉 이 시드에서 차이를 만든 것은 max 비선형이 아니라 비용 없이 늘어난 출력 채널이다. 평균 결합의 QAT 정수 값(과 그 SSIM)과 시드 2·3은 진행 중이다. 곱셈기 활용률은 45% → 87%이고, 7층 32채널 망의 15 epoch 스크린에서는 maxout과 ReLU의 차이가 없었다(마지막 5 epoch 평균 +0.02 dB). 64채널 망에서는 출력 128이 K를 넘겨 공짜가 아니다. 처음의 조기 종료 비교(+0.54 / +0.35 dB)는 ReLU 망의 체크포인트가 갱신 0.4만인 비교라 쓰지 않는다.</w:t>
       </w:r>
     </w:p>
     <w:p>
@@ -1920,10 +2119,28 @@
         <w:rPr>
           <w:b/>
         </w:rPr>
+        <w:t>SSIM과 PSNR:</w:t>
+      </w:r>
+      <w:r>
+        <w:t xml:space="preserve"> 여덟 정수 모델의 SSIM 순위는 두 테스트셋 모두 PSNR 순위와 같다. BM3D보다 높은 사진 수는 모든 모델에서 SSIM이 PSNR보다 같거나 적고(화질 모델 BSD68 68 → 67장, A 60 → 49장, B-32 ReLU+QAT 57 → 45장), 그 차이는 대체로 약한 모델일수록 크다. 즉 SSIM에서는 BM3D가 상대적으로 강하다. 그래도 본문의 BM3D 비교(화질 모델은 두 테스트셋에서 높고, 속도 모델은 Set12에서 같은 수준, BSD68에서 높다)는 SSIM에서도 그대로 성립한다.</w:t>
+      </w:r>
+    </w:p>
+    <w:p>
+      <w:pPr>
+        <w:pStyle w:val="a3"/>
+        <w:ind w:firstLine="0" w:left="198"/>
+      </w:pPr>
+      <w:r>
+        <w:t xml:space="preserve">• </w:t>
+      </w:r>
+      <w:r>
+        <w:rPr>
+          <w:b/>
+        </w:rPr>
         <w:t>같은 입력의 DnCNN-S:</w:t>
       </w:r>
       <w:r>
-        <w:t xml:space="preserve"> float 556k 모델이 30.35 / 28.89 dB(클리핑 없는 입력에서는 30.44 / 29.24로 문헌 [2]와 같다). 본 화질 모델(정수, 300k)은 Set12에서 0.2 dB 낮고 BSD68에서 0.1 dB 높은데, 후자는 DnCNN-S가 클리핑 없이 학습된 탓이므로 이득으로 세지 않는다. DnCNN-S 형상(K=576, 17층)을 이 코어에 올리면 사이클 모델로 약 9.3k 사이클/px, 화질 모델의 7.0배다.</w:t>
+        <w:t xml:space="preserve"> float 556k 모델이 30.35 / 28.89 dB(클리핑 없는 입력에서는 30.44 / 29.24로 문헌 [2]와 같다). 본 화질 모델(정수, 300k)은 Set12에서 0.2 dB 낮고 BSD68에서 0.1 dB 높은데, 후자는 DnCNN-S가 클리핑 없이 학습된 탓이므로 이득으로 세지 않는다. SSIM(0.8594 / 0.8217)으로는 화질 모델이 두 테스트셋 모두 약간 낮다(−0.005 / −0.001; BSD68에서 높은 사진 19/68장). DnCNN-S 형상(K=576, 17층)을 이 코어에 올리면 사이클 모델로 약 9.3k 사이클/px, 화질 모델의 7.0배다.</w:t>
       </w:r>
     </w:p>
     <w:p>
@@ -4141,7 +4358,7 @@
         <w:pStyle w:val="a3"/>
       </w:pPr>
       <w:r>
-        <w:t>곱셈기 64개의 소형 정수 가속기에서, 실측과 맞는 사이클 모델이 병목이 곱셈기가 아니라 입력 포트임을 보였다. 그 포트 폭에서는 연산량으로 손해인 두 설계가 이득이 됐다. space-to-depth는 6.4배 큰 망을 25% 적은 사이클에 넣었고, 은닉층 출력을 2배로 늘려 두 개씩 합치는 설계는 은닉층의 사이클을 바꾸지 않고 파라미터를 2배로 늘려 같은 폭의 ReLU 망보다 화질을 올렸으며, 시드 1에서는 max 대신 평균으로 합쳐도 같았다(float)〔시드 2·3, 평균 결합 QAT〕. 양자화 인지 학습까지 더해, 같은 입력의 BM3D를 두 테스트셋에서 넘는 정수 모델(30.12 / 29.02 dB)과 기준보다 2.63배 적은 사이클로 BM3D 수준인 모델(30.00 / 28.94 dB)을 얻었고, 두 모델 모두 보드에서 한 장을 끝까지 실행해 전 층 비트 일치를 확인했다. 코드, 정수 모델, 사진별 PSNR, 보드 기록은 저장소에 있다.</w:t>
+        <w:t>곱셈기 64개의 소형 정수 가속기에서, 실측과 맞는 사이클 모델이 병목이 곱셈기가 아니라 입력 포트임을 보였다. 그 포트 폭에서는 연산량으로 손해인 두 설계가 이득이 됐다. space-to-depth는 6.4배 큰 망을 25% 적은 사이클에 넣었고, 은닉층 출력을 2배로 늘려 두 개씩 합치는 설계는 은닉층의 사이클을 바꾸지 않고 파라미터를 2배로 늘려 같은 폭의 ReLU 망보다 화질을 올렸으며, 시드 1에서는 max 대신 평균으로 합쳐도 같았다(float)〔시드 2·3, 평균 결합 QAT〕. 양자화 인지 학습까지 더해, 같은 입력의 BM3D를 두 테스트셋에서 PSNR과 SSIM 모두 넘는 정수 모델(30.12 / 29.02 dB, SSIM 0.8545 / 0.8206)과 기준보다 2.63배 적은 사이클로 BM3D 수준인 모델(30.00 / 28.94 dB)을 얻었고, 두 모델 모두 보드에서 한 장을 끝까지 실행해 전 층 비트 일치를 확인했다. 코드, 정수 모델, 사진별 PSNR, 보드 기록은 저장소에 있다.</w:t>
       </w:r>
     </w:p>
     <w:p>
@@ -4169,7 +4386,7 @@
         <w:t>한계.</w:t>
       </w:r>
       <w:r>
-        <w:t xml:space="preserve"> 사이클은 공짜지만 에너지는 아니다. maxout 망은 dense 곱셈이 ReLU 망의 2배이고, sparse 모드에서 실제로 수행한 0이 아닌 곱셈은 3.0배였다(보드 기록, 05.png; 은닉층 입력의 0이 아닌 비율 0.64–0.84 대 0.37–0.55). 동적 전력이 늘 수 있지만 측정하지 않았다. 처리 시간은 코어 사이클만 세었고 end-to-end 시간은 JTAG 하네스 기준이다. 잡음은 σ=25 하나, 시드는 하나이고(B-32 비교는 시드 2·3 진행 중), 흑백 영상의 PSNR만 보고했다(SSIM 없음). 규칙은 현재 입력 구조(포트 폭, host im2col)에 조건부이며, 다른 입력 구조와 dense 모드의 COUT &gt; 64는 보드에서 재지 않았다. 모든 PSNR은 클리핑한 7비트 입력 조건이다.</w:t>
+        <w:t xml:space="preserve"> 사이클은 공짜지만 에너지는 아니다. maxout 망은 dense 곱셈이 ReLU 망의 2배이고, sparse 모드에서 실제로 수행한 0이 아닌 곱셈은 3.0배였다(보드 기록, 05.png; 은닉층 입력의 0이 아닌 비율 0.64–0.84 대 0.37–0.55). 동적 전력이 늘 수 있지만 측정하지 않았다. 처리 시간은 코어 사이클만 세었고 end-to-end 시간은 JTAG 하네스 기준이다. 잡음은 σ=25 하나, 시드는 하나이고(B-32 비교는 시드 2·3 진행 중), 흑백 영상만 다뤘다. 규칙은 현재 입력 구조(포트 폭, host im2col)에 조건부이며, 다른 입력 구조와 dense 모드의 COUT &gt; 64는 보드에서 재지 않았다. 모든 PSNR은 클리핑한 7비트 입력 조건이다.</w:t>
       </w:r>
     </w:p>
     <w:p>
@@ -4633,6 +4850,23 @@
       </w:r>
       <w:r>
         <w:t>, 2020.</w:t>
+      </w:r>
+    </w:p>
+    <w:p>
+      <w:pPr>
+        <w:pStyle w:val="references"/>
+      </w:pPr>
+      <w:r>
+        <w:t xml:space="preserve">Z. Wang, A. C. Bovik, H. R. Sheikh, and E. P. Simoncelli, "Image quality assessment: From error visibility to structural similarity," </w:t>
+      </w:r>
+      <w:r>
+        <w:rPr>
+          <w:i/>
+        </w:rPr>
+        <w:t>IEEE Trans. Image Process.</w:t>
+      </w:r>
+      <w:r>
+        <w:t>, vol. 13, no. 4, pp. 600–612, 2004.</w:t>
       </w:r>
     </w:p>
     <w:p>

--- a/iweict2026/PAPER_KO.docx
+++ b/iweict2026/PAPER_KO.docx
@@ -67,16 +67,7 @@
         <w:pStyle w:val="Abstract"/>
       </w:pPr>
       <w:r>
-        <w:t xml:space="preserve">초록—효율적인 신경망은 보통 곱셈 수를 최소화하도록 설계되지만, 소형 가속기에서는 실행 시간이 다른 것으로 정해질 수 있다. 본 연구는 소형 FPGA용 정수 CNN 가속기(Zynq XC7Z020: 곱셈기 64개, 단일 비트스트림, 7비트 입력, ReLU 출력)에서 가우시안 잡음(σ=25)을 제거하며, 측정된 병목이 망 설계를 어떻게 바꾸는지 보인다. 사이클 모델(설계 단계에서 1.7% 이내, 이전 보드 실행에서 관찰한 보정 두 개를 넣으면 0.003% 이내)은 PC가 만든 창을 사이클당 7비트 값 하나씩 받는 이 구현이 입력 포트에 묶여 있음을 보인다. 즉 한 층의 비용은 창당 K 사이클이며(K는 입력 값의 수), 출력 채널 수는 곱셈기 수(64)까지 비용에 영향을 주지 않는다. 그래서 7층 DnCNN 형태의 기준 망은 곱셈기의 41%만 쓴다. 여기서 연산량(FLOP) 기준으로는 낭비로 보이는 두 가지 선택이 나온다. 2×2 space-to-depth 입력은 10층 64채널 망(파라미터 6.4배, 곱셈 1.6배)을 기준 망보다 25% 적은 사이클에 돌리게 하며, Set12에서 0.3 dB(BSD68 0.2 dB) 높다. 은닉층의 출력을 2배로 늘려 두 개씩 합치면(maxout) 놀고 있던 곱셈기를 쓸 수 있다. 보드에서 출력 64채널 층은 창당 289 사이클로 출력 32채널 층과 같았고, 그래서 망은 파라미터가 2배가 되는 대신 사이클은 1%만 늘었다(675 대 669). 같은 학습 예산에서 이 망은 같은 폭의 ReLU 망보다 잡음을 더 잘 제거했고, 시드 1에서는 두 값을 max 대신 평균으로 합쳐도 같았다(float). 즉 차이를 만든 것은 max 연산이 아니라 공짜로 늘어난 용량으로 보인다〔시드 2·3과 평균 결합 QAT 결과로 </w:t>
-      </w:r>
-      <w:r>
-        <w:rPr>
-          <w:rFonts w:ascii="Courier New" w:hAnsi="Courier New"/>
-        </w:rPr>
-        <w:t>ABSTRACT.md</w:t>
-      </w:r>
-      <w:r>
-        <w:t>의 규칙 적용〕. 보드 연산을 재현한 그 학습은 모든 정수 모델을 float의 0.04 dB 안으로 가져왔다. 화질 우선 정수 모델은 30.12 / 29.02 dB로, 같은 클리핑 7비트 입력에서 측정한 BM3D(29.95 / 28.37 dB, 클리핑 없이는 29.98 / 28.62 dB)보다 높다. 속도 우선 모델은 기준 망보다 2.63배 적은 코어 사이클로 30.00 / 28.94 dB다. 보드에서 실행한 일곱 모델마다 Set12 한 장을 끝까지 실행했고, 모든 층이 정수 모델과 비트 단위로 일치했다. 입력이 사이클당 2값이면 같은 모델은 합치기가 더는 공짜가 아니라고 예측하고, 4값이거나 칩 안에 라인 버퍼를 두면 망 B도 기준 망보다 느려진다고 예측한다. 고를 망은 측정한 병목에 따라 달라진다.</w:t>
+        <w:t>초록—효율적인 신경망은 보통 곱셈 수를 최소화하도록 설계되지만, 소형 가속기에서는 실행 시간이 다른 것으로 정해질 수 있다. 본 연구는 소형 FPGA용 정수 CNN 가속기(Zynq XC7Z020: 곱셈기 64개, 단일 비트스트림, 7비트 입력, ReLU 출력)에서 가우시안 잡음(σ=25)을 제거하며, 측정된 병목이 망 설계를 어떻게 바꾸는지 보인다. 사이클 모델(설계 단계에서 1.7% 이내, 이전 보드 실행에서 관찰한 보정 두 개를 넣으면 0.003% 이내)은 PC가 만든 창을 사이클당 7비트 값 하나씩 받는 이 구현이 입력 포트에 묶여 있음을 보인다. 즉 한 층의 비용은 창당 K 사이클이며(K는 입력 값의 수), 출력 채널 수는 곱셈기 수(64)까지 비용에 영향을 주지 않는다. 그래서 7층 DnCNN 형태의 기준 망은 곱셈기의 41%만 쓴다. 여기서 연산량(FLOP) 기준으로는 낭비로 보이는 두 가지 선택이 나온다. 2×2 space-to-depth 입력은 10층 64채널 망(파라미터 6.4배, 곱셈 1.6배)을 기준 망보다 25% 적은 사이클에 돌리게 하며, Set12에서 0.3 dB(BSD68 0.2 dB) 높다. 은닉층의 출력을 2배로 늘려 두 개씩 합치면(maxout) 놀고 있던 곱셈기를 쓸 수 있다. 보드에서 출력 64채널 층은 창당 289 사이클로 출력 32채널 층과 같았고, 그래서 망은 파라미터가 2배가 되는 대신 사이클은 1%만 늘었다(675 대 669). 그러나 같은 학습 예산에서 같은 폭의 ReLU 망보다 화질이 높은지는 시드 세 개 중 하나에서 뒤집혀(시드 평균 +0.15 / +0.10 dB, 시드별 Set12 +0.37, −0.03, +0.10 dB), 결과 전에 정한 규칙에 따라 주장하지 않는다. 보드 연산을 재현한 양자화 인지 학습은 ReLU·maxout 정수 모델을 모두 float의 0.04 dB 안으로 가져왔다. 화질 우선 정수 모델은 30.12 / 29.02 dB로, 같은 클리핑 7비트 입력에서 측정한 BM3D(29.95 / 28.37 dB, 클리핑 없이는 29.98 / 28.62 dB)보다 높다. 속도 우선 모델은 기준 망보다 2.63배 적은 코어 사이클로 30.00 / 28.94 dB다(시드 세 개 평균 29.97 / 28.92 dB). 합치기 없는 같은 32채널 망도 시드 평균으로 기준 망과 같은 화질(29.82 / 28.82 dB)을 2.66배 적은 사이클에 낸다. 보드에서 실행한 일곱 모델마다 Set12 한 장을 끝까지 실행했고, 모든 층이 정수 모델과 비트 단위로 일치했다. 입력이 사이클당 2값이면 같은 모델은 합치기가 더는 공짜가 아니라고 예측하고, 4값이거나 칩 안에 라인 버퍼를 두면 망 B도 기준 망보다 느려진다고 예측한다. 고를 망은 측정한 병목에 따라 달라진다.</w:t>
       </w:r>
     </w:p>
     <w:p>
@@ -151,7 +142,7 @@
         <w:t>연산량 기준으로는 손해인 두 선택</w:t>
       </w:r>
       <w:r>
-        <w:t xml:space="preserve">을 같은 사이클 축에서 비교한 표(iso-cycle 비교). space-to-depth는 6.4배 큰 망을 25% 적은 사이클에 넣고, 은닉층 출력을 2배로 늘려 두 개씩 합치는 설계(maxout)는 은닉층의 사이클을 바꾸지 않은 채(보드 실측 289 사이클/창, ReLU 층과 동일) 파라미터를 2배로 늘려 같은 폭의 ReLU 망보다 화질을 올린다. 시드 1에서는 평균으로 합치는 대조군도 같아서(float), 차이를 만든 것은 max가 아니라 늘어난 출력으로 보인다〔시드 2·3, 평균 결합 QAT〕. 3. </w:t>
+        <w:t xml:space="preserve">을 같은 사이클 축에서 비교한 표(iso-cycle 비교). space-to-depth는 6.4배 큰 망을 25% 적은 사이클에 넣고, 은닉층 출력을 2배로 늘려 두 개씩 합치는 설계(maxout)는 은닉층의 사이클을 바꾸지 않은 채(보드 실측 289 사이클/창, ReLU 층과 동일) 파라미터를 2배로 늘린다. 같은 폭의 ReLU 망, 평균으로 합치는 대조군, 같은 파라미터의 45채널 ReLU 망과 비교했고(ReLU·maxout은 시드 세 개), 같은 폭의 ReLU 망에 대한 화질 이득은 시드마다 엇갈렸다. 3. </w:t>
       </w:r>
       <w:r>
         <w:rPr>
@@ -434,7 +425,7 @@
         <w:t>공짜 출력 채널을 두 개씩 합치기 (B-32+maxout).</w:t>
       </w:r>
       <w:r>
-        <w:t xml:space="preserve"> B의 채널을 32로 줄이면 중간 층이 K=288로 돌아와 사이클이 B의 절반이 되지만, 다시 출력 채널 64까지가 공짜가 된다. 이 공짜 출력으로 망의 용량을 늘린다. 은닉층이 채널마다 후보 두 개를 계산하고(출력 64), PC가 재양자화할 때 큰 쪽만 다음 층으로 넘긴다(입력 32, K=288 유지). 합치기가 필요한 이유는 다음 층이다. 출력 64개를 그대로 넘기면 다음 층의 K가 576이 되어 사이클이 2배가 된다. 두 개씩 합쳐 32개로 넘기면 출력 쪽의 공짜 용량은 쓰고 비용이 드는 입력 쪽은 그대로 둔다. 같은 파라미터를 ReLU만으로 얻으려면 은닉층이 45채널이어야 하는데(파라미터 149,593, maxout 망 151,636; 바이어스 포함), 그러면 K가 405로 늘어 사이클 모델로 934 사이클/px, maxout 망보다 38% 비싸다(이 망은 학습하지 않았다).</w:t>
+        <w:t xml:space="preserve"> B의 채널을 32로 줄이면 중간 층이 K=288로 돌아와 사이클이 B의 절반이 되지만, 다시 출력 채널 64까지가 공짜가 된다. 이 공짜 출력으로 망의 용량을 늘린다. 은닉층이 채널마다 후보 두 개를 계산하고(출력 64), PC가 재양자화할 때 큰 쪽만 다음 층으로 넘긴다(입력 32, K=288 유지). 합치기가 필요한 이유는 다음 층이다. 출력 64개를 그대로 넘기면 다음 층의 K가 576이 되어 사이클이 2배가 된다. 두 개씩 합쳐 32개로 넘기면 출력 쪽의 공짜 용량은 쓰고 비용이 드는 입력 쪽은 그대로 둔다. 같은 파라미터를 ReLU만으로 얻으려면 은닉층이 45채널이어야 하는데(파라미터 149,593, maxout 망 151,636; 바이어스 포함), 그러면 K가 405로 늘어 사이클 모델로 934 사이클/px, maxout 망보다 38% 비싸다(V절에서 학습해 비교한다).</w:t>
       </w:r>
     </w:p>
     <w:p>
@@ -466,7 +457,7 @@
         <w:t>학습.</w:t>
       </w:r>
       <w:r>
-        <w:t xml:space="preserve"> Train400 중 20장을 검증용으로 떼고 380장으로 학습한다. 40×40(A) 또는 50×50(B 계열) 패치, 뒤집기·회전, MSE, Adam(초기 10⁻³, 배치 128). 검증 PSNR이 6 epoch 동안 오르지 않으면 학습률을 반으로, 15 epoch 동안 오르지 않으면 종료한다. 검증 최고 모델을 쓴다. 체크포인트, 학습률 조정, 양자화 범위는 어느 것도 테스트셋(Set12, BSD68)으로 고르지 않았다. 데이터, 증강, 손실, 학습률 규칙은 모든 망이 같고 epoch당 픽셀 수도 같지만(52.4M 대 51.2M), epoch당 갱신 횟수는 A 256, B 계열 160이다. 최고 검증 epoch까지의 갱신은 A 2.7만, B 2.2만이었다. B-32 세 망(ReLU, 평균 결합, maxout)은 조기 종료 없이 같은 120 epoch(갱신 19,200회)을 학습하고 검증 최고 모델을 썼다. 처음 조기 종료로 학습했을 때 B-32(ReLU)는 epoch 26에 검증 PSNR이 무너진 뒤 15 epoch 안에 회복하지 못해 epoch 40(갱신 6,400)에 멈췄고 쓴 체크포인트는 epoch 25(갱신 0.4만; maxout은 1.8만)였으며, 그래서 예산을 맞춰 다시 학습했다. 시드는 표의 모든 망이 하나(시드 1)이며, B-32 비교는 시드 2·3을 더한다〔진행 중〕.</w:t>
+        <w:t xml:space="preserve"> Train400 중 20장을 검증용으로 떼고 380장으로 학습한다. 40×40(A) 또는 50×50(B 계열) 패치, 뒤집기·회전, MSE, Adam(초기 10⁻³, 배치 128). 검증 PSNR이 6 epoch 동안 오르지 않으면 학습률을 반으로, 15 epoch 동안 오르지 않으면 종료한다. 검증 최고 모델을 쓴다. 체크포인트, 학습률 조정, 양자화 범위는 어느 것도 테스트셋(Set12, BSD68)으로 고르지 않았다. 데이터, 증강, 손실, 학습률 규칙은 모든 망이 같고 epoch당 픽셀 수도 같지만(52.4M 대 51.2M), epoch당 갱신 횟수는 A 256, B 계열 160이다. 최고 검증 epoch까지의 갱신은 A 2.7만, B 2.2만이었다. B-32 세 망(ReLU, 평균 결합, maxout)과 45채널 ReLU 망은 조기 종료 없이 같은 120 epoch(갱신 19,200회)을 학습하고 검증 최고 모델을 썼다. 처음 조기 종료로 학습했을 때 B-32(ReLU)는 epoch 26에 검증 PSNR이 무너진 뒤 15 epoch 안에 회복하지 못해 epoch 40(갱신 6,400)에 멈췄고 쓴 체크포인트는 epoch 25(갱신 0.4만; maxout은 1.8만)였으며, 그래서 예산을 맞춰 다시 학습했다. 시드는 B-32 ReLU와 maxout이 1·2·3, 평균 결합이 1·2이고 나머지 망은 1이다. 시드 1은 CPU에서, 시드 2·3과 45채널 망은 다른 PC의 GPU(PyTorch 기본 설정)에서 학습했다. 가중치 초기값과 학습 패치·잡음은 시드만으로 정해져 장치가 달라도 같고, 다른 것은 부동소수점 연산뿐이다. 실제로 같은 시드의 첫 epoch 학습 손실이 CPU와 GPU에서 ReLU 0.07%, 평균 결합 0.13%, maxout 1.2% 안에서 같았다.</w:t>
       </w:r>
     </w:p>
     <w:p>
@@ -565,7 +556,7 @@
         <w:t>denoise/ssim_eval.py</w:t>
       </w:r>
       <w:r>
-        <w:t>). 같은 입력에서의 CNN 기준선으로 공개 DnCNN-S [2] 가중치(17층 × 64, 556k, float, 클리핑 없이 학습)를 평가했다. 정수 PSNR은 보드와 같은 정수 연산을 PC에서 수행한 값이며, 보드에서 실행한 일곱 모델(A, B, B+QAT, 조기 종료판 B-32+maxout과 그 QAT 모델, 같은 예산판 B-32 ReLU+QAT와 B-32+maxout+QAT)마다 Set12 05.png 한 장을 끝까지 실행해 전 층 비트 일치를 확인했다(표 II). 시드가 하나이므로 0.1 dB 미만의 차이는 해석하지 않는다.</w:t>
+        <w:t>). 같은 입력에서의 CNN 기준선으로 공개 DnCNN-S [2] 가중치(17층 × 64, 556k, float, 클리핑 없이 학습)를 평가했다. 정수 PSNR은 보드와 같은 정수 연산을 PC에서 수행한 값이며, 보드에서 실행한 일곱 모델(A, B, B+QAT, 조기 종료판 B-32+maxout과 그 QAT 모델, 같은 예산판 B-32 ReLU+QAT와 B-32+maxout+QAT)마다 Set12 05.png 한 장을 끝까지 실행해 전 층 비트 일치를 확인했다(표 II). B-32 비교는 시드 세 개로 하고, 시드가 하나인 망끼리의 0.1 dB 미만 차이는 해석하지 않는다.</w:t>
       </w:r>
     </w:p>
     <w:p>
@@ -589,7 +580,7 @@
         </w:numPr>
       </w:pPr>
       <w:r>
-        <w:t>표 I. 평균 PSNR(dB)과 코어 비용. 정수 = 보드와 같은 정수 연산의 값. 사이클은 보정 모델이며 "실측"은 보드에서 잰 모델(05.png)이다. SSIM은 정수 모델(보드와 같은 8비트 출력)의 값이며, BM3D와 DnCNN-S는 float 출력을 8비트로 반올림해 계산했다. 마지막 열은 정수 모델이 BM3D(클리핑 입력)보다 PSNR이 높은 사진 수. B-32 행은 모두 조기 종료 없이 120 epoch(갱신 19,200회)을 학습한 시드 1의 값이며, +QAT 행은 여기에 QAT 15 epoch을 더했다(QAT 단계의 시드는 모든 QAT 모델이 3).</w:t>
+        <w:t>표 I. 평균 PSNR(dB)과 코어 비용. 정수 = 보드와 같은 정수 연산의 값. 사이클은 보정 모델이며 "실측"은 보드에서 잰 모델(05.png)이다. SSIM은 정수 모델(보드와 같은 8비트 출력)의 값이며, BM3D와 DnCNN-S는 float 출력을 8비트로 반올림해 계산했다. 마지막 열은 정수 모델이 BM3D(클리핑 입력)보다 PSNR이 높은 사진 수. B-32와 45채널 행은 조기 종료 없이 120 epoch(갱신 19,200회)을 학습했고, +QAT 행은 여기에 QAT 15 epoch을 더했다(QAT 단계의 시드는 모든 QAT 모델이 3). 시드 표시가 없는 B-32 행은 시드 1이고, "시드 1–3" 행은 세 시드의 평균(괄호는 범위)이다. 평균 결합 QAT 모델의 float 값은 뜻이 없어 적지 않는다(아래 QAT 항목).</w:t>
       </w:r>
     </w:p>
     <w:tbl>
@@ -1746,6 +1737,127 @@
               <w:spacing w:before="20" w:after="20"/>
             </w:pPr>
             <w:r>
+              <w:t>B-32 + QAT, 시드 1–3</w:t>
+            </w:r>
+          </w:p>
+        </w:tc>
+        <w:tc>
+          <w:tcPr>
+            <w:tcW w:type="dxa" w:w="964"/>
+          </w:tcPr>
+          <w:p>
+            <w:pPr>
+              <w:pStyle w:val="tablecopy"/>
+              <w:spacing w:before="20" w:after="20"/>
+              <w:jc w:val="center"/>
+            </w:pPr>
+            <w:r>
+              <w:t>669 (실측)</w:t>
+            </w:r>
+          </w:p>
+        </w:tc>
+        <w:tc>
+          <w:tcPr>
+            <w:tcW w:type="dxa" w:w="964"/>
+          </w:tcPr>
+          <w:p>
+            <w:pPr>
+              <w:pStyle w:val="tablecopy"/>
+              <w:spacing w:before="20" w:after="20"/>
+              <w:jc w:val="center"/>
+            </w:pPr>
+            <w:r>
+              <w:t>45%</w:t>
+            </w:r>
+          </w:p>
+        </w:tc>
+        <w:tc>
+          <w:tcPr>
+            <w:tcW w:type="dxa" w:w="964"/>
+          </w:tcPr>
+          <w:p>
+            <w:pPr>
+              <w:pStyle w:val="tablecopy"/>
+              <w:spacing w:before="20" w:after="20"/>
+              <w:jc w:val="center"/>
+            </w:pPr>
+            <w:r>
+              <w:t>76k</w:t>
+            </w:r>
+          </w:p>
+        </w:tc>
+        <w:tc>
+          <w:tcPr>
+            <w:tcW w:type="dxa" w:w="964"/>
+          </w:tcPr>
+          <w:p>
+            <w:pPr>
+              <w:pStyle w:val="tablecopy"/>
+              <w:spacing w:before="20" w:after="20"/>
+              <w:jc w:val="center"/>
+            </w:pPr>
+            <w:r>
+              <w:t>29.79 / 29.82 (29.62–29.94)</w:t>
+            </w:r>
+          </w:p>
+        </w:tc>
+        <w:tc>
+          <w:tcPr>
+            <w:tcW w:type="dxa" w:w="964"/>
+          </w:tcPr>
+          <w:p>
+            <w:pPr>
+              <w:pStyle w:val="tablecopy"/>
+              <w:spacing w:before="20" w:after="20"/>
+              <w:jc w:val="center"/>
+            </w:pPr>
+            <w:r>
+              <w:t>28.81 / 28.82 (28.68–28.91)</w:t>
+            </w:r>
+          </w:p>
+        </w:tc>
+        <w:tc>
+          <w:tcPr>
+            <w:tcW w:type="dxa" w:w="964"/>
+          </w:tcPr>
+          <w:p>
+            <w:pPr>
+              <w:pStyle w:val="tablecopy"/>
+              <w:spacing w:before="20" w:after="20"/>
+              <w:jc w:val="center"/>
+            </w:pPr>
+            <w:r>
+              <w:t>0.8459 / 0.8122</w:t>
+            </w:r>
+          </w:p>
+        </w:tc>
+        <w:tc>
+          <w:tcPr>
+            <w:tcW w:type="dxa" w:w="964"/>
+          </w:tcPr>
+          <w:p>
+            <w:pPr>
+              <w:pStyle w:val="tablecopy"/>
+              <w:spacing w:before="20" w:after="20"/>
+              <w:jc w:val="center"/>
+            </w:pPr>
+            <w:r>
+              <w:t>5·8·7/12, 57·68·68/68</w:t>
+            </w:r>
+          </w:p>
+        </w:tc>
+      </w:tr>
+      <w:tr>
+        <w:tc>
+          <w:tcPr>
+            <w:tcW w:type="dxa" w:w="2891"/>
+          </w:tcPr>
+          <w:p>
+            <w:pPr>
+              <w:pStyle w:val="tablecopy"/>
+              <w:spacing w:before="20" w:after="20"/>
+            </w:pPr>
+            <w:r>
               <w:t>B-32 + maxout</w:t>
             </w:r>
           </w:p>
@@ -2009,6 +2121,369 @@
                 <w:b/>
               </w:rPr>
               <w:t>68/68</w:t>
+            </w:r>
+          </w:p>
+        </w:tc>
+      </w:tr>
+      <w:tr>
+        <w:tc>
+          <w:tcPr>
+            <w:tcW w:type="dxa" w:w="2891"/>
+          </w:tcPr>
+          <w:p>
+            <w:pPr>
+              <w:pStyle w:val="tablecopy"/>
+              <w:spacing w:before="20" w:after="20"/>
+            </w:pPr>
+            <w:r>
+              <w:t>B-32 + maxout + QAT, 시드 1–3</w:t>
+            </w:r>
+          </w:p>
+        </w:tc>
+        <w:tc>
+          <w:tcPr>
+            <w:tcW w:type="dxa" w:w="964"/>
+          </w:tcPr>
+          <w:p>
+            <w:pPr>
+              <w:pStyle w:val="tablecopy"/>
+              <w:spacing w:before="20" w:after="20"/>
+              <w:jc w:val="center"/>
+            </w:pPr>
+            <w:r>
+              <w:t>675 (실측)</w:t>
+            </w:r>
+          </w:p>
+        </w:tc>
+        <w:tc>
+          <w:tcPr>
+            <w:tcW w:type="dxa" w:w="964"/>
+          </w:tcPr>
+          <w:p>
+            <w:pPr>
+              <w:pStyle w:val="tablecopy"/>
+              <w:spacing w:before="20" w:after="20"/>
+              <w:jc w:val="center"/>
+            </w:pPr>
+            <w:r>
+              <w:t>87%</w:t>
+            </w:r>
+          </w:p>
+        </w:tc>
+        <w:tc>
+          <w:tcPr>
+            <w:tcW w:type="dxa" w:w="964"/>
+          </w:tcPr>
+          <w:p>
+            <w:pPr>
+              <w:pStyle w:val="tablecopy"/>
+              <w:spacing w:before="20" w:after="20"/>
+              <w:jc w:val="center"/>
+            </w:pPr>
+            <w:r>
+              <w:t>152k</w:t>
+            </w:r>
+          </w:p>
+        </w:tc>
+        <w:tc>
+          <w:tcPr>
+            <w:tcW w:type="dxa" w:w="964"/>
+          </w:tcPr>
+          <w:p>
+            <w:pPr>
+              <w:pStyle w:val="tablecopy"/>
+              <w:spacing w:before="20" w:after="20"/>
+              <w:jc w:val="center"/>
+            </w:pPr>
+            <w:r>
+              <w:t>29.98 / 29.97 (29.91–30.00)</w:t>
+            </w:r>
+          </w:p>
+        </w:tc>
+        <w:tc>
+          <w:tcPr>
+            <w:tcW w:type="dxa" w:w="964"/>
+          </w:tcPr>
+          <w:p>
+            <w:pPr>
+              <w:pStyle w:val="tablecopy"/>
+              <w:spacing w:before="20" w:after="20"/>
+              <w:jc w:val="center"/>
+            </w:pPr>
+            <w:r>
+              <w:t>28.93 / 28.92 (28.89–28.95)</w:t>
+            </w:r>
+          </w:p>
+        </w:tc>
+        <w:tc>
+          <w:tcPr>
+            <w:tcW w:type="dxa" w:w="964"/>
+          </w:tcPr>
+          <w:p>
+            <w:pPr>
+              <w:pStyle w:val="tablecopy"/>
+              <w:spacing w:before="20" w:after="20"/>
+              <w:jc w:val="center"/>
+            </w:pPr>
+            <w:r>
+              <w:t>0.8501 / 0.8163</w:t>
+            </w:r>
+          </w:p>
+        </w:tc>
+        <w:tc>
+          <w:tcPr>
+            <w:tcW w:type="dxa" w:w="964"/>
+          </w:tcPr>
+          <w:p>
+            <w:pPr>
+              <w:pStyle w:val="tablecopy"/>
+              <w:spacing w:before="20" w:after="20"/>
+              <w:jc w:val="center"/>
+            </w:pPr>
+            <w:r>
+              <w:t>9·7·9/12, 68·68·68/68</w:t>
+            </w:r>
+          </w:p>
+        </w:tc>
+      </w:tr>
+      <w:tr>
+        <w:tc>
+          <w:tcPr>
+            <w:tcW w:type="dxa" w:w="2891"/>
+          </w:tcPr>
+          <w:p>
+            <w:pPr>
+              <w:pStyle w:val="tablecopy"/>
+              <w:spacing w:before="20" w:after="20"/>
+            </w:pPr>
+            <w:r>
+              <w:t>B-32 + 평균 결합 + QAT, 시드 2</w:t>
+            </w:r>
+          </w:p>
+        </w:tc>
+        <w:tc>
+          <w:tcPr>
+            <w:tcW w:type="dxa" w:w="964"/>
+          </w:tcPr>
+          <w:p>
+            <w:pPr>
+              <w:pStyle w:val="tablecopy"/>
+              <w:spacing w:before="20" w:after="20"/>
+              <w:jc w:val="center"/>
+            </w:pPr>
+            <w:r>
+              <w:t>675</w:t>
+            </w:r>
+          </w:p>
+        </w:tc>
+        <w:tc>
+          <w:tcPr>
+            <w:tcW w:type="dxa" w:w="964"/>
+          </w:tcPr>
+          <w:p>
+            <w:pPr>
+              <w:pStyle w:val="tablecopy"/>
+              <w:spacing w:before="20" w:after="20"/>
+              <w:jc w:val="center"/>
+            </w:pPr>
+            <w:r>
+              <w:t>87%</w:t>
+            </w:r>
+          </w:p>
+        </w:tc>
+        <w:tc>
+          <w:tcPr>
+            <w:tcW w:type="dxa" w:w="964"/>
+          </w:tcPr>
+          <w:p>
+            <w:pPr>
+              <w:pStyle w:val="tablecopy"/>
+              <w:spacing w:before="20" w:after="20"/>
+              <w:jc w:val="center"/>
+            </w:pPr>
+            <w:r>
+              <w:t>152k</w:t>
+            </w:r>
+          </w:p>
+        </w:tc>
+        <w:tc>
+          <w:tcPr>
+            <w:tcW w:type="dxa" w:w="964"/>
+          </w:tcPr>
+          <w:p>
+            <w:pPr>
+              <w:pStyle w:val="tablecopy"/>
+              <w:spacing w:before="20" w:after="20"/>
+              <w:jc w:val="center"/>
+            </w:pPr>
+            <w:r>
+              <w:t>— / 29.82</w:t>
+            </w:r>
+          </w:p>
+        </w:tc>
+        <w:tc>
+          <w:tcPr>
+            <w:tcW w:type="dxa" w:w="964"/>
+          </w:tcPr>
+          <w:p>
+            <w:pPr>
+              <w:pStyle w:val="tablecopy"/>
+              <w:spacing w:before="20" w:after="20"/>
+              <w:jc w:val="center"/>
+            </w:pPr>
+            <w:r>
+              <w:t>— / 28.82</w:t>
+            </w:r>
+          </w:p>
+        </w:tc>
+        <w:tc>
+          <w:tcPr>
+            <w:tcW w:type="dxa" w:w="964"/>
+          </w:tcPr>
+          <w:p>
+            <w:pPr>
+              <w:pStyle w:val="tablecopy"/>
+              <w:spacing w:before="20" w:after="20"/>
+              <w:jc w:val="center"/>
+            </w:pPr>
+            <w:r>
+              <w:t>0.8457 / 0.8115</w:t>
+            </w:r>
+          </w:p>
+        </w:tc>
+        <w:tc>
+          <w:tcPr>
+            <w:tcW w:type="dxa" w:w="964"/>
+          </w:tcPr>
+          <w:p>
+            <w:pPr>
+              <w:pStyle w:val="tablecopy"/>
+              <w:spacing w:before="20" w:after="20"/>
+              <w:jc w:val="center"/>
+            </w:pPr>
+            <w:r>
+              <w:t>6/12, 65/68</w:t>
+            </w:r>
+          </w:p>
+        </w:tc>
+      </w:tr>
+      <w:tr>
+        <w:tc>
+          <w:tcPr>
+            <w:tcW w:type="dxa" w:w="2891"/>
+          </w:tcPr>
+          <w:p>
+            <w:pPr>
+              <w:pStyle w:val="tablecopy"/>
+              <w:spacing w:before="20" w:after="20"/>
+            </w:pPr>
+            <w:r>
+              <w:t>10층 × 45, ReLU + QAT (s2d)</w:t>
+            </w:r>
+          </w:p>
+        </w:tc>
+        <w:tc>
+          <w:tcPr>
+            <w:tcW w:type="dxa" w:w="964"/>
+          </w:tcPr>
+          <w:p>
+            <w:pPr>
+              <w:pStyle w:val="tablecopy"/>
+              <w:spacing w:before="20" w:after="20"/>
+              <w:jc w:val="center"/>
+            </w:pPr>
+            <w:r>
+              <w:t>934</w:t>
+            </w:r>
+          </w:p>
+        </w:tc>
+        <w:tc>
+          <w:tcPr>
+            <w:tcW w:type="dxa" w:w="964"/>
+          </w:tcPr>
+          <w:p>
+            <w:pPr>
+              <w:pStyle w:val="tablecopy"/>
+              <w:spacing w:before="20" w:after="20"/>
+              <w:jc w:val="center"/>
+            </w:pPr>
+            <w:r>
+              <w:t>62%</w:t>
+            </w:r>
+          </w:p>
+        </w:tc>
+        <w:tc>
+          <w:tcPr>
+            <w:tcW w:type="dxa" w:w="964"/>
+          </w:tcPr>
+          <w:p>
+            <w:pPr>
+              <w:pStyle w:val="tablecopy"/>
+              <w:spacing w:before="20" w:after="20"/>
+              <w:jc w:val="center"/>
+            </w:pPr>
+            <w:r>
+              <w:t>150k</w:t>
+            </w:r>
+          </w:p>
+        </w:tc>
+        <w:tc>
+          <w:tcPr>
+            <w:tcW w:type="dxa" w:w="964"/>
+          </w:tcPr>
+          <w:p>
+            <w:pPr>
+              <w:pStyle w:val="tablecopy"/>
+              <w:spacing w:before="20" w:after="20"/>
+              <w:jc w:val="center"/>
+            </w:pPr>
+            <w:r>
+              <w:t>30.07 / 30.05</w:t>
+            </w:r>
+          </w:p>
+        </w:tc>
+        <w:tc>
+          <w:tcPr>
+            <w:tcW w:type="dxa" w:w="964"/>
+          </w:tcPr>
+          <w:p>
+            <w:pPr>
+              <w:pStyle w:val="tablecopy"/>
+              <w:spacing w:before="20" w:after="20"/>
+              <w:jc w:val="center"/>
+            </w:pPr>
+            <w:r>
+              <w:t>28.98 / 28.97</w:t>
+            </w:r>
+          </w:p>
+        </w:tc>
+        <w:tc>
+          <w:tcPr>
+            <w:tcW w:type="dxa" w:w="964"/>
+          </w:tcPr>
+          <w:p>
+            <w:pPr>
+              <w:pStyle w:val="tablecopy"/>
+              <w:spacing w:before="20" w:after="20"/>
+              <w:jc w:val="center"/>
+            </w:pPr>
+            <w:r>
+              <w:t>0.8516 / 0.8174</w:t>
+            </w:r>
+          </w:p>
+        </w:tc>
+        <w:tc>
+          <w:tcPr>
+            <w:tcW w:type="dxa" w:w="964"/>
+          </w:tcPr>
+          <w:p>
+            <w:pPr>
+              <w:pStyle w:val="tablecopy"/>
+              <w:spacing w:before="20" w:after="20"/>
+              <w:jc w:val="center"/>
+            </w:pPr>
+            <w:r>
+              <w:t>10/12, 68/68</w:t>
             </w:r>
           </w:p>
         </w:tc>
@@ -2068,7 +2543,7 @@
         <w:t>2.63배</w:t>
       </w:r>
       <w:r>
-        <w:t xml:space="preserve"> 적은 사이클로 A보다 +0.17 / +0.14 dB(12/12, 64/68장) 높다. Set12는 BM3D 수준(클리핑 기준 +0.04 dB, 9/12장; 클리핑 없는 BM3D보다 +0.01 dB), BSD68은 클리핑 BM3D보다 +0.57, 클리핑 없는 BM3D보다 +0.32 dB(67/68). 같은 구조를 조기 종료로 학습한 이전 판(29.95 / 28.91 dB)과의 차이 +0.04 / +0.03 dB는 해석하지 않는다(0.1 dB 미만). 이 모델을 고른 이유는 점수가 아니라 아래 같은 예산 비교에 들어간 바로 그 모델이기 때문이다. SSIM은 Set12에서 BM3D와 같은 수준(0.8512 대 클리핑 0.8504, 클리핑 없음 0.8513; 8/12, 7/12장)이고 BSD68에서 높으며(0.8171 대 0.7990 / 0.8037; 66/68, 63/68장), A보다는 80/80장 모두 높다(+0.009 / +0.008).</w:t>
+        <w:t xml:space="preserve"> 적은 사이클로 A보다 +0.17 / +0.14 dB(12/12, 64/68장) 높다. Set12는 BM3D 수준(클리핑 기준 +0.04 dB, 9/12장; 클리핑 없는 BM3D보다 +0.01 dB), BSD68은 클리핑 BM3D보다 +0.57, 클리핑 없는 BM3D보다 +0.32 dB(67/68). 같은 구조를 조기 종료로 학습한 이전 판(29.95 / 28.91 dB)과의 차이 +0.04 / +0.03 dB는 해석하지 않는다(0.1 dB 미만). 이 모델을 고른 이유는 점수가 아니라 아래 같은 예산 비교에 들어간 바로 그 모델이기 때문이며, 시드 2·3이 나오기 전에 정했다. 세 시드의 평균은 29.97 / 28.92 dB(범위 29.91–30.00 / 28.89–28.95)이고, 시드 1은 Set12에서 셋 중 가장 높고(시드 3보다 0.002 dB) BSD68에서 둘째다. 합치기 없는 B-32 ReLU+QAT도 시드 평균 29.82 / 28.82 dB로 A(29.83 / 28.80)와 같은 화질을 2.66배 적은 사이클에 낸다. 즉 space-to-depth만으로도 같은 화질에서 사이클이 크게 준다. SSIM은 Set12에서 BM3D와 같은 수준(0.8512 대 클리핑 0.8504, 클리핑 없음 0.8513; 8/12, 7/12장)이고 BSD68에서 높으며(0.8171 대 0.7990 / 0.8037; 66/68, 63/68장), A보다는 80/80장 모두 높다(+0.009 / +0.008).</w:t>
       </w:r>
     </w:p>
     <w:p>
@@ -2083,10 +2558,10 @@
         <w:rPr>
           <w:b/>
         </w:rPr>
-        <w:t>공짜 출력 채널의 효과〔시드 2·3으로 확정〕:</w:t>
-      </w:r>
-      <w:r>
-        <w:t xml:space="preserve"> 같은 예산(120 epoch, 시드 1; 그 뒤 QAT 15 epoch)에서 maxout 망은 ReLU 망보다 정수 Set12 +0.37, BSD68 +0.26 dB(80/80장) 높고, 사이클은 1% 많다(보드 실측 1.01배; 첫 층). 사진별 차이의 표준오차는 0.04 / 0.02 dB로 작아서, 불확실성은 테스트 사진이 아니라 학습 실행에서 온다. SSIM으로도 +0.011 / +0.011(80/80장, 표준오차 0.001 이하)이다. 두 가지 이유로 이 값은 아직 확정하지 않는다. 첫째, 시드 1의 ReLU 망은 epoch 26에 검증 PSNR이 27.93에서 24.27 dB로 무너졌고, 학습률 규칙이 회복 중에 학습률을 네 번 반으로 줄였다(10⁻³에서의 갱신 5,120 대 maxout 9,280). 무너지기 전(epoch 25)에는 세 망의 검증 최고가 27.93–27.96 dB로 같았고, 120 epoch 끝에 ReLU 망은 아직 오르고 있었다. 둘째, maxout 망은 파라미터가 2배다(76k 대 152k). 같은 64 출력을 max 대신 평균으로 합치는 대조군(초기 가중치와 데이터까지 maxout과 같음)은 float 검증 최고 28.549 dB, Set12 30.05 dB(검증 최고 epoch 117)로 maxout(28.528, 30.02)과 같거나 약간 높았다(마지막 20 epoch 모두 높음, 평균 +0.018 dB). 즉 이 시드에서 차이를 만든 것은 max 비선형이 아니라 비용 없이 늘어난 출력 채널이다. 평균 결합의 QAT 정수 값(과 그 SSIM)과 시드 2·3은 진행 중이다. 곱셈기 활용률은 45% → 87%이고, 7층 32채널 망의 15 epoch 스크린에서는 maxout과 ReLU의 차이가 없었다(마지막 5 epoch 평균 +0.02 dB). 64채널 망에서는 출력 128이 K를 넘겨 공짜가 아니다. 처음의 조기 종료 비교(+0.54 / +0.35 dB)는 ReLU 망의 체크포인트가 갱신 0.4만인 비교라 쓰지 않는다.</w:t>
+        <w:t>공짜 출력 채널의 효과 (시드 세 개):</w:t>
+      </w:r>
+      <w:r>
+        <w:t xml:space="preserve"> 같은 예산(120 epoch + QAT 15 epoch)에서 정수 PSNR(Set12 / BSD68)은 maxout 망이 시드 1·2·3에서 30.00 / 28.94, 29.91 / 28.89, 29.99 / 28.95 dB, ReLU 망이 29.62 / 28.68, 29.94 / 28.91, 29.89 / 28.88 dB다. 사이클은 maxout이 1% 많다(보드 실측 1.01배; 첫 층). 평균은 maxout이 +0.15 / +0.10 dB 높지만, 시드별 차이는 +0.37 / +0.26, −0.03 / −0.02, +0.10 / +0.07 dB로 시드 2에서 뒤집혔다(시드 2는 ReLU가 80장 중 69장에서 높다). 사진별 차이의 표준오차는 모두 0.04 dB 이하라서 불확실성은 테스트 사진이 아니라 학습 실행에서 온다. 시드 2·3을 보기 전에 정한 규칙(모든 maxout 시드가 모든 ReLU 시드보다 두 테스트셋에서 높을 때만 '높다'고 쓴다)에 따라, maxout이 화질을 올린다고 주장하지 않는다. 시드 1의 큰 차이는 그 시드의 ReLU 망이 epoch 26에 무너지고(검증 27.93 → 24.27 dB) 학습률 규칙이 회복 중에 학습률을 네 번 반으로 줄인 탓이 컸다. 이런 붕괴(검증 PSNR이 그때까지의 최고보다 1 dB 넘게 떨어짐)는 120 epoch 실행 아홉 개 중 넷(ReLU 시드 1·3, maxout 시드 2, 평균 결합 시드 2)에서 망 종류와 상관없이 일어났다. maxout 망은 파라미터가 2배이므로(76k 대 152k) 두 대조군을 함께 봤다. 같은 파라미터의 45채널 ReLU 망(150k, 934 사이클/px)은 30.05 / 28.97 dB로, 시드가 하나지만 32채널 실행 여섯 개 모두보다 높았다(가장 좋은 32채널 실행보다 +0.06 / +0.03 dB). 대신 사이클이 38% 더 든다. 같은 64 출력을 max 대신 평균으로 합치는 대조군(초기 가중치와 데이터까지 maxout과 같음)은 시드 1에서 float 검증 최고 28.549 dB, Set12 30.05 dB로 maxout(28.528, 30.02)과 같거나 약간 높았고, 시드 2에서 정수 29.82 / 28.82 dB로 maxout(29.91 / 28.89)보다 0.09 / 0.07 dB 낮았다. 두 시드 모두 0.1 dB 안이라 max와 평균의 차이는 해석하지 않는다(시드 1의 QAT 정수 값은 아직 없다). 곱셈기 활용률은 45% → 87%이고, 7층 32채널 망의 15 epoch 스크린에서는 maxout과 ReLU의 차이가 없었다(마지막 5 epoch 평균 +0.02 dB). 64채널 망에서는 출력 128이 K를 넘겨 공짜가 아니다. 처음의 조기 종료 비교(+0.54 / +0.35 dB)는 ReLU 망의 체크포인트가 갱신 0.4만인 비교라 쓰지 않는다.</w:t>
       </w:r>
     </w:p>
     <w:p>
@@ -2104,7 +2579,7 @@
         <w:t>QAT의 효과:</w:t>
       </w:r>
       <w:r>
-        <w:t xml:space="preserve"> 학습 뒤 양자화(PTQ)의 정수 손실은 maxout 망 0.16 / 0.14 dB, ReLU 망 0.05 / 0.02 dB였고(Set12 / BSD68), QAT 뒤에는 모든 정수 모델이 float의 0.04 dB 안이다(ReLU 망은 정수가 float보다 0.04 / 0.02 dB 높다). 정수 PSNR 이득은 maxout 망 +0.14 / +0.14 dB, ReLU 망 +0.12 / +0.15 dB(둘 다 80/80장)로 비슷하고 B는 +0.02 / +0.03 dB다. QAT는 학습률 10⁻⁴의 추가 15 epoch이기도 해서, 120 epoch 끝에 아직 오르던 ReLU 망은 float 점수도 +0.03 / +0.11 dB 올랐다.</w:t>
+        <w:t xml:space="preserve"> 시드 1에서 학습 뒤 양자화(PTQ)의 정수 손실은 maxout 망 0.16 / 0.14 dB, ReLU 망 0.05 / 0.02 dB였고(Set12 / BSD68), 시드 2·3과 45채널 망까지 보면 0.02–0.25 dB다. QAT 뒤에는 ReLU·maxout·45채널 정수 모델이 모두 float의 0.04 dB 안이다(시드 1 ReLU 망은 정수가 float보다 0.04 / 0.02 dB 높다). 시드 1의 정수 PSNR 이득은 maxout 망 +0.14 / +0.14 dB, ReLU 망 +0.12 / +0.15 dB(둘 다 80/80장)로 비슷하고 B는 +0.02 / +0.03 dB다. 평균 결합 QAT 모델의 float 값(양자화를 끈 망)은 활성값 클리핑까지 꺼져 BSD68 한 장이 8.74 dB로 무너지므로(평균 27.78 dB) 비교 기준이 되지 못한다. 클리핑만 남기면 28.75 dB로 정수 값(28.82)과 가깝고, 보드가 계산하는 정수 값과는 상관없다. QAT는 학습률 10⁻⁴의 추가 15 epoch이기도 해서, 120 epoch 끝에 아직 오르던 ReLU 망은 float 점수도 +0.03 / +0.11 dB 올랐다.</w:t>
       </w:r>
     </w:p>
     <w:p>
@@ -2122,7 +2597,7 @@
         <w:t>SSIM과 PSNR:</w:t>
       </w:r>
       <w:r>
-        <w:t xml:space="preserve"> 여덟 정수 모델의 SSIM 순위는 두 테스트셋 모두 PSNR 순위와 같다. BM3D보다 높은 사진 수는 모든 모델에서 SSIM이 PSNR보다 같거나 적고(화질 모델 BSD68 68 → 67장, A 60 → 49장, B-32 ReLU+QAT 57 → 45장), 그 차이는 대체로 약한 모델일수록 크다. 즉 SSIM에서는 BM3D가 상대적으로 강하다. 그래도 본문의 BM3D 비교(화질 모델은 두 테스트셋에서 높고, 속도 모델은 Set12에서 같은 수준, BSD68에서 높다)는 SSIM에서도 그대로 성립한다.</w:t>
+        <w:t xml:space="preserve"> 정수 모델 열네 개의 SSIM 순위는 PSNR 순위와 거의 같고(순위 상관 0.99), 자리가 바뀐 것은 PSNR 차이가 0.03 dB 미만인 모델끼리뿐이다. maxout 대 ReLU의 SSIM 차이도 PSNR처럼 시드마다 엇갈린다(시드 1·2·3에서 +0.011 / +0.011, −0.001 / −0.001, +0.003 / +0.002). BM3D보다 높은 사진 수는 모든 모델에서 SSIM이 PSNR보다 같거나 적고(화질 모델 BSD68 68 → 67장, A 60 → 49장, B-32 ReLU+QAT 57 → 45장), 그 차이는 대체로 약한 모델일수록 크다. 즉 SSIM에서는 BM3D가 상대적으로 강하다. 그래도 본문의 BM3D 비교(화질 모델은 두 테스트셋에서 높고, 속도 모델은 Set12에서 같은 수준, BSD68에서 높다)는 SSIM에서도 그대로 성립한다.</w:t>
       </w:r>
     </w:p>
     <w:p>
@@ -2163,7 +2638,7 @@
       <w:r>
         <w:drawing>
           <wp:inline xmlns:a="http://schemas.openxmlformats.org/drawingml/2006/main" xmlns:pic="http://schemas.openxmlformats.org/drawingml/2006/picture">
-            <wp:extent cx="5400000" cy="1956522"/>
+            <wp:extent cx="5400000" cy="1839130"/>
             <wp:docPr id="2" name="Picture 2"/>
             <wp:cNvGraphicFramePr>
               <a:graphicFrameLocks noChangeAspect="1"/>
@@ -2184,7 +2659,7 @@
                   <pic:spPr>
                     <a:xfrm>
                       <a:off x="0" y="0"/>
-                      <a:ext cx="5400000" cy="1956522"/>
+                      <a:ext cx="5400000" cy="1839130"/>
                     </a:xfrm>
                     <a:prstGeom prst="rect"/>
                   </pic:spPr>
@@ -2204,7 +2679,7 @@
         </w:numPr>
       </w:pPr>
       <w:r>
-        <w:t>그림 2. 코어 사이클/픽셀 대 정수 PSNR (왼쪽 Set12, 오른쪽 BSD68). 채운 점은 보드에서 잰 사이클, 속 빈 점은 사이클 모델값. 가로선은 BM3D(실선: 논문의 클리핑 7비트 입력, 점선: 클리핑 없음). B-32 점은 같은 예산의 시드 1. 같은 사이클(약 670)에서 maxout 망이 ReLU 망 위에 있고(ReLU 망은 A보다 아래, maxout+QAT 망은 위; BSD68에서 QAT 없는 maxout 망은 A와 같은 높이), space-to-depth 망이 기준 망 A의 왼쪽 위에 있다.</w:t>
+        <w:t>그림 2. 코어 사이클/픽셀 대 정수 PSNR (왼쪽 Set12, 오른쪽 BSD68). 채운 점은 보드에서 잰 사이클, 속 빈 점은 사이클 모델값. 가로선은 BM3D(실선: 논문의 클리핑 7비트 입력, 점선: 클리핑 없음). B-32 점은 같은 예산 QAT 모델의 시드 세 개이고(세로선은 범위), 두 망 모두 약 670 사이클이지만 겹치지 않게 x를 5% 떨어뜨려 그렸다. maxout의 세 시드는 ReLU 범위의 위쪽 끝과 겹치고, 같은 파라미터의 45채널 ReLU 망은 38% 더 많은 사이클에서 그 위에 있다. space-to-depth 망 B는 기준 망 A의 왼쪽 위에 있다.</w:t>
       </w:r>
     </w:p>
     <w:p>
@@ -4358,7 +4833,7 @@
         <w:pStyle w:val="a3"/>
       </w:pPr>
       <w:r>
-        <w:t>곱셈기 64개의 소형 정수 가속기에서, 실측과 맞는 사이클 모델이 병목이 곱셈기가 아니라 입력 포트임을 보였다. 그 포트 폭에서는 연산량으로 손해인 두 설계가 이득이 됐다. space-to-depth는 6.4배 큰 망을 25% 적은 사이클에 넣었고, 은닉층 출력을 2배로 늘려 두 개씩 합치는 설계는 은닉층의 사이클을 바꾸지 않고 파라미터를 2배로 늘려 같은 폭의 ReLU 망보다 화질을 올렸으며, 시드 1에서는 max 대신 평균으로 합쳐도 같았다(float)〔시드 2·3, 평균 결합 QAT〕. 양자화 인지 학습까지 더해, 같은 입력의 BM3D를 두 테스트셋에서 PSNR과 SSIM 모두 넘는 정수 모델(30.12 / 29.02 dB, SSIM 0.8545 / 0.8206)과 기준보다 2.63배 적은 사이클로 BM3D 수준인 모델(30.00 / 28.94 dB)을 얻었고, 두 모델 모두 보드에서 한 장을 끝까지 실행해 전 층 비트 일치를 확인했다. 코드, 정수 모델, 사진별 PSNR, 보드 기록은 저장소에 있다.</w:t>
+        <w:t>곱셈기 64개의 소형 정수 가속기에서, 실측과 맞는 사이클 모델이 병목이 곱셈기가 아니라 입력 포트임을 보였다. 그 포트 폭에서는 연산량으로 손해인 두 설계의 비용이 작았다. space-to-depth는 6.4배 큰 망을 25% 적은 사이클에 넣어 화질도 올렸고, 같은 32채널 망은 시드 평균으로 기준 망과 같은 화질을 2.66배 적은 사이클에 냈다. 은닉층 출력을 2배로 늘려 두 개씩 합치는 설계는 은닉층의 사이클을 바꾸지 않고 파라미터를 2배로 늘렸지만, 같은 폭의 ReLU 망보다 높은 화질(시드 평균 +0.15 / +0.10 dB)은 시드 세 개 중 하나에서 뒤집혀 확인되지 않았다. 양자화 인지 학습까지 더해, 같은 입력의 BM3D를 두 테스트셋에서 PSNR과 SSIM 모두 넘는 정수 모델(30.12 / 29.02 dB, SSIM 0.8545 / 0.8206)과 기준보다 2.63배 적은 사이클로 BM3D 수준인 모델(30.00 / 28.94 dB)을 얻었고, 두 모델 모두 보드에서 한 장을 끝까지 실행해 전 층 비트 일치를 확인했다. 코드, 정수 모델, 사진별 PSNR, 보드 기록은 저장소에 있다.</w:t>
       </w:r>
     </w:p>
     <w:p>
@@ -4386,7 +4861,7 @@
         <w:t>한계.</w:t>
       </w:r>
       <w:r>
-        <w:t xml:space="preserve"> 사이클은 공짜지만 에너지는 아니다. maxout 망은 dense 곱셈이 ReLU 망의 2배이고, sparse 모드에서 실제로 수행한 0이 아닌 곱셈은 3.0배였다(보드 기록, 05.png; 은닉층 입력의 0이 아닌 비율 0.64–0.84 대 0.37–0.55). 동적 전력이 늘 수 있지만 측정하지 않았다. 처리 시간은 코어 사이클만 세었고 end-to-end 시간은 JTAG 하네스 기준이다. 잡음은 σ=25 하나, 시드는 하나이고(B-32 비교는 시드 2·3 진행 중), 흑백 영상만 다뤘다. 규칙은 현재 입력 구조(포트 폭, host im2col)에 조건부이며, 다른 입력 구조와 dense 모드의 COUT &gt; 64는 보드에서 재지 않았다. 모든 PSNR은 클리핑한 7비트 입력 조건이다.</w:t>
+        <w:t xml:space="preserve"> 사이클은 공짜지만 에너지는 아니다. maxout 망은 dense 곱셈이 ReLU 망의 2배이고, sparse 모드에서 실제로 수행한 0이 아닌 곱셈은 3.0배였다(보드 기록, 05.png; 은닉층 입력의 0이 아닌 비율 0.64–0.84 대 0.37–0.55). 동적 전력이 늘 수 있지만 측정하지 않았다. 처리 시간은 코어 사이클만 세었고 end-to-end 시간은 JTAG 하네스 기준이다. 잡음은 σ=25 하나이고, 시드 세 개는 B-32 ReLU·maxout 비교에만 있으며(나머지 망은 하나), 흑백 영상만 다뤘다. 규칙은 현재 입력 구조(포트 폭, host im2col)에 조건부이며, 다른 입력 구조와 dense 모드의 COUT &gt; 64는 보드에서 재지 않았다. 모든 PSNR은 클리핑한 7비트 입력 조건이다.</w:t>
       </w:r>
     </w:p>
     <w:p>

--- a/iweict2026/PAPER_KO.docx
+++ b/iweict2026/PAPER_KO.docx
@@ -457,7 +457,7 @@
         <w:t>학습.</w:t>
       </w:r>
       <w:r>
-        <w:t xml:space="preserve"> Train400 중 20장을 검증용으로 떼고 380장으로 학습한다. 40×40(A) 또는 50×50(B 계열) 패치, 뒤집기·회전, MSE, Adam(초기 10⁻³, 배치 128). 검증 PSNR이 6 epoch 동안 오르지 않으면 학습률을 반으로, 15 epoch 동안 오르지 않으면 종료한다. 검증 최고 모델을 쓴다. 체크포인트, 학습률 조정, 양자화 범위는 어느 것도 테스트셋(Set12, BSD68)으로 고르지 않았다. 데이터, 증강, 손실, 학습률 규칙은 모든 망이 같고 epoch당 픽셀 수도 같지만(52.4M 대 51.2M), epoch당 갱신 횟수는 A 256, B 계열 160이다. 최고 검증 epoch까지의 갱신은 A 2.7만, B 2.2만이었다. B-32 세 망(ReLU, 평균 결합, maxout)과 45채널 ReLU 망은 조기 종료 없이 같은 120 epoch(갱신 19,200회)을 학습하고 검증 최고 모델을 썼다. 처음 조기 종료로 학습했을 때 B-32(ReLU)는 epoch 26에 검증 PSNR이 무너진 뒤 15 epoch 안에 회복하지 못해 epoch 40(갱신 6,400)에 멈췄고 쓴 체크포인트는 epoch 25(갱신 0.4만; maxout은 1.8만)였으며, 그래서 예산을 맞춰 다시 학습했다. 시드는 B-32 ReLU와 maxout이 1·2·3, 평균 결합이 1·2이고 나머지 망은 1이다. 시드 1은 CPU에서, 시드 2·3과 45채널 망은 다른 PC의 GPU(PyTorch 기본 설정)에서 학습했다. 가중치 초기값과 학습 패치·잡음은 시드만으로 정해져 장치가 달라도 같고, 다른 것은 부동소수점 연산뿐이다. 실제로 같은 시드의 첫 epoch 학습 손실이 CPU와 GPU에서 ReLU 0.07%, 평균 결합 0.13%, maxout 1.2% 안에서 같았다.</w:t>
+        <w:t xml:space="preserve"> Train400 중 20장을 검증용으로 떼고 380장으로 학습한다. 40×40(A) 또는 50×50(B 계열) 패치, 뒤집기·회전, MSE, Adam(초기 10⁻³, 배치 128). 검증 PSNR이 6 epoch 동안 오르지 않으면 학습률을 반으로, 15 epoch 동안 오르지 않으면 종료한다. 검증 최고 모델을 쓴다. 체크포인트, 학습률 조정, 양자화 범위는 어느 것도 테스트셋(Set12, BSD68)으로 고르지 않았다. 데이터, 증강, 손실, 학습률 규칙은 모든 망이 같고 epoch당 픽셀 수도 같지만(52.4M 대 51.2M), epoch당 갱신 횟수는 A 256, B 계열 160이다. 최고 검증 epoch까지의 갱신은 A 2.7만, B 2.2만이었다. B-32 세 망(ReLU, 평균 결합, maxout)과 45채널 ReLU 망은 조기 종료 없이 같은 120 epoch(갱신 19,200회)을 학습하고 검증 최고 모델을 썼다. 처음 조기 종료로 학습했을 때 B-32(ReLU)는 epoch 26에 검증 PSNR이 무너진 뒤 15 epoch 안에 회복하지 못해 epoch 40(갱신 6,400)에 멈췄고 쓴 체크포인트는 epoch 25(갱신 0.4만; maxout은 1.8만)였으며, 그래서 예산을 맞춰 다시 학습했다. 시드는 B-32 ReLU와 maxout이 1·2·3, 평균 결합이 1·2이고 나머지 망은 1이다. 시드 1은 CPU에서, 시드 2·3과 45채널 망은 다른 PC의 GPU(PyTorch 기본 설정)에서 학습했다. 가중치 초기값과 학습 패치·잡음은 시드만으로 정해져 장치가 달라도 같고, 다른 것은 부동소수점 연산이다(GPU 기본값에서는 합성곱이 TF32일 수 있어 정밀도도 다르다). 같은 시드의 첫 epoch 학습 손실은 CPU와 GPU에서 ReLU 0.07%, 평균 결합 0.13% 안에서 같았지만, maxout은 1.2% 달라 CPU에서 시드를 바꾼 차이(0.4%)보다 컸다. 연산 정밀도 차이로 학습 궤적이 갈라진 것과 맞는다.</w:t>
       </w:r>
     </w:p>
     <w:p>
@@ -1752,7 +1752,7 @@
               <w:jc w:val="center"/>
             </w:pPr>
             <w:r>
-              <w:t>669 (실측)</w:t>
+              <w:t>669</w:t>
             </w:r>
           </w:p>
         </w:tc>
@@ -2151,7 +2151,7 @@
               <w:jc w:val="center"/>
             </w:pPr>
             <w:r>
-              <w:t>675 (실측)</w:t>
+              <w:t>675</w:t>
             </w:r>
           </w:p>
         </w:tc>
@@ -2543,7 +2543,7 @@
         <w:t>2.63배</w:t>
       </w:r>
       <w:r>
-        <w:t xml:space="preserve"> 적은 사이클로 A보다 +0.17 / +0.14 dB(12/12, 64/68장) 높다. Set12는 BM3D 수준(클리핑 기준 +0.04 dB, 9/12장; 클리핑 없는 BM3D보다 +0.01 dB), BSD68은 클리핑 BM3D보다 +0.57, 클리핑 없는 BM3D보다 +0.32 dB(67/68). 같은 구조를 조기 종료로 학습한 이전 판(29.95 / 28.91 dB)과의 차이 +0.04 / +0.03 dB는 해석하지 않는다(0.1 dB 미만). 이 모델을 고른 이유는 점수가 아니라 아래 같은 예산 비교에 들어간 바로 그 모델이기 때문이며, 시드 2·3이 나오기 전에 정했다. 세 시드의 평균은 29.97 / 28.92 dB(범위 29.91–30.00 / 28.89–28.95)이고, 시드 1은 Set12에서 셋 중 가장 높고(시드 3보다 0.002 dB) BSD68에서 둘째다. 합치기 없는 B-32 ReLU+QAT도 시드 평균 29.82 / 28.82 dB로 A(29.83 / 28.80)와 같은 화질을 2.66배 적은 사이클에 낸다. 즉 space-to-depth만으로도 같은 화질에서 사이클이 크게 준다. SSIM은 Set12에서 BM3D와 같은 수준(0.8512 대 클리핑 0.8504, 클리핑 없음 0.8513; 8/12, 7/12장)이고 BSD68에서 높으며(0.8171 대 0.7990 / 0.8037; 66/68, 63/68장), A보다는 80/80장 모두 높다(+0.009 / +0.008).</w:t>
+        <w:t xml:space="preserve"> 적은 사이클로 A보다 +0.17 / +0.14 dB(12/12, 64/68장) 높다. Set12는 BM3D 수준(클리핑 기준 +0.04 dB, 9/12장; 클리핑 없는 BM3D보다 +0.01 dB), BSD68은 클리핑 BM3D보다 +0.57, 클리핑 없는 BM3D보다 +0.32 dB(67/68). 같은 구조를 조기 종료로 학습한 이전 판(29.95 / 28.91 dB)과의 차이 +0.04 / +0.03 dB는 해석하지 않는다(0.1 dB 미만). 이 모델을 고른 이유는 점수가 아니라 아래 같은 예산 비교에 들어간 바로 그 모델이기 때문이며, 시드 2·3이 나오기 전에 정했다. 세 시드의 평균은 29.97 / 28.92 dB(범위 29.91–30.00 / 28.89–28.95)이고, 시드 1은 Set12에서 셋 중 가장 높고(시드 3보다 0.002 dB) BSD68에서 둘째다. 합치기 없는 B-32 ReLU+QAT도 시드 평균 29.82 / 28.82 dB로 A(29.83 / 28.80)와 같은 화질을 2.66배 적은 사이클에 낸다. 즉 space-to-depth로 더 깊은(10층) 망을 넣고도 같은 화질에서 사이클이 크게 준다. SSIM은 Set12에서 BM3D와 같은 수준(0.8512 대 클리핑 0.8504, 클리핑 없음 0.8513; 8/12, 7/12장)이고 BSD68에서 높으며(0.8171 대 0.7990 / 0.8037; 66/68, 63/68장), A보다는 80/80장 모두 높다(+0.009 / +0.008).</w:t>
       </w:r>
     </w:p>
     <w:p>
@@ -2579,7 +2579,7 @@
         <w:t>QAT의 효과:</w:t>
       </w:r>
       <w:r>
-        <w:t xml:space="preserve"> 시드 1에서 학습 뒤 양자화(PTQ)의 정수 손실은 maxout 망 0.16 / 0.14 dB, ReLU 망 0.05 / 0.02 dB였고(Set12 / BSD68), 시드 2·3과 45채널 망까지 보면 0.02–0.25 dB다. QAT 뒤에는 ReLU·maxout·45채널 정수 모델이 모두 float의 0.04 dB 안이다(시드 1 ReLU 망은 정수가 float보다 0.04 / 0.02 dB 높다). 시드 1의 정수 PSNR 이득은 maxout 망 +0.14 / +0.14 dB, ReLU 망 +0.12 / +0.15 dB(둘 다 80/80장)로 비슷하고 B는 +0.02 / +0.03 dB다. 평균 결합 QAT 모델의 float 값(양자화를 끈 망)은 활성값 클리핑까지 꺼져 BSD68 한 장이 8.74 dB로 무너지므로(평균 27.78 dB) 비교 기준이 되지 못한다. 클리핑만 남기면 28.75 dB로 정수 값(28.82)과 가깝고, 보드가 계산하는 정수 값과는 상관없다. QAT는 학습률 10⁻⁴의 추가 15 epoch이기도 해서, 120 epoch 끝에 아직 오르던 ReLU 망은 float 점수도 +0.03 / +0.11 dB 올랐다.</w:t>
+        <w:t xml:space="preserve"> 시드 1에서 학습 뒤 양자화(PTQ)의 정수 손실은 maxout 망 0.16 / 0.14 dB, ReLU 망 0.05 / 0.02 dB였고(Set12 / BSD68), ReLU·maxout 시드 2·3과 45채널 망까지 보면 0.02–0.25 dB다(평균 결합 시드 2는 0.29 / 0.17 dB). QAT 뒤에는 ReLU·maxout·45채널 정수 모델이 모두 float의 0.04 dB 안이다(시드 1 ReLU 망은 정수가 float보다 0.04 / 0.02 dB 높다). 시드 1의 정수 PSNR 이득은 maxout 망 +0.14 / +0.14 dB, ReLU 망 +0.12 / +0.15 dB(둘 다 80/80장)로 비슷하고 B는 +0.02 / +0.03 dB다. 평균 결합 QAT 모델의 float 값(양자화를 끈 망)은 활성값 클리핑까지 꺼져 BSD68 한 장이 8.74 dB로 무너지므로(평균 27.78 dB) 비교 기준이 되지 못한다. 클리핑만 남기면 28.75 dB로 정수 값(28.82)과 가깝고, 보드가 계산하는 정수 값과는 상관없다. QAT는 학습률 10⁻⁴의 추가 15 epoch이기도 해서, 120 epoch 끝에 아직 오르던 ReLU 망은 float 점수도 +0.03 / +0.11 dB 올랐다.</w:t>
       </w:r>
     </w:p>
     <w:p>
@@ -2679,7 +2679,7 @@
         </w:numPr>
       </w:pPr>
       <w:r>
-        <w:t>그림 2. 코어 사이클/픽셀 대 정수 PSNR (왼쪽 Set12, 오른쪽 BSD68). 채운 점은 보드에서 잰 사이클, 속 빈 점은 사이클 모델값. 가로선은 BM3D(실선: 논문의 클리핑 7비트 입력, 점선: 클리핑 없음). B-32 점은 같은 예산 QAT 모델의 시드 세 개이고(세로선은 범위), 두 망 모두 약 670 사이클이지만 겹치지 않게 x를 5% 떨어뜨려 그렸다. maxout의 세 시드는 ReLU 범위의 위쪽 끝과 겹치고, 같은 파라미터의 45채널 ReLU 망은 38% 더 많은 사이클에서 그 위에 있다. space-to-depth 망 B는 기준 망 A의 왼쪽 위에 있다.</w:t>
+        <w:t>그림 2. 코어 사이클/픽셀 대 정수 PSNR (왼쪽 Set12, 오른쪽 BSD68). 채운 점은 보드에서 잰 사이클, 속 빈 점은 사이클 모델값. 가로선은 BM3D(실선: 논문의 클리핑 7비트 입력, 점선: 클리핑 없음). B-32 점은 같은 예산 QAT 모델의 시드 세 개이고(세로선은 범위), 두 망 모두 약 670 사이클이지만 점이 겹치지 않게 x를 조금씩(최대 7%) 옮겨 그렸다. maxout의 세 시드는 ReLU 범위의 위쪽 끝과 겹치고, 같은 파라미터의 45채널 ReLU 망은 38% 더 많은 사이클에서 그 위에 있다. space-to-depth 망 B는 기준 망 A의 왼쪽 위에 있다.</w:t>
       </w:r>
     </w:p>
     <w:p>
@@ -4861,7 +4861,7 @@
         <w:t>한계.</w:t>
       </w:r>
       <w:r>
-        <w:t xml:space="preserve"> 사이클은 공짜지만 에너지는 아니다. maxout 망은 dense 곱셈이 ReLU 망의 2배이고, sparse 모드에서 실제로 수행한 0이 아닌 곱셈은 3.0배였다(보드 기록, 05.png; 은닉층 입력의 0이 아닌 비율 0.64–0.84 대 0.37–0.55). 동적 전력이 늘 수 있지만 측정하지 않았다. 처리 시간은 코어 사이클만 세었고 end-to-end 시간은 JTAG 하네스 기준이다. 잡음은 σ=25 하나이고, 시드 세 개는 B-32 ReLU·maxout 비교에만 있으며(나머지 망은 하나), 흑백 영상만 다뤘다. 규칙은 현재 입력 구조(포트 폭, host im2col)에 조건부이며, 다른 입력 구조와 dense 모드의 COUT &gt; 64는 보드에서 재지 않았다. 모든 PSNR은 클리핑한 7비트 입력 조건이다.</w:t>
+        <w:t xml:space="preserve"> 사이클은 공짜지만 에너지는 아니다. maxout 망은 dense 곱셈이 ReLU 망의 2배이고, sparse 모드에서 실제로 수행한 0이 아닌 곱셈은 3.0배였다(보드 기록, 05.png; 은닉층 입력의 0이 아닌 비율 0.64–0.84 대 0.37–0.55). 동적 전력이 늘 수 있지만 측정하지 않았다. 처리 시간은 코어 사이클만 세었고 end-to-end 시간은 JTAG 하네스 기준이다. 잡음은 σ=25 하나이고, 시드 세 개는 B-32 ReLU·maxout에만 있고(평균 결합은 두 개, 그중 시드 1은 float 값만; 나머지 망은 하나), 흑백 영상만 다뤘다. 규칙은 현재 입력 구조(포트 폭, host im2col)에 조건부이며, 다른 입력 구조와 dense 모드의 COUT &gt; 64는 보드에서 재지 않았다. 모든 PSNR은 클리핑한 7비트 입력 조건이다.</w:t>
       </w:r>
     </w:p>
     <w:p>

--- a/iweict2026/PAPER_KO.docx
+++ b/iweict2026/PAPER_KO.docx
@@ -306,7 +306,7 @@
         <w:t>실측 보정.</w:t>
       </w:r>
       <w:r>
-        <w:t xml:space="preserve"> 기준 7층 망의 보드 실행에서 모든 층이 이 값보다 창당 1 사이클 많았고, 창당 최소 COUT 사이클이 걸렸다(코어가 출력을 사이클당 하나씩 내보내므로; 같은 현상을 CIFAR-10 실행에서도 보았다). 두 보정은 매개변수가 없는 규칙이다. 창당 +1은 CIFAR-10 실행과 기준 망에서 보였고, 최소 COUT 규칙은 기준 망(첫 층 K=9, COUT=32 → 32 사이클)만으로는 "최소 32 사이클"과 구별되지 않아 B의 첫 층(K=36, COUT=64 → 64 사이클)에서 확정했다. 두 보정을 넣은 모델은 네 망의 총 사이클과 0.003% 안에서 맞고(표 II), 보정을 코드로 옮긴 뒤 처음 잰 B-32 ReLU 망은 미리 0.0014% 안에서 예측했다. 창당 1 사이클(289분의 1)은 RTL에 남은 비효율이며, 고치지 않고 모델에 넣었다. 보정 전 모델의 오차는 네 망에서 0.4–1.6%다.</w:t>
+        <w:t xml:space="preserve"> 기준 7층 망의 보드 실행에서 모든 층이 이 값보다 창당 1 사이클 많았고, 창당 최소 COUT 사이클이 걸렸다(코어가 출력을 사이클당 하나씩 내보내므로; 같은 현상을 CIFAR-10 실행에서도 보았다). 두 보정은 매개변수가 없는 규칙이다. 창당 +1은 CIFAR-10 실행과 기준 망에서 보였고, 최소 COUT 규칙은 기준 망(첫 층 K=9, COUT=32 → 32 사이클)만으로는 "최소 32 사이클"과 구별되지 않아 B의 첫 층(K=36, COUT=64 → 64 사이클)에서 확정했다. 두 보정을 넣은 모델 C′ = max(C + 1, COUT)는 네 망의 총 사이클과 0.003% 안에서 맞고(표 II), 보정을 코드로 옮긴 뒤 처음 잰 B-32 ReLU 망은 미리 0.0014% 안에서 예측했다. 창당 1 사이클(289분의 1)은 RTL에 남은 비효율이며, 고치지 않고 모델에 넣었다. 보정 전 모델의 오차는 네 망에서 0.4–1.6%다.</w:t>
       </w:r>
     </w:p>
     <w:p>
@@ -320,7 +320,34 @@
         <w:t>병목의 출처.</w:t>
       </w:r>
       <w:r>
-        <w:t xml:space="preserve"> 입력 포트가 사이클당 값 하나인 것은 물리 제약이 아니라 현재 AXI-Stream 래퍼의 설계다. 32비트 전송 단위(beat) 하나에는 7비트 값 4개가 실려 오고, 래퍼가 이를 1개/사이클로 풀어 코어에 넣는다. CIFAR-10용 비트스트림을 바꾸지 않고 재사용하려는 선택이었다. 포트를 4개/사이클로 넓히면 비용은 max(K/4, ⌈COUT/P⌉·⌈K/T⌉)가 되어 K=288, COUT=64인 층은 288 사이클(COUT=32이면 144)로 연산에 묶이고, 아래의 maxout은 더 이상 공짜가 아니다. 즉 본 논문의 규칙은 "이 포트 폭에서는"이라는 조건이 붙는다. 일반화하면 추가 사이클 없이 늘릴 수 있는 출력 채널은 대략 곱셈기 수를 입력 폭으로 나눈 값(P·T/w: 사이클당 1값이면 64, 2값이면 32, 4값이면 16)까지다. dense 상한으로는 2값/사이클만 돼도 maxout이 ReLU 망의 1.9배가 되고 B가 A보다 느려지지만(1,247 대 907 사이클/px), 보드에서 잰 활성값 밀도로 sparse 모드를 추정하면 maxout은 1.4–1.8배이고 B는 4값/사이클부터 A보다 느려진다(표 III). 창을 PC가 만든다는 점도 같은 역할을 한다. 칩 안에 라인 버퍼를 두는 일반적인 FPGA 가속기 구조 [21]에서는 창마다 새 입력 픽셀 하나의 C_in개 값만 들어오므로, dense 사이클 모델로 은닉층(K=288)이 COUT=32에서 145, COUT=64에서 289 사이클/창이 된다. 그러면 maxout은 ReLU의 약 2배 비용(B-32 maxout 615 대 ReLU 319 사이클/px)이 되어 더는 공짜가 아니고, 망 전체로도 A(833 사이클/px)가 B(1,209)보다 빨라진다(sparse 추정에서도 같다; 예측이며 보드에서 재지 않았다). 전달하려는 것은 규칙 자체가 아니라, 측정한 병목에 맞춰 망을 고르면 연산량 기준의 선택이 뒤집힌다는 방법이다.</w:t>
+        <w:t xml:space="preserve"> 입력이 사이클당 값 하나인 것은 FPGA의 물리 제약이 아니라 이 설계의 선택이다. 코어의 창 입력 포트가 사이클당 7비트 값 하나를 받고(</w:t>
+      </w:r>
+      <w:r>
+        <w:rPr>
+          <w:rFonts w:ascii="Courier New" w:hAnsi="Courier New"/>
+        </w:rPr>
+        <w:t>rtl/banked_window_mac.sv</w:t>
+      </w:r>
+      <w:r>
+        <w:t xml:space="preserve">의 </w:t>
+      </w:r>
+      <w:r>
+        <w:rPr>
+          <w:rFonts w:ascii="Courier New" w:hAnsi="Courier New"/>
+        </w:rPr>
+        <w:t>s_data[6:0]</w:t>
+      </w:r>
+      <w:r>
+        <w:t xml:space="preserve">), AXI-Stream 래퍼는 32비트 전송 단위(beat)에 실려 오는 값 4개를 그에 맞춰 1개/사이클로 풀어 넣는다. 처음 판에 '래퍼의 설계'라고 적은 것은 부정확했다. 래퍼만이 아니라 코어의 적재 경로도 바꿔야 포트가 넓어진다. 본 연구는 CIFAR-10용으로 만든 코어를 바꾸지 않고 주어진 것으로 다룬다(이미 있는 가속기를 쓰는 사용자의 입장). 포트를 4개/사이클로 넓히면 비용은 max(K/4, ⌈COUT/P⌉·⌈K/T⌉)가 되어 K=288, COUT=64인 층은 288 사이클(COUT=32이면 144)로 연산에 묶이고, 아래의 maxout은 더 이상 공짜가 아니다. 즉 본 논문의 규칙은 "이 포트 폭에서는"이라는 조건이 붙는다. 일반화하면 추가 사이클 없이 늘릴 수 있는 출력 채널은 대략 곱셈기 수를 입력 폭으로 나눈 값(P·T/w: 사이클당 1값이면 64, 2값이면 32, 4값이면 16)까지다. dense 상한으로는 2값/사이클만 돼도 maxout이 ReLU 망의 1.9배가 되고 B가 A보다 느려지지만(1,247 대 907 사이클/px), 보드에서 잰 활성값 밀도로 sparse 모드를 추정하면 maxout은 1.4–1.8배이고 B는 4값/사이클부터 A보다 느려진다(표 III). 포트를 넓히면 비용을 정하는 것은 계산 항인데, 이 항은 계산에 묶인 CIFAR-10 창(K=576, 출력 128)에서 이 코어의 RTL 시뮬레이션과 창당 1 사이클 안에서 맞았다(모델 956.2 대 시뮬레이션 956.8 사이클/창, </w:t>
+      </w:r>
+      <w:r>
+        <w:rPr>
+          <w:rFonts w:ascii="Courier New" w:hAnsi="Courier New"/>
+        </w:rPr>
+        <w:t>python scripts/cifar_budget.py --validate</w:t>
+      </w:r>
+      <w:r>
+        <w:t>). 예측은 이 항에 기댄다. 창을 PC가 만든다는 점도 같은 역할을 한다. 칩 안에 라인 버퍼를 두는 일반적인 FPGA 가속기 구조 [21]에서는 창마다 새 입력 픽셀 하나의 C_in개 값만 들어오므로, dense 사이클 모델로 은닉층(K=288)이 COUT=32에서 145, COUT=64에서 289 사이클/창이 된다. 그러면 maxout은 ReLU의 약 2배 비용(B-32 maxout 615 대 ReLU 319 사이클/px)이 되어 더는 공짜가 아니고, 망 전체로도 A(833 사이클/px)가 B(1,209)보다 빨라진다(sparse 추정에서도 같다; 예측이며 보드에서 재지 않았다). 전달하려는 것은 규칙 자체가 아니라, 측정한 병목에 맞춰 망을 고르면 연산량 기준의 선택이 뒤집힌다는 방법이다.</w:t>
       </w:r>
     </w:p>
     <w:p>
@@ -388,7 +415,7 @@
         <w:t>병목 분석.</w:t>
       </w:r>
       <w:r>
-        <w:t xml:space="preserve"> A의 중간 층(K=288, COUT=32)은 계산에 ⌈32/16⌉·72 = 144 사이클이면 되지만 입력을 받는 데 288 사이클이 걸린다. 망 전체로 곱셈기 활용률은 </w:t>
+        <w:t xml:space="preserve"> A의 중간 층(K=288, COUT=32)은 계산에 ⌈32/16⌉·72 = 144 사이클이면 되지만 입력을 받는 데 288 사이클이 걸린다. 망 전체로 곱셈기 활용률(dense 곱셈 수 / (64 × 사이클))은 </w:t>
       </w:r>
       <w:r>
         <w:rPr>
@@ -2561,7 +2588,7 @@
         <w:t>공짜 출력 채널의 효과 (시드 세 개):</w:t>
       </w:r>
       <w:r>
-        <w:t xml:space="preserve"> 같은 예산(120 epoch + QAT 15 epoch)에서 정수 PSNR(Set12 / BSD68)은 maxout 망이 시드 1·2·3에서 30.00 / 28.94, 29.91 / 28.89, 29.99 / 28.95 dB, ReLU 망이 29.62 / 28.68, 29.94 / 28.91, 29.89 / 28.88 dB다. 사이클은 maxout이 1% 많다(보드 실측 1.01배; 첫 층). 평균은 maxout이 +0.15 / +0.10 dB 높지만, 시드별 차이는 +0.37 / +0.26, −0.03 / −0.02, +0.10 / +0.07 dB로 시드 2에서 뒤집혔다(시드 2는 ReLU가 80장 중 69장에서 높다). 사진별 차이의 표준오차는 모두 0.04 dB 이하라서 불확실성은 테스트 사진이 아니라 학습 실행에서 온다. 시드 2·3을 보기 전에 정한 규칙(모든 maxout 시드가 모든 ReLU 시드보다 두 테스트셋에서 높을 때만 '높다'고 쓴다)에 따라, maxout이 화질을 올린다고 주장하지 않는다. 시드 1의 큰 차이는 그 시드의 ReLU 망이 epoch 26에 무너지고(검증 27.93 → 24.27 dB) 학습률 규칙이 회복 중에 학습률을 네 번 반으로 줄인 탓이 컸다. 이런 붕괴(검증 PSNR이 그때까지의 최고보다 1 dB 넘게 떨어짐)는 120 epoch 실행 아홉 개 중 넷(ReLU 시드 1·3, maxout 시드 2, 평균 결합 시드 2)에서 망 종류와 상관없이 일어났다. maxout 망은 파라미터가 2배이므로(76k 대 152k) 두 대조군을 함께 봤다. 같은 파라미터의 45채널 ReLU 망(150k, 934 사이클/px)은 30.05 / 28.97 dB로, 시드가 하나지만 32채널 실행 여섯 개 모두보다 높았다(가장 좋은 32채널 실행보다 +0.06 / +0.03 dB). 대신 사이클이 38% 더 든다. 같은 64 출력을 max 대신 평균으로 합치는 대조군(초기 가중치와 데이터까지 maxout과 같음)은 시드 1에서 float 검증 최고 28.549 dB, Set12 30.05 dB로 maxout(28.528, 30.02)과 같거나 약간 높았고, 시드 2에서 정수 29.82 / 28.82 dB로 maxout(29.91 / 28.89)보다 0.09 / 0.07 dB 낮았다. 두 시드 모두 0.1 dB 안이라 max와 평균의 차이는 해석하지 않는다(시드 1의 QAT 정수 값은 아직 없다). 곱셈기 활용률은 45% → 87%이고, 7층 32채널 망의 15 epoch 스크린에서는 maxout과 ReLU의 차이가 없었다(마지막 5 epoch 평균 +0.02 dB). 64채널 망에서는 출력 128이 K를 넘겨 공짜가 아니다. 처음의 조기 종료 비교(+0.54 / +0.35 dB)는 ReLU 망의 체크포인트가 갱신 0.4만인 비교라 쓰지 않는다.</w:t>
+        <w:t xml:space="preserve"> 같은 예산(120 epoch + QAT 15 epoch)에서 정수 PSNR(Set12 / BSD68)은 maxout 망이 시드 1·2·3에서 30.00 / 28.94, 29.91 / 28.89, 29.99 / 28.95 dB, ReLU 망이 29.62 / 28.68, 29.94 / 28.91, 29.89 / 28.88 dB다. 사이클은 maxout이 1% 많다(보드 실측 1.01배; 첫 층). 평균은 maxout이 +0.15 / +0.10 dB 높지만, 시드별 차이는 +0.37 / +0.26, −0.03 / −0.02, +0.10 / +0.07 dB로 시드 2에서 뒤집혔다(시드 2는 ReLU가 80장 중 69장에서 높다). 사진별 차이의 표준오차는 모두 0.04 dB 이하라서 불확실성은 테스트 사진이 아니라 학습 실행에서 온다. 시드 2·3을 보기 전에 정한 규칙(모든 maxout 시드가 모든 ReLU 시드보다 두 테스트셋에서 높을 때만 '높다'고 쓴다)에 따라, maxout이 화질을 올린다고 주장하지 않는다. 시드 1의 큰 차이는 그 시드의 ReLU 망이 epoch 26에 무너지고(검증 27.93 → 24.27 dB) 학습률 규칙이 회복 중에 학습률을 네 번 반으로 줄인 탓이 컸다. 이런 붕괴(검증 PSNR이 그때까지의 최고보다 1 dB 넘게 떨어짐)는 120 epoch 실행 아홉 개 중 넷(ReLU 시드 1·3, maxout 시드 2, 평균 결합 시드 2)에서 망 종류와 상관없이 일어났고, 망마다 붕괴한 실행이 붕괴하지 않은 실행보다 모두 낮았다(평균 결합은 float Set12 기준). 즉 시드 간 퍼짐은 대부분 붕괴한 실행에서 생긴다. 학습률을 낮추거나 기울기 클리핑을 쓰면 줄 것으로 보이지만 시험하지 않았다. maxout 망은 파라미터가 2배이므로(76k 대 152k) 두 대조군을 함께 봤다. 같은 파라미터의 45채널 ReLU 망(150k, 934 사이클/px)은 30.05 / 28.97 dB로, 시드가 하나지만 32채널 실행 여섯 개 모두보다 높았다(가장 좋은 32채널 실행보다 +0.06 / +0.03 dB). 대신 사이클이 38% 더 든다. 같은 64 출력을 max 대신 평균으로 합치는 대조군(초기 가중치와 데이터까지 maxout과 같음)은 시드 1에서 float 검증 최고 28.549 dB, Set12 30.05 dB로 maxout(28.528, 30.02)과 같거나 약간 높았고, 시드 2에서 정수 29.82 / 28.82 dB로 maxout(29.91 / 28.89)보다 0.09 / 0.07 dB 낮았다. 두 시드 모두 0.1 dB 안이라 max와 평균의 차이는 해석하지 않는다(시드 1의 QAT 정수 값은 아직 없다). 곱셈기 활용률은 45% → 87%이고, 7층 32채널 망의 15 epoch 스크린에서는 maxout과 ReLU의 차이가 없었다(마지막 5 epoch 평균 +0.02 dB). 64채널 망에서는 출력 128이 K를 넘겨 공짜가 아니다. 처음의 조기 종료 비교(+0.54 / +0.35 dB)는 ReLU 망의 체크포인트가 갱신 0.4만인 비교라 쓰지 않는다.</w:t>
       </w:r>
     </w:p>
     <w:p>

--- a/iweict2026/PAPER_KO.docx
+++ b/iweict2026/PAPER_KO.docx
@@ -275,7 +275,7 @@
         <w:jc w:val="center"/>
       </w:pPr>
       <w:r>
-        <w:t>cycles = max( K, ⌈COUT/P⌉ · ⌈K/T⌉ ).</w:t>
+        <w:t>C = max( K, ⌈COUT/P⌉ · ⌈K/T⌉ ).  (사이클/창)</w:t>
       </w:r>
     </w:p>
     <w:p>
@@ -338,7 +338,16 @@
         <w:t>s_data[6:0]</w:t>
       </w:r>
       <w:r>
-        <w:t xml:space="preserve">), AXI-Stream 래퍼는 32비트 전송 단위(beat)에 실려 오는 값 4개를 그에 맞춰 1개/사이클로 풀어 넣는다. 처음 판에 '래퍼의 설계'라고 적은 것은 부정확했다. 래퍼만이 아니라 코어의 적재 경로도 바꿔야 포트가 넓어진다. 본 연구는 CIFAR-10용으로 만든 코어를 바꾸지 않고 주어진 것으로 다룬다(이미 있는 가속기를 쓰는 사용자의 입장). 포트를 4개/사이클로 넓히면 비용은 max(K/4, ⌈COUT/P⌉·⌈K/T⌉)가 되어 K=288, COUT=64인 층은 288 사이클(COUT=32이면 144)로 연산에 묶이고, 아래의 maxout은 더 이상 공짜가 아니다. 즉 본 논문의 규칙은 "이 포트 폭에서는"이라는 조건이 붙는다. 일반화하면 추가 사이클 없이 늘릴 수 있는 출력 채널은 대략 곱셈기 수를 입력 폭으로 나눈 값(P·T/w: 사이클당 1값이면 64, 2값이면 32, 4값이면 16)까지다. dense 상한으로는 2값/사이클만 돼도 maxout이 ReLU 망의 1.9배가 되고 B가 A보다 느려지지만(1,247 대 907 사이클/px), 보드에서 잰 활성값 밀도로 sparse 모드를 추정하면 maxout은 1.4–1.8배이고 B는 4값/사이클부터 A보다 느려진다(표 III). 포트를 넓히면 비용을 정하는 것은 계산 항인데, 이 항은 계산에 묶인 CIFAR-10 창(K=576, 출력 128)에서 이 코어의 RTL 시뮬레이션과 창당 1 사이클 안에서 맞았다(모델 956.2 대 시뮬레이션 956.8 사이클/창, </w:t>
+        <w:t xml:space="preserve">), AXI-Stream 래퍼는 32비트 전송 단위(beat)에 실려 오는 값 4개를 그에 맞춰 1개/사이클로 풀어 넣는다. 래퍼만이 아니라 코어의 적재 경로도 바꿔야 포트가 넓어진다. 본 연구는 CIFAR-10용으로 만든 코어를 바꾸지 않고 주어진 것으로 다룬다(이미 있는 가속기를 쓰는 사용자의 입장). 포트를 4개/사이클로 넓히면 비용은 max(K/4, ⌈COUT/P⌉·⌈K/T⌉)가 되어 K=288, COUT=64인 층은 288 사이클(COUT=32이면 144)로 연산에 묶이고, 아래의 maxout은 더 이상 공짜가 아니다. 즉 본 논문의 규칙은 "이 포트 폭에서는"이라는 조건이 붙는다. 일반화하면 추가 사이클 없이 늘릴 수 있는 출력 채널은 대략 곱셈기 수를 입력 폭으로 나눈 값(P·T/w: 사이클당 1값이면 64, 2값이면 32, 4값이면 16)까지다. dense 상한으로는 2값/사이클만 돼도 maxout이 ReLU 망의 1.9배가 되고 B가 A보다 느려지지만(1,247 대 907 사이클/px), 보드에서 잰 활성값 밀도로 sparse 모드를 추정하면 maxout은 1.4–1.8배이고 B는 4값/사이클부터 A보다 느려진다(표 III). 포트를 넓히면 출력 64 층(4값부터는 모든 은닉층)의 비용을 정하는 것은 계산 항인데, 이 항은 같은 형상의 VGG11 </w:t>
+      </w:r>
+      <w:r>
+        <w:rPr>
+          <w:rFonts w:ascii="Courier New" w:hAnsi="Courier New"/>
+        </w:rPr>
+        <w:t>features.3</w:t>
+      </w:r>
+      <w:r>
+        <w:t xml:space="preserve"> 창(K=576, 출력 128, dense·sparse 창 교대) 중 계산에 묶인 창에서 이 코어의 RTL 시뮬레이션과 창당 1 사이클 안에서 맞았다(모델 956.2 대 시뮬레이션 956.8 사이클/창, </w:t>
       </w:r>
       <w:r>
         <w:rPr>
@@ -4754,7 +4763,7 @@
         <w:pStyle w:val="a3"/>
       </w:pPr>
       <w:r>
-        <w:t>dense 상한으로는 2값/사이클만 돼도 두 선택의 사이클 이점이 모두 사라진다. sparse 모드로 추정하면 합치기는 2값부터 공짜가 아니고(maxout 망은 입력에 0이 적어 건너뛸 곱셈이 적다), B는 4값/사이클과 라인 버퍼에서 A보다 느려진다. 4값/사이클과 라인 버퍼는 둘 다 은닉층을 연산에 묶이게 만들어 거의 같은 값이 된다. 다만 B-32 maxout(615)은 어느 구조에서도 A보다 빠르다. 래퍼를 넓히는 하드웨어 개선과 망 선택은 어느 하나를 고르는 관계가 아니다. 포트를 넓히면 모든 망이 빨라지고(A 1,775 → 907), 그때 이기는 망이 달라진다는 것이 이 표의 요점이다. 이 표의 2·4값과 라인 버퍼 열을 보드에서 재는 것이 다음 작업이다.</w:t>
+        <w:t>dense 상한으로는 2값/사이클만 돼도 두 선택의 사이클 이점이 모두 사라진다. sparse 모드로 추정하면 합치기는 2값부터 공짜가 아니고(maxout 망은 입력에 0이 적어 건너뛸 곱셈이 적다), B는 4값/사이클과 라인 버퍼에서 A보다 느려진다. 4값/사이클과 라인 버퍼는 둘 다 은닉층을 연산에 묶이게 만들어 거의 같은 값이 된다. 다만 B-32 maxout(615)은 어느 구조에서도 A보다 빠르다. 입력 포트(코어의 적재 경로와 래퍼)를 넓히는 하드웨어 개선과 망 선택은 어느 하나를 고르는 관계가 아니다. 포트를 넓히면 모든 망이 빨라지고(A 1,775 → 907), 그때 이기는 망이 달라진다는 것이 이 표의 요점이다. 이 표의 2·4값과 라인 버퍼 열을 보드에서 재는 것이 다음 작업이다.</w:t>
       </w:r>
     </w:p>
     <w:p>

--- a/iweict2026/PAPER_KO.docx
+++ b/iweict2026/PAPER_KO.docx
@@ -67,7 +67,7 @@
         <w:pStyle w:val="Abstract"/>
       </w:pPr>
       <w:r>
-        <w:t>초록—효율적인 신경망은 보통 곱셈 수를 최소화하도록 설계되지만, 소형 가속기에서는 실행 시간이 다른 것으로 정해질 수 있다. 본 연구는 소형 FPGA용 정수 CNN 가속기(Zynq XC7Z020: 곱셈기 64개, 단일 비트스트림, 7비트 입력, ReLU 출력)에서 가우시안 잡음(σ=25)을 제거하며, 측정된 병목이 망 설계를 어떻게 바꾸는지 보인다. 사이클 모델(설계 단계에서 1.7% 이내, 이전 보드 실행에서 관찰한 보정 두 개를 넣으면 0.003% 이내)은 PC가 만든 창을 사이클당 7비트 값 하나씩 받는 이 구현이 입력 포트에 묶여 있음을 보인다. 즉 한 층의 비용은 창당 K 사이클이며(K는 입력 값의 수), 출력 채널 수는 곱셈기 수(64)까지 비용에 영향을 주지 않는다. 그래서 7층 DnCNN 형태의 기준 망은 곱셈기의 41%만 쓴다. 여기서 연산량(FLOP) 기준으로는 낭비로 보이는 두 가지 선택이 나온다. 2×2 space-to-depth 입력은 10층 64채널 망(파라미터 6.4배, 곱셈 1.6배)을 기준 망보다 25% 적은 사이클에 돌리게 하며, Set12에서 0.3 dB(BSD68 0.2 dB) 높다. 은닉층의 출력을 2배로 늘려 두 개씩 합치면(maxout) 놀고 있던 곱셈기를 쓸 수 있다. 보드에서 출력 64채널 층은 창당 289 사이클로 출력 32채널 층과 같았고, 그래서 망은 파라미터가 2배가 되는 대신 사이클은 1%만 늘었다(675 대 669). 그러나 같은 학습 예산에서 같은 폭의 ReLU 망보다 화질이 높은지는 시드 세 개 중 하나에서 뒤집혀(시드 평균 +0.15 / +0.10 dB, 시드별 Set12 +0.37, −0.03, +0.10 dB), 결과 전에 정한 규칙에 따라 주장하지 않는다. 보드 연산을 재현한 양자화 인지 학습은 ReLU·maxout 정수 모델을 모두 float의 0.04 dB 안으로 가져왔다. 화질 우선 정수 모델은 30.12 / 29.02 dB로, 같은 클리핑 7비트 입력에서 측정한 BM3D(29.95 / 28.37 dB, 클리핑 없이는 29.98 / 28.62 dB)보다 높다. 속도 우선 모델은 기준 망보다 2.63배 적은 코어 사이클로 30.00 / 28.94 dB다(시드 세 개 평균 29.97 / 28.92 dB). 합치기 없는 같은 32채널 망도 시드 평균으로 기준 망과 같은 화질(29.82 / 28.82 dB)을 2.66배 적은 사이클에 낸다. 보드에서 실행한 일곱 모델마다 Set12 한 장을 끝까지 실행했고, 모든 층이 정수 모델과 비트 단위로 일치했다. 입력이 사이클당 2값이면 같은 모델은 합치기가 더는 공짜가 아니라고 예측하고, 4값이거나 칩 안에 라인 버퍼를 두면 망 B도 기준 망보다 느려진다고 예측한다. 고를 망은 측정한 병목에 따라 달라진다.</w:t>
+        <w:t>초록—효율적인 신경망은 보통 곱셈 수를 최소화하도록 설계되지만, 소형 가속기에서는 실행 시간이 다른 것으로 정해질 수 있다. 본 연구는 소형 FPGA용 정수 CNN 가속기(Zynq XC7Z020: 곱셈기 64개, 단일 비트스트림, 7비트 입력, ReLU 출력)에서 가우시안 잡음(σ=25)을 제거하며, 측정된 병목이 망 설계를 어떻게 바꾸는지 보인다. 사이클 모델(설계 단계에서 1.7% 이내, 이전 보드 실행에서 관찰한 보정 두 개를 넣으면 0.003% 이내)은 PC가 만든 창을 사이클당 7비트 값 하나씩 받는 이 구현이 입력 포트에 묶여 있음을 보인다. 즉 한 층의 비용은 창당 K 사이클이며(K는 입력 값의 수), 출력 채널 수는 곱셈기 수(64)까지 비용에 영향을 주지 않는다. 그래서 7층 DnCNN 형태의 기준 망은 곱셈기의 41%만 쓴다. 여기서 연산량(FLOP) 기준으로는 낭비로 보이는 두 가지 선택이 나온다. 2×2 space-to-depth 입력은 10층 64채널 망(파라미터 6.4배, 곱셈 1.6배)을 기준 망보다 25% 적은 사이클에 돌리게 하며, Set12에서 0.3 dB(BSD68 0.2 dB) 높다. 은닉층의 출력을 2배로 늘려 두 개씩 합치면(maxout) 놀고 있던 곱셈기를 쓸 수 있다. 보드에서 출력 64채널 층은 창당 289 사이클로 출력 32채널 층과 같았고, 그래서 망은 파라미터가 2배가 되는 대신 사이클은 1%만 늘었다(675 대 669). 그러나 같은 학습 예산에서 같은 폭의 ReLU 망보다 화질이 높은지는 시드 세 개 중 하나에서 뒤집혀(시드 평균 +0.15 / +0.10 dB, 시드별 Set12 +0.37, −0.03, +0.10 dB), 결과 전에 정한 규칙에 따라 주장하지 않는다. 보드 연산을 재현한 양자화 인지 학습은 ReLU·maxout 정수 모델을 모두 float의 0.04 dB 안으로 가져왔다. 화질 우선 정수 모델은 30.12 / 29.02 dB로, 같은 클리핑 7비트 입력에서 측정한 BM3D(29.95 / 28.37 dB, 클리핑 없이는 29.98 / 28.62 dB)보다 높다. 속도 우선 모델은 기준 망보다 2.63배 적은 코어 사이클로 30.00 / 28.94 dB다(시드 세 개 평균 29.97 / 28.92 dB). 합치기 없는 같은 32채널 망도 시드 평균으로 기준 망과 같은 화질(29.82 / 28.82 dB)을 2.66배 적은 사이클에 낸다. 보드에서 실행한 일곱 모델마다 Set12 한 장을 끝까지 실행했고, 모든 층이 정수 모델과 비트 단위로 일치했다. 입력이 사이클당 2값이면 같은 모델은 합치기가 더는 공짜가 아니라고 예측하고, 4값이거나 칩 안에 라인 버퍼를 두면 망 B도 기준 망보다 느려진다고 예측한다. 사이클당 4값을 받는 코어 변형을 만들어 네 망의 모든 층에서 실제 창으로 RTL 시뮬레이션한 결과는 이 모델과 맞았다(보드 측정 전). 고를 망은 측정한 병목에 따라 달라진다.</w:t>
       </w:r>
     </w:p>
     <w:p>
@@ -168,7 +168,7 @@
         <w:t>선택의 근거</w:t>
       </w:r>
       <w:r>
-        <w:t>다. 측정된 병목이 설계 규칙을 뒤집는다는 것을 작은 코어에서 사이클 단위로, 비트 단위로 검증한 사례 연구다. 결론은 PC가 창을 만들어 보내는 입력 구조에 대한 것이며, 칩 안 라인 버퍼 구조에서는 사이클 모델상 maxout이 더는 공짜가 아니고 망 B는 기준 망보다 느려진다(II절).</w:t>
+        <w:t>다. 측정된 병목이 설계 규칙을 뒤집는다는 것을 작은 코어에서 사이클 단위로, 비트 단위로 검증한 사례 연구다. 결론은 PC가 창을 만들어 보내는 입력 구조에 대한 것이며, 입력 포트가 사이클당 4값을 받거나(RTL 시뮬레이션으로 확인) 칩 안에 라인 버퍼를 두면(예측) maxout은 더는 공짜가 아니고 망 B는 기준 망보다 느려진다(II절).</w:t>
       </w:r>
     </w:p>
     <w:p>
@@ -338,25 +338,16 @@
         <w:t>s_data[6:0]</w:t>
       </w:r>
       <w:r>
-        <w:t xml:space="preserve">), AXI-Stream 래퍼는 32비트 전송 단위(beat)에 실려 오는 값 4개를 그에 맞춰 1개/사이클로 풀어 넣는다. 래퍼만이 아니라 코어의 적재 경로도 바꿔야 포트가 넓어진다. 본 연구는 CIFAR-10용으로 만든 코어를 바꾸지 않고 주어진 것으로 다룬다(이미 있는 가속기를 쓰는 사용자의 입장). 포트를 4개/사이클로 넓히면 비용은 max(K/4, ⌈COUT/P⌉·⌈K/T⌉)가 되어 K=288, COUT=64인 층은 288 사이클(COUT=32이면 144)로 연산에 묶이고, 아래의 maxout은 더 이상 공짜가 아니다. 즉 본 논문의 규칙은 "이 포트 폭에서는"이라는 조건이 붙는다. 일반화하면 추가 사이클 없이 늘릴 수 있는 출력 채널은 대략 곱셈기 수를 입력 폭으로 나눈 값(P·T/w: 사이클당 1값이면 64, 2값이면 32, 4값이면 16)까지다. dense 상한으로는 2값/사이클만 돼도 maxout이 ReLU 망의 1.9배가 되고 B가 A보다 느려지지만(1,247 대 907 사이클/px), 보드에서 잰 활성값 밀도로 sparse 모드를 추정하면 maxout은 1.4–1.8배이고 B는 4값/사이클부터 A보다 느려진다(표 III). 포트를 넓히면 출력 64 층(4값부터는 모든 은닉층)의 비용을 정하는 것은 계산 항인데, 이 항은 같은 형상의 VGG11 </w:t>
+        <w:t>), AXI-Stream 래퍼는 32비트 전송 단위(beat)에 실려 오는 값 4개를 그에 맞춰 1개/사이클로 풀어 넣는다. 래퍼만이 아니라 코어의 적재 경로도 바꿔야 포트가 넓어진다. 본 연구의 주된 결과는 CIFAR-10용으로 만든 코어를 바꾸지 않고 주어진 것으로 다룬다(이미 있는 가속기를 쓰는 사용자의 입장). 일반화하면 추가 사이클 없이 늘릴 수 있는 출력 채널은 대략 곱셈기 수를 입력 폭으로 나눈 값(P·T/w: 사이클당 1값이면 64, 2값이면 32, 4값이면 16)까지다. 이 규칙을 시험하려고 포트가 beat 하나(w = 4값)를 한 사이클에 받는 변형도 만들었다. 탭 4r..4r+3은 네 뱅크의 같은 행에 하나씩 들어가므로 뱅크마다 사이클당 튜플 하나라는 구조는 그대로이고, 창 적재가 K+1에서 ⌈K/4⌉+1 사이클로 준다(창 길이가 4의 배수가 아니면 PC가 0으로 채운다). 창마다 적재(⌈K/w⌉+1), 계산(⌈COUT/P⌉ × 뱅크별 0 아닌 탭 수의 최댓값), 출력(COUT) 중 가장 긴 것으로 05.png의 모든 창을 세면(보드와 같은 sparse 모드), maxout은 2값에서 ReLU 망의 1.55배, 4값에서 2.48배가 되고, B는 2값에서 아직 A의 0.82배지만 4값에서 1.19배로 A보다 느려진다(표 III). 4값 변형을 보드 비트스트림과 같은 설정(K ≤ 1152, COUT ≤ 128, P = 16, T = 4)으로 RTL 시뮬레이션해 네 망의 모든 층(37개)에 실제 창 512개씩을 넣자, 출력은 모두 정수 모델과 같았고 사이클은 이 계수와 층마다 10–164 사이클 안에서 맞았다. 그 차이는 층의 마지막 창의 계산과 파이프라인의 채움·비움으로, 창 수와 무관하다. 같은 창을 1값으로 돌린 RTL도 같은 방식으로 맞았다(</w:t>
       </w:r>
       <w:r>
         <w:rPr>
           <w:rFonts w:ascii="Courier New" w:hAnsi="Courier New"/>
         </w:rPr>
-        <w:t>features.3</w:t>
-      </w:r>
-      <w:r>
-        <w:t xml:space="preserve"> 창(K=576, 출력 128, dense·sparse 창 교대) 중 계산에 묶인 창에서 이 코어의 RTL 시뮬레이션과 창당 1 사이클 안에서 맞았다(모델 956.2 대 시뮬레이션 956.8 사이클/창, </w:t>
-      </w:r>
-      <w:r>
-        <w:rPr>
-          <w:rFonts w:ascii="Courier New" w:hAnsi="Courier New"/>
-        </w:rPr>
-        <w:t>python scripts/cifar_budget.py --validate</w:t>
-      </w:r>
-      <w:r>
-        <w:t>). 예측은 이 항에 기댄다. 창을 PC가 만든다는 점도 같은 역할을 한다. 칩 안에 라인 버퍼를 두는 일반적인 FPGA 가속기 구조 [21]에서는 창마다 새 입력 픽셀 하나의 C_in개 값만 들어오므로, dense 사이클 모델로 은닉층(K=288)이 COUT=32에서 145, COUT=64에서 289 사이클/창이 된다. 그러면 maxout은 ReLU의 약 2배 비용(B-32 maxout 615 대 ReLU 319 사이클/px)이 되어 더는 공짜가 아니고, 망 전체로도 A(833 사이클/px)가 B(1,209)보다 빨라진다(sparse 추정에서도 같다; 예측이며 보드에서 재지 않았다). 전달하려는 것은 규칙 자체가 아니라, 측정한 병목에 맞춰 망을 고르면 연산량 기준의 선택이 뒤집힌다는 방법이다.</w:t>
+        <w:t>denoise/sim_w4_layers.py</w:t>
+      </w:r>
+      <w:r>
+        <w:t>). 이 변형은 아직 보드에서 돌리지 않았다. 칩 안에 라인 버퍼를 두는 일반적인 FPGA 가속기 구조 [21]에서는 창마다 새 입력 픽셀 하나의 C_in개 값만 들어오므로, 같은 계수로 maxout은 ReLU의 2.61배, B는 A의 1.23배가 된다(dense 상한으로는 A 827 대 B 1,206 사이클/px; 예측이며 그런 하드웨어는 만들지 않았다). 전달하려는 것은 규칙 자체가 아니라, 측정한 병목에 맞춰 망을 고르면 연산량 기준의 선택이 뒤집힌다는 방법이다.</w:t>
       </w:r>
     </w:p>
     <w:p>
@@ -538,7 +529,7 @@
         <w:t>RTL.</w:t>
       </w:r>
       <w:r>
-        <w:t xml:space="preserve"> UVM [11] 환경(AXI4-Lite·AXI4-Stream 에이전트, 모니터에서 예측하는 참조 모델 스코어보드, 형상·모드·데이터·흐름 커버리지, AXI 핸드셰이크 assertion 8개)을 Verilator 5.052에서 돌렸다. 테스트 4종을 빌드 4개와 시드 2–3개로 실행해 UVM 1.2에서 39회, IEEE 1800.2-2020에서 26회 모두 통과했고(xsim은 돌리지 않았다), UVM 1.2 실행에서 출력 38,809개와 레지스터 읽기 7,114개를 비교했다(2020판 실행은 23,043개와 4,774개). 일부러 넣은 버그 10개를 모두 검출했다. 형상 커버리지는 축소 빌드에서 89–100%, 보드 빌드에서는 17–29%다. 지시 테스트는 CIFAR-10 층 형상(K=27–1152, COUT=32–128)을 덮으며, 잡음 제거망의 형상(K=9, 36, 297, 324, 612 등)은 UVM이 아니라 보드에서 비트 단위로 검증했다.</w:t>
+        <w:t xml:space="preserve"> UVM [11] 환경(AXI4-Lite·AXI4-Stream 에이전트, 모니터에서 예측하는 참조 모델 스코어보드, 형상·모드·데이터·흐름 커버리지, AXI 핸드셰이크 assertion 8개)을 Verilator 5.052에서 돌렸다. 테스트 4종을 빌드 7개(4값 변형 3개 포함)와 시드 2–3개로 실행해 UVM 1.2에서 69회, IEEE 1800.2-2020에서 46회 모두 통과했고(xsim은 돌리지 않았다), UVM 1.2 실행에서 출력 63,179개와 레지스터 읽기 11,419개를 비교했다(2020판 실행은 37,525개와 7,659개). 일부러 넣은 버그 15개(4값 경로 5개 포함)를 모두 검출했다. 형상 커버리지는 축소 빌드에서 89–100%, 보드 빌드에서는 17–29%다(4값 변형은 86–94%, 14–29%). 지시 테스트는 CIFAR-10 층 형상(K=27–1152, COUT=32–128)을 덮으며, 잡음 제거망의 형상(K=9, 36, 297, 324, 612 등)은 UVM이 아니라 보드에서 비트 단위로 검증했다.</w:t>
       </w:r>
     </w:p>
     <w:p>
@@ -3747,7 +3738,16 @@
         </w:numPr>
       </w:pPr>
       <w:r>
-        <w:t>표 III. 입력 구조별 예측 코어 사이클/픽셀 (보정 사이클 모델, dense). 현재 구조(1값/사이클)만 보드에서 쟀고 나머지는 예측이다. 라인 버퍼는 창마다 새 입력 픽셀 하나(C_in개 값)가 들어오는 구조다.</w:t>
+        <w:t>표 III. 입력 구조별 코어 사이클/픽셀. Set12 05.png의 모든 창을 센 값이며(sparse 모드, 보드와 같음) 괄호는 dense 상한이다. 창당 비용은 max(적재 + 1, ⌈COUT/P⌉ × 그룹당 비용, COUT)이고, 적재는 ⌈K/w⌉ 또는 라인 버퍼의 C_in, 그룹당 비용은 뱅크별 0 아닌 탭 수의 최댓값(dense는 ⌈K/4⌉)이다(</w:t>
+      </w:r>
+      <w:r>
+        <w:rPr>
+          <w:rFonts w:ascii="Courier New" w:hAnsi="Courier New"/>
+        </w:rPr>
+        <w:t>denoise/wider_ports.py</w:t>
+      </w:r>
+      <w:r>
+        <w:t>). 1값은 보드 실측이고, 4값은 RTL 시뮬레이션으로 창당 계수를 확인했으며(보드 측정 전), 2값과 라인 버퍼는 예측이다. 라인 버퍼는 창마다 새 입력 픽셀 하나(C_in개 값)가 들어오는 구조다.</w:t>
       </w:r>
     </w:p>
     <w:tbl>
@@ -3794,7 +3794,7 @@
               <w:jc w:val="center"/>
             </w:pPr>
             <w:r>
-              <w:t>1값/사이클 (현재, 실측)</w:t>
+              <w:t>1값/사이클 (보드)</w:t>
             </w:r>
           </w:p>
         </w:tc>
@@ -3824,7 +3824,7 @@
               <w:jc w:val="center"/>
             </w:pPr>
             <w:r>
-              <w:t>4값/사이클</w:t>
+              <w:t>4값/사이클 (RTL)</w:t>
             </w:r>
           </w:p>
         </w:tc>
@@ -3885,7 +3885,7 @@
               <w:jc w:val="center"/>
             </w:pPr>
             <w:r>
-              <w:t>907</w:t>
+              <w:t>907 (907)</w:t>
             </w:r>
           </w:p>
         </w:tc>
@@ -3900,7 +3900,7 @@
               <w:jc w:val="center"/>
             </w:pPr>
             <w:r>
-              <w:t>833</w:t>
+              <w:t>573 (828)</w:t>
             </w:r>
           </w:p>
         </w:tc>
@@ -3915,7 +3915,7 @@
               <w:jc w:val="center"/>
             </w:pPr>
             <w:r>
-              <w:t>833</w:t>
+              <w:t>538 (827)</w:t>
             </w:r>
           </w:p>
         </w:tc>
@@ -3961,7 +3961,7 @@
               <w:jc w:val="center"/>
             </w:pPr>
             <w:r>
-              <w:t>1,247</w:t>
+              <w:t>741 (1,245)</w:t>
             </w:r>
           </w:p>
         </w:tc>
@@ -3976,7 +3976,7 @@
               <w:jc w:val="center"/>
             </w:pPr>
             <w:r>
-              <w:t>1,209</w:t>
+              <w:t>683 (1,207)</w:t>
             </w:r>
           </w:p>
         </w:tc>
@@ -3991,7 +3991,7 @@
               <w:jc w:val="center"/>
             </w:pPr>
             <w:r>
-              <w:t>1,209</w:t>
+              <w:t>665 (1,206)</w:t>
             </w:r>
           </w:p>
         </w:tc>
@@ -4037,7 +4037,7 @@
               <w:jc w:val="center"/>
             </w:pPr>
             <w:r>
-              <w:t>339</w:t>
+              <w:t>339 (339)</w:t>
             </w:r>
           </w:p>
         </w:tc>
@@ -4052,7 +4052,7 @@
               <w:jc w:val="center"/>
             </w:pPr>
             <w:r>
-              <w:t>319</w:t>
+              <w:t>203 (317)</w:t>
             </w:r>
           </w:p>
         </w:tc>
@@ -4067,7 +4067,7 @@
               <w:jc w:val="center"/>
             </w:pPr>
             <w:r>
-              <w:t>319</w:t>
+              <w:t>191 (316)</w:t>
             </w:r>
           </w:p>
         </w:tc>
@@ -4113,7 +4113,7 @@
               <w:jc w:val="center"/>
             </w:pPr>
             <w:r>
-              <w:t>635</w:t>
+              <w:t>524 (633)</w:t>
             </w:r>
           </w:p>
         </w:tc>
@@ -4128,7 +4128,7 @@
               <w:jc w:val="center"/>
             </w:pPr>
             <w:r>
-              <w:t>615</w:t>
+              <w:t>503 (613)</w:t>
             </w:r>
           </w:p>
         </w:tc>
@@ -4143,7 +4143,7 @@
               <w:jc w:val="center"/>
             </w:pPr>
             <w:r>
-              <w:t>615</w:t>
+              <w:t>500 (612)</w:t>
             </w:r>
           </w:p>
         </w:tc>
@@ -4189,7 +4189,7 @@
               <w:jc w:val="center"/>
             </w:pPr>
             <w:r>
-              <w:t>1.37</w:t>
+              <w:t>0.82 (1.37)</w:t>
             </w:r>
           </w:p>
         </w:tc>
@@ -4204,7 +4204,7 @@
               <w:jc w:val="center"/>
             </w:pPr>
             <w:r>
-              <w:t>1.45</w:t>
+              <w:t>1.19 (1.46)</w:t>
             </w:r>
           </w:p>
         </w:tc>
@@ -4219,7 +4219,7 @@
               <w:jc w:val="center"/>
             </w:pPr>
             <w:r>
-              <w:t>1.45</w:t>
+              <w:t>1.23 (1.46)</w:t>
             </w:r>
           </w:p>
         </w:tc>
@@ -4265,7 +4265,7 @@
               <w:jc w:val="center"/>
             </w:pPr>
             <w:r>
-              <w:t>1.87</w:t>
+              <w:t>1.55 (1.87)</w:t>
             </w:r>
           </w:p>
         </w:tc>
@@ -4280,7 +4280,7 @@
               <w:jc w:val="center"/>
             </w:pPr>
             <w:r>
-              <w:t>1.93</w:t>
+              <w:t>2.48 (1.94)</w:t>
             </w:r>
           </w:p>
         </w:tc>
@@ -4295,7 +4295,7 @@
               <w:jc w:val="center"/>
             </w:pPr>
             <w:r>
-              <w:t>1.93</w:t>
+              <w:t>2.61 (1.94)</w:t>
             </w:r>
           </w:p>
         </w:tc>
@@ -4303,467 +4303,10 @@
     </w:tbl>
     <w:p>
       <w:pPr>
-        <w:pStyle w:val="tablehead"/>
-        <w:numPr>
-          <w:ilvl w:val="0"/>
-          <w:numId w:val="0"/>
-        </w:numPr>
-      </w:pPr>
-      <w:r>
-        <w:t>sparse 모드 추정 (보드에서 잰 층별 입력 활성값 밀도를 쓰고, 뱅크 불균형을 1.0–1.3으로 가정; 연산에 묶인 잡음 제거 층의 sparse 사이클은 보드에서 재지 않았다)</w:t>
-      </w:r>
-    </w:p>
-    <w:tbl>
-      <w:tblPr>
-        <w:tblW w:type="auto" w:w="0"/>
-        <w:tblBorders>
-          <w:top w:val="single" w:sz="4" w:space="0" w:color="000000"/>
-          <w:bottom w:val="single" w:sz="4" w:space="0" w:color="000000"/>
-          <w:insideH w:val="single" w:sz="4" w:space="0" w:color="000000"/>
-        </w:tblBorders>
-        <w:tblLayout w:type="fixed"/>
-        <w:tblLook w:firstColumn="1" w:firstRow="1" w:lastColumn="0" w:lastRow="0" w:noHBand="0" w:noVBand="1" w:val="04A0"/>
-      </w:tblPr>
-      <w:tblGrid>
-        <w:gridCol w:w="1429"/>
-        <w:gridCol w:w="1111"/>
-        <w:gridCol w:w="1111"/>
-        <w:gridCol w:w="1111"/>
-      </w:tblGrid>
-      <w:tr>
-        <w:tc>
-          <w:tcPr>
-            <w:tcW w:type="dxa" w:w="1429"/>
-          </w:tcPr>
-          <w:p>
-            <w:pPr>
-              <w:pStyle w:val="tablecolhead"/>
-              <w:spacing w:before="20" w:after="20"/>
-            </w:pPr>
-            <w:r>
-              <w:t>망</w:t>
-            </w:r>
-          </w:p>
-        </w:tc>
-        <w:tc>
-          <w:tcPr>
-            <w:tcW w:type="dxa" w:w="1111"/>
-          </w:tcPr>
-          <w:p>
-            <w:pPr>
-              <w:pStyle w:val="tablecolhead"/>
-              <w:spacing w:before="20" w:after="20"/>
-              <w:jc w:val="center"/>
-            </w:pPr>
-            <w:r>
-              <w:t>2값/사이클</w:t>
-            </w:r>
-          </w:p>
-        </w:tc>
-        <w:tc>
-          <w:tcPr>
-            <w:tcW w:type="dxa" w:w="1111"/>
-          </w:tcPr>
-          <w:p>
-            <w:pPr>
-              <w:pStyle w:val="tablecolhead"/>
-              <w:spacing w:before="20" w:after="20"/>
-              <w:jc w:val="center"/>
-            </w:pPr>
-            <w:r>
-              <w:t>4값/사이클</w:t>
-            </w:r>
-          </w:p>
-        </w:tc>
-        <w:tc>
-          <w:tcPr>
-            <w:tcW w:type="dxa" w:w="1111"/>
-          </w:tcPr>
-          <w:p>
-            <w:pPr>
-              <w:pStyle w:val="tablecolhead"/>
-              <w:spacing w:before="20" w:after="20"/>
-              <w:jc w:val="center"/>
-            </w:pPr>
-            <w:r>
-              <w:t>라인 버퍼</w:t>
-            </w:r>
-          </w:p>
-        </w:tc>
-      </w:tr>
-      <w:tr>
-        <w:tc>
-          <w:tcPr>
-            <w:tcW w:type="dxa" w:w="1429"/>
-          </w:tcPr>
-          <w:p>
-            <w:pPr>
-              <w:pStyle w:val="tablecopy"/>
-              <w:spacing w:before="20" w:after="20"/>
-            </w:pPr>
-            <w:r>
-              <w:t>A</w:t>
-            </w:r>
-          </w:p>
-        </w:tc>
-        <w:tc>
-          <w:tcPr>
-            <w:tcW w:type="dxa" w:w="1111"/>
-          </w:tcPr>
-          <w:p>
-            <w:pPr>
-              <w:pStyle w:val="tablecopy"/>
-              <w:spacing w:before="20" w:after="20"/>
-              <w:jc w:val="center"/>
-            </w:pPr>
-            <w:r>
-              <w:t>907</w:t>
-            </w:r>
-          </w:p>
-        </w:tc>
-        <w:tc>
-          <w:tcPr>
-            <w:tcW w:type="dxa" w:w="1111"/>
-          </w:tcPr>
-          <w:p>
-            <w:pPr>
-              <w:pStyle w:val="tablecopy"/>
-              <w:spacing w:before="20" w:after="20"/>
-              <w:jc w:val="center"/>
-            </w:pPr>
-            <w:r>
-              <w:t>495–603</w:t>
-            </w:r>
-          </w:p>
-        </w:tc>
-        <w:tc>
-          <w:tcPr>
-            <w:tcW w:type="dxa" w:w="1111"/>
-          </w:tcPr>
-          <w:p>
-            <w:pPr>
-              <w:pStyle w:val="tablecopy"/>
-              <w:spacing w:before="20" w:after="20"/>
-              <w:jc w:val="center"/>
-            </w:pPr>
-            <w:r>
-              <w:t>458–582</w:t>
-            </w:r>
-          </w:p>
-        </w:tc>
-      </w:tr>
-      <w:tr>
-        <w:tc>
-          <w:tcPr>
-            <w:tcW w:type="dxa" w:w="1429"/>
-          </w:tcPr>
-          <w:p>
-            <w:pPr>
-              <w:pStyle w:val="tablecopy"/>
-              <w:spacing w:before="20" w:after="20"/>
-            </w:pPr>
-            <w:r>
-              <w:t>B</w:t>
-            </w:r>
-          </w:p>
-        </w:tc>
-        <w:tc>
-          <w:tcPr>
-            <w:tcW w:type="dxa" w:w="1111"/>
-          </w:tcPr>
-          <w:p>
-            <w:pPr>
-              <w:pStyle w:val="tablecopy"/>
-              <w:spacing w:before="20" w:after="20"/>
-              <w:jc w:val="center"/>
-            </w:pPr>
-            <w:r>
-              <w:t>678–777</w:t>
-            </w:r>
-          </w:p>
-        </w:tc>
-        <w:tc>
-          <w:tcPr>
-            <w:tcW w:type="dxa" w:w="1111"/>
-          </w:tcPr>
-          <w:p>
-            <w:pPr>
-              <w:pStyle w:val="tablecopy"/>
-              <w:spacing w:before="20" w:after="20"/>
-              <w:jc w:val="center"/>
-            </w:pPr>
-            <w:r>
-              <w:t>579–733</w:t>
-            </w:r>
-          </w:p>
-        </w:tc>
-        <w:tc>
-          <w:tcPr>
-            <w:tcW w:type="dxa" w:w="1111"/>
-          </w:tcPr>
-          <w:p>
-            <w:pPr>
-              <w:pStyle w:val="tablecopy"/>
-              <w:spacing w:before="20" w:after="20"/>
-              <w:jc w:val="center"/>
-            </w:pPr>
-            <w:r>
-              <w:t>557–717</w:t>
-            </w:r>
-          </w:p>
-        </w:tc>
-      </w:tr>
-      <w:tr>
-        <w:tc>
-          <w:tcPr>
-            <w:tcW w:type="dxa" w:w="1429"/>
-          </w:tcPr>
-          <w:p>
-            <w:pPr>
-              <w:pStyle w:val="tablecopy"/>
-              <w:spacing w:before="20" w:after="20"/>
-            </w:pPr>
-            <w:r>
-              <w:t>B-32 ReLU</w:t>
-            </w:r>
-          </w:p>
-        </w:tc>
-        <w:tc>
-          <w:tcPr>
-            <w:tcW w:type="dxa" w:w="1111"/>
-          </w:tcPr>
-          <w:p>
-            <w:pPr>
-              <w:pStyle w:val="tablecopy"/>
-              <w:spacing w:before="20" w:after="20"/>
-              <w:jc w:val="center"/>
-            </w:pPr>
-            <w:r>
-              <w:t>339</w:t>
-            </w:r>
-          </w:p>
-        </w:tc>
-        <w:tc>
-          <w:tcPr>
-            <w:tcW w:type="dxa" w:w="1111"/>
-          </w:tcPr>
-          <w:p>
-            <w:pPr>
-              <w:pStyle w:val="tablecopy"/>
-              <w:spacing w:before="20" w:after="20"/>
-              <w:jc w:val="center"/>
-            </w:pPr>
-            <w:r>
-              <w:t>178–210</w:t>
-            </w:r>
-          </w:p>
-        </w:tc>
-        <w:tc>
-          <w:tcPr>
-            <w:tcW w:type="dxa" w:w="1111"/>
-          </w:tcPr>
-          <w:p>
-            <w:pPr>
-              <w:pStyle w:val="tablecopy"/>
-              <w:spacing w:before="20" w:after="20"/>
-              <w:jc w:val="center"/>
-            </w:pPr>
-            <w:r>
-              <w:t>160–204</w:t>
-            </w:r>
-          </w:p>
-        </w:tc>
-      </w:tr>
-      <w:tr>
-        <w:tc>
-          <w:tcPr>
-            <w:tcW w:type="dxa" w:w="1429"/>
-          </w:tcPr>
-          <w:p>
-            <w:pPr>
-              <w:pStyle w:val="tablecopy"/>
-              <w:spacing w:before="20" w:after="20"/>
-            </w:pPr>
-            <w:r>
-              <w:t>B-32 maxout</w:t>
-            </w:r>
-          </w:p>
-        </w:tc>
-        <w:tc>
-          <w:tcPr>
-            <w:tcW w:type="dxa" w:w="1111"/>
-          </w:tcPr>
-          <w:p>
-            <w:pPr>
-              <w:pStyle w:val="tablecopy"/>
-              <w:spacing w:before="20" w:after="20"/>
-              <w:jc w:val="center"/>
-            </w:pPr>
-            <w:r>
-              <w:t>481–606</w:t>
-            </w:r>
-          </w:p>
-        </w:tc>
-        <w:tc>
-          <w:tcPr>
-            <w:tcW w:type="dxa" w:w="1111"/>
-          </w:tcPr>
-          <w:p>
-            <w:pPr>
-              <w:pStyle w:val="tablecopy"/>
-              <w:spacing w:before="20" w:after="20"/>
-              <w:jc w:val="center"/>
-            </w:pPr>
-            <w:r>
-              <w:t>461–586</w:t>
-            </w:r>
-          </w:p>
-        </w:tc>
-        <w:tc>
-          <w:tcPr>
-            <w:tcW w:type="dxa" w:w="1111"/>
-          </w:tcPr>
-          <w:p>
-            <w:pPr>
-              <w:pStyle w:val="tablecopy"/>
-              <w:spacing w:before="20" w:after="20"/>
-              <w:jc w:val="center"/>
-            </w:pPr>
-            <w:r>
-              <w:t>456–586</w:t>
-            </w:r>
-          </w:p>
-        </w:tc>
-      </w:tr>
-      <w:tr>
-        <w:tc>
-          <w:tcPr>
-            <w:tcW w:type="dxa" w:w="1429"/>
-          </w:tcPr>
-          <w:p>
-            <w:pPr>
-              <w:pStyle w:val="tablecopy"/>
-              <w:spacing w:before="20" w:after="20"/>
-            </w:pPr>
-            <w:r>
-              <w:t>B ÷ A</w:t>
-            </w:r>
-          </w:p>
-        </w:tc>
-        <w:tc>
-          <w:tcPr>
-            <w:tcW w:type="dxa" w:w="1111"/>
-          </w:tcPr>
-          <w:p>
-            <w:pPr>
-              <w:pStyle w:val="tablecopy"/>
-              <w:spacing w:before="20" w:after="20"/>
-              <w:jc w:val="center"/>
-            </w:pPr>
-            <w:r>
-              <w:t>0.75–0.86</w:t>
-            </w:r>
-          </w:p>
-        </w:tc>
-        <w:tc>
-          <w:tcPr>
-            <w:tcW w:type="dxa" w:w="1111"/>
-          </w:tcPr>
-          <w:p>
-            <w:pPr>
-              <w:pStyle w:val="tablecopy"/>
-              <w:spacing w:before="20" w:after="20"/>
-              <w:jc w:val="center"/>
-            </w:pPr>
-            <w:r>
-              <w:t>1.17–1.21</w:t>
-            </w:r>
-          </w:p>
-        </w:tc>
-        <w:tc>
-          <w:tcPr>
-            <w:tcW w:type="dxa" w:w="1111"/>
-          </w:tcPr>
-          <w:p>
-            <w:pPr>
-              <w:pStyle w:val="tablecopy"/>
-              <w:spacing w:before="20" w:after="20"/>
-              <w:jc w:val="center"/>
-            </w:pPr>
-            <w:r>
-              <w:t>1.22–1.23</w:t>
-            </w:r>
-          </w:p>
-        </w:tc>
-      </w:tr>
-      <w:tr>
-        <w:tc>
-          <w:tcPr>
-            <w:tcW w:type="dxa" w:w="1429"/>
-          </w:tcPr>
-          <w:p>
-            <w:pPr>
-              <w:pStyle w:val="tablecopy"/>
-              <w:spacing w:before="20" w:after="20"/>
-            </w:pPr>
-            <w:r>
-              <w:t>maxout ÷ ReLU</w:t>
-            </w:r>
-          </w:p>
-        </w:tc>
-        <w:tc>
-          <w:tcPr>
-            <w:tcW w:type="dxa" w:w="1111"/>
-          </w:tcPr>
-          <w:p>
-            <w:pPr>
-              <w:pStyle w:val="tablecopy"/>
-              <w:spacing w:before="20" w:after="20"/>
-              <w:jc w:val="center"/>
-            </w:pPr>
-            <w:r>
-              <w:t>1.42–1.79</w:t>
-            </w:r>
-          </w:p>
-        </w:tc>
-        <w:tc>
-          <w:tcPr>
-            <w:tcW w:type="dxa" w:w="1111"/>
-          </w:tcPr>
-          <w:p>
-            <w:pPr>
-              <w:pStyle w:val="tablecopy"/>
-              <w:spacing w:before="20" w:after="20"/>
-              <w:jc w:val="center"/>
-            </w:pPr>
-            <w:r>
-              <w:t>2.59–2.79</w:t>
-            </w:r>
-          </w:p>
-        </w:tc>
-        <w:tc>
-          <w:tcPr>
-            <w:tcW w:type="dxa" w:w="1111"/>
-          </w:tcPr>
-          <w:p>
-            <w:pPr>
-              <w:pStyle w:val="tablecopy"/>
-              <w:spacing w:before="20" w:after="20"/>
-              <w:jc w:val="center"/>
-            </w:pPr>
-            <w:r>
-              <w:t>2.85–2.88</w:t>
-            </w:r>
-          </w:p>
-        </w:tc>
-      </w:tr>
-    </w:tbl>
-    <w:p>
-      <w:pPr>
         <w:pStyle w:val="a3"/>
       </w:pPr>
       <w:r>
-        <w:t>dense 상한으로는 2값/사이클만 돼도 두 선택의 사이클 이점이 모두 사라진다. sparse 모드로 추정하면 합치기는 2값부터 공짜가 아니고(maxout 망은 입력에 0이 적어 건너뛸 곱셈이 적다), B는 4값/사이클과 라인 버퍼에서 A보다 느려진다. 4값/사이클과 라인 버퍼는 둘 다 은닉층을 연산에 묶이게 만들어 거의 같은 값이 된다. 다만 B-32 maxout(615)은 어느 구조에서도 A보다 빠르다. 입력 포트(코어의 적재 경로와 래퍼)를 넓히는 하드웨어 개선과 망 선택은 어느 하나를 고르는 관계가 아니다. 포트를 넓히면 모든 망이 빨라지고(A 1,775 → 907), 그때 이기는 망이 달라진다는 것이 이 표의 요점이다. 이 표의 2·4값과 라인 버퍼 열을 보드에서 재는 것이 다음 작업이다.</w:t>
+        <w:t>sparse 모드에서 합치기는 2값부터 공짜가 아니고(maxout 망은 입력에 0이 적어 건너뛸 곱셈이 적다), B는 4값과 라인 버퍼에서 A보다 느려진다. dense 상한으로는 2값만 돼도 두 이점이 모두 사라진다. 다만 B-32 maxout은 어느 구조에서도 A보다 빠르다. 입력 포트(코어의 적재 경로와 래퍼)를 넓히는 하드웨어 개선과 망 선택은 어느 하나를 고르는 관계가 아니다. 포트를 넓히면 모든 망이 빨라지고(A 1,775 → 573), 그때 이기는 망이 달라진다는 것이 이 표의 요점이다. 4값 열을 보드에서 재는 것이 다음 작업이다(비트스트림 설정과 실행 스크립트는 저장소에 있다).</w:t>
       </w:r>
     </w:p>
     <w:p>
@@ -4883,7 +4426,7 @@
         <w:t>어디까지 일반적인가.</w:t>
       </w:r>
       <w:r>
-        <w:t xml:space="preserve"> 구체적인 규칙(출력 채널 2배가 공짜, 64채널 망 B가 A보다 빠름)은 PC가 만든 창을 사이클당 값 하나로 받는 이 입력 구조에서만 성립하며, 표 III처럼 입력이 2값/사이클이면 합치기가, 4값/사이클이나 라인 버퍼면 B의 이점도 사라진다(sparse 추정 기준; dense 상한으로는 2값에서 둘 다). 일반화되는 것은 두 가지다. 첫째는 판정 기준이다. 추가 사이클 없이 늘릴 수 있는 출력 채널은 대략 곱셈기 수를 사이클당 입력 값 수로 나눈 값(P·T/w)이다. 곱셈기 256개에 4값/사이클인 가속기라면 256/4 = 64이므로 32채널 망의 출력 2배는 다시 공짜가 되고, 이 코어를 2값/사이클로 넓히면 공짜가 아니다. 둘째는 방법이다. 병목을 재고, 그것을 맞히는 사이클 모델을 세우고, 공짜인 자원을 쓰는 망을 고른다. 병목에 맞춰 설계를 고르는 일은 다른 플랫폼에서도 나타난다. TPU·GPU에서는 space-to-depth와, 일부 단계에서는 연산량이 더 많은 일반 합성곱(fused MBConv)이 활용률을 올려 오히려 빨랐고 [13], [22], 메모리 대역에 묶인 LLM 추론에서는 노는 연산으로 토큰 여러 개를 한 번에 검증하는 추측 디코딩 [23]이 쓰이며, GPU에서는 잰 지연의 계단에 맞춰 채널 수를 고르고 [25], 시스톨릭 배열에서는 지연이 가장 짧은 망(그룹당 채널 수)이 배열 크기에 따라 달라진다 [26]. MCU에서는 노는 자원이 아니라 메모리 용량이라는 다른 병목에 맞춰 망과 실행 순서를 함께 설계한다 [24]. P·T/w 기준이 다른 입력 구조에서 실제로 맞는지는 아직 예측이며, 2·4값 포트와 라인 버퍼를 보드에서 재는 것이 다음 작업이다.</w:t>
+        <w:t xml:space="preserve"> 구체적인 규칙(출력 채널 2배가 공짜, 64채널 망 B가 A보다 빠름)은 PC가 만든 창을 사이클당 값 하나로 받는 이 입력 구조에서만 성립하며, 표 III처럼 입력이 2값/사이클이면 합치기가, 4값/사이클이나 라인 버퍼면 B의 이점도 사라진다(창을 센 sparse 값 기준이며 4값은 RTL 시뮬레이션으로 확인했다; dense 상한으로는 2값에서 둘 다). 일반화되는 것은 두 가지다. 첫째는 판정 기준이다. 추가 사이클 없이 늘릴 수 있는 출력 채널은 대략 곱셈기 수를 사이클당 입력 값 수로 나눈 값(P·T/w)이다. 곱셈기 256개에 4값/사이클인 가속기라면 256/4 = 64이므로 32채널 망의 출력 2배는 다시 공짜가 되고, 이 코어를 2값/사이클로 넓히면 공짜가 아니다. 둘째는 방법이다. 병목을 재고, 그것을 맞히는 사이클 모델을 세우고, 공짜인 자원을 쓰는 망을 고른다. 병목에 맞춰 설계를 고르는 일은 다른 플랫폼에서도 나타난다. TPU·GPU에서는 space-to-depth와, 일부 단계에서는 연산량이 더 많은 일반 합성곱(fused MBConv)이 활용률을 올려 오히려 빨랐고 [13], [22], 메모리 대역에 묶인 LLM 추론에서는 노는 연산으로 토큰 여러 개를 한 번에 검증하는 추측 디코딩 [23]이 쓰이며, GPU에서는 잰 지연의 계단에 맞춰 채널 수를 고르고 [25], 시스톨릭 배열에서는 지연이 가장 짧은 망(그룹당 채널 수)이 배열 크기에 따라 달라진다 [26]. MCU에서는 노는 자원이 아니라 메모리 용량이라는 다른 병목에 맞춰 망과 실행 순서를 함께 설계한다 [24]. 4값 포트에서는 P·T/w 기준이 RTL 시뮬레이션과 맞았지만 보드 측정은 아직이고, 2값 포트와 라인 버퍼에서는 아직 예측이다.</w:t>
       </w:r>
     </w:p>
     <w:p>
@@ -4897,7 +4440,7 @@
         <w:t>한계.</w:t>
       </w:r>
       <w:r>
-        <w:t xml:space="preserve"> 사이클은 공짜지만 에너지는 아니다. maxout 망은 dense 곱셈이 ReLU 망의 2배이고, sparse 모드에서 실제로 수행한 0이 아닌 곱셈은 3.0배였다(보드 기록, 05.png; 은닉층 입력의 0이 아닌 비율 0.64–0.84 대 0.37–0.55). 동적 전력이 늘 수 있지만 측정하지 않았다. 처리 시간은 코어 사이클만 세었고 end-to-end 시간은 JTAG 하네스 기준이다. 잡음은 σ=25 하나이고, 시드 세 개는 B-32 ReLU·maxout에만 있고(평균 결합은 두 개, 그중 시드 1은 float 값만; 나머지 망은 하나), 흑백 영상만 다뤘다. 규칙은 현재 입력 구조(포트 폭, host im2col)에 조건부이며, 다른 입력 구조와 dense 모드의 COUT &gt; 64는 보드에서 재지 않았다. 모든 PSNR은 클리핑한 7비트 입력 조건이다.</w:t>
+        <w:t xml:space="preserve"> 사이클은 공짜지만 에너지는 아니다. maxout 망은 dense 곱셈이 ReLU 망의 2배이고, sparse 모드에서 실제로 수행한 0이 아닌 곱셈은 3.0배였다(보드 기록, 05.png; 은닉층 입력의 0이 아닌 비율 0.64–0.84 대 0.37–0.55). 동적 전력이 늘 수 있지만 측정하지 않았다. 처리 시간은 코어 사이클만 세었고 end-to-end 시간은 JTAG 하네스 기준이다. 잡음은 σ=25 하나이고, 시드 세 개는 B-32 ReLU·maxout에만 있고(평균 결합은 두 개, 그중 시드 1은 float 값만; 나머지 망은 하나), 흑백 영상만 다뤘다. 규칙은 현재 입력 구조(포트 폭, host im2col)에 조건부이며, 다른 입력 구조(4값 포트는 RTL 시뮬레이션만)와 dense 모드의 COUT &gt; 64는 보드에서 재지 않았다. 모든 PSNR은 클리핑한 7비트 입력 조건이다.</w:t>
       </w:r>
     </w:p>
     <w:p>

--- a/iweict2026/PAPER_KO.docx
+++ b/iweict2026/PAPER_KO.docx
@@ -168,7 +168,7 @@
         <w:t>선택의 근거</w:t>
       </w:r>
       <w:r>
-        <w:t>다. 측정된 병목이 설계 규칙을 뒤집는다는 것을 작은 코어에서 사이클 단위로, 비트 단위로 검증한 사례 연구다. 결론은 PC가 창을 만들어 보내는 입력 구조에 대한 것이며, 입력 포트가 사이클당 4값을 받거나(RTL 시뮬레이션으로 확인) 칩 안에 라인 버퍼를 두면(예측) maxout은 더는 공짜가 아니고 망 B는 기준 망보다 느려진다(II절).</w:t>
+        <w:t>다. 측정된 병목이 설계 규칙을 뒤집는다는 것을 작은 코어에서 사이클 단위로, 비트 단위로 검증한 사례 연구다. 결론은 PC가 만든 창을 사이클당 값 하나로 받는 입력 구조에 대한 것이며, 입력 포트가 사이클당 4값을 받거나(층마다 실제 창 512개의 RTL 시뮬레이션과 맞음, 보드 측정 전) 칩 안에 라인 버퍼를 두면(예측) maxout은 더는 공짜가 아니고 망 B는 기준 망보다 느려진다(II절).</w:t>
       </w:r>
     </w:p>
     <w:p>
@@ -306,7 +306,7 @@
         <w:t>실측 보정.</w:t>
       </w:r>
       <w:r>
-        <w:t xml:space="preserve"> 기준 7층 망의 보드 실행에서 모든 층이 이 값보다 창당 1 사이클 많았고, 창당 최소 COUT 사이클이 걸렸다(코어가 출력을 사이클당 하나씩 내보내므로; 같은 현상을 CIFAR-10 실행에서도 보았다). 두 보정은 매개변수가 없는 규칙이다. 창당 +1은 CIFAR-10 실행과 기준 망에서 보였고, 최소 COUT 규칙은 기준 망(첫 층 K=9, COUT=32 → 32 사이클)만으로는 "최소 32 사이클"과 구별되지 않아 B의 첫 층(K=36, COUT=64 → 64 사이클)에서 확정했다. 두 보정을 넣은 모델 C′ = max(C + 1, COUT)는 네 망의 총 사이클과 0.003% 안에서 맞고(표 II), 보정을 코드로 옮긴 뒤 처음 잰 B-32 ReLU 망은 미리 0.0014% 안에서 예측했다. 창당 1 사이클(289분의 1)은 RTL에 남은 비효율이며, 고치지 않고 모델에 넣었다. 보정 전 모델의 오차는 네 망에서 0.4–1.6%다.</w:t>
+        <w:t xml:space="preserve"> 기준 7층 망의 보드 실행에서 모든 층이 이 값보다 창당 1 사이클 많았고, 창당 최소 COUT 사이클이 걸렸다(코어가 출력을 사이클당 하나씩 내보내므로; 같은 현상을 CIFAR-10 실행에서도 보았다). 두 보정은 매개변수가 없는 규칙이다. 창당 +1은 CIFAR-10 실행과 기준 망에서 보였고, 최소 COUT 규칙은 기준 망(첫 층 K=9, COUT=32 → 32 사이클)만으로는 "최소 32 사이클"과 구별되지 않아 B의 첫 층(K=36, COUT=64 → 64 사이클)에서 확정했다. 두 보정을 넣은 모델 C′ = max(K + 1, ⌈COUT/P⌉ · ⌈K/T⌉, COUT)는(+1은 창 적재에 붙고 계산에 묶인 창에는 붙지 않는다) 네 망의 총 사이클과 0.003% 안에서 맞고(표 II), 보정을 코드로 옮긴 뒤 처음 잰 B-32 ReLU 망은 미리 0.0014% 안에서 예측했다. 창당 1 사이클(289분의 1)은 RTL에 남은 비효율이며, 고치지 않고 모델에 넣었다. 보정 전 모델의 오차는 네 망에서 0.4–1.6%다.</w:t>
       </w:r>
     </w:p>
     <w:p>
@@ -338,7 +338,7 @@
         <w:t>s_data[6:0]</w:t>
       </w:r>
       <w:r>
-        <w:t>), AXI-Stream 래퍼는 32비트 전송 단위(beat)에 실려 오는 값 4개를 그에 맞춰 1개/사이클로 풀어 넣는다. 래퍼만이 아니라 코어의 적재 경로도 바꿔야 포트가 넓어진다. 본 연구의 주된 결과는 CIFAR-10용으로 만든 코어를 바꾸지 않고 주어진 것으로 다룬다(이미 있는 가속기를 쓰는 사용자의 입장). 일반화하면 추가 사이클 없이 늘릴 수 있는 출력 채널은 대략 곱셈기 수를 입력 폭으로 나눈 값(P·T/w: 사이클당 1값이면 64, 2값이면 32, 4값이면 16)까지다. 이 규칙을 시험하려고 포트가 beat 하나(w = 4값)를 한 사이클에 받는 변형도 만들었다. 탭 4r..4r+3은 네 뱅크의 같은 행에 하나씩 들어가므로 뱅크마다 사이클당 튜플 하나라는 구조는 그대로이고, 창 적재가 K+1에서 ⌈K/4⌉+1 사이클로 준다(창 길이가 4의 배수가 아니면 PC가 0으로 채운다). 창마다 적재(⌈K/w⌉+1), 계산(⌈COUT/P⌉ × 뱅크별 0 아닌 탭 수의 최댓값), 출력(COUT) 중 가장 긴 것으로 05.png의 모든 창을 세면(보드와 같은 sparse 모드), maxout은 2값에서 ReLU 망의 1.55배, 4값에서 2.48배가 되고, B는 2값에서 아직 A의 0.82배지만 4값에서 1.19배로 A보다 느려진다(표 III). 4값 변형을 보드 비트스트림과 같은 설정(K ≤ 1152, COUT ≤ 128, P = 16, T = 4)으로 RTL 시뮬레이션해 네 망의 모든 층(37개)에 실제 창 512개씩을 넣자, 출력은 모두 정수 모델과 같았고 사이클은 이 계수와 층마다 10–164 사이클 안에서 맞았다. 그 차이는 층의 마지막 창의 계산과 파이프라인의 채움·비움으로, 창 수와 무관하다. 같은 창을 1값으로 돌린 RTL도 같은 방식으로 맞았다(</w:t>
+        <w:t>), AXI-Stream 래퍼는 32비트 전송 단위(beat)에 실려 오는 값 4개를 그에 맞춰 1개/사이클로 풀어 넣는다. 래퍼만이 아니라 코어의 적재 경로도 바꿔야 포트가 넓어진다. 본 연구의 주된 결과는 CIFAR-10용으로 만든 코어를 바꾸지 않고 주어진 것으로 다룬다(이미 있는 가속기를 쓰는 사용자의 입장). 일반화하면 추가 사이클 없이 늘릴 수 있는 출력 채널은 대략 곱셈기 수를 입력 폭으로 나눈 값(P·T/w: 사이클당 1값이면 64, 2값이면 32, 4값이면 16)까지다. 이 규칙을 시험하려고 포트가 beat 하나(w = 4값)를 한 사이클에 받는 변형도 만들었다. 탭 4r..4r+3은 네 뱅크의 같은 행에 하나씩 들어가므로 뱅크마다 사이클당 튜플 하나라는 구조는 그대로이고, 창 적재가 K+1에서 ⌈K/4⌉+1 사이클로 준다(창 길이가 4의 배수가 아니면 PC가 0으로 채운다). 창마다 적재(⌈K/w⌉+1), 계산(⌈COUT/P⌉ × 뱅크별 0 아닌 탭 수의 최댓값), 출력(COUT) 중 가장 긴 것으로 05.png의 모든 창을 세면(보드와 같은 sparse 모드), maxout은 2값에서 ReLU 망의 1.55배, 4값에서 2.48배가 되고, B는 2값에서 아직 A의 0.82배지만 4값에서 1.19배로 A보다 느려진다(표 III). 4값 변형을 보드 비트스트림과 같은 설정(K ≤ 1152, COUT ≤ 128, P = 16, T = 4)으로 RTL 시뮬레이션해 네 망의 모든 층(37개)에 실제 창 512개씩을 넣자, 출력은 모두 정수 모델과 같았고 사이클은 이 계수와 층마다 10–164 사이클 안에서 맞았다. 그 차이는 실행마다 한 번 붙는 파이프라인의 채움·비움(계산에 묶인 은닉층에서는 첫 창의 적재 ⌈K/4⌉+1에 18–19 사이클)으로, 창 수와 무관하다. 이 시뮬레이션은 DMA가 매 사이클 beat를 대 주는 입력을 가정했다. 같은 창을 1값으로 돌린 RTL도 같은 방식으로 맞았다(</w:t>
       </w:r>
       <w:r>
         <w:rPr>
@@ -529,7 +529,7 @@
         <w:t>RTL.</w:t>
       </w:r>
       <w:r>
-        <w:t xml:space="preserve"> UVM [11] 환경(AXI4-Lite·AXI4-Stream 에이전트, 모니터에서 예측하는 참조 모델 스코어보드, 형상·모드·데이터·흐름 커버리지, AXI 핸드셰이크 assertion 8개)을 Verilator 5.052에서 돌렸다. 테스트 4종을 빌드 7개(4값 변형 3개 포함)와 시드 2–3개로 실행해 UVM 1.2에서 69회, IEEE 1800.2-2020에서 46회 모두 통과했고(xsim은 돌리지 않았다), UVM 1.2 실행에서 출력 63,179개와 레지스터 읽기 11,419개를 비교했다(2020판 실행은 37,525개와 7,659개). 일부러 넣은 버그 15개(4값 경로 5개 포함)를 모두 검출했다. 형상 커버리지는 축소 빌드에서 89–100%, 보드 빌드에서는 17–29%다(4값 변형은 86–94%, 14–29%). 지시 테스트는 CIFAR-10 층 형상(K=27–1152, COUT=32–128)을 덮으며, 잡음 제거망의 형상(K=9, 36, 297, 324, 612 등)은 UVM이 아니라 보드에서 비트 단위로 검증했다.</w:t>
+        <w:t xml:space="preserve"> UVM [11] 환경(AXI4-Lite·AXI4-Stream 에이전트, 모니터에서 예측하는 참조 모델 스코어보드, 형상·모드·데이터·흐름 커버리지, AXI 핸드셰이크 assertion 8개)을 Verilator 5.052에서 돌렸다. 테스트 4종을 빌드 7개(4값 변형 3개 포함)와 시드 2–3개로 실행해 UVM 1.2에서 69회, IEEE 1800.2-2020에서 46회 모두 통과했고(xsim은 돌리지 않았다), UVM 1.2 실행에서 출력 63,179개와 레지스터 읽기 11,419개를 비교했다(2020판 실행은 37,525개와 7,659개). 일부러 넣은 버그 15개(4값 경로 5개 포함)를 모두 검출했다. 형상 커버리지는 축소 빌드에서 89–100%, 보드 빌드에서는 17–29%다(4값 변형은 86–94%, 14–29%). 지시 테스트는 CIFAR-10 층 형상(K=27–1152, COUT=32–128)을 덮으며, 잡음 제거망의 형상(K=9, 36, 297, 324, 612 등)은 UVM이 아니라, 1값 코어는 보드에서, 4값 변형은 네 망의 모든 층에서 실제 창 512개씩의 RTL 시뮬레이션(II절; 보드 실행 전)에서 비트 단위로 검증했다.</w:t>
       </w:r>
     </w:p>
     <w:p>
@@ -3747,7 +3747,7 @@
         <w:t>denoise/wider_ports.py</w:t>
       </w:r>
       <w:r>
-        <w:t>). 1값은 보드 실측이고, 4값은 RTL 시뮬레이션으로 창당 계수를 확인했으며(보드 측정 전), 2값과 라인 버퍼는 예측이다. 라인 버퍼는 창마다 새 입력 픽셀 하나(C_in개 값)가 들어오는 구조다.</w:t>
+        <w:t>). 1값은 보드 실측이고, 4값도 같은 식으로 센 값이며, 그 창당 계수를 층마다 실제 창 512개의 RTL 시뮬레이션(sparse 모드)으로 확인했고(dense 값은 RTL에서 돌리지 않았다; 보드 측정 전), 2값과 라인 버퍼는 예측이다. 라인 버퍼는 창마다 새 입력 픽셀 하나(C_in개 값)가 들어오는 구조다.</w:t>
       </w:r>
     </w:p>
     <w:tbl>
@@ -3824,7 +3824,7 @@
               <w:jc w:val="center"/>
             </w:pPr>
             <w:r>
-              <w:t>4값/사이클 (RTL)</w:t>
+              <w:t>4값/사이클 (계수는 RTL 확인)</w:t>
             </w:r>
           </w:p>
         </w:tc>
@@ -4426,7 +4426,7 @@
         <w:t>어디까지 일반적인가.</w:t>
       </w:r>
       <w:r>
-        <w:t xml:space="preserve"> 구체적인 규칙(출력 채널 2배가 공짜, 64채널 망 B가 A보다 빠름)은 PC가 만든 창을 사이클당 값 하나로 받는 이 입력 구조에서만 성립하며, 표 III처럼 입력이 2값/사이클이면 합치기가, 4값/사이클이나 라인 버퍼면 B의 이점도 사라진다(창을 센 sparse 값 기준이며 4값은 RTL 시뮬레이션으로 확인했다; dense 상한으로는 2값에서 둘 다). 일반화되는 것은 두 가지다. 첫째는 판정 기준이다. 추가 사이클 없이 늘릴 수 있는 출력 채널은 대략 곱셈기 수를 사이클당 입력 값 수로 나눈 값(P·T/w)이다. 곱셈기 256개에 4값/사이클인 가속기라면 256/4 = 64이므로 32채널 망의 출력 2배는 다시 공짜가 되고, 이 코어를 2값/사이클로 넓히면 공짜가 아니다. 둘째는 방법이다. 병목을 재고, 그것을 맞히는 사이클 모델을 세우고, 공짜인 자원을 쓰는 망을 고른다. 병목에 맞춰 설계를 고르는 일은 다른 플랫폼에서도 나타난다. TPU·GPU에서는 space-to-depth와, 일부 단계에서는 연산량이 더 많은 일반 합성곱(fused MBConv)이 활용률을 올려 오히려 빨랐고 [13], [22], 메모리 대역에 묶인 LLM 추론에서는 노는 연산으로 토큰 여러 개를 한 번에 검증하는 추측 디코딩 [23]이 쓰이며, GPU에서는 잰 지연의 계단에 맞춰 채널 수를 고르고 [25], 시스톨릭 배열에서는 지연이 가장 짧은 망(그룹당 채널 수)이 배열 크기에 따라 달라진다 [26]. MCU에서는 노는 자원이 아니라 메모리 용량이라는 다른 병목에 맞춰 망과 실행 순서를 함께 설계한다 [24]. 4값 포트에서는 P·T/w 기준이 RTL 시뮬레이션과 맞았지만 보드 측정은 아직이고, 2값 포트와 라인 버퍼에서는 아직 예측이다.</w:t>
+        <w:t xml:space="preserve"> 구체적인 규칙(출력 채널 2배가 공짜, 64채널 망 B가 A보다 빠름)은 PC가 만든 창을 사이클당 값 하나로 받는 이 입력 구조에서만 성립하며, 표 III처럼 입력이 2값/사이클이면 합치기가, 4값/사이클이나 라인 버퍼면 B의 이점도 사라진다(창을 센 sparse 값 기준이며 4값은 표본 창의 RTL 시뮬레이션과 맞았다; dense 상한으로는 2값에서 둘 다). 일반화되는 것은 두 가지다. 첫째는 판정 기준이다. 추가 사이클 없이 늘릴 수 있는 출력 채널은 대략 곱셈기 수를 사이클당 입력 값 수로 나눈 값(P·T/w)이다. 곱셈기 256개에 4값/사이클인 가속기라면 256/4 = 64이므로 32채널 망의 출력 2배는 다시 공짜가 되고, 이 코어를 2값/사이클로 넓히면 공짜가 아니다. 둘째는 방법이다. 병목을 재고, 그것을 맞히는 사이클 모델을 세우고, 공짜인 자원을 쓰는 망을 고른다. 병목에 맞춰 설계를 고르는 일은 다른 플랫폼에서도 나타난다. TPU·GPU에서는 space-to-depth와, 일부 단계에서는 연산량이 더 많은 일반 합성곱(fused MBConv)이 활용률을 올려 오히려 빨랐고 [13], [22], 메모리 대역에 묶인 LLM 추론에서는 노는 연산으로 토큰 여러 개를 한 번에 검증하는 추측 디코딩 [23]이 쓰이며, GPU에서는 잰 지연의 계단에 맞춰 채널 수를 고르고 [25], 시스톨릭 배열에서는 지연이 가장 짧은 망(그룹당 채널 수)이 배열 크기에 따라 달라진다 [26]. MCU에서는 노는 자원이 아니라 메모리 용량이라는 다른 병목에 맞춰 망과 실행 순서를 함께 설계한다 [24]. 이 코어의 4값 포트에서는 P·T/w의 바탕인 창당 계수가 표본 창(층마다 512개)의 RTL 시뮬레이션과 맞았지만 보드 측정은 아직이고, 2값 포트와 라인 버퍼에서는 아직 예측이다.</w:t>
       </w:r>
     </w:p>
     <w:p>

--- a/iweict2026/PAPER_KO.docx
+++ b/iweict2026/PAPER_KO.docx
@@ -67,7 +67,7 @@
         <w:pStyle w:val="Abstract"/>
       </w:pPr>
       <w:r>
-        <w:t>초록—효율적인 신경망은 보통 곱셈 수를 최소화하도록 설계되지만, 소형 가속기에서는 실행 시간이 다른 것으로 정해질 수 있다. 본 연구는 소형 FPGA용 정수 CNN 가속기(Zynq XC7Z020: 곱셈기 64개, 단일 비트스트림, 7비트 입력, ReLU 출력)에서 가우시안 잡음(σ=25)을 제거하며, 측정된 병목이 망 설계를 어떻게 바꾸는지 보인다. 사이클 모델(설계 단계에서 1.7% 이내, 이전 보드 실행에서 관찰한 보정 두 개를 넣으면 0.003% 이내)은 PC가 만든 창을 사이클당 7비트 값 하나씩 받는 이 구현이 입력 포트에 묶여 있음을 보인다. 즉 한 층의 비용은 창당 K 사이클이며(K는 입력 값의 수), 출력 채널 수는 곱셈기 수(64)까지 비용에 영향을 주지 않는다. 그래서 7층 DnCNN 형태의 기준 망은 곱셈기의 41%만 쓴다. 여기서 연산량(FLOP) 기준으로는 낭비로 보이는 두 가지 선택이 나온다. 2×2 space-to-depth 입력은 10층 64채널 망(파라미터 6.4배, 곱셈 1.6배)을 기준 망보다 25% 적은 사이클에 돌리게 하며, Set12에서 0.3 dB(BSD68 0.2 dB) 높다. 은닉층의 출력을 2배로 늘려 두 개씩 합치면(maxout) 놀고 있던 곱셈기를 쓸 수 있다. 보드에서 출력 64채널 층은 창당 289 사이클로 출력 32채널 층과 같았고, 그래서 망은 파라미터가 2배가 되는 대신 사이클은 1%만 늘었다(675 대 669). 그러나 같은 학습 예산에서 같은 폭의 ReLU 망보다 화질이 높은지는 시드 세 개 중 하나에서 뒤집혀(시드 평균 +0.15 / +0.10 dB, 시드별 Set12 +0.37, −0.03, +0.10 dB), 결과 전에 정한 규칙에 따라 주장하지 않는다. 보드 연산을 재현한 양자화 인지 학습은 ReLU·maxout 정수 모델을 모두 float의 0.04 dB 안으로 가져왔다. 화질 우선 정수 모델은 30.12 / 29.02 dB로, 같은 클리핑 7비트 입력에서 측정한 BM3D(29.95 / 28.37 dB, 클리핑 없이는 29.98 / 28.62 dB)보다 높다. 속도 우선 모델은 기준 망보다 2.63배 적은 코어 사이클로 30.00 / 28.94 dB다(시드 세 개 평균 29.97 / 28.92 dB). 합치기 없는 같은 32채널 망도 시드 평균으로 기준 망과 같은 화질(29.82 / 28.82 dB)을 2.66배 적은 사이클에 낸다. 보드에서 실행한 일곱 모델마다 Set12 한 장을 끝까지 실행했고, 모든 층이 정수 모델과 비트 단위로 일치했다. 입력이 사이클당 2값이면 같은 모델은 합치기가 더는 공짜가 아니라고 예측하고, 4값이거나 칩 안에 라인 버퍼를 두면 망 B도 기준 망보다 느려진다고 예측한다. 사이클당 4값을 받는 코어 변형을 만들어 네 망의 모든 층에서 실제 창으로 RTL 시뮬레이션한 결과는 이 모델과 맞았다(보드 측정 전). 고를 망은 측정한 병목에 따라 달라진다.</w:t>
+        <w:t>초록—효율적인 신경망은 보통 곱셈 수를 최소화하도록 설계되지만, 소형 가속기에서는 실행 시간이 다른 것으로 정해질 수 있다. 본 연구는 소형 FPGA용 정수 CNN 가속기(Zynq XC7Z020: 곱셈기 64개, 단일 비트스트림, 7비트 입력, ReLU 출력)에서 가우시안 잡음(σ=25)을 제거하며, 측정된 병목이 망 설계를 어떻게 바꾸는지 보인다. 사이클 모델(설계 단계에서 1.7% 이내, 이전 보드 실행에서 관찰한 보정 두 개를 넣으면 0.003% 이내)은 PC가 만든 창을 사이클당 7비트 값 하나씩 받는 이 구현이 입력 포트에 묶여 있음을 보인다. 즉 한 층의 비용은 창당 K 사이클이며(K는 입력 값의 수), 출력 채널 수는 곱셈기 수(64)까지 비용에 영향을 주지 않는다. 그래서 7층 DnCNN 형태의 기준 망은 곱셈기의 41%만 쓴다. 여기서 연산량(FLOP) 기준으로는 낭비로 보이는 두 가지 선택이 나온다. 2×2 space-to-depth 입력은 10층 64채널 망(파라미터 6.4배, 곱셈 1.6배)을 기준 망보다 25% 적은 사이클에 돌리게 하며, Set12에서 0.3 dB(BSD68 0.2 dB) 높다. 은닉층의 출력을 2배로 늘려 두 개씩 합치면(maxout) 놀고 있던 곱셈기를 쓸 수 있다. 보드에서 출력 64채널 층은 창당 289 사이클로 출력 32채널 층과 같았고, 그래서 망은 파라미터가 2배가 되는 대신 사이클은 1%만 늘었다(675 대 669). 그러나 같은 학습 예산에서 같은 폭의 ReLU 망보다 화질이 높은지는 시드 세 개 중 하나에서 뒤집혀(시드 평균 +0.15 / +0.10 dB, 시드별 Set12 +0.37, −0.03, +0.10 dB), 결과 전에 정한 규칙에 따라 주장하지 않는다. 보드 연산을 재현한 양자화 인지 학습은 ReLU·maxout 정수 모델을 모두 float의 0.04 dB 안으로 가져왔다. 화질 우선 정수 모델은 30.12 / 29.02 dB로, 같은 클리핑 7비트 입력에서 측정한 BM3D(29.95 / 28.37 dB, 클리핑 없이는 29.98 / 28.62 dB)보다 높다. 속도 우선 모델은 기준 망보다 2.63배 적은 코어 사이클로 30.00 / 28.94 dB다(시드 세 개 평균 29.97 / 28.92 dB). 합치기 없는 같은 32채널 망도 시드 평균으로 기준 망과 같은 화질(29.82 / 28.82 dB)을 2.66배 적은 사이클에 낸다. 보드에서 실행한 일곱 모델마다 Set12 한 장을 끝까지 실행했고, 모든 층이 정수 모델과 비트 단위로 일치했다. 입력이 사이클당 2값이면 같은 모델은 합치기가 더는 공짜가 아니라고 예측하고, 4값이거나 칩 안에 라인 버퍼를 두면 망 B도 기준 망보다 느려진다고 예측한다. 사이클당 4값을 받는 코어 변형을 만들어 보드에서 네 망을 돌리자, 비트스트림을 만들기 전에 커밋한 예측과 총 사이클이 0.005% 안에서 맞았고 B는 A의 1.19배, 합치기는 ReLU 망의 2.48배가 되었다. 고를 망은 측정한 병목에 따라 달라진다.</w:t>
       </w:r>
     </w:p>
     <w:p>
@@ -168,7 +168,7 @@
         <w:t>선택의 근거</w:t>
       </w:r>
       <w:r>
-        <w:t>다. 측정된 병목이 설계 규칙을 뒤집는다는 것을 작은 코어에서 사이클 단위로, 비트 단위로 검증한 사례 연구다. 결론은 PC가 만든 창을 사이클당 값 하나로 받는 입력 구조에 대한 것이며, 입력 포트가 사이클당 4값을 받거나(층마다 실제 창 512개의 RTL 시뮬레이션과 맞음, 보드 측정 전) 칩 안에 라인 버퍼를 두면(예측) maxout은 더는 공짜가 아니고 망 B는 기준 망보다 느려진다(II절).</w:t>
+        <w:t>다. 측정된 병목이 설계 규칙을 뒤집는다는 것을 작은 코어에서 사이클 단위로, 비트 단위로 검증한 사례 연구다. 결론은 PC가 만든 창을 사이클당 값 하나로 받는 입력 구조에 대한 것이며, 입력 포트가 사이클당 4값을 받거나(보드 실측) 칩 안에 라인 버퍼를 두면(예측) maxout은 더는 공짜가 아니고 망 B는 기준 망보다 느려진다(II절).</w:t>
       </w:r>
     </w:p>
     <w:p>
@@ -347,7 +347,34 @@
         <w:t>denoise/sim_w4_layers.py</w:t>
       </w:r>
       <w:r>
-        <w:t>). 이 변형은 아직 보드에서 돌리지 않았다. 칩 안에 라인 버퍼를 두는 일반적인 FPGA 가속기 구조 [21]에서는 창마다 새 입력 픽셀 하나의 C_in개 값만 들어오므로, 같은 계수로 maxout은 ReLU의 2.61배, B는 A의 1.23배가 된다(dense 상한으로는 A 827 대 B 1,206 사이클/px; 예측이며 그런 하드웨어는 만들지 않았다). 전달하려는 것은 규칙 자체가 아니라, 측정한 병목에 맞춰 망을 고르면 연산량 기준의 선택이 뒤집힌다는 방법이다.</w:t>
+        <w:t xml:space="preserve">). 이어서 이 변형을 보드에서 돌렸다(표 II). 타이밍은 100 MHz에서 닫혔고(WNS +0.130 ns), 설계는 1값 빌드처럼 LUT 21%, BRAM 51%를 쓴다. 네 망의 모든 층이 정수 모델과 비트 단위로 일치했고(05.png PSNR도 1값과 같다), 총 사이클은 비트스트림을 만들기 전에 커밋한 예측(커밋 7e81f6b의 </w:t>
+      </w:r>
+      <w:r>
+        <w:rPr>
+          <w:rFonts w:ascii="Courier New" w:hAnsi="Courier New"/>
+        </w:rPr>
+        <w:t>denoise/w4_prediction.json</w:t>
+      </w:r>
+      <w:r>
+        <w:t>)보다 0.0009–0.0044% 많았다. 층마다의 차이 9–164 사이클은 위의 채움·비움이고, DMA가 입력을 늦춘 것은 네 망을 합쳐 12 사이클(B-32 ReLU의 conv5)뿐이었다. 즉 B ÷ A는 1값의 0.75에서 1.19로, maxout ÷ ReLU는 1.01에서 2.48로 바뀌었다(</w:t>
+      </w:r>
+      <w:r>
+        <w:rPr>
+          <w:rFonts w:ascii="Courier New" w:hAnsi="Courier New"/>
+        </w:rPr>
+        <w:t>denoise/compare_w4.py</w:t>
+      </w:r>
+      <w:r>
+        <w:t xml:space="preserve"> → </w:t>
+      </w:r>
+      <w:r>
+        <w:rPr>
+          <w:rFonts w:ascii="Courier New" w:hAnsi="Courier New"/>
+        </w:rPr>
+        <w:t>w4_measured.json</w:t>
+      </w:r>
+      <w:r>
+        <w:t>). 칩 안에 라인 버퍼를 두는 일반적인 FPGA 가속기 구조 [21]에서는 창마다 새 입력 픽셀 하나의 C_in개 값만 들어오므로, 같은 계수로 maxout은 ReLU의 2.61배, B는 A의 1.23배가 된다(dense 상한으로는 A 827 대 B 1,206 사이클/px; 예측이며 그런 하드웨어는 만들지 않았다). 전달하려는 것은 규칙 자체가 아니라, 측정한 병목에 맞춰 망을 고르면 연산량 기준의 선택이 뒤집힌다는 방법이다.</w:t>
       </w:r>
     </w:p>
     <w:p>
@@ -529,7 +556,7 @@
         <w:t>RTL.</w:t>
       </w:r>
       <w:r>
-        <w:t xml:space="preserve"> UVM [11] 환경(AXI4-Lite·AXI4-Stream 에이전트, 모니터에서 예측하는 참조 모델 스코어보드, 형상·모드·데이터·흐름 커버리지, AXI 핸드셰이크 assertion 8개)을 Verilator 5.052에서 돌렸다. 테스트 4종을 빌드 7개(4값 변형 3개 포함)와 시드 2–3개로 실행해 UVM 1.2에서 69회, IEEE 1800.2-2020에서 46회 모두 통과했고(xsim은 돌리지 않았다), UVM 1.2 실행에서 출력 63,179개와 레지스터 읽기 11,419개를 비교했다(2020판 실행은 37,525개와 7,659개). 일부러 넣은 버그 15개(4값 경로 5개 포함)를 모두 검출했다. 형상 커버리지는 축소 빌드에서 89–100%, 보드 빌드에서는 17–29%다(4값 변형은 86–94%, 14–29%). 지시 테스트는 CIFAR-10 층 형상(K=27–1152, COUT=32–128)을 덮으며, 잡음 제거망의 형상(K=9, 36, 297, 324, 612 등)은 UVM이 아니라, 1값 코어는 보드에서, 4값 변형은 네 망의 모든 층에서 실제 창 512개씩의 RTL 시뮬레이션(II절; 보드 실행 전)에서 비트 단위로 검증했다.</w:t>
+        <w:t xml:space="preserve"> UVM [11] 환경(AXI4-Lite·AXI4-Stream 에이전트, 모니터에서 예측하는 참조 모델 스코어보드, 형상·모드·데이터·흐름 커버리지, AXI 핸드셰이크 assertion 8개)을 Verilator 5.052에서 돌렸다. 테스트 4종을 빌드 7개(4값 변형 3개 포함)와 시드 2–3개로 실행해 UVM 1.2에서 69회, IEEE 1800.2-2020에서 46회 모두 통과했고(xsim은 돌리지 않았다), UVM 1.2 실행에서 출력 63,179개와 레지스터 읽기 11,419개를 비교했다(2020판 실행은 37,525개와 7,659개). 일부러 넣은 버그 15개(4값 경로 5개 포함)를 모두 검출했다. 형상 커버리지는 축소 빌드에서 89–100%, 보드 빌드에서는 17–29%다(4값 변형은 86–94%, 14–29%). 지시 테스트는 CIFAR-10 층 형상(K=27–1152, COUT=32–128)을 덮으며, 잡음 제거망의 형상(K=9, 36, 297, 324, 612 등)은 UVM이 아니라 보드에서 비트 단위로 검증했고(1값과 4값 모두 네 망의 모든 층), 4값 변형은 보드에 올리기 전에 층마다 실제 창 512개씩의 RTL 시뮬레이션(II절)으로도 확인했다.</w:t>
       </w:r>
     </w:p>
     <w:p>
@@ -583,7 +610,7 @@
         <w:t>denoise/ssim_eval.py</w:t>
       </w:r>
       <w:r>
-        <w:t>). 같은 입력에서의 CNN 기준선으로 공개 DnCNN-S [2] 가중치(17층 × 64, 556k, float, 클리핑 없이 학습)를 평가했다. 정수 PSNR은 보드와 같은 정수 연산을 PC에서 수행한 값이며, 보드에서 실행한 일곱 모델(A, B, B+QAT, 조기 종료판 B-32+maxout과 그 QAT 모델, 같은 예산판 B-32 ReLU+QAT와 B-32+maxout+QAT)마다 Set12 05.png 한 장을 끝까지 실행해 전 층 비트 일치를 확인했다(표 II). B-32 비교는 시드 세 개로 하고, 시드가 하나인 망끼리의 0.1 dB 미만 차이는 해석하지 않는다.</w:t>
+        <w:t>). 같은 입력에서의 CNN 기준선으로 공개 DnCNN-S [2] 가중치(17층 × 64, 556k, float, 클리핑 없이 학습)를 평가했다. 정수 PSNR은 보드와 같은 정수 연산을 PC에서 수행한 값이며, 보드에서 실행한 일곱 모델(A, B, B+QAT, 조기 종료판 B-32+maxout과 그 QAT 모델, 같은 예산판 B-32 ReLU+QAT와 B-32+maxout+QAT)마다 Set12 05.png 한 장을 끝까지 실행해 전 층 비트 일치를 확인했다(표 II). 4값 변형으로도 네 망(A, B+QAT, 같은 예산판 B-32 ReLU+QAT와 B-32+maxout+QAT)을 같은 영상으로 실행해 전 층 비트 일치를 확인했다. B-32 비교는 시드 세 개로 하고, 시드가 하나인 망끼리의 0.1 dB 미만 차이는 해석하지 않는다.</w:t>
       </w:r>
     </w:p>
     <w:p>
@@ -3680,6 +3707,610 @@
           </w:p>
         </w:tc>
       </w:tr>
+      <w:tr>
+        <w:tc>
+          <w:tcPr>
+            <w:tcW w:type="dxa" w:w="2891"/>
+          </w:tcPr>
+          <w:p>
+            <w:pPr>
+              <w:pStyle w:val="tablecopy"/>
+              <w:spacing w:before="20" w:after="20"/>
+            </w:pPr>
+            <w:r>
+              <w:t>B + QAT, 4값</w:t>
+            </w:r>
+          </w:p>
+        </w:tc>
+        <w:tc>
+          <w:tcPr>
+            <w:tcW w:type="dxa" w:w="750"/>
+          </w:tcPr>
+          <w:p>
+            <w:pPr>
+              <w:pStyle w:val="tablecopy"/>
+              <w:spacing w:before="20" w:after="20"/>
+              <w:jc w:val="center"/>
+            </w:pPr>
+            <w:r>
+              <w:t>50 MHz</w:t>
+            </w:r>
+          </w:p>
+        </w:tc>
+        <w:tc>
+          <w:tcPr>
+            <w:tcW w:type="dxa" w:w="750"/>
+          </w:tcPr>
+          <w:p>
+            <w:pPr>
+              <w:pStyle w:val="tablecopy"/>
+              <w:spacing w:before="20" w:after="20"/>
+              <w:jc w:val="center"/>
+            </w:pPr>
+            <w:r>
+              <w:t>같음</w:t>
+            </w:r>
+          </w:p>
+        </w:tc>
+        <w:tc>
+          <w:tcPr>
+            <w:tcW w:type="dxa" w:w="750"/>
+          </w:tcPr>
+          <w:p>
+            <w:pPr>
+              <w:pStyle w:val="tablecopy"/>
+              <w:spacing w:before="20" w:after="20"/>
+              <w:jc w:val="center"/>
+            </w:pPr>
+            <w:r>
+              <w:t>같음</w:t>
+            </w:r>
+          </w:p>
+        </w:tc>
+        <w:tc>
+          <w:tcPr>
+            <w:tcW w:type="dxa" w:w="750"/>
+          </w:tcPr>
+          <w:p>
+            <w:pPr>
+              <w:pStyle w:val="tablecopy"/>
+              <w:spacing w:before="20" w:after="20"/>
+              <w:jc w:val="center"/>
+            </w:pPr>
+            <w:r>
+              <w:t>같음</w:t>
+            </w:r>
+          </w:p>
+        </w:tc>
+        <w:tc>
+          <w:tcPr>
+            <w:tcW w:type="dxa" w:w="750"/>
+          </w:tcPr>
+          <w:p>
+            <w:pPr>
+              <w:pStyle w:val="tablecopy"/>
+              <w:spacing w:before="20" w:after="20"/>
+              <w:jc w:val="center"/>
+            </w:pPr>
+            <w:r>
+              <w:t>64 / 평균 258–394 / 154</w:t>
+            </w:r>
+          </w:p>
+        </w:tc>
+        <w:tc>
+          <w:tcPr>
+            <w:tcW w:type="dxa" w:w="750"/>
+          </w:tcPr>
+          <w:p>
+            <w:pPr>
+              <w:pStyle w:val="tablecopy"/>
+              <w:spacing w:before="20" w:after="20"/>
+              <w:jc w:val="center"/>
+            </w:pPr>
+            <w:r>
+              <w:t>44,789,776 (683.4/px)</w:t>
+            </w:r>
+          </w:p>
+        </w:tc>
+        <w:tc>
+          <w:tcPr>
+            <w:tcW w:type="dxa" w:w="750"/>
+          </w:tcPr>
+          <w:p>
+            <w:pPr>
+              <w:pStyle w:val="tablecopy"/>
+              <w:spacing w:before="20" w:after="20"/>
+              <w:jc w:val="center"/>
+            </w:pPr>
+            <w:r>
+              <w:t>0.90 s</w:t>
+            </w:r>
+          </w:p>
+        </w:tc>
+        <w:tc>
+          <w:tcPr>
+            <w:tcW w:type="dxa" w:w="750"/>
+          </w:tcPr>
+          <w:p>
+            <w:pPr>
+              <w:pStyle w:val="tablecopy"/>
+              <w:spacing w:before="20" w:after="20"/>
+              <w:jc w:val="center"/>
+            </w:pPr>
+            <w:r>
+              <w:t>475 s</w:t>
+            </w:r>
+          </w:p>
+        </w:tc>
+        <w:tc>
+          <w:tcPr>
+            <w:tcW w:type="dxa" w:w="750"/>
+          </w:tcPr>
+          <w:p>
+            <w:pPr>
+              <w:pStyle w:val="tablecopy"/>
+              <w:spacing w:before="20" w:after="20"/>
+              <w:jc w:val="center"/>
+            </w:pPr>
+            <w:r>
+              <w:t>30.06</w:t>
+            </w:r>
+          </w:p>
+        </w:tc>
+      </w:tr>
+      <w:tr>
+        <w:tc>
+          <w:tcPr>
+            <w:tcW w:type="dxa" w:w="2891"/>
+          </w:tcPr>
+          <w:p>
+            <w:pPr>
+              <w:pStyle w:val="tablecopy"/>
+              <w:spacing w:before="20" w:after="20"/>
+            </w:pPr>
+            <w:r>
+              <w:t>B-32 + maxout + QAT, 4값</w:t>
+            </w:r>
+          </w:p>
+        </w:tc>
+        <w:tc>
+          <w:tcPr>
+            <w:tcW w:type="dxa" w:w="750"/>
+          </w:tcPr>
+          <w:p>
+            <w:pPr>
+              <w:pStyle w:val="tablecopy"/>
+              <w:spacing w:before="20" w:after="20"/>
+              <w:jc w:val="center"/>
+            </w:pPr>
+            <w:r>
+              <w:t>50 MHz</w:t>
+            </w:r>
+          </w:p>
+        </w:tc>
+        <w:tc>
+          <w:tcPr>
+            <w:tcW w:type="dxa" w:w="750"/>
+          </w:tcPr>
+          <w:p>
+            <w:pPr>
+              <w:pStyle w:val="tablecopy"/>
+              <w:spacing w:before="20" w:after="20"/>
+              <w:jc w:val="center"/>
+            </w:pPr>
+            <w:r>
+              <w:t>같음</w:t>
+            </w:r>
+          </w:p>
+        </w:tc>
+        <w:tc>
+          <w:tcPr>
+            <w:tcW w:type="dxa" w:w="750"/>
+          </w:tcPr>
+          <w:p>
+            <w:pPr>
+              <w:pStyle w:val="tablecopy"/>
+              <w:spacing w:before="20" w:after="20"/>
+              <w:jc w:val="center"/>
+            </w:pPr>
+            <w:r>
+              <w:t>같음</w:t>
+            </w:r>
+          </w:p>
+        </w:tc>
+        <w:tc>
+          <w:tcPr>
+            <w:tcW w:type="dxa" w:w="750"/>
+          </w:tcPr>
+          <w:p>
+            <w:pPr>
+              <w:pStyle w:val="tablecopy"/>
+              <w:spacing w:before="20" w:after="20"/>
+              <w:jc w:val="center"/>
+            </w:pPr>
+            <w:r>
+              <w:t>같음</w:t>
+            </w:r>
+          </w:p>
+        </w:tc>
+        <w:tc>
+          <w:tcPr>
+            <w:tcW w:type="dxa" w:w="750"/>
+          </w:tcPr>
+          <w:p>
+            <w:pPr>
+              <w:pStyle w:val="tablecopy"/>
+              <w:spacing w:before="20" w:after="20"/>
+              <w:jc w:val="center"/>
+            </w:pPr>
+            <w:r>
+              <w:t>64 / 평균 207–262 / 82</w:t>
+            </w:r>
+          </w:p>
+        </w:tc>
+        <w:tc>
+          <w:tcPr>
+            <w:tcW w:type="dxa" w:w="750"/>
+          </w:tcPr>
+          <w:p>
+            <w:pPr>
+              <w:pStyle w:val="tablecopy"/>
+              <w:spacing w:before="20" w:after="20"/>
+              <w:jc w:val="center"/>
+            </w:pPr>
+            <w:r>
+              <w:t>32,982,254 (503.3/px)</w:t>
+            </w:r>
+          </w:p>
+        </w:tc>
+        <w:tc>
+          <w:tcPr>
+            <w:tcW w:type="dxa" w:w="750"/>
+          </w:tcPr>
+          <w:p>
+            <w:pPr>
+              <w:pStyle w:val="tablecopy"/>
+              <w:spacing w:before="20" w:after="20"/>
+              <w:jc w:val="center"/>
+            </w:pPr>
+            <w:r>
+              <w:t>0.66 s</w:t>
+            </w:r>
+          </w:p>
+        </w:tc>
+        <w:tc>
+          <w:tcPr>
+            <w:tcW w:type="dxa" w:w="750"/>
+          </w:tcPr>
+          <w:p>
+            <w:pPr>
+              <w:pStyle w:val="tablecopy"/>
+              <w:spacing w:before="20" w:after="20"/>
+              <w:jc w:val="center"/>
+            </w:pPr>
+            <w:r>
+              <w:t>359 s</w:t>
+            </w:r>
+          </w:p>
+        </w:tc>
+        <w:tc>
+          <w:tcPr>
+            <w:tcW w:type="dxa" w:w="750"/>
+          </w:tcPr>
+          <w:p>
+            <w:pPr>
+              <w:pStyle w:val="tablecopy"/>
+              <w:spacing w:before="20" w:after="20"/>
+              <w:jc w:val="center"/>
+            </w:pPr>
+            <w:r>
+              <w:t>29.94</w:t>
+            </w:r>
+          </w:p>
+        </w:tc>
+      </w:tr>
+      <w:tr>
+        <w:tc>
+          <w:tcPr>
+            <w:tcW w:type="dxa" w:w="2891"/>
+          </w:tcPr>
+          <w:p>
+            <w:pPr>
+              <w:pStyle w:val="tablecopy"/>
+              <w:spacing w:before="20" w:after="20"/>
+            </w:pPr>
+            <w:r>
+              <w:t>B-32 ReLU + QAT, 4값</w:t>
+            </w:r>
+          </w:p>
+        </w:tc>
+        <w:tc>
+          <w:tcPr>
+            <w:tcW w:type="dxa" w:w="750"/>
+          </w:tcPr>
+          <w:p>
+            <w:pPr>
+              <w:pStyle w:val="tablecopy"/>
+              <w:spacing w:before="20" w:after="20"/>
+              <w:jc w:val="center"/>
+            </w:pPr>
+            <w:r>
+              <w:t>50 MHz</w:t>
+            </w:r>
+          </w:p>
+        </w:tc>
+        <w:tc>
+          <w:tcPr>
+            <w:tcW w:type="dxa" w:w="750"/>
+          </w:tcPr>
+          <w:p>
+            <w:pPr>
+              <w:pStyle w:val="tablecopy"/>
+              <w:spacing w:before="20" w:after="20"/>
+              <w:jc w:val="center"/>
+            </w:pPr>
+            <w:r>
+              <w:t>같음</w:t>
+            </w:r>
+          </w:p>
+        </w:tc>
+        <w:tc>
+          <w:tcPr>
+            <w:tcW w:type="dxa" w:w="750"/>
+          </w:tcPr>
+          <w:p>
+            <w:pPr>
+              <w:pStyle w:val="tablecopy"/>
+              <w:spacing w:before="20" w:after="20"/>
+              <w:jc w:val="center"/>
+            </w:pPr>
+            <w:r>
+              <w:t>같음</w:t>
+            </w:r>
+          </w:p>
+        </w:tc>
+        <w:tc>
+          <w:tcPr>
+            <w:tcW w:type="dxa" w:w="750"/>
+          </w:tcPr>
+          <w:p>
+            <w:pPr>
+              <w:pStyle w:val="tablecopy"/>
+              <w:spacing w:before="20" w:after="20"/>
+              <w:jc w:val="center"/>
+            </w:pPr>
+            <w:r>
+              <w:t>같음</w:t>
+            </w:r>
+          </w:p>
+        </w:tc>
+        <w:tc>
+          <w:tcPr>
+            <w:tcW w:type="dxa" w:w="750"/>
+          </w:tcPr>
+          <w:p>
+            <w:pPr>
+              <w:pStyle w:val="tablecopy"/>
+              <w:spacing w:before="20" w:after="20"/>
+              <w:jc w:val="center"/>
+            </w:pPr>
+            <w:r>
+              <w:t>32 / 평균 79–95 / 82</w:t>
+            </w:r>
+          </w:p>
+        </w:tc>
+        <w:tc>
+          <w:tcPr>
+            <w:tcW w:type="dxa" w:w="750"/>
+          </w:tcPr>
+          <w:p>
+            <w:pPr>
+              <w:pStyle w:val="tablecopy"/>
+              <w:spacing w:before="20" w:after="20"/>
+              <w:jc w:val="center"/>
+            </w:pPr>
+            <w:r>
+              <w:t>13,289,042 (202.8/px)</w:t>
+            </w:r>
+          </w:p>
+        </w:tc>
+        <w:tc>
+          <w:tcPr>
+            <w:tcW w:type="dxa" w:w="750"/>
+          </w:tcPr>
+          <w:p>
+            <w:pPr>
+              <w:pStyle w:val="tablecopy"/>
+              <w:spacing w:before="20" w:after="20"/>
+              <w:jc w:val="center"/>
+            </w:pPr>
+            <w:r>
+              <w:t>0.27 s</w:t>
+            </w:r>
+          </w:p>
+        </w:tc>
+        <w:tc>
+          <w:tcPr>
+            <w:tcW w:type="dxa" w:w="750"/>
+          </w:tcPr>
+          <w:p>
+            <w:pPr>
+              <w:pStyle w:val="tablecopy"/>
+              <w:spacing w:before="20" w:after="20"/>
+              <w:jc w:val="center"/>
+            </w:pPr>
+            <w:r>
+              <w:t>315 s</w:t>
+            </w:r>
+          </w:p>
+        </w:tc>
+        <w:tc>
+          <w:tcPr>
+            <w:tcW w:type="dxa" w:w="750"/>
+          </w:tcPr>
+          <w:p>
+            <w:pPr>
+              <w:pStyle w:val="tablecopy"/>
+              <w:spacing w:before="20" w:after="20"/>
+              <w:jc w:val="center"/>
+            </w:pPr>
+            <w:r>
+              <w:t>29.54</w:t>
+            </w:r>
+          </w:p>
+        </w:tc>
+      </w:tr>
+      <w:tr>
+        <w:tc>
+          <w:tcPr>
+            <w:tcW w:type="dxa" w:w="2891"/>
+          </w:tcPr>
+          <w:p>
+            <w:pPr>
+              <w:pStyle w:val="tablecopy"/>
+              <w:spacing w:before="20" w:after="20"/>
+            </w:pPr>
+            <w:r>
+              <w:t>A, 4값</w:t>
+            </w:r>
+          </w:p>
+        </w:tc>
+        <w:tc>
+          <w:tcPr>
+            <w:tcW w:type="dxa" w:w="750"/>
+          </w:tcPr>
+          <w:p>
+            <w:pPr>
+              <w:pStyle w:val="tablecopy"/>
+              <w:spacing w:before="20" w:after="20"/>
+              <w:jc w:val="center"/>
+            </w:pPr>
+            <w:r>
+              <w:t>50 MHz</w:t>
+            </w:r>
+          </w:p>
+        </w:tc>
+        <w:tc>
+          <w:tcPr>
+            <w:tcW w:type="dxa" w:w="750"/>
+          </w:tcPr>
+          <w:p>
+            <w:pPr>
+              <w:pStyle w:val="tablecopy"/>
+              <w:spacing w:before="20" w:after="20"/>
+              <w:jc w:val="center"/>
+            </w:pPr>
+            <w:r>
+              <w:t>같음</w:t>
+            </w:r>
+          </w:p>
+        </w:tc>
+        <w:tc>
+          <w:tcPr>
+            <w:tcW w:type="dxa" w:w="750"/>
+          </w:tcPr>
+          <w:p>
+            <w:pPr>
+              <w:pStyle w:val="tablecopy"/>
+              <w:spacing w:before="20" w:after="20"/>
+              <w:jc w:val="center"/>
+            </w:pPr>
+            <w:r>
+              <w:t>같음</w:t>
+            </w:r>
+          </w:p>
+        </w:tc>
+        <w:tc>
+          <w:tcPr>
+            <w:tcW w:type="dxa" w:w="750"/>
+          </w:tcPr>
+          <w:p>
+            <w:pPr>
+              <w:pStyle w:val="tablecopy"/>
+              <w:spacing w:before="20" w:after="20"/>
+              <w:jc w:val="center"/>
+            </w:pPr>
+            <w:r>
+              <w:t>같음</w:t>
+            </w:r>
+          </w:p>
+        </w:tc>
+        <w:tc>
+          <w:tcPr>
+            <w:tcW w:type="dxa" w:w="750"/>
+          </w:tcPr>
+          <w:p>
+            <w:pPr>
+              <w:pStyle w:val="tablecopy"/>
+              <w:spacing w:before="20" w:after="20"/>
+              <w:jc w:val="center"/>
+            </w:pPr>
+            <w:r>
+              <w:t>32 / 평균 84–104 / 76</w:t>
+            </w:r>
+          </w:p>
+        </w:tc>
+        <w:tc>
+          <w:tcPr>
+            <w:tcW w:type="dxa" w:w="750"/>
+          </w:tcPr>
+          <w:p>
+            <w:pPr>
+              <w:pStyle w:val="tablecopy"/>
+              <w:spacing w:before="20" w:after="20"/>
+              <w:jc w:val="center"/>
+            </w:pPr>
+            <w:r>
+              <w:t>37,520,551 (572.5/px)</w:t>
+            </w:r>
+          </w:p>
+        </w:tc>
+        <w:tc>
+          <w:tcPr>
+            <w:tcW w:type="dxa" w:w="750"/>
+          </w:tcPr>
+          <w:p>
+            <w:pPr>
+              <w:pStyle w:val="tablecopy"/>
+              <w:spacing w:before="20" w:after="20"/>
+              <w:jc w:val="center"/>
+            </w:pPr>
+            <w:r>
+              <w:t>0.75 s</w:t>
+            </w:r>
+          </w:p>
+        </w:tc>
+        <w:tc>
+          <w:tcPr>
+            <w:tcW w:type="dxa" w:w="750"/>
+          </w:tcPr>
+          <w:p>
+            <w:pPr>
+              <w:pStyle w:val="tablecopy"/>
+              <w:spacing w:before="20" w:after="20"/>
+              <w:jc w:val="center"/>
+            </w:pPr>
+            <w:r>
+              <w:t>585 s</w:t>
+            </w:r>
+          </w:p>
+        </w:tc>
+        <w:tc>
+          <w:tcPr>
+            <w:tcW w:type="dxa" w:w="750"/>
+          </w:tcPr>
+          <w:p>
+            <w:pPr>
+              <w:pStyle w:val="tablecopy"/>
+              <w:spacing w:before="20" w:after="20"/>
+              <w:jc w:val="center"/>
+            </w:pPr>
+            <w:r>
+              <w:t>29.83</w:t>
+            </w:r>
+          </w:p>
+        </w:tc>
+      </w:tr>
     </w:tbl>
     <w:p>
       <w:pPr>
@@ -3717,7 +4348,7 @@
         <w:ind w:firstLine="0" w:left="198"/>
       </w:pPr>
       <w:r>
-        <w:t>• 보정 모델과 실측의 차이는 네 망(A, B, B-32 maxout, B-32 ReLU) 모두 0.003% 이내이며, 그 차이는 층 실행마다 붙는 수십~수백 사이클의 오버헤드다(망 전체로 343~1,485 사이클). 100 MHz에서 사이클 수는 50 MHz와 같다. 같은 구조라도 가중치가 다르면 sparse 모드의 층별 사이클이 몇 사이클 달라진다(조기 종료판과 같은 예산판 B-32+maxout+QAT: 44,254,269 대 44,254,293).</w:t>
+        <w:t>• 1값 행에서 보정 모델과 실측의 차이는 네 망(A, B, B-32 maxout, B-32 ReLU) 모두 0.003% 이내이며, 그 차이는 층 실행마다 붙는 수십~수백 사이클의 오버헤드다(망 전체로 343~1,485 사이클). 100 MHz에서 사이클 수는 50 MHz와 같다. 같은 구조라도 가중치가 다르면 sparse 모드의 층별 사이클이 몇 사이클 달라진다(조기 종료판과 같은 예산판 B-32+maxout+QAT: 44,254,269 대 44,254,293).</w:t>
       </w:r>
     </w:p>
     <w:p>
@@ -3726,7 +4357,16 @@
         <w:ind w:firstLine="0" w:left="198"/>
       </w:pPr>
       <w:r>
-        <w:t>• 절대 처리량은 낮다. 50 MHz, 곱셈기 64개로 최대 6.4 GOPS(B 망의 실효 5.7 GOPS)이며 256×256 한 장에 코어만 0.9–2.3 s다. 같은 망을 PC CPU(Xeon 4코어, float32 PyTorch)는 30–38 ms에 처리한다. 같은 칩의 ARM 프로세서와는 비교하지 않았다. 이 논문은 처리량이 아니라 주어진 코어에서 망을 고르는 근거를 다룬다. 전력을 재지 않았으므로 GOPS/W는 보고하지 않는다.</w:t>
+        <w:t>• '4값' 행은 사이클당 4값을 받는 변형(II절)이다. PC가 창과 가중치를 4의 배수 길이로 0 채움한다. 은닉층은 sparse 모드에서 계산에 묶여 창마다 사이클이 다르므로 층별 평균의 범위를 적었다. 첫 층과 마지막 층은 창마다 일정하고(출력 COUT 또는 적재 ⌈K/4⌉+1) 모델과 같다. 네 망의 총 사이클은 비트스트림 전에 커밋한 예측보다 337, 1,372, 794, 586 사이클(A, B, B-32 maxout, B-32 ReLU; 0.0009–0.0044%) 많았다. B ÷ A는 1값의 0.75에서 1.19로, maxout ÷ ReLU는 1.01에서 2.48로 바뀌었다.</w:t>
+      </w:r>
+    </w:p>
+    <w:p>
+      <w:pPr>
+        <w:pStyle w:val="a3"/>
+        <w:ind w:firstLine="0" w:left="198"/>
+      </w:pPr>
+      <w:r>
+        <w:t>• 절대 처리량은 낮다. 50 MHz, 곱셈기 64개로 최대 6.4 GOPS(B 망의 실효 5.7 GOPS)이며 256×256 한 장에 코어만 0.9–2.3 s다(4값 변형 0.27–0.90 s). 같은 망을 PC CPU(Xeon 4코어, float32 PyTorch)는 30–38 ms에 처리한다. 같은 칩의 ARM 프로세서와는 비교하지 않았다. 이 논문은 처리량이 아니라 주어진 코어에서 망을 고르는 근거를 다룬다. 전력을 재지 않았으므로 GOPS/W는 보고하지 않는다.</w:t>
       </w:r>
     </w:p>
     <w:p>
@@ -3747,7 +4387,7 @@
         <w:t>denoise/wider_ports.py</w:t>
       </w:r>
       <w:r>
-        <w:t>). 1값은 보드 실측이고, 4값도 같은 식으로 센 값이며, 그 창당 계수를 층마다 실제 창 512개의 RTL 시뮬레이션(sparse 모드)으로 확인했고(dense 값은 RTL에서 돌리지 않았다; 보드 측정 전), 2값과 라인 버퍼는 예측이다. 라인 버퍼는 창마다 새 입력 픽셀 하나(C_in개 값)가 들어오는 구조다.</w:t>
+        <w:t>). 1값은 보드 실측이다. 4값의 sparse 값은 같은 식으로 센 값이고, 보드 실측(표 II)과 표의 자릿수까지 같다(괄호의 dense 값은 보드에서 돌리지 않았다). 2값과 라인 버퍼는 예측이다. 라인 버퍼는 창마다 새 입력 픽셀 하나(C_in개 값)가 들어오는 구조다.</w:t>
       </w:r>
     </w:p>
     <w:tbl>
@@ -3824,7 +4464,7 @@
               <w:jc w:val="center"/>
             </w:pPr>
             <w:r>
-              <w:t>4값/사이클 (계수는 RTL 확인)</w:t>
+              <w:t>4값/사이클 (보드)</w:t>
             </w:r>
           </w:p>
         </w:tc>
@@ -4306,7 +4946,7 @@
         <w:pStyle w:val="a3"/>
       </w:pPr>
       <w:r>
-        <w:t>sparse 모드에서 합치기는 2값부터 공짜가 아니고(maxout 망은 입력에 0이 적어 건너뛸 곱셈이 적다), B는 4값과 라인 버퍼에서 A보다 느려진다. dense 상한으로는 2값만 돼도 두 이점이 모두 사라진다. 다만 B-32 maxout은 어느 구조에서도 A보다 빠르다. 입력 포트(코어의 적재 경로와 래퍼)를 넓히는 하드웨어 개선과 망 선택은 어느 하나를 고르는 관계가 아니다. 포트를 넓히면 모든 망이 빨라지고(A 1,775 → 573), 그때 이기는 망이 달라진다는 것이 이 표의 요점이다. 4값 열을 보드에서 재는 것이 다음 작업이다(비트스트림 설정과 실행 스크립트는 저장소에 있다).</w:t>
+        <w:t>sparse 모드에서 합치기는 2값부터 공짜가 아니고(maxout 망은 입력에 0이 적어 건너뛸 곱셈이 적다), B는 4값과 라인 버퍼에서 A보다 느려진다. dense 상한으로는 2값만 돼도 두 이점이 모두 사라진다. 다만 B-32 maxout은 어느 구조에서도 A보다 빠르다. 입력 포트(코어의 적재 경로와 래퍼)를 넓히는 하드웨어 개선과 망 선택은 어느 하나를 고르는 관계가 아니다. 포트를 넓히면 모든 망이 빨라지고(보드에서 A 3.10배, B 1.94배, B-32 maxout 1.34배, B-32 ReLU 3.30배), 그때 이기는 망이 달라진다는 것이 이 표의 요점이다. 4값 열은 보드에서 쟀고, 2값 포트와 라인 버퍼는 만들지 않았다.</w:t>
       </w:r>
     </w:p>
     <w:p>
@@ -4412,7 +5052,7 @@
         <w:pStyle w:val="a3"/>
       </w:pPr>
       <w:r>
-        <w:t>곱셈기 64개의 소형 정수 가속기에서, 실측과 맞는 사이클 모델이 병목이 곱셈기가 아니라 입력 포트임을 보였다. 그 포트 폭에서는 연산량으로 손해인 두 설계의 비용이 작았다. space-to-depth는 6.4배 큰 망을 25% 적은 사이클에 넣어 화질도 올렸고, 같은 32채널 망은 시드 평균으로 기준 망과 같은 화질을 2.66배 적은 사이클에 냈다. 은닉층 출력을 2배로 늘려 두 개씩 합치는 설계는 은닉층의 사이클을 바꾸지 않고 파라미터를 2배로 늘렸지만, 같은 폭의 ReLU 망보다 높은 화질(시드 평균 +0.15 / +0.10 dB)은 시드 세 개 중 하나에서 뒤집혀 확인되지 않았다. 양자화 인지 학습까지 더해, 같은 입력의 BM3D를 두 테스트셋에서 PSNR과 SSIM 모두 넘는 정수 모델(30.12 / 29.02 dB, SSIM 0.8545 / 0.8206)과 기준보다 2.63배 적은 사이클로 BM3D 수준인 모델(30.00 / 28.94 dB)을 얻었고, 두 모델 모두 보드에서 한 장을 끝까지 실행해 전 층 비트 일치를 확인했다. 코드, 정수 모델, 사진별 PSNR, 보드 기록은 저장소에 있다.</w:t>
+        <w:t>곱셈기 64개의 소형 정수 가속기에서, 실측과 맞는 사이클 모델이 병목이 곱셈기가 아니라 입력 포트임을 보였다. 그 포트 폭에서는 연산량으로 손해인 두 설계의 비용이 작았다. space-to-depth는 6.4배 큰 망을 25% 적은 사이클에 넣어 화질도 올렸고, 같은 32채널 망은 시드 평균으로 기준 망과 같은 화질을 2.66배 적은 사이클에 냈다. 은닉층 출력을 2배로 늘려 두 개씩 합치는 설계는 은닉층의 사이클을 바꾸지 않고 파라미터를 2배로 늘렸지만, 같은 폭의 ReLU 망보다 높은 화질(시드 평균 +0.15 / +0.10 dB)은 시드 세 개 중 하나에서 뒤집혀 확인되지 않았다. 양자화 인지 학습까지 더해, 같은 입력의 BM3D를 두 테스트셋에서 PSNR과 SSIM 모두 넘는 정수 모델(30.12 / 29.02 dB, SSIM 0.8545 / 0.8206)과 기준보다 2.63배 적은 사이클로 BM3D 수준인 모델(30.00 / 28.94 dB)을 얻었고, 두 모델 모두 보드에서 한 장을 끝까지 실행해 전 층 비트 일치를 확인했다. 입력 포트를 사이클당 4값으로 넓힌 변형을 보드에서 돌리자, 미리 커밋한 예측대로 B는 A보다 느려지고(1.19배) 합치기는 공짜가 아니게 되어(ReLU 망의 2.48배), 고를 망이 병목을 따라 바뀜을 측정으로 확인했다. 코드, 정수 모델, 사진별 PSNR, 보드 기록은 저장소에 있다.</w:t>
       </w:r>
     </w:p>
     <w:p>
@@ -4426,7 +5066,7 @@
         <w:t>어디까지 일반적인가.</w:t>
       </w:r>
       <w:r>
-        <w:t xml:space="preserve"> 구체적인 규칙(출력 채널 2배가 공짜, 64채널 망 B가 A보다 빠름)은 PC가 만든 창을 사이클당 값 하나로 받는 이 입력 구조에서만 성립하며, 표 III처럼 입력이 2값/사이클이면 합치기가, 4값/사이클이나 라인 버퍼면 B의 이점도 사라진다(창을 센 sparse 값 기준이며 4값은 표본 창의 RTL 시뮬레이션과 맞았다; dense 상한으로는 2값에서 둘 다). 일반화되는 것은 두 가지다. 첫째는 판정 기준이다. 추가 사이클 없이 늘릴 수 있는 출력 채널은 대략 곱셈기 수를 사이클당 입력 값 수로 나눈 값(P·T/w)이다. 곱셈기 256개에 4값/사이클인 가속기라면 256/4 = 64이므로 32채널 망의 출력 2배는 다시 공짜가 되고, 이 코어를 2값/사이클로 넓히면 공짜가 아니다. 둘째는 방법이다. 병목을 재고, 그것을 맞히는 사이클 모델을 세우고, 공짜인 자원을 쓰는 망을 고른다. 병목에 맞춰 설계를 고르는 일은 다른 플랫폼에서도 나타난다. TPU·GPU에서는 space-to-depth와, 일부 단계에서는 연산량이 더 많은 일반 합성곱(fused MBConv)이 활용률을 올려 오히려 빨랐고 [13], [22], 메모리 대역에 묶인 LLM 추론에서는 노는 연산으로 토큰 여러 개를 한 번에 검증하는 추측 디코딩 [23]이 쓰이며, GPU에서는 잰 지연의 계단에 맞춰 채널 수를 고르고 [25], 시스톨릭 배열에서는 지연이 가장 짧은 망(그룹당 채널 수)이 배열 크기에 따라 달라진다 [26]. MCU에서는 노는 자원이 아니라 메모리 용량이라는 다른 병목에 맞춰 망과 실행 순서를 함께 설계한다 [24]. 이 코어의 4값 포트에서는 P·T/w의 바탕인 창당 계수가 표본 창(층마다 512개)의 RTL 시뮬레이션과 맞았지만 보드 측정은 아직이고, 2값 포트와 라인 버퍼에서는 아직 예측이다.</w:t>
+        <w:t xml:space="preserve"> 구체적인 규칙(출력 채널 2배가 공짜, 64채널 망 B가 A보다 빠름)은 PC가 만든 창을 사이클당 값 하나로 받는 이 입력 구조에서만 성립하며, 표 III처럼 입력이 2값/사이클이면 합치기가, 4값/사이클이나 라인 버퍼면 B의 이점도 사라진다(창을 센 sparse 값 기준이며 4값은 보드에서 쟀다; dense 상한으로는 2값에서 둘 다). 일반화되는 것은 두 가지다. 첫째는 판정 기준이다. 추가 사이클 없이 늘릴 수 있는 출력 채널은 대략 곱셈기 수를 사이클당 입력 값 수로 나눈 값(P·T/w)이다. 곱셈기 256개에 4값/사이클인 가속기라면 256/4 = 64이므로 32채널 망의 출력 2배는 다시 공짜가 되고, 이 코어를 2값/사이클로 넓히면 공짜가 아니다. 둘째는 방법이다. 병목을 재고, 그것을 맞히는 사이클 모델을 세우고, 공짜인 자원을 쓰는 망을 고른다. 병목에 맞춰 설계를 고르는 일은 다른 플랫폼에서도 나타난다. TPU·GPU에서는 space-to-depth와, 일부 단계에서는 연산량이 더 많은 일반 합성곱(fused MBConv)이 활용률을 올려 오히려 빨랐고 [13], [22], 메모리 대역에 묶인 LLM 추론에서는 노는 연산으로 토큰 여러 개를 한 번에 검증하는 추측 디코딩 [23]이 쓰이며, GPU에서는 잰 지연의 계단에 맞춰 채널 수를 고르고 [25], 시스톨릭 배열에서는 지연이 가장 짧은 망(그룹당 채널 수)이 배열 크기에 따라 달라진다 [26]. MCU에서는 노는 자원이 아니라 메모리 용량이라는 다른 병목에 맞춰 망과 실행 순서를 함께 설계한다 [24]. 이 코어의 4값 포트에서는 P·T/w의 바탕인 사이클 계수를 보드가 확인했고(예측과 0.005% 안), 2값 포트와 라인 버퍼에서는 아직 예측이다.</w:t>
       </w:r>
     </w:p>
     <w:p>
@@ -4440,7 +5080,7 @@
         <w:t>한계.</w:t>
       </w:r>
       <w:r>
-        <w:t xml:space="preserve"> 사이클은 공짜지만 에너지는 아니다. maxout 망은 dense 곱셈이 ReLU 망의 2배이고, sparse 모드에서 실제로 수행한 0이 아닌 곱셈은 3.0배였다(보드 기록, 05.png; 은닉층 입력의 0이 아닌 비율 0.64–0.84 대 0.37–0.55). 동적 전력이 늘 수 있지만 측정하지 않았다. 처리 시간은 코어 사이클만 세었고 end-to-end 시간은 JTAG 하네스 기준이다. 잡음은 σ=25 하나이고, 시드 세 개는 B-32 ReLU·maxout에만 있고(평균 결합은 두 개, 그중 시드 1은 float 값만; 나머지 망은 하나), 흑백 영상만 다뤘다. 규칙은 현재 입력 구조(포트 폭, host im2col)에 조건부이며, 다른 입력 구조(4값 포트는 RTL 시뮬레이션만)와 dense 모드의 COUT &gt; 64는 보드에서 재지 않았다. 모든 PSNR은 클리핑한 7비트 입력 조건이다.</w:t>
+        <w:t xml:space="preserve"> 사이클은 공짜지만 에너지는 아니다. maxout 망은 dense 곱셈이 ReLU 망의 2배이고, sparse 모드에서 실제로 수행한 0이 아닌 곱셈은 3.0배였다(보드 기록, 05.png; 은닉층 입력의 0이 아닌 비율 0.64–0.84 대 0.37–0.55). 동적 전력이 늘 수 있지만 측정하지 않았다. 처리 시간은 코어 사이클만 세었고 end-to-end 시간은 JTAG 하네스 기준이다. 잡음은 σ=25 하나이고, 시드 세 개는 B-32 ReLU·maxout에만 있고(평균 결합은 두 개, 그중 시드 1은 float 값만; 나머지 망은 하나), 흑백 영상만 다뤘다. 규칙은 현재 입력 구조(포트 폭, host im2col)에 조건부이며, 2값 포트와 라인 버퍼, 4값 포트의 dense 모드, 1값 dense 모드의 COUT &gt; 64는 보드에서 재지 않았다. 모든 PSNR은 클리핑한 7비트 입력 조건이다.</w:t>
       </w:r>
     </w:p>
     <w:p>

--- a/iweict2026/PAPER_KO.docx
+++ b/iweict2026/PAPER_KO.docx
@@ -356,7 +356,16 @@
         <w:t>denoise/w4_prediction.json</w:t>
       </w:r>
       <w:r>
-        <w:t>)보다 0.0009–0.0044% 많았다. 층마다의 차이 9–164 사이클은 위의 채움·비움이고, DMA가 입력을 늦춘 것은 네 망을 합쳐 12 사이클(B-32 ReLU의 conv5)뿐이었다. 즉 B ÷ A는 1값의 0.75에서 1.19로, maxout ÷ ReLU는 1.01에서 2.48로 바뀌었다(</w:t>
+        <w:t xml:space="preserve">)보다 0.0009–0.0044% 많았다. 층마다의 차이 9–164 사이클도 실행마다 한 번 붙는 채움·비움이다. 층의 창은 모두 같은 시간에 적재되고 다음 창의 적재가 현재 창의 계산과 겹치므로, 창마다 max(적재, 계산)을 더한 계수는 마지막 창의 적재와 계산 중 짧은 쪽을 한 번 빠뜨린다. 실제로 은닉층 29개 모두에서 차이는 min(창 적재 ⌈K/4⌉+1, 마지막 창의 계산) + 19 사이클이었고(마지막 층은 + COUT + 3, 1값 보드도 같은 규칙; </w:t>
+      </w:r>
+      <w:r>
+        <w:rPr>
+          <w:rFonts w:ascii="Courier New" w:hAnsi="Courier New"/>
+        </w:rPr>
+        <w:t>denoise/w4_gaps.py</w:t>
+      </w:r>
+      <w:r>
+        <w:t>), A와 B-32 ReLU처럼 영상 모서리의 마지막 창이 0이 많아 계산이 적재보다 짧으면 RTL 표본(적재 + 18–19)보다 작다. DMA가 입력을 늦춘 것은 네 망을 합쳐 12 사이클(B-32 ReLU의 conv5)뿐이었고, 이 12 사이클은 보정하지 않고 그 층의 사이클에 그대로 두었다. 즉 B ÷ A는 1값의 0.75에서 1.19로, maxout ÷ ReLU는 1.01에서 2.48로 바뀌었다(</w:t>
       </w:r>
       <w:r>
         <w:rPr>
@@ -497,7 +506,7 @@
         <w:pStyle w:val="a3"/>
       </w:pPr>
       <w:r>
-        <w:t>이것이 maxout [4](Max-Feature-Map [10] 형태)이다. 복원망에서 maxout의 효과는 망 폭에 따라 다르다. Choi와 Kim [16]은 초해상도에서 maxout으로 필터 수를 절반으로 줄여도 화질을 유지했고, MTLU [17]는 4× space-to-depth 잡음 제거망(64채널, σ=50)에서 maxout이 ReLU보다 약 0.04 dB 낮다고 보고했다. 이 코어의 특징은 그 효과를 사이클 대가 없이 시험할 수 있다는 점이다. max 자체의 효과와 늘어난 용량의 효과를 가르려고, 같은 64 출력을 재양자화 뒤 평균((a+b+1)&gt;&gt;1)으로 합치는 대조군을 같은 조건으로 학습했다(V절). 평균 결합은 다음 층 가중치가 쌍마다 묶인 64채널 ReLU 층과 같아서, 파라미터와 사이클이 maxout과 같고 max만 없다. 일반 하드웨어에서 maxout은 층의 곱셈을 2배로 늘리지만, 여기서는 다음 층의 K가 그대로이므로 K ≥ COUT인 은닉층의 사이클이 그대로다(첫 층은 K=36 &lt; 64라 창당 64 사이클이 되어 픽셀당 1%가 는다). 재양자화가 채널별 단조 함수이므로 코드의 max는 실수 값의 max를 재양자화한 것과 같다. 정수 모델과 보드 드라이버가 같은 순서로 계산한다.</w:t>
+        <w:t>이것이 maxout [4] (Max-Feature-Map [10] 형태)이다. 복원망에서 maxout의 효과는 망 폭에 따라 다르다. Choi와 Kim [16]은 초해상도에서 maxout으로 필터 수를 절반으로 줄여도 화질을 유지했고, MTLU [17]는 4× space-to-depth 잡음 제거망(64채널, σ=50)에서 maxout이 ReLU보다 약 0.04 dB 낮다고 보고했다. 이 코어의 특징은 그 효과를 사이클 대가 없이 시험할 수 있다는 점이다. max 자체의 효과와 늘어난 용량의 효과를 가르려고, 같은 64 출력을 재양자화 뒤 평균((a+b+1)&gt;&gt;1)으로 합치는 대조군을 같은 조건으로 학습했다(V절). 평균 결합은 다음 층 가중치가 쌍마다 묶인 64채널 ReLU 층과 같아서, 파라미터와 사이클이 maxout과 같고 max만 없다. 일반 하드웨어에서 maxout은 층의 곱셈을 2배로 늘리지만, 여기서는 다음 층의 K가 그대로이므로 K ≥ COUT인 은닉층의 사이클이 그대로다(첫 층은 K=36 &lt; 64라 창당 64 사이클이 되어 픽셀당 1%가 는다). 재양자화가 채널별 단조 함수이므로 코드의 max는 실수 값의 max를 재양자화한 것과 같다. 정수 모델과 보드 드라이버가 같은 순서로 계산한다.</w:t>
       </w:r>
     </w:p>
     <w:p>
@@ -592,7 +601,7 @@
         <w:t>조건.</w:t>
       </w:r>
       <w:r>
-        <w:t xml:space="preserve"> Set12(12장), BSD68 [7](68장), 가우시안 잡음 σ=25. 모든 기법에 같은 잡음 영상(고정 시드)을 </w:t>
+        <w:t xml:space="preserve"> Set12(12장), BSD68 [7] (68장), 가우시안 잡음 σ=25. 모든 기법에 같은 잡음 영상(고정 시드)을 </w:t>
       </w:r>
       <w:r>
         <w:rPr>
@@ -601,7 +610,7 @@
         <w:t>클리핑하고 7비트로 양자화해서</w:t>
       </w:r>
       <w:r>
-        <w:t xml:space="preserve"> 넣었다. 이 조건은 CNN에는 학습 분포이지만 BM3D에는 아니다. 클리핑 없는 float 잡음에서 BM3D는 Set12 +0.03, BSD68 +0.26 dB 높고(포화 픽셀이 많은 영상에 집중), BM3D의 σ를 학습 영상에서 다시 골라도 차이는 0.1 dB 이내다. 표에는 두 값을 모두 적는다. 화질은 PSNR과 함께 SSIM [27](8비트 영상, 11×11 가우시안 창, σ=1.5)으로도 쟀다. SSIM은 모든 출력을 같은 잡음에서 다시 만들고, 사진별 PSNR이 저장된 값과 맞는지(정수 모델 10⁻⁵ dB, BM3D·DnCNN-S 10⁻³ dB 안) 먼저 확인한 뒤 계산했다(</w:t>
+        <w:t xml:space="preserve"> 넣었다. 이 조건은 CNN에는 학습 분포이지만 BM3D에는 아니다. 클리핑 없는 float 잡음에서 BM3D는 Set12 +0.03, BSD68 +0.26 dB 높고(포화 픽셀이 많은 영상에 집중), BM3D의 σ를 학습 영상에서 다시 골라도 차이는 0.1 dB 이내다. 표에는 두 값을 모두 적는다. 화질은 PSNR과 함께 SSIM [27] (8비트 영상, 11×11 가우시안 창, σ=1.5)으로도 쟀다. SSIM은 모든 출력을 같은 잡음에서 다시 만들고, 사진별 PSNR이 저장된 값과 맞는지(정수 모델 10⁻⁵ dB, BM3D·DnCNN-S 10⁻³ dB 안) 먼저 확인한 뒤 계산했다(</w:t>
       </w:r>
       <w:r>
         <w:rPr>
@@ -4330,7 +4339,7 @@
         <w:ind w:firstLine="0" w:left="198"/>
       </w:pPr>
       <w:r>
-        <w:t xml:space="preserve">• maxout 층(K=288, 출력 64)은 A와 같은 폭 ReLU 망의 K=288, 출력 32 층과 똑같이 </w:t>
+        <w:t xml:space="preserve">• 1값 행에서 maxout 층(K=288, 출력 64)은 A와 같은 폭 ReLU 망의 K=288, 출력 32 층과 똑같이 </w:t>
       </w:r>
       <w:r>
         <w:rPr>
@@ -4339,7 +4348,7 @@
         <w:t>289 사이클/창</w:t>
       </w:r>
       <w:r>
-        <w:t>이다. 출력을 2배로 늘린 비용이 0임을 보드가 보여 준다. 첫 층(K=36)만 출력을 내보내는 시간 때문에 64 사이클(ReLU 망은 37)이 걸려, 망 전체로는 ReLU 망의 1.01배(44,254,293 대 43,811,412 사이클)다.</w:t>
+        <w:t>이다. 1값 포트에서 출력을 2배로 늘린 비용이 0임을 보드가 보여 준다(4값 행에서는 아래처럼 2.48배). 첫 층(K=36)만 출력을 내보내는 시간 때문에 64 사이클(ReLU 망은 37)이 걸려, 망 전체로는 ReLU 망의 1.01배(44,254,293 대 43,811,412 사이클)다.</w:t>
       </w:r>
     </w:p>
     <w:p>
@@ -4366,7 +4375,7 @@
         <w:ind w:firstLine="0" w:left="198"/>
       </w:pPr>
       <w:r>
-        <w:t>• 절대 처리량은 낮다. 50 MHz, 곱셈기 64개로 최대 6.4 GOPS(B 망의 실효 5.7 GOPS)이며 256×256 한 장에 코어만 0.9–2.3 s다(4값 변형 0.27–0.90 s). 같은 망을 PC CPU(Xeon 4코어, float32 PyTorch)는 30–38 ms에 처리한다. 같은 칩의 ARM 프로세서와는 비교하지 않았다. 이 논문은 처리량이 아니라 주어진 코어에서 망을 고르는 근거를 다룬다. 전력을 재지 않았으므로 GOPS/W는 보고하지 않는다.</w:t>
+        <w:t>• 절대 처리량은 낮다. 50 MHz, 곱셈기 64개가 실제로 수행하는 곱셈은 최대 6.4 GOPS(1값에서 B 망은 dense 곱셈 기준 실효 5.7 GOPS)이며 256×256 한 장에 코어만 0.9–2.3 s다. 4값 변형은 0.27–0.90 s인데, sparse 모드가 0인 활성값의 곱셈을 건너뛰므로 dense 곱셈으로 환산한 실효는 이 최대를 넘는다(B 망 약 11 GOPS). 같은 망을 PC CPU(Xeon 4코어, float32 PyTorch)는 30–38 ms에 처리한다. 같은 칩의 ARM 프로세서와는 비교하지 않았다. 이 논문은 처리량이 아니라 주어진 코어에서 망을 고르는 근거를 다룬다. 전력을 재지 않았으므로 GOPS/W는 보고하지 않는다.</w:t>
       </w:r>
     </w:p>
     <w:p>

--- a/iweict2026/PAPER_KO.docx
+++ b/iweict2026/PAPER_KO.docx
@@ -338,7 +338,7 @@
         <w:t>s_data[6:0]</w:t>
       </w:r>
       <w:r>
-        <w:t>), AXI-Stream 래퍼는 32비트 전송 단위(beat)에 실려 오는 값 4개를 그에 맞춰 1개/사이클로 풀어 넣는다. 래퍼만이 아니라 코어의 적재 경로도 바꿔야 포트가 넓어진다. 본 연구의 주된 결과는 CIFAR-10용으로 만든 코어를 바꾸지 않고 주어진 것으로 다룬다(이미 있는 가속기를 쓰는 사용자의 입장). 일반화하면 추가 사이클 없이 늘릴 수 있는 출력 채널은 대략 곱셈기 수를 입력 폭으로 나눈 값(P·T/w: 사이클당 1값이면 64, 2값이면 32, 4값이면 16)까지다. 이 규칙을 시험하려고 포트가 beat 하나(w = 4값)를 한 사이클에 받는 변형도 만들었다. 탭 4r..4r+3은 네 뱅크의 같은 행에 하나씩 들어가므로 뱅크마다 사이클당 튜플 하나라는 구조는 그대로이고, 창 적재가 K+1에서 ⌈K/4⌉+1 사이클로 준다(창 길이가 4의 배수가 아니면 PC가 0으로 채운다). 창마다 적재(⌈K/w⌉+1), 계산(⌈COUT/P⌉ × 뱅크별 0 아닌 탭 수의 최댓값), 출력(COUT) 중 가장 긴 것으로 05.png의 모든 창을 세면(보드와 같은 sparse 모드), maxout은 2값에서 ReLU 망의 1.55배, 4값에서 2.48배가 되고, B는 2값에서 아직 A의 0.82배지만 4값에서 1.19배로 A보다 느려진다(표 III). 4값 변형을 보드 비트스트림과 같은 설정(K ≤ 1152, COUT ≤ 128, P = 16, T = 4)으로 RTL 시뮬레이션해 네 망의 모든 층(37개)에 실제 창 512개씩을 넣자, 출력은 모두 정수 모델과 같았고 사이클은 이 계수와 층마다 10–164 사이클 안에서 맞았다. 그 차이는 실행마다 한 번 붙는 파이프라인의 채움·비움(계산에 묶인 은닉층에서는 첫 창의 적재 ⌈K/4⌉+1에 18–19 사이클)으로, 창 수와 무관하다. 이 시뮬레이션은 DMA가 매 사이클 beat를 대 주는 입력을 가정했다. 같은 창을 1값으로 돌린 RTL도 같은 방식으로 맞았다(</w:t>
+        <w:t>), AXI-Stream 래퍼는 32비트 전송 단위(beat)에 실려 오는 값 4개를 그에 맞춰 1개/사이클로 풀어 넣는다. 래퍼만이 아니라 코어의 적재 경로도 바꿔야 포트가 넓어진다. 본 연구의 주된 결과는 CIFAR-10용으로 만든 코어를 바꾸지 않고 주어진 것으로 다룬다(이미 있는 가속기를 쓰는 사용자의 입장). 일반화하면 추가 사이클 없이 늘릴 수 있는 출력 채널은 대략 곱셈기 수를 입력 폭으로 나눈 값(P·T/w: 사이클당 1값이면 64, 2값이면 32, 4값이면 16)까지다. 이 규칙을 시험하려고 포트가 beat 하나(w = 4값)를 한 사이클에 받는 변형도 만들었다. 탭 4r..4r+3은 네 뱅크의 같은 행에 하나씩 들어가므로 뱅크마다 사이클당 튜플 하나라는 구조는 그대로이고, 창 적재가 K+1에서 ⌈K/4⌉+1 사이클로 준다(창 길이가 4의 배수가 아니면 PC가 0으로 채운다). 창마다 적재(⌈K/w⌉+1), 계산(⌈COUT/P⌉ × 뱅크별 0 아닌 탭 수의 최댓값), 출력(COUT) 중 가장 긴 것으로 05.png의 모든 창을 세면(보드와 같은 sparse 모드), maxout은 2값에서 ReLU 망의 1.55배, 4값에서 2.48배가 되고, B는 2값에서 아직 A의 0.82배지만 4값에서 1.19배로 A보다 느려진다(표 III). 4값 변형을 보드 비트스트림과 같은 설정(K ≤ 1152, COUT ≤ 128, P = 16, T = 4)으로 RTL 시뮬레이션해 네 망의 모든 층(37개)에 실제 창 512개씩을 넣자, 출력은 모두 정수 모델과 같았고 사이클은 이 계수와 층마다 10–164 사이클 안에서 맞았다. 그 차이는 실행마다 한 번 붙는 파이프라인의 채움·비움으로, 창 수와 무관하다(무엇인지는 아래 보드 실측에서). 이 시뮬레이션은 DMA가 매 사이클 beat를 대 주는 입력을 가정했다. 같은 창을 1값으로 돌린 RTL도 같은 방식으로 맞았다(</w:t>
       </w:r>
       <w:r>
         <w:rPr>
@@ -356,7 +356,7 @@
         <w:t>denoise/w4_prediction.json</w:t>
       </w:r>
       <w:r>
-        <w:t xml:space="preserve">)보다 0.0009–0.0044% 많았다. 층마다의 차이 9–164 사이클도 실행마다 한 번 붙는 채움·비움이다. 층의 창은 모두 같은 시간에 적재되고 다음 창의 적재가 현재 창의 계산과 겹치므로, 창마다 max(적재, 계산)을 더한 계수는 마지막 창의 적재와 계산 중 짧은 쪽을 한 번 빠뜨린다. 실제로 은닉층 29개 모두에서 차이는 min(창 적재 ⌈K/4⌉+1, 마지막 창의 계산) + 19 사이클이었고(마지막 층은 + COUT + 3, 1값 보드도 같은 규칙; </w:t>
+        <w:t>)보다 0.0009–0.0044% 많았다. 층마다의 차이 9–164 사이클도 같은 채움·비움이다. 층의 창은 모두 같은 시간에 적재되고 각 창의 계산이 다음 창의 적재와 겹치므로, 창마다 max(적재, 계산)을 더한 계수는 마지막 창의 적재와 계산 중 짧은 쪽을 한 번 빠뜨린다. 실행 뒤에 읽어 보니 은닉층 29개 모두에서 차이(IN_STALL을 뺀 값)는 min(창 적재 ⌈K/w⌉+1, 마지막 창의 계산) + 19 사이클이었고 마지막 층은 + COUT + 3이었으며, 1값·4값 보드 실행과 RTL 표본에서 모두 그랬다(</w:t>
       </w:r>
       <w:r>
         <w:rPr>
@@ -365,7 +365,7 @@
         <w:t>denoise/w4_gaps.py</w:t>
       </w:r>
       <w:r>
-        <w:t>), A와 B-32 ReLU처럼 영상 모서리의 마지막 창이 0이 많아 계산이 적재보다 짧으면 RTL 표본(적재 + 18–19)보다 작다. DMA가 입력을 늦춘 것은 네 망을 합쳐 12 사이클(B-32 ReLU의 conv5)뿐이었고, 이 12 사이클은 보정하지 않고 그 층의 사이클에 그대로 두었다. 즉 B ÷ A는 1값의 0.75에서 1.19로, maxout ÷ ReLU는 1.01에서 2.48로 바뀌었다(</w:t>
+        <w:t>). 보드의 차이가 RTL 표본(K=288에서 91–92, K=576에서 164)보다 작은 은닉층과 마지막 층은, A와 B-32 ReLU의 은닉층처럼 영상 모서리의 마지막 창이 0이 많아 계산이 적재보다 짧은 층이다. DMA가 입력을 늦춘 것은 네 망을 합쳐 12 사이클(B-32 ReLU의 conv5)뿐이었고, 이 12 사이클은 보정하지 않고 그 층의 사이클에 그대로 두었다(그 층의 차이 77 = 65 + 12). 즉 B ÷ A는 1값의 0.75에서 1.19로, maxout ÷ ReLU는 1.01에서 2.48로 바뀌었다(</w:t>
       </w:r>
       <w:r>
         <w:rPr>
@@ -4348,7 +4348,7 @@
         <w:t>289 사이클/창</w:t>
       </w:r>
       <w:r>
-        <w:t>이다. 1값 포트에서 출력을 2배로 늘린 비용이 0임을 보드가 보여 준다(4값 행에서는 아래처럼 2.48배). 첫 층(K=36)만 출력을 내보내는 시간 때문에 64 사이클(ReLU 망은 37)이 걸려, 망 전체로는 ReLU 망의 1.01배(44,254,293 대 43,811,412 사이클)다.</w:t>
+        <w:t>이다. 1값 포트에서 출력을 2배로 늘린 비용이 0임을 보드가 보여 준다(4값 행에서는 망 전체로 2.48배, 아래). 첫 층(K=36)만 출력을 내보내는 시간 때문에 64 사이클(ReLU 망은 37)이 걸려, 망 전체로는 ReLU 망의 1.01배(44,254,293 대 43,811,412 사이클)다.</w:t>
       </w:r>
     </w:p>
     <w:p>
@@ -4375,7 +4375,7 @@
         <w:ind w:firstLine="0" w:left="198"/>
       </w:pPr>
       <w:r>
-        <w:t>• 절대 처리량은 낮다. 50 MHz, 곱셈기 64개가 실제로 수행하는 곱셈은 최대 6.4 GOPS(1값에서 B 망은 dense 곱셈 기준 실효 5.7 GOPS)이며 256×256 한 장에 코어만 0.9–2.3 s다. 4값 변형은 0.27–0.90 s인데, sparse 모드가 0인 활성값의 곱셈을 건너뛰므로 dense 곱셈으로 환산한 실효는 이 최대를 넘는다(B 망 약 11 GOPS). 같은 망을 PC CPU(Xeon 4코어, float32 PyTorch)는 30–38 ms에 처리한다. 같은 칩의 ARM 프로세서와는 비교하지 않았다. 이 논문은 처리량이 아니라 주어진 코어에서 망을 고르는 근거를 다룬다. 전력을 재지 않았으므로 GOPS/W는 보고하지 않는다.</w:t>
+        <w:t>• 절대 처리량은 낮다. 50 MHz, 곱셈기 64개가 실제로 수행하는 연산은 최대 6.4 GOPS(곱셈-누산 하나를 2연산으로 셈; 1값에서 B 망은 dense 연산 기준 실효 5.7 GOPS)이며 256×256 한 장에 코어만 0.9–2.3 s다. 4값 변형은 0.27–0.90 s인데, sparse 모드가 0인 활성값의 곱셈을 건너뛰므로 dense 연산으로 환산한 실효는 이 최대를 넘는다(B 망 약 11 GOPS). 같은 망을 PC CPU(Xeon 4코어, float32 PyTorch)는 30–38 ms에 처리한다. 같은 칩의 ARM 프로세서와는 비교하지 않았다. 이 논문은 처리량이 아니라 주어진 코어에서 망을 고르는 근거를 다룬다. 전력을 재지 않았으므로 GOPS/W는 보고하지 않는다.</w:t>
       </w:r>
     </w:p>
     <w:p>

--- a/iweict2026/PAPER_KO.docx
+++ b/iweict2026/PAPER_KO.docx
@@ -383,7 +383,16 @@
         <w:t>w4_measured.json</w:t>
       </w:r>
       <w:r>
-        <w:t>). 칩 안에 라인 버퍼를 두는 일반적인 FPGA 가속기 구조 [21]에서는 창마다 새 입력 픽셀 하나의 C_in개 값만 들어오므로, 같은 계수로 maxout은 ReLU의 2.61배, B는 A의 1.23배가 된다(dense 상한으로는 A 827 대 B 1,206 사이클/px; 예측이며 그런 하드웨어는 만들지 않았다). 전달하려는 것은 규칙 자체가 아니라, 측정한 병목에 맞춰 망을 고르면 연산량 기준의 선택이 뒤집힌다는 방법이다.</w:t>
+        <w:t xml:space="preserve">). 칩 안에 라인 버퍼를 두는 일반적인 FPGA 가속기 구조 [21]에서는 창마다 새 입력 픽셀 하나의 C_in개 값만 들어오므로, 같은 계수로 maxout은 ReLU의 2.61배, B는 A의 1.23배가 된다(dense 상한으로는 A 827 대 B 1,206 사이클/px; 예측이며 그런 하드웨어는 만들지 않았다). 이 수치는 모두 기존 탭 순서(한 채널의 9개 탭이 한 뱅크에 모임)를 쓴다. 채널 p의 위치 s 탭을 뱅크 (p + s) mod 4에 두는 skew 순서는 호스트가 창과 가중치에 똑같이 적용할 수 있어 RTL을 바꾸지 않는데, 보드 영상에서 위 비율들(2값, 4값, 라인 버퍼)을 최대 7% 바꾸지만 1을 기준으로 뒤집지는 않는다(예비 계산이며 보드에서는 돌리지 않았다; </w:t>
+      </w:r>
+      <w:r>
+        <w:rPr>
+          <w:rFonts w:ascii="Courier New" w:hAnsi="Courier New"/>
+        </w:rPr>
+        <w:t>bankperm/skew_count.json</w:t>
+      </w:r>
+      <w:r>
+        <w:t>). 전달하려는 것은 규칙 자체가 아니라, 측정한 병목에 맞춰 망을 고르면 연산량 기준의 선택이 뒤집힌다는 방법이다.</w:t>
       </w:r>
     </w:p>
     <w:p>
@@ -506,7 +515,7 @@
         <w:pStyle w:val="a3"/>
       </w:pPr>
       <w:r>
-        <w:t>이것이 maxout [4] (Max-Feature-Map [10] 형태)이다. 복원망에서 maxout의 효과는 망 폭에 따라 다르다. Choi와 Kim [16]은 초해상도에서 maxout으로 필터 수를 절반으로 줄여도 화질을 유지했고, MTLU [17]는 4× space-to-depth 잡음 제거망(64채널, σ=50)에서 maxout이 ReLU보다 약 0.04 dB 낮다고 보고했다. 이 코어의 특징은 그 효과를 사이클 대가 없이 시험할 수 있다는 점이다. max 자체의 효과와 늘어난 용량의 효과를 가르려고, 같은 64 출력을 재양자화 뒤 평균((a+b+1)&gt;&gt;1)으로 합치는 대조군을 같은 조건으로 학습했다(V절). 평균 결합은 다음 층 가중치가 쌍마다 묶인 64채널 ReLU 층과 같아서, 파라미터와 사이클이 maxout과 같고 max만 없다. 일반 하드웨어에서 maxout은 층의 곱셈을 2배로 늘리지만, 여기서는 다음 층의 K가 그대로이므로 K ≥ COUT인 은닉층의 사이클이 그대로다(첫 층은 K=36 &lt; 64라 창당 64 사이클이 되어 픽셀당 1%가 는다). 재양자화가 채널별 단조 함수이므로 코드의 max는 실수 값의 max를 재양자화한 것과 같다. 정수 모델과 보드 드라이버가 같은 순서로 계산한다.</w:t>
+        <w:t>이것이 maxout [4] (Max-Feature-Map [10] 형태)이다. 복원망에서 maxout의 효과는 망 폭에 따라 다르다. Choi와 Kim [16]은 초해상도에서 maxout으로 필터 수를 절반으로 줄여도 비슷한 화질을 냈고, MTLU [17]는 4× space-to-depth 잡음 제거망(64채널, σ=50)에서 maxout이 ReLU보다 약 0.04 dB 낮다고 보고했다. 이 코어의 특징은 그 효과를 사이클 대가 없이 시험할 수 있다는 점이다. max 자체의 효과와 늘어난 용량의 효과를 가르려고, 같은 64 출력을 재양자화 뒤 평균((a+b+1)&gt;&gt;1)으로 합치는 대조군을 같은 조건으로 학습했다(V절). 평균 결합은 다음 층 가중치가 쌍마다 묶인 64채널 ReLU 층과 같아서, 파라미터와 사이클이 maxout과 같고 max만 없다. 일반 하드웨어에서 maxout은 층의 곱셈을 2배로 늘리지만, 여기서는 다음 층의 K가 그대로이므로 K ≥ COUT인 은닉층의 사이클이 그대로다(첫 층은 K=36 &lt; 64라 창당 64 사이클이 되어 픽셀당 1%가 는다). 재양자화가 채널별 단조 함수이므로 코드의 max는 실수 값의 max를 재양자화한 것과 같다. 정수 모델과 보드 드라이버가 같은 순서로 계산한다.</w:t>
       </w:r>
     </w:p>
     <w:p>
@@ -543,7 +552,7 @@
         <w:t>보드의 정수 연산을 float 안에서 그대로 재현한 모듈</w:t>
       </w:r>
       <w:r>
-        <w:t>(INT8 가중치 반올림, 7비트 활성값 반올림, 바이어스 단위, skip 입력의 스케일 비 접기, 재양자화 뒤의 maxout, 8비트 출력)을 straight-through 추정으로 15 epoch 미세조정한다(학습률 10⁻⁴). 활성값 스케일은 학습 변수다(LSQ [6]). 검증은 양자화를 켠 채로 하므로 남는 모델이 곧 보드 모델이다. 같은 스케일을 주면 이 모듈과 정수 모델의 PSNR은 0.001 dB 안에서 같다. 이 방식 자체는 FPGA용 양자화 도구들이 쓰는 비트 정확 에뮬레이션과 같은 관행이며, 본 코어에 맞춘 것은 7비트 부호 없는 활성값, 재양자화 뒤의 maxout, skip 스케일 접기다.</w:t>
+        <w:t>(INT8 가중치 반올림, 7비트 활성값 반올림, 바이어스 단위, skip 입력의 스케일 비 접기, 재양자화 뒤의 maxout, 8비트 출력)을 straight-through 추정으로 15 epoch 미세조정한다(학습률 10⁻⁴). 활성값 스케일은 학습 변수다(LSQ [6]). 검증은 양자화를 켠 채로 하므로 남는 모델이 곧 보드 모델이다. 같은 스케일을 주면 이 모듈과 정수 모델의 PSNR은 0.002 dB 안에서 같다. 기본 망 A는 QAT 없이 학습 뒤 양자화(PTQ)만 쓴다. 이 방식 자체는 FPGA용 양자화 도구들이 쓰는 비트 정확 에뮬레이션과 같은 관행이며, 본 코어에 맞춘 것은 7비트 부호 없는 활성값, 재양자화 뒤의 maxout, skip 스케일 접기다.</w:t>
       </w:r>
     </w:p>
     <w:p>

--- a/iweict2026/PAPER_KO.docx
+++ b/iweict2026/PAPER_KO.docx
@@ -383,7 +383,7 @@
         <w:t>w4_measured.json</w:t>
       </w:r>
       <w:r>
-        <w:t xml:space="preserve">). 칩 안에 라인 버퍼를 두는 일반적인 FPGA 가속기 구조 [21]에서는 창마다 새 입력 픽셀 하나의 C_in개 값만 들어오므로, 같은 계수로 maxout은 ReLU의 2.61배, B는 A의 1.23배가 된다(dense 상한으로는 A 827 대 B 1,206 사이클/px; 예측이며 그런 하드웨어는 만들지 않았다). 이 수치는 모두 기존 탭 순서(한 채널의 9개 탭이 한 뱅크에 모임)를 쓴다. 채널 p의 위치 s 탭을 뱅크 (p + s) mod 4에 두는 skew 순서는 호스트가 창과 가중치에 똑같이 적용할 수 있어 RTL을 바꾸지 않는데, 보드 영상에서 위 비율들(2값, 4값, 라인 버퍼)을 최대 7% 바꾸지만 1을 기준으로 뒤집지는 않는다(예비 계산이며 보드에서는 돌리지 않았다; </w:t>
+        <w:t xml:space="preserve">). 칩 안에 라인 버퍼를 두는 일반적인 FPGA 가속기 구조 [21]에서는 창마다 새 입력 픽셀 하나의 C_in개 값만 들어오므로, 같은 계수로 maxout은 ReLU의 2.61배, B는 A의 1.23배가 된다(dense 상한으로는 A 827 대 B 1,206 사이클/px; 예측이며 그런 하드웨어는 만들지 않았다). 이 수치와 보드 실행은 모두 기존 탭 순서(한 채널의 9개 탭이 한 뱅크에 모임)를 쓴다. 채널 p의 위치 s 탭을 뱅크 (p + s) mod 4에 두는 skew 순서는 호스트가 창과 가중치에 똑같이 적용할 수 있어 RTL을 바꾸지 않는데, 05.png에서 위 비율들(2값, 4값, 라인 버퍼)을 최대 7.2% 바꾸지만 어느 비교도 뒤집지 않는다(예비 계산이며 보드에서는 돌리지 않았다; </w:t>
       </w:r>
       <w:r>
         <w:rPr>
@@ -529,7 +529,7 @@
         <w:t>학습.</w:t>
       </w:r>
       <w:r>
-        <w:t xml:space="preserve"> Train400 중 20장을 검증용으로 떼고 380장으로 학습한다. 40×40(A) 또는 50×50(B 계열) 패치, 뒤집기·회전, MSE, Adam(초기 10⁻³, 배치 128). 검증 PSNR이 6 epoch 동안 오르지 않으면 학습률을 반으로, 15 epoch 동안 오르지 않으면 종료한다. 검증 최고 모델을 쓴다. 체크포인트, 학습률 조정, 양자화 범위는 어느 것도 테스트셋(Set12, BSD68)으로 고르지 않았다. 데이터, 증강, 손실, 학습률 규칙은 모든 망이 같고 epoch당 픽셀 수도 같지만(52.4M 대 51.2M), epoch당 갱신 횟수는 A 256, B 계열 160이다. 최고 검증 epoch까지의 갱신은 A 2.7만, B 2.2만이었다. B-32 세 망(ReLU, 평균 결합, maxout)과 45채널 ReLU 망은 조기 종료 없이 같은 120 epoch(갱신 19,200회)을 학습하고 검증 최고 모델을 썼다. 처음 조기 종료로 학습했을 때 B-32(ReLU)는 epoch 26에 검증 PSNR이 무너진 뒤 15 epoch 안에 회복하지 못해 epoch 40(갱신 6,400)에 멈췄고 쓴 체크포인트는 epoch 25(갱신 0.4만; maxout은 1.8만)였으며, 그래서 예산을 맞춰 다시 학습했다. 시드는 B-32 ReLU와 maxout이 1·2·3, 평균 결합이 1·2이고 나머지 망은 1이다. 시드 1은 CPU에서, 시드 2·3과 45채널 망은 다른 PC의 GPU(PyTorch 기본 설정)에서 학습했다. 가중치 초기값과 학습 패치·잡음은 시드만으로 정해져 장치가 달라도 같고, 다른 것은 부동소수점 연산이다(GPU 기본값에서는 합성곱이 TF32일 수 있어 정밀도도 다르다). 같은 시드의 첫 epoch 학습 손실은 CPU와 GPU에서 ReLU 0.07%, 평균 결합 0.13% 안에서 같았지만, maxout은 1.2% 달라 CPU에서 시드를 바꾼 차이(0.4%)보다 컸다. 연산 정밀도 차이로 학습 궤적이 갈라진 것과 맞는다.</w:t>
+        <w:t xml:space="preserve"> Train400 중 20장을 검증용으로 떼고 380장으로 학습한다. 40×40(A) 또는 50×50(B 계열) 패치, 뒤집기·회전, MSE, Adam(초기 10⁻³, 배치 128). 검증 PSNR이 6 epoch 동안 오르지 않으면 학습률을 반으로, 15 epoch 동안 오르지 않거나 학습률이 2×10⁻⁵ 아래로 내려가면 종료한다(A와 B는 후자로 epoch 118, 137에 멈췄다). 검증 최고 모델을 쓴다. 체크포인트, 학습률 조정, 양자화 범위는 어느 것도 테스트셋(Set12, BSD68)으로 고르지 않았다. 데이터, 증강, 손실, 학습률 규칙은 모든 망이 같고 epoch당 픽셀 수도 같지만(52.4M 대 51.2M), epoch당 갱신 횟수는 A 256, B 계열 160이다. 최고 검증 epoch까지의 갱신은 A 2.7만, B 2.2만이었다. B-32 세 망(ReLU, 평균 결합, maxout)과 45채널 ReLU 망은 조기 종료 없이 같은 120 epoch(갱신 19,200회)을 학습하고 검증 최고 모델을 썼다. 처음 조기 종료로 학습했을 때 B-32(ReLU)는 epoch 26에 검증 PSNR이 무너진 뒤 15 epoch 안에 회복하지 못해 epoch 40(갱신 6,400)에 멈췄고 쓴 체크포인트는 epoch 25(갱신 0.4만; maxout은 1.8만)였으며, 그래서 예산을 맞춰 다시 학습했다. 시드는 B-32 ReLU와 maxout이 1·2·3, 평균 결합이 1·2이고 나머지 망은 1이다. 시드 1은 CPU에서, 시드 2·3과 45채널 망은 다른 PC의 GPU(PyTorch 기본 설정)에서 학습했다. 가중치 초기값과 학습 패치·잡음은 시드만으로 정해져 장치가 달라도 같고, 다른 것은 부동소수점 연산이다(GPU 기본값에서는 합성곱이 TF32일 수 있어 정밀도도 다르다). 같은 시드의 첫 epoch 학습 손실은 CPU와 GPU에서 ReLU 0.07%, 평균 결합 0.13% 안에서 같았지만, maxout은 1.2% 달라 CPU에서 시드를 바꾼 차이(0.4%)보다 컸다. 연산 정밀도 차이로 학습 궤적이 갈라진 것과 맞는다.</w:t>
       </w:r>
     </w:p>
     <w:p>
